--- a/resources/examples/demo_rmd_word_doc.docx
+++ b/resources/examples/demo_rmd_word_doc.docx
@@ -4,36 +4,18 @@
   <w:body>
     <w:p>
       <w:pPr>
-        <w:pStyle w:val="Titel"/>
-      </w:pPr>
-      <w:r>
-        <w:t xml:space="preserve">Document</w:t>
-      </w:r>
-      <w:r>
-        <w:t xml:space="preserve"> </w:t>
-      </w:r>
-      <w:r>
-        <w:t xml:space="preserve">title</w:t>
+        <w:pStyle w:val="Title"/>
+      </w:pPr>
+      <w:r>
+        <w:t xml:space="preserve">Document title</w:t>
       </w:r>
     </w:p>
     <w:p>
       <w:pPr>
-        <w:pStyle w:val="Untertitel"/>
-      </w:pPr>
-      <w:r>
-        <w:t xml:space="preserve">Subtitle</w:t>
-      </w:r>
-      <w:r>
-        <w:t xml:space="preserve"> </w:t>
-      </w:r>
-      <w:r>
-        <w:t xml:space="preserve">of</w:t>
-      </w:r>
-      <w:r>
-        <w:t xml:space="preserve"> </w:t>
-      </w:r>
-      <w:r>
-        <w:t xml:space="preserve">document</w:t>
+        <w:pStyle w:val="Subtitle"/>
+      </w:pPr>
+      <w:r>
+        <w:t xml:space="preserve">Subtitle of document</w:t>
       </w:r>
     </w:p>
     <w:p>
@@ -41,36 +23,30 @@
         <w:pStyle w:val="Author"/>
       </w:pPr>
       <w:r>
-        <w:t xml:space="preserve">Author</w:t>
-      </w:r>
-      <w:r>
-        <w:t xml:space="preserve"> </w:t>
-      </w:r>
-      <w:r>
-        <w:t xml:space="preserve">name(s)</w:t>
+        <w:t xml:space="preserve">Author name(s)</w:t>
       </w:r>
     </w:p>
     <w:p>
       <w:pPr>
-        <w:pStyle w:val="Datum"/>
-      </w:pPr>
-      <w:r>
-        <w:t xml:space="preserve">2022-08-31</w:t>
+        <w:pStyle w:val="Date"/>
+      </w:pPr>
+      <w:r>
+        <w:t xml:space="preserve">2026-03-11</w:t>
       </w:r>
     </w:p>
-    <w:bookmarkStart w:id="28" w:name="introduction"/>
+    <w:bookmarkStart w:id="26" w:name="introduction"/>
     <w:p>
       <w:pPr>
-        <w:pStyle w:val="berschrift1"/>
+        <w:pStyle w:val="Heading1"/>
       </w:pPr>
       <w:r>
         <w:t xml:space="preserve">Introduction</w:t>
       </w:r>
     </w:p>
-    <w:bookmarkStart w:id="22" w:name="yaml-header"/>
+    <w:bookmarkStart w:id="20" w:name="yaml-header"/>
     <w:p>
       <w:pPr>
-        <w:pStyle w:val="berschrift2"/>
+        <w:pStyle w:val="Heading2"/>
       </w:pPr>
       <w:r>
         <w:t xml:space="preserve">YAML header</w:t>
@@ -86,16 +62,16 @@
     </w:p>
     <w:p>
       <w:pPr>
+        <w:pStyle w:val="Compact"/>
         <w:numPr>
           <w:ilvl w:val="0"/>
           <w:numId w:val="1001"/>
         </w:numPr>
-        <w:pStyle w:val="Compact"/>
       </w:pPr>
       <w:r>
         <w:rPr>
+          <w:i/>
           <w:iCs/>
-          <w:i/>
         </w:rPr>
         <w:t xml:space="preserve">title</w:t>
       </w:r>
@@ -105,16 +81,16 @@
     </w:p>
     <w:p>
       <w:pPr>
+        <w:pStyle w:val="Compact"/>
         <w:numPr>
           <w:ilvl w:val="0"/>
           <w:numId w:val="1001"/>
         </w:numPr>
-        <w:pStyle w:val="Compact"/>
       </w:pPr>
       <w:r>
         <w:rPr>
+          <w:i/>
           <w:iCs/>
-          <w:i/>
         </w:rPr>
         <w:t xml:space="preserve">subtitle</w:t>
       </w:r>
@@ -124,16 +100,16 @@
     </w:p>
     <w:p>
       <w:pPr>
+        <w:pStyle w:val="Compact"/>
         <w:numPr>
           <w:ilvl w:val="0"/>
           <w:numId w:val="1001"/>
         </w:numPr>
-        <w:pStyle w:val="Compact"/>
       </w:pPr>
       <w:r>
         <w:rPr>
+          <w:i/>
           <w:iCs/>
-          <w:i/>
         </w:rPr>
         <w:t xml:space="preserve">author</w:t>
       </w:r>
@@ -143,16 +119,16 @@
     </w:p>
     <w:p>
       <w:pPr>
+        <w:pStyle w:val="Compact"/>
         <w:numPr>
           <w:ilvl w:val="0"/>
           <w:numId w:val="1001"/>
         </w:numPr>
-        <w:pStyle w:val="Compact"/>
       </w:pPr>
       <w:r>
         <w:rPr>
+          <w:i/>
           <w:iCs/>
-          <w:i/>
         </w:rPr>
         <w:t xml:space="preserve">date</w:t>
       </w:r>
@@ -162,16 +138,16 @@
     </w:p>
     <w:p>
       <w:pPr>
+        <w:pStyle w:val="Compact"/>
         <w:numPr>
           <w:ilvl w:val="0"/>
           <w:numId w:val="1001"/>
         </w:numPr>
-        <w:pStyle w:val="Compact"/>
       </w:pPr>
       <w:r>
         <w:rPr>
+          <w:i/>
           <w:iCs/>
-          <w:i/>
         </w:rPr>
         <w:t xml:space="preserve">abstract</w:t>
       </w:r>
@@ -181,16 +157,16 @@
     </w:p>
     <w:p>
       <w:pPr>
+        <w:pStyle w:val="Compact"/>
         <w:numPr>
           <w:ilvl w:val="0"/>
           <w:numId w:val="1001"/>
         </w:numPr>
-        <w:pStyle w:val="Compact"/>
       </w:pPr>
       <w:r>
         <w:rPr>
+          <w:i/>
           <w:iCs/>
-          <w:i/>
         </w:rPr>
         <w:t xml:space="preserve">bibliography</w:t>
       </w:r>
@@ -202,8 +178,8 @@
       </w:r>
       <w:r>
         <w:rPr>
+          <w:i/>
           <w:iCs/>
-          <w:i/>
         </w:rPr>
         <w:t xml:space="preserve">.bib</w:t>
       </w:r>
@@ -216,16 +192,16 @@
     </w:p>
     <w:p>
       <w:pPr>
+        <w:pStyle w:val="Compact"/>
         <w:numPr>
           <w:ilvl w:val="0"/>
           <w:numId w:val="1001"/>
         </w:numPr>
-        <w:pStyle w:val="Compact"/>
       </w:pPr>
       <w:r>
         <w:rPr>
+          <w:i/>
           <w:iCs/>
-          <w:i/>
         </w:rPr>
         <w:t xml:space="preserve">csl</w:t>
       </w:r>
@@ -236,13 +212,7 @@
         <w:t xml:space="preserve"> </w:t>
       </w:r>
       <w:r>
-        <w:t xml:space="preserve">‘</w:t>
-      </w:r>
-      <w:r>
-        <w:t xml:space="preserve">sage-harvard.csl</w:t>
-      </w:r>
-      <w:r>
-        <w:t xml:space="preserve">’</w:t>
+        <w:t xml:space="preserve">‘sage-harvard.csl’</w:t>
       </w:r>
       <w:r>
         <w:t xml:space="preserve"> </w:t>
@@ -253,7 +223,7 @@
       <w:r>
         <w:t xml:space="preserve"> </w:t>
       </w:r>
-      <w:hyperlink r:id="rId20">
+      <w:hyperlink r:id="rId19">
         <w:r>
           <w:rPr>
             <w:rStyle w:val="Hyperlink"/>
@@ -270,16 +240,16 @@
     </w:p>
     <w:p>
       <w:pPr>
+        <w:pStyle w:val="Compact"/>
         <w:numPr>
           <w:ilvl w:val="0"/>
           <w:numId w:val="1001"/>
         </w:numPr>
-        <w:pStyle w:val="Compact"/>
       </w:pPr>
       <w:r>
         <w:rPr>
+          <w:i/>
           <w:iCs/>
-          <w:i/>
         </w:rPr>
         <w:t xml:space="preserve">output</w:t>
       </w:r>
@@ -291,24 +261,24 @@
       </w:r>
       <w:r>
         <w:rPr>
+          <w:i/>
           <w:iCs/>
+        </w:rPr>
+        <w:t xml:space="preserve">GHformats::word_doc</w:t>
+      </w:r>
+      <w:r>
+        <w:t xml:space="preserve"> </w:t>
+      </w:r>
+      <w:r>
+        <w:t xml:space="preserve">is based on</w:t>
+      </w:r>
+      <w:r>
+        <w:t xml:space="preserve"> </w:t>
+      </w:r>
+      <w:r>
+        <w:rPr>
           <w:i/>
-        </w:rPr>
-        <w:t xml:space="preserve">UHHformats::word_doc</w:t>
-      </w:r>
-      <w:r>
-        <w:t xml:space="preserve"> </w:t>
-      </w:r>
-      <w:r>
-        <w:t xml:space="preserve">is based on</w:t>
-      </w:r>
-      <w:r>
-        <w:t xml:space="preserve"> </w:t>
-      </w:r>
-      <w:r>
-        <w:rPr>
           <w:iCs/>
-          <w:i/>
         </w:rPr>
         <w:t xml:space="preserve">bookdown::word_document2</w:t>
       </w:r>
@@ -318,256 +288,200 @@
     </w:p>
     <w:p>
       <w:pPr>
+        <w:pStyle w:val="Compact"/>
         <w:numPr>
           <w:ilvl w:val="1"/>
           <w:numId w:val="1002"/>
         </w:numPr>
-        <w:pStyle w:val="Compact"/>
       </w:pPr>
       <w:r>
         <w:rPr>
+          <w:i/>
           <w:iCs/>
-          <w:i/>
         </w:rPr>
         <w:t xml:space="preserve">toc: FALSE</w:t>
       </w:r>
     </w:p>
     <w:p>
       <w:pPr>
+        <w:pStyle w:val="Compact"/>
         <w:numPr>
           <w:ilvl w:val="1"/>
           <w:numId w:val="1002"/>
         </w:numPr>
-        <w:pStyle w:val="Compact"/>
       </w:pPr>
       <w:r>
         <w:rPr>
+          <w:i/>
           <w:iCs/>
-          <w:i/>
         </w:rPr>
         <w:t xml:space="preserve">toc_depth: 4</w:t>
       </w:r>
     </w:p>
     <w:p>
       <w:pPr>
+        <w:pStyle w:val="Compact"/>
         <w:numPr>
           <w:ilvl w:val="1"/>
           <w:numId w:val="1002"/>
         </w:numPr>
-        <w:pStyle w:val="Compact"/>
       </w:pPr>
       <w:r>
         <w:rPr>
+          <w:i/>
           <w:iCs/>
-          <w:i/>
         </w:rPr>
         <w:t xml:space="preserve">number_sections: FALSE</w:t>
       </w:r>
     </w:p>
     <w:p>
       <w:pPr>
+        <w:pStyle w:val="Compact"/>
         <w:numPr>
           <w:ilvl w:val="1"/>
           <w:numId w:val="1002"/>
         </w:numPr>
-        <w:pStyle w:val="Compact"/>
       </w:pPr>
       <w:r>
         <w:rPr>
+          <w:i/>
           <w:iCs/>
-          <w:i/>
         </w:rPr>
         <w:t xml:space="preserve">highlight:</w:t>
       </w:r>
       <w:r>
         <w:rPr>
+          <w:i/>
           <w:iCs/>
+        </w:rPr>
+        <w:t xml:space="preserve"> </w:t>
+      </w:r>
+      <w:r>
+        <w:rPr>
           <w:i/>
+          <w:iCs/>
         </w:rPr>
-        <w:t xml:space="preserve"> </w:t>
-      </w:r>
-      <w:r>
-        <w:rPr>
-          <w:iCs/>
-          <w:i/>
-        </w:rPr>
-        <w:t xml:space="preserve">“</w:t>
-      </w:r>
-      <w:r>
-        <w:rPr>
-          <w:iCs/>
-          <w:i/>
-        </w:rPr>
-        <w:t xml:space="preserve">default</w:t>
-      </w:r>
-      <w:r>
-        <w:rPr>
-          <w:iCs/>
-          <w:i/>
-        </w:rPr>
-        <w:t xml:space="preserve">”</w:t>
+        <w:t xml:space="preserve">“default”</w:t>
       </w:r>
     </w:p>
     <w:p>
       <w:pPr>
+        <w:pStyle w:val="Compact"/>
         <w:numPr>
           <w:ilvl w:val="1"/>
           <w:numId w:val="1002"/>
         </w:numPr>
-        <w:pStyle w:val="Compact"/>
       </w:pPr>
       <w:r>
         <w:rPr>
+          <w:i/>
           <w:iCs/>
-          <w:i/>
         </w:rPr>
         <w:t xml:space="preserve">reference_docx:</w:t>
       </w:r>
       <w:r>
         <w:rPr>
+          <w:i/>
           <w:iCs/>
+        </w:rPr>
+        <w:t xml:space="preserve"> </w:t>
+      </w:r>
+      <w:r>
+        <w:rPr>
           <w:i/>
+          <w:iCs/>
         </w:rPr>
-        <w:t xml:space="preserve"> </w:t>
-      </w:r>
-      <w:r>
-        <w:rPr>
-          <w:iCs/>
-          <w:i/>
-        </w:rPr>
-        <w:t xml:space="preserve">“</w:t>
-      </w:r>
-      <w:r>
-        <w:rPr>
-          <w:iCs/>
-          <w:i/>
-        </w:rPr>
-        <w:t xml:space="preserve">uhh-template</w:t>
-      </w:r>
-      <w:r>
-        <w:rPr>
-          <w:iCs/>
-          <w:i/>
-        </w:rPr>
-        <w:t xml:space="preserve">”</w:t>
+        <w:t xml:space="preserve">“gh-template”</w:t>
       </w:r>
     </w:p>
     <w:p>
       <w:pPr>
+        <w:pStyle w:val="Compact"/>
         <w:numPr>
           <w:ilvl w:val="1"/>
           <w:numId w:val="1002"/>
         </w:numPr>
-        <w:pStyle w:val="Compact"/>
       </w:pPr>
       <w:r>
         <w:rPr>
+          <w:i/>
           <w:iCs/>
-          <w:i/>
         </w:rPr>
         <w:t xml:space="preserve">font =</w:t>
       </w:r>
       <w:r>
         <w:rPr>
+          <w:i/>
           <w:iCs/>
+        </w:rPr>
+        <w:t xml:space="preserve"> </w:t>
+      </w:r>
+      <w:r>
+        <w:rPr>
           <w:i/>
+          <w:iCs/>
         </w:rPr>
-        <w:t xml:space="preserve"> </w:t>
-      </w:r>
-      <w:r>
-        <w:rPr>
-          <w:iCs/>
-          <w:i/>
-        </w:rPr>
-        <w:t xml:space="preserve">“</w:t>
-      </w:r>
-      <w:r>
-        <w:rPr>
-          <w:iCs/>
-          <w:i/>
-        </w:rPr>
-        <w:t xml:space="preserve">Helvetica</w:t>
-      </w:r>
-      <w:r>
-        <w:rPr>
-          <w:iCs/>
-          <w:i/>
-        </w:rPr>
-        <w:t xml:space="preserve">”</w:t>
+        <w:t xml:space="preserve">“Helvetica”</w:t>
       </w:r>
     </w:p>
     <w:p>
       <w:pPr>
+        <w:pStyle w:val="Compact"/>
         <w:numPr>
           <w:ilvl w:val="1"/>
           <w:numId w:val="1002"/>
         </w:numPr>
-        <w:pStyle w:val="Compact"/>
       </w:pPr>
       <w:r>
         <w:rPr>
+          <w:i/>
           <w:iCs/>
-          <w:i/>
         </w:rPr>
         <w:t xml:space="preserve">language:</w:t>
       </w:r>
       <w:r>
         <w:rPr>
+          <w:i/>
           <w:iCs/>
+        </w:rPr>
+        <w:t xml:space="preserve"> </w:t>
+      </w:r>
+      <w:r>
+        <w:rPr>
           <w:i/>
+          <w:iCs/>
         </w:rPr>
-        <w:t xml:space="preserve"> </w:t>
-      </w:r>
-      <w:r>
-        <w:rPr>
-          <w:iCs/>
-          <w:i/>
-        </w:rPr>
-        <w:t xml:space="preserve">“</w:t>
-      </w:r>
-      <w:r>
-        <w:rPr>
-          <w:iCs/>
-          <w:i/>
-        </w:rPr>
-        <w:t xml:space="preserve">en</w:t>
-      </w:r>
-      <w:r>
-        <w:rPr>
-          <w:iCs/>
-          <w:i/>
-        </w:rPr>
-        <w:t xml:space="preserve">”</w:t>
+        <w:t xml:space="preserve">“en”</w:t>
       </w:r>
     </w:p>
     <w:p>
       <w:pPr>
+        <w:pStyle w:val="Compact"/>
         <w:numPr>
           <w:ilvl w:val="1"/>
           <w:numId w:val="1002"/>
         </w:numPr>
-        <w:pStyle w:val="Compact"/>
       </w:pPr>
       <w:r>
         <w:rPr>
+          <w:i/>
           <w:iCs/>
-          <w:i/>
         </w:rPr>
         <w:t xml:space="preserve">dpi: 144</w:t>
       </w:r>
     </w:p>
     <w:p>
       <w:pPr>
+        <w:pStyle w:val="Compact"/>
         <w:numPr>
           <w:ilvl w:val="0"/>
           <w:numId w:val="1001"/>
         </w:numPr>
-        <w:pStyle w:val="Compact"/>
       </w:pPr>
       <w:r>
         <w:rPr>
+          <w:i/>
           <w:iCs/>
-          <w:i/>
         </w:rPr>
         <w:t xml:space="preserve">toc-title</w:t>
       </w:r>
@@ -579,8 +493,8 @@
       </w:r>
       <w:r>
         <w:rPr>
+          <w:i/>
           <w:iCs/>
-          <w:i/>
         </w:rPr>
         <w:t xml:space="preserve">toc: TRUE</w:t>
       </w:r>
@@ -589,38 +503,24 @@
       </w:r>
       <w:r>
         <w:rPr>
+          <w:i/>
           <w:iCs/>
-          <w:i/>
         </w:rPr>
         <w:t xml:space="preserve">language:</w:t>
       </w:r>
       <w:r>
         <w:rPr>
+          <w:i/>
           <w:iCs/>
+        </w:rPr>
+        <w:t xml:space="preserve"> </w:t>
+      </w:r>
+      <w:r>
+        <w:rPr>
           <w:i/>
+          <w:iCs/>
         </w:rPr>
-        <w:t xml:space="preserve"> </w:t>
-      </w:r>
-      <w:r>
-        <w:rPr>
-          <w:iCs/>
-          <w:i/>
-        </w:rPr>
-        <w:t xml:space="preserve">“</w:t>
-      </w:r>
-      <w:r>
-        <w:rPr>
-          <w:iCs/>
-          <w:i/>
-        </w:rPr>
-        <w:t xml:space="preserve">de</w:t>
-      </w:r>
-      <w:r>
-        <w:rPr>
-          <w:iCs/>
-          <w:i/>
-        </w:rPr>
-        <w:t xml:space="preserve">”</w:t>
+        <w:t xml:space="preserve">“de”</w:t>
       </w:r>
       <w:r>
         <w:t xml:space="preserve">) you should specify here a German title.</w:t>
@@ -638,10 +538,10 @@
       </w:r>
       <w:r>
         <w:rPr>
+          <w:i/>
           <w:iCs/>
-          <w:i/>
         </w:rPr>
-        <w:t xml:space="preserve">UHHformats::word_doc</w:t>
+        <w:t xml:space="preserve">GHformats::word_doc</w:t>
       </w:r>
       <w:r>
         <w:t xml:space="preserve"> </w:t>
@@ -653,148 +553,19 @@
         <w:t xml:space="preserve"> </w:t>
       </w:r>
       <w:r>
-        <w:t xml:space="preserve">‘</w:t>
-      </w:r>
-      <w:r>
-        <w:t xml:space="preserve">uhh-template.docx</w:t>
-      </w:r>
-      <w:r>
-        <w:t xml:space="preserve">’</w:t>
-      </w:r>
-      <w:r>
-        <w:t xml:space="preserve"> </w:t>
-      </w:r>
-      <w:r>
-        <w:t xml:space="preserve">template file, which is based on the</w:t>
-      </w:r>
-      <w:r>
-        <w:t xml:space="preserve"> </w:t>
-      </w:r>
-      <w:hyperlink r:id="rId21">
-        <w:r>
-          <w:rPr>
-            <w:rStyle w:val="Hyperlink"/>
-          </w:rPr>
-          <w:t xml:space="preserve">standard template file</w:t>
-        </w:r>
-      </w:hyperlink>
-      <w:r>
-        <w:t xml:space="preserve"> </w:t>
-      </w:r>
-      <w:r>
-        <w:t xml:space="preserve">of the University of Hamburg (UHH) except for the font type, which is by default</w:t>
-      </w:r>
-      <w:r>
-        <w:t xml:space="preserve"> </w:t>
-      </w:r>
-      <w:r>
-        <w:t xml:space="preserve">‘</w:t>
-      </w:r>
-      <w:r>
-        <w:t xml:space="preserve">Helvetica</w:t>
-      </w:r>
-      <w:r>
-        <w:t xml:space="preserve">’</w:t>
-      </w:r>
-      <w:r>
-        <w:t xml:space="preserve">. If you are associated with the UHH you can also use the University’s own font</w:t>
-      </w:r>
-      <w:r>
-        <w:t xml:space="preserve"> </w:t>
-      </w:r>
-      <w:r>
-        <w:t xml:space="preserve">“</w:t>
-      </w:r>
-      <w:r>
-        <w:t xml:space="preserve">TheSansUHH</w:t>
-      </w:r>
-      <w:r>
-        <w:t xml:space="preserve">”</w:t>
-      </w:r>
-      <w:r>
-        <w:t xml:space="preserve">. In that case replace</w:t>
-      </w:r>
-      <w:r>
-        <w:t xml:space="preserve"> </w:t>
-      </w:r>
-      <w:r>
-        <w:rPr>
-          <w:iCs/>
-          <w:i/>
-        </w:rPr>
-        <w:t xml:space="preserve">font =</w:t>
-      </w:r>
-      <w:r>
-        <w:rPr>
-          <w:iCs/>
-          <w:i/>
-        </w:rPr>
-        <w:t xml:space="preserve"> </w:t>
-      </w:r>
-      <w:r>
-        <w:rPr>
-          <w:iCs/>
-          <w:i/>
-        </w:rPr>
-        <w:t xml:space="preserve">“</w:t>
-      </w:r>
-      <w:r>
-        <w:rPr>
-          <w:iCs/>
-          <w:i/>
-        </w:rPr>
-        <w:t xml:space="preserve">Helvetica</w:t>
-      </w:r>
-      <w:r>
-        <w:rPr>
-          <w:iCs/>
-          <w:i/>
-        </w:rPr>
-        <w:t xml:space="preserve">”</w:t>
-      </w:r>
-      <w:r>
-        <w:t xml:space="preserve"> </w:t>
-      </w:r>
-      <w:r>
-        <w:t xml:space="preserve">with</w:t>
-      </w:r>
-      <w:r>
-        <w:t xml:space="preserve"> </w:t>
-      </w:r>
-      <w:r>
-        <w:rPr>
-          <w:iCs/>
-          <w:i/>
-        </w:rPr>
-        <w:t xml:space="preserve">font =</w:t>
-      </w:r>
-      <w:r>
-        <w:rPr>
-          <w:iCs/>
-          <w:i/>
-        </w:rPr>
-        <w:t xml:space="preserve"> </w:t>
-      </w:r>
-      <w:r>
-        <w:rPr>
-          <w:iCs/>
-          <w:i/>
-        </w:rPr>
-        <w:t xml:space="preserve">“</w:t>
-      </w:r>
-      <w:r>
-        <w:rPr>
-          <w:iCs/>
-          <w:i/>
-        </w:rPr>
-        <w:t xml:space="preserve">TheSansUHH</w:t>
-      </w:r>
-      <w:r>
-        <w:rPr>
-          <w:iCs/>
-          <w:i/>
-        </w:rPr>
-        <w:t xml:space="preserve">”</w:t>
+        <w:t xml:space="preserve">‘gh-template.docx’</w:t>
+      </w:r>
+      <w:r>
+        <w:t xml:space="preserve"> </w:t>
+      </w:r>
+      <w:r>
+        <w:t xml:space="preserve">template file with Guardant Health branding, with the font type by default set to</w:t>
+      </w:r>
+      <w:r>
+        <w:t xml:space="preserve"> </w:t>
+      </w:r>
+      <w:r>
+        <w:t xml:space="preserve">‘HelveticaNeue’</w:t>
       </w:r>
       <w:r>
         <w:t xml:space="preserve">.</w:t>
@@ -802,7 +573,7 @@
     </w:p>
     <w:p>
       <w:pPr>
-        <w:pStyle w:val="Textkrper"/>
+        <w:pStyle w:val="BodyText"/>
       </w:pPr>
       <w:r>
         <w:t xml:space="preserve">However, if you feel like using your own template or the standard Word template (i.e. the Normal.dot file), simply provide the path to your file or write</w:t>
@@ -811,13 +582,7 @@
         <w:t xml:space="preserve"> </w:t>
       </w:r>
       <w:r>
-        <w:t xml:space="preserve">“</w:t>
-      </w:r>
-      <w:r>
-        <w:t xml:space="preserve">default</w:t>
-      </w:r>
-      <w:r>
-        <w:t xml:space="preserve">”</w:t>
+        <w:t xml:space="preserve">“default”</w:t>
       </w:r>
       <w:r>
         <w:t xml:space="preserve"> </w:t>
@@ -827,49 +592,35 @@
       </w:r>
       <w:r>
         <w:rPr>
+          <w:i/>
           <w:iCs/>
-          <w:i/>
         </w:rPr>
         <w:t xml:space="preserve">reference_docx:</w:t>
       </w:r>
       <w:r>
         <w:rPr>
+          <w:i/>
           <w:iCs/>
+        </w:rPr>
+        <w:t xml:space="preserve"> </w:t>
+      </w:r>
+      <w:r>
+        <w:rPr>
           <w:i/>
+          <w:iCs/>
         </w:rPr>
+        <w:t xml:space="preserve">“default”</w:t>
+      </w:r>
+      <w:r>
+        <w:t xml:space="preserve">). For further options see also the documentation of the</w:t>
+      </w:r>
+      <w:r>
         <w:t xml:space="preserve"> </w:t>
       </w:r>
       <w:r>
         <w:rPr>
+          <w:i/>
           <w:iCs/>
-          <w:i/>
-        </w:rPr>
-        <w:t xml:space="preserve">“</w:t>
-      </w:r>
-      <w:r>
-        <w:rPr>
-          <w:iCs/>
-          <w:i/>
-        </w:rPr>
-        <w:t xml:space="preserve">default</w:t>
-      </w:r>
-      <w:r>
-        <w:rPr>
-          <w:iCs/>
-          <w:i/>
-        </w:rPr>
-        <w:t xml:space="preserve">”</w:t>
-      </w:r>
-      <w:r>
-        <w:t xml:space="preserve">). For further options see also the documentation of the</w:t>
-      </w:r>
-      <w:r>
-        <w:t xml:space="preserve"> </w:t>
-      </w:r>
-      <w:r>
-        <w:rPr>
-          <w:iCs/>
-          <w:i/>
         </w:rPr>
         <w:t xml:space="preserve">bookdown::word_document2</w:t>
       </w:r>
@@ -882,19 +633,13 @@
     </w:p>
     <w:p>
       <w:pPr>
-        <w:pStyle w:val="Textkrper"/>
+        <w:pStyle w:val="BodyText"/>
       </w:pPr>
       <w:r>
         <w:t xml:space="preserve">If you set the language to German, a configuration file named ’_bookdown.yml’ is copied into the working directory, which defines the labels of the figure legend and table captions. If you want to use other labels (e.g. </w:t>
       </w:r>
       <w:r>
-        <w:t xml:space="preserve">‘</w:t>
-      </w:r>
-      <w:r>
-        <w:t xml:space="preserve">Abb.</w:t>
-      </w:r>
-      <w:r>
-        <w:t xml:space="preserve">’</w:t>
+        <w:t xml:space="preserve">‘Abb.’</w:t>
       </w:r>
       <w:r>
         <w:t xml:space="preserve"> </w:t>
@@ -906,23 +651,17 @@
         <w:t xml:space="preserve"> </w:t>
       </w:r>
       <w:r>
-        <w:t xml:space="preserve">‘</w:t>
-      </w:r>
-      <w:r>
-        <w:t xml:space="preserve">Abbildung</w:t>
-      </w:r>
-      <w:r>
-        <w:t xml:space="preserve">’</w:t>
+        <w:t xml:space="preserve">‘Abbildung’</w:t>
       </w:r>
       <w:r>
         <w:t xml:space="preserve">) feel free to modify the file.</w:t>
       </w:r>
     </w:p>
-    <w:bookmarkEnd w:id="22"/>
-    <w:bookmarkStart w:id="27" w:name="the-bookdown-package"/>
+    <w:bookmarkEnd w:id="20"/>
+    <w:bookmarkStart w:id="25" w:name="the-bookdown-package"/>
     <w:p>
       <w:pPr>
-        <w:pStyle w:val="berschrift2"/>
+        <w:pStyle w:val="Heading2"/>
       </w:pPr>
       <w:r>
         <w:t xml:space="preserve">The bookdown package</w:t>
@@ -938,7 +677,7 @@
       <w:r>
         <w:t xml:space="preserve"> </w:t>
       </w:r>
-      <w:hyperlink r:id="rId23">
+      <w:hyperlink r:id="rId21">
         <w:r>
           <w:rPr>
             <w:rStyle w:val="Hyperlink"/>
@@ -955,7 +694,7 @@
       <w:r>
         <w:t xml:space="preserve"> </w:t>
       </w:r>
-      <w:hyperlink r:id="rId24">
+      <w:hyperlink r:id="rId22">
         <w:r>
           <w:rPr>
             <w:rStyle w:val="Hyperlink"/>
@@ -971,8 +710,8 @@
       </w:r>
       <w:r>
         <w:rPr>
+          <w:i/>
           <w:iCs/>
-          <w:i/>
         </w:rPr>
         <w:t xml:space="preserve">bookdown</w:t>
       </w:r>
@@ -987,8 +726,8 @@
       </w:r>
       <w:r>
         <w:rPr>
+          <w:i/>
           <w:iCs/>
-          <w:i/>
         </w:rPr>
         <w:t xml:space="preserve">rmarkdown</w:t>
       </w:r>
@@ -1001,13 +740,13 @@
     </w:p>
     <w:p>
       <w:pPr>
+        <w:pStyle w:val="Compact"/>
         <w:numPr>
           <w:ilvl w:val="0"/>
           <w:numId w:val="1003"/>
         </w:numPr>
-        <w:pStyle w:val="Compact"/>
-      </w:pPr>
-      <w:hyperlink r:id="rId25">
+      </w:pPr>
+      <w:hyperlink r:id="rId23">
         <w:r>
           <w:rPr>
             <w:rStyle w:val="Hyperlink"/>
@@ -1024,13 +763,13 @@
     </w:p>
     <w:p>
       <w:pPr>
+        <w:pStyle w:val="Compact"/>
         <w:numPr>
           <w:ilvl w:val="0"/>
           <w:numId w:val="1003"/>
         </w:numPr>
-        <w:pStyle w:val="Compact"/>
-      </w:pPr>
-      <w:hyperlink r:id="rId26">
+      </w:pPr>
+      <w:hyperlink r:id="rId24">
         <w:r>
           <w:rPr>
             <w:rStyle w:val="Hyperlink"/>
@@ -1045,21 +784,21 @@
         <w:t xml:space="preserve">by Yihui Xie</w:t>
       </w:r>
     </w:p>
-    <w:bookmarkEnd w:id="27"/>
-    <w:bookmarkEnd w:id="28"/>
-    <w:bookmarkStart w:id="31" w:name="methods"/>
+    <w:bookmarkEnd w:id="25"/>
+    <w:bookmarkEnd w:id="26"/>
+    <w:bookmarkStart w:id="29" w:name="methods"/>
     <w:p>
       <w:pPr>
-        <w:pStyle w:val="berschrift1"/>
+        <w:pStyle w:val="Heading1"/>
       </w:pPr>
       <w:r>
         <w:t xml:space="preserve">Methods</w:t>
       </w:r>
     </w:p>
-    <w:bookmarkStart w:id="29" w:name="cross-references"/>
+    <w:bookmarkStart w:id="27" w:name="cross-references"/>
     <w:p>
       <w:pPr>
-        <w:pStyle w:val="berschrift2"/>
+        <w:pStyle w:val="Heading2"/>
       </w:pPr>
       <w:r>
         <w:t xml:space="preserve">Cross-references</w:t>
@@ -1076,30 +815,24 @@
         <w:t xml:space="preserve"> </w:t>
       </w:r>
       <w:r>
+        <w:t xml:space="preserve">‘@ref(fig:</w:t>
+      </w:r>
+      <w:r>
+        <w:t xml:space="preserve">)’</w:t>
+      </w:r>
+      <w:r>
+        <w:t xml:space="preserve">, where</w:t>
+      </w:r>
+      <w:r>
+        <w:t xml:space="preserve"> </w:t>
+      </w:r>
+      <w:r>
         <w:t xml:space="preserve">‘</w:t>
       </w:r>
       <w:r>
-        <w:t xml:space="preserve">@ref(fig:</w:t>
-      </w:r>
-      <w:r>
-        <w:t xml:space="preserve">)</w:t>
-      </w:r>
-      <w:r>
         <w:t xml:space="preserve">’</w:t>
       </w:r>
       <w:r>
-        <w:t xml:space="preserve">, where</w:t>
-      </w:r>
-      <w:r>
-        <w:t xml:space="preserve"> </w:t>
-      </w:r>
-      <w:r>
-        <w:t xml:space="preserve">‘</w:t>
-      </w:r>
-      <w:r>
-        <w:t xml:space="preserve">’</w:t>
-      </w:r>
-      <w:r>
         <w:t xml:space="preserve"> </w:t>
       </w:r>
       <w:r>
@@ -1110,8 +843,8 @@
       </w:r>
       <w:r>
         <w:rPr>
+          <w:b/>
           <w:bCs/>
-          <w:b/>
         </w:rPr>
         <w:t xml:space="preserve">not contain underscores</w:t>
       </w:r>
@@ -1125,19 +858,10 @@
         <w:t xml:space="preserve"> </w:t>
       </w:r>
       <w:r>
-        <w:t xml:space="preserve">‘</w:t>
-      </w:r>
-      <w:r>
-        <w:t xml:space="preserve">fig.cap=</w:t>
-      </w:r>
-      <w:r>
-        <w:t xml:space="preserve">“</w:t>
-      </w:r>
-      <w:r>
-        <w:t xml:space="preserve">Your caption</w:t>
-      </w:r>
-      <w:r>
-        <w:t xml:space="preserve">”</w:t>
+        <w:t xml:space="preserve">‘fig.cap=</w:t>
+      </w:r>
+      <w:r>
+        <w:t xml:space="preserve">“Your caption”</w:t>
       </w:r>
       <w:r>
         <w:t xml:space="preserve">’</w:t>
@@ -1148,7 +872,7 @@
     </w:p>
     <w:p>
       <w:pPr>
-        <w:pStyle w:val="Textkrper"/>
+        <w:pStyle w:val="BodyText"/>
       </w:pPr>
       <w:r>
         <w:t xml:space="preserve">Cross-references to individual sections can simply be made by placing the name of the section into squared brackets, e.g. a link to the</w:t>
@@ -1193,7 +917,7 @@
     </w:p>
     <w:p>
       <w:pPr>
-        <w:pStyle w:val="Textkrper"/>
+        <w:pStyle w:val="BodyText"/>
       </w:pPr>
       <w:r>
         <w:t xml:space="preserve">Tables require also a label and table caption for cross-referencing like figures. But here, the cross-reference contains a</w:t>
@@ -1202,13 +926,7 @@
         <w:t xml:space="preserve"> </w:t>
       </w:r>
       <w:r>
-        <w:t xml:space="preserve">‘</w:t>
-      </w:r>
-      <w:r>
-        <w:t xml:space="preserve">tab:</w:t>
-      </w:r>
-      <w:r>
-        <w:t xml:space="preserve">’</w:t>
+        <w:t xml:space="preserve">‘tab:’</w:t>
       </w:r>
       <w:r>
         <w:t xml:space="preserve"> </w:t>
@@ -1220,16 +938,10 @@
         <w:t xml:space="preserve"> </w:t>
       </w:r>
       <w:r>
-        <w:t xml:space="preserve">‘</w:t>
-      </w:r>
-      <w:r>
-        <w:t xml:space="preserve">@ref(tab:</w:t>
-      </w:r>
-      <w:r>
-        <w:t xml:space="preserve">)</w:t>
-      </w:r>
-      <w:r>
-        <w:t xml:space="preserve">’</w:t>
+        <w:t xml:space="preserve">‘@ref(tab:</w:t>
+      </w:r>
+      <w:r>
+        <w:t xml:space="preserve">)’</w:t>
       </w:r>
       <w:r>
         <w:t xml:space="preserve">) instead of a</w:t>
@@ -1238,13 +950,7 @@
         <w:t xml:space="preserve"> </w:t>
       </w:r>
       <w:r>
-        <w:t xml:space="preserve">‘</w:t>
-      </w:r>
-      <w:r>
-        <w:t xml:space="preserve">fig:</w:t>
-      </w:r>
-      <w:r>
-        <w:t xml:space="preserve">’</w:t>
+        <w:t xml:space="preserve">‘fig:’</w:t>
       </w:r>
       <w:r>
         <w:t xml:space="preserve">. Also, captions of tables produced with R cannot be set in the chunk options as for figures but in the R functions directly (see examples in the</w:t>
@@ -1266,7 +972,7 @@
     </w:p>
     <w:p>
       <w:pPr>
-        <w:pStyle w:val="Textkrper"/>
+        <w:pStyle w:val="BodyText"/>
       </w:pPr>
       <w:r>
         <w:t xml:space="preserve">This is for example a cross-reference to table</w:t>
@@ -1302,8 +1008,8 @@
         <w:r>
           <w:rPr>
             <w:rStyle w:val="Hyperlink"/>
+            <w:i/>
             <w:iCs/>
-            <w:i/>
           </w:rPr>
           <w:t xml:space="preserve">knitr</w:t>
         </w:r>
@@ -1327,11 +1033,11 @@
         <w:t xml:space="preserve">chapter.</w:t>
       </w:r>
     </w:p>
-    <w:bookmarkEnd w:id="29"/>
-    <w:bookmarkStart w:id="30" w:name="mathematical-equations"/>
+    <w:bookmarkEnd w:id="27"/>
+    <w:bookmarkStart w:id="28" w:name="mathematical-equations"/>
     <w:p>
       <w:pPr>
-        <w:pStyle w:val="berschrift2"/>
+        <w:pStyle w:val="Heading2"/>
       </w:pPr>
       <w:r>
         <w:t xml:space="preserve">Mathematical equations</w:t>
@@ -1364,8 +1070,8 @@
       </w:r>
       <w:r>
         <w:rPr>
+          <w:b/>
           <w:bCs/>
-          <w:b/>
         </w:rPr>
         <w:t xml:space="preserve">inline mode</w:t>
       </w:r>
@@ -1415,8 +1121,8 @@
       </w:r>
       <w:r>
         <w:rPr>
+          <w:b/>
           <w:bCs/>
-          <w:b/>
         </w:rPr>
         <w:t xml:space="preserve">display mode</w:t>
       </w:r>
@@ -1429,7 +1135,7 @@
     </w:p>
     <w:p>
       <w:pPr>
-        <w:pStyle w:val="Textkrper"/>
+        <w:pStyle w:val="BodyText"/>
       </w:pPr>
       <m:oMathPara>
         <m:oMathParaPr>
@@ -1474,13 +1180,7 @@
         <w:t xml:space="preserve"> </w:t>
       </w:r>
       <w:r>
-        <w:t xml:space="preserve">‘</w:t>
-      </w:r>
-      <w:r>
-        <w:t xml:space="preserve">$</w:t>
-      </w:r>
-      <w:r>
-        <w:t xml:space="preserve">’</w:t>
+        <w:t xml:space="preserve">‘$’</w:t>
       </w:r>
       <w:r>
         <w:t xml:space="preserve"> </w:t>
@@ -1491,7 +1191,7 @@
     </w:p>
     <w:p>
       <w:pPr>
-        <w:pStyle w:val="Textkrper"/>
+        <w:pStyle w:val="BodyText"/>
       </w:pPr>
       <w:r>
         <w:t xml:space="preserve">Alternatively, you can use LaTeX for more control and when equations are more complicated. LaTeX equations are also automatically numbered if you define a label within the equation environment, which is useful if you have many equations and want to cross-reference them. The equation label needs to be written with</w:t>
@@ -1500,13 +1200,7 @@
         <w:t xml:space="preserve"> </w:t>
       </w:r>
       <w:r>
-        <w:t xml:space="preserve">‘</w:t>
-      </w:r>
-      <w:r>
-        <w:t xml:space="preserve">#eq:label</w:t>
-      </w:r>
-      <w:r>
-        <w:t xml:space="preserve">’</w:t>
+        <w:t xml:space="preserve">‘#eq:label’</w:t>
       </w:r>
       <w:r>
         <w:t xml:space="preserve"> </w:t>
@@ -1517,7 +1211,7 @@
     </w:p>
     <w:p>
       <w:pPr>
-        <w:pStyle w:val="Textkrper"/>
+        <w:pStyle w:val="BodyText"/>
       </w:pPr>
       <m:oMathPara>
         <m:oMathParaPr>
@@ -1549,8 +1243,8 @@
                 <m:naryPr>
                   <m:chr m:val="∑"/>
                   <m:limLoc m:val="undOvr"/>
-                  <m:subHide m:val="0"/>
-                  <m:supHide m:val="0"/>
+                  <m:subHide m:val="off"/>
+                  <m:supHide m:val="off"/>
                 </m:naryPr>
                 <m:sub>
                   <m:r>
@@ -1596,19 +1290,21 @@
           <m:r>
             <m:t>  </m:t>
           </m:r>
-          <m:d>
-            <m:dPr>
-              <m:begChr m:val="("/>
-              <m:endChr m:val=")"/>
-              <m:sepChr m:val=""/>
-              <m:grow/>
-            </m:dPr>
-            <m:e>
-              <m:r>
-                <m:t>1</m:t>
-              </m:r>
-            </m:e>
-          </m:d>
+          <m:r>
+            <m:rPr>
+              <m:sty m:val="p"/>
+            </m:rPr>
+            <m:t>(</m:t>
+          </m:r>
+          <m:r>
+            <m:t>1</m:t>
+          </m:r>
+          <m:r>
+            <m:rPr>
+              <m:sty m:val="p"/>
+            </m:rPr>
+            <m:t>)</m:t>
+          </m:r>
         </m:oMath>
       </m:oMathPara>
     </w:p>
@@ -1622,7 +1318,7 @@
     </w:p>
     <w:p>
       <w:pPr>
-        <w:pStyle w:val="Textkrper"/>
+        <w:pStyle w:val="BodyText"/>
       </w:pPr>
       <w:r>
         <w:t xml:space="preserve">If the random variable</w:t>
@@ -1654,28 +1350,30 @@
         <m:r>
           <m:t>N</m:t>
         </m:r>
-        <m:d>
-          <m:dPr>
-            <m:begChr m:val="("/>
-            <m:endChr m:val=")"/>
-            <m:sepChr m:val=""/>
-            <m:grow/>
-          </m:dPr>
-          <m:e>
-            <m:r>
-              <m:t>0</m:t>
-            </m:r>
-            <m:r>
-              <m:rPr>
-                <m:sty m:val="p"/>
-              </m:rPr>
-              <m:t>,</m:t>
-            </m:r>
-            <m:r>
-              <m:t>1</m:t>
-            </m:r>
-          </m:e>
-        </m:d>
+        <m:r>
+          <m:rPr>
+            <m:sty m:val="p"/>
+          </m:rPr>
+          <m:t>(</m:t>
+        </m:r>
+        <m:r>
+          <m:t>0</m:t>
+        </m:r>
+        <m:r>
+          <m:rPr>
+            <m:sty m:val="p"/>
+          </m:rPr>
+          <m:t>,</m:t>
+        </m:r>
+        <m:r>
+          <m:t>1</m:t>
+        </m:r>
+        <m:r>
+          <m:rPr>
+            <m:sty m:val="p"/>
+          </m:rPr>
+          <m:t>)</m:t>
+        </m:r>
       </m:oMath>
       <w:r>
         <w:t xml:space="preserve">, it’s density function can be described with</w:t>
@@ -1683,7 +1381,7 @@
     </w:p>
     <w:p>
       <w:pPr>
-        <w:pStyle w:val="Textkrper"/>
+        <w:pStyle w:val="BodyText"/>
       </w:pPr>
       <m:oMathPara>
         <m:oMathParaPr>
@@ -1702,19 +1400,21 @@
               </m:r>
             </m:sub>
           </m:sSub>
-          <m:d>
-            <m:dPr>
-              <m:begChr m:val="("/>
-              <m:endChr m:val=")"/>
-              <m:sepChr m:val=""/>
-              <m:grow/>
-            </m:dPr>
-            <m:e>
-              <m:r>
-                <m:t>y</m:t>
-              </m:r>
-            </m:e>
-          </m:d>
+          <m:r>
+            <m:rPr>
+              <m:sty m:val="p"/>
+            </m:rPr>
+            <m:t>(</m:t>
+          </m:r>
+          <m:r>
+            <m:t>y</m:t>
+          </m:r>
+          <m:r>
+            <m:rPr>
+              <m:sty m:val="p"/>
+            </m:rPr>
+            <m:t>)</m:t>
+          </m:r>
           <m:r>
             <m:rPr>
               <m:sty m:val="p"/>
@@ -1724,19 +1424,21 @@
           <m:r>
             <m:t>φ</m:t>
           </m:r>
-          <m:d>
-            <m:dPr>
-              <m:begChr m:val="("/>
-              <m:endChr m:val=")"/>
-              <m:sepChr m:val=""/>
-              <m:grow/>
-            </m:dPr>
-            <m:e>
-              <m:r>
-                <m:t>y</m:t>
-              </m:r>
-            </m:e>
-          </m:d>
+          <m:r>
+            <m:rPr>
+              <m:sty m:val="p"/>
+            </m:rPr>
+            <m:t>(</m:t>
+          </m:r>
+          <m:r>
+            <m:t>y</m:t>
+          </m:r>
+          <m:r>
+            <m:rPr>
+              <m:sty m:val="p"/>
+            </m:rPr>
+            <m:t>)</m:t>
+          </m:r>
           <m:limUpp>
             <m:e>
               <m:r>
@@ -1779,7 +1481,7 @@
             <m:den>
               <m:rad>
                 <m:radPr>
-                  <m:degHide m:val="1"/>
+                  <m:degHide m:val="on"/>
                 </m:radPr>
                 <m:deg/>
                 <m:e>
@@ -1802,8 +1504,8 @@
           <m:d>
             <m:dPr>
               <m:begChr m:val="{"/>
+              <m:sepChr m:val=""/>
               <m:endChr m:val="}"/>
-              <m:sepChr m:val=""/>
               <m:grow/>
             </m:dPr>
             <m:e>
@@ -1856,8 +1558,8 @@
           </m:r>
           <m:r>
             <m:rPr>
+              <m:scr m:val="double-struck"/>
               <m:sty m:val="p"/>
-              <m:scr m:val="double-struck"/>
             </m:rPr>
             <m:t>R</m:t>
           </m:r>
@@ -1870,19 +1572,21 @@
           <m:r>
             <m:t>  </m:t>
           </m:r>
-          <m:d>
-            <m:dPr>
-              <m:begChr m:val="("/>
-              <m:endChr m:val=")"/>
-              <m:sepChr m:val=""/>
-              <m:grow/>
-            </m:dPr>
-            <m:e>
-              <m:r>
-                <m:t>2</m:t>
-              </m:r>
-            </m:e>
-          </m:d>
+          <m:r>
+            <m:rPr>
+              <m:sty m:val="p"/>
+            </m:rPr>
+            <m:t>(</m:t>
+          </m:r>
+          <m:r>
+            <m:t>2</m:t>
+          </m:r>
+          <m:r>
+            <m:rPr>
+              <m:sty m:val="p"/>
+            </m:rPr>
+            <m:t>)</m:t>
+          </m:r>
         </m:oMath>
       </m:oMathPara>
     </w:p>
@@ -1904,7 +1608,7 @@
     </w:p>
     <w:p>
       <w:pPr>
-        <w:pStyle w:val="Textkrper"/>
+        <w:pStyle w:val="BodyText"/>
       </w:pPr>
       <m:oMathPara>
         <m:oMathParaPr>
@@ -1923,19 +1627,21 @@
               </m:r>
             </m:sub>
           </m:sSub>
-          <m:d>
-            <m:dPr>
-              <m:begChr m:val="("/>
-              <m:endChr m:val=")"/>
-              <m:sepChr m:val=""/>
-              <m:grow/>
-            </m:dPr>
-            <m:e>
-              <m:r>
-                <m:t>y</m:t>
-              </m:r>
-            </m:e>
-          </m:d>
+          <m:r>
+            <m:rPr>
+              <m:sty m:val="p"/>
+            </m:rPr>
+            <m:t>(</m:t>
+          </m:r>
+          <m:r>
+            <m:t>y</m:t>
+          </m:r>
+          <m:r>
+            <m:rPr>
+              <m:sty m:val="p"/>
+            </m:rPr>
+            <m:t>)</m:t>
+          </m:r>
           <m:r>
             <m:rPr>
               <m:sty m:val="p"/>
@@ -1943,21 +1649,26 @@
             <m:t>=</m:t>
           </m:r>
           <m:r>
+            <m:rPr>
+              <m:sty m:val="p"/>
+            </m:rPr>
             <m:t>Φ</m:t>
           </m:r>
-          <m:d>
-            <m:dPr>
-              <m:begChr m:val="("/>
-              <m:endChr m:val=")"/>
-              <m:sepChr m:val=""/>
-              <m:grow/>
-            </m:dPr>
-            <m:e>
-              <m:r>
-                <m:t>y</m:t>
-              </m:r>
-            </m:e>
-          </m:d>
+          <m:r>
+            <m:rPr>
+              <m:sty m:val="p"/>
+            </m:rPr>
+            <m:t>(</m:t>
+          </m:r>
+          <m:r>
+            <m:t>y</m:t>
+          </m:r>
+          <m:r>
+            <m:rPr>
+              <m:sty m:val="p"/>
+            </m:rPr>
+            <m:t>)</m:t>
+          </m:r>
           <m:limUpp>
             <m:e>
               <m:r>
@@ -1992,8 +1703,8 @@
             <m:naryPr>
               <m:chr m:val="∫"/>
               <m:limLoc m:val="subSup"/>
-              <m:subHide m:val="0"/>
-              <m:supHide m:val="0"/>
+              <m:subHide m:val="off"/>
+              <m:supHide m:val="off"/>
             </m:naryPr>
             <m:sub>
               <m:r>
@@ -2020,19 +1731,21 @@
               </m:r>
             </m:e>
           </m:nary>
-          <m:d>
-            <m:dPr>
-              <m:begChr m:val="("/>
-              <m:endChr m:val=")"/>
-              <m:sepChr m:val=""/>
-              <m:grow/>
-            </m:dPr>
-            <m:e>
-              <m:r>
-                <m:t>x</m:t>
-              </m:r>
-            </m:e>
-          </m:d>
+          <m:r>
+            <m:rPr>
+              <m:sty m:val="p"/>
+            </m:rPr>
+            <m:t>(</m:t>
+          </m:r>
+          <m:r>
+            <m:t>x</m:t>
+          </m:r>
+          <m:r>
+            <m:rPr>
+              <m:sty m:val="p"/>
+            </m:rPr>
+            <m:t>)</m:t>
+          </m:r>
           <m:r>
             <m:t> </m:t>
           </m:r>
@@ -2065,27 +1778,29 @@
           </m:r>
           <m:r>
             <m:rPr>
+              <m:scr m:val="double-struck"/>
               <m:sty m:val="p"/>
-              <m:scr m:val="double-struck"/>
             </m:rPr>
             <m:t>R</m:t>
           </m:r>
           <m:r>
             <m:t>  </m:t>
           </m:r>
-          <m:d>
-            <m:dPr>
-              <m:begChr m:val="("/>
-              <m:endChr m:val=")"/>
-              <m:sepChr m:val=""/>
-              <m:grow/>
-            </m:dPr>
-            <m:e>
-              <m:r>
-                <m:t>3</m:t>
-              </m:r>
-            </m:e>
-          </m:d>
+          <m:r>
+            <m:rPr>
+              <m:sty m:val="p"/>
+            </m:rPr>
+            <m:t>(</m:t>
+          </m:r>
+          <m:r>
+            <m:t>3</m:t>
+          </m:r>
+          <m:r>
+            <m:rPr>
+              <m:sty m:val="p"/>
+            </m:rPr>
+            <m:t>)</m:t>
+          </m:r>
         </m:oMath>
       </m:oMathPara>
     </w:p>
@@ -2099,27 +1814,27 @@
     </w:p>
     <w:p>
       <w:pPr>
-        <w:pStyle w:val="Textkrper"/>
+        <w:pStyle w:val="BodyText"/>
       </w:pPr>
       <w:r>
         <w:t xml:space="preserve">The numbering of equations, as in (2), should only be done if they are referred to in the rest of the text. Especially if there are many equations in the thesis, the use of LaTeX seems to make more sense.</w:t>
       </w:r>
     </w:p>
-    <w:bookmarkEnd w:id="30"/>
-    <w:bookmarkEnd w:id="31"/>
-    <w:bookmarkStart w:id="44" w:name="results"/>
+    <w:bookmarkEnd w:id="28"/>
+    <w:bookmarkEnd w:id="29"/>
+    <w:bookmarkStart w:id="46" w:name="results"/>
     <w:p>
       <w:pPr>
-        <w:pStyle w:val="berschrift1"/>
+        <w:pStyle w:val="Heading1"/>
       </w:pPr>
       <w:r>
         <w:t xml:space="preserve">Results</w:t>
       </w:r>
     </w:p>
-    <w:bookmarkStart w:id="32" w:name="r-output"/>
+    <w:bookmarkStart w:id="30" w:name="r-output"/>
     <w:p>
       <w:pPr>
-        <w:pStyle w:val="berschrift2"/>
+        <w:pStyle w:val="Heading2"/>
       </w:pPr>
       <w:r>
         <w:t xml:space="preserve">R output</w:t>
@@ -2213,11 +1928,11 @@
         <w:t xml:space="preserve"> Max.   :7.900   Max.   :4.400   Max.   :6.900  </w:t>
       </w:r>
     </w:p>
-    <w:bookmarkEnd w:id="32"/>
+    <w:bookmarkEnd w:id="30"/>
     <w:bookmarkStart w:id="36" w:name="tables"/>
     <w:p>
       <w:pPr>
-        <w:pStyle w:val="berschrift2"/>
+        <w:pStyle w:val="Heading2"/>
       </w:pPr>
       <w:r>
         <w:t xml:space="preserve">Tables</w:t>
@@ -2231,10 +1946,10 @@
         <w:t xml:space="preserve">If the output format is Word tables are generated best using R packages instead of R Markdown syntax. The following two sections demonstrate some useful packages.</w:t>
       </w:r>
     </w:p>
-    <w:bookmarkStart w:id="33" w:name="using-the-knitr-package"/>
+    <w:bookmarkStart w:id="32" w:name="using-the-knitr-package"/>
     <w:p>
       <w:pPr>
-        <w:pStyle w:val="berschrift3"/>
+        <w:pStyle w:val="Heading3"/>
       </w:pPr>
       <w:r>
         <w:t xml:space="preserve">Using the</w:t>
@@ -2244,8 +1959,8 @@
       </w:r>
       <w:r>
         <w:rPr>
+          <w:i/>
           <w:iCs/>
-          <w:i/>
         </w:rPr>
         <w:t xml:space="preserve">knitr</w:t>
       </w:r>
@@ -2280,8 +1995,8 @@
       </w:r>
       <w:r>
         <w:rPr>
+          <w:i/>
           <w:iCs/>
-          <w:i/>
         </w:rPr>
         <w:t xml:space="preserve">knitr::kable()</w:t>
       </w:r>
@@ -2295,13 +2010,7 @@
         <w:t xml:space="preserve"> </w:t>
       </w:r>
       <w:r>
-        <w:t xml:space="preserve">‘</w:t>
-      </w:r>
-      <w:r>
-        <w:t xml:space="preserve">caption</w:t>
-      </w:r>
-      <w:r>
-        <w:t xml:space="preserve">’</w:t>
+        <w:t xml:space="preserve">‘caption’</w:t>
       </w:r>
       <w:r>
         <w:t xml:space="preserve"> </w:t>
@@ -2314,6 +2023,8 @@
       <w:pPr>
         <w:pStyle w:val="TableCaption"/>
       </w:pPr>
+      <w:bookmarkStart w:id="31" w:name="tab:kable1"/>
+      <w:bookmarkEnd w:id="31"/>
       <w:r>
         <w:t xml:space="preserve">Table 1: This is a table produced with knitr::kable().</w:t>
       </w:r>
@@ -2336,7 +2047,7 @@
       </w:tblGrid>
       <w:tr>
         <w:trPr>
-          <w:tblHeader w:val="true"/>
+          <w:tblHeader w:val="on"/>
         </w:trPr>
         <w:tc>
           <w:tcPr/>
@@ -2850,11 +2561,11 @@
         </w:tc>
       </w:tr>
     </w:tbl>
-    <w:bookmarkEnd w:id="33"/>
+    <w:bookmarkEnd w:id="32"/>
     <w:bookmarkStart w:id="35" w:name="the-huxtable-package"/>
     <w:p>
       <w:pPr>
-        <w:pStyle w:val="berschrift3"/>
+        <w:pStyle w:val="Heading3"/>
       </w:pPr>
       <w:r>
         <w:t xml:space="preserve">The</w:t>
@@ -2864,8 +2575,8 @@
       </w:r>
       <w:r>
         <w:rPr>
+          <w:i/>
           <w:iCs/>
-          <w:i/>
         </w:rPr>
         <w:t xml:space="preserve">huxtable</w:t>
       </w:r>
@@ -2886,24 +2597,12 @@
       <w:r>
         <w:t xml:space="preserve"> </w:t>
       </w:r>
-      <w:hyperlink r:id="rId34">
+      <w:hyperlink r:id="rId33">
         <w:r>
           <w:rPr>
             <w:rStyle w:val="Hyperlink"/>
           </w:rPr>
-          <w:t xml:space="preserve">‘</w:t>
-        </w:r>
-        <w:r>
-          <w:rPr>
-            <w:rStyle w:val="Hyperlink"/>
-          </w:rPr>
-          <w:t xml:space="preserve">huxtable</w:t>
-        </w:r>
-        <w:r>
-          <w:rPr>
-            <w:rStyle w:val="Hyperlink"/>
-          </w:rPr>
-          <w:t xml:space="preserve">’</w:t>
+          <w:t xml:space="preserve">‘huxtable’</w:t>
         </w:r>
       </w:hyperlink>
       <w:r>
@@ -2914,8 +2613,8 @@
       </w:r>
       <w:r>
         <w:rPr>
+          <w:i/>
           <w:iCs/>
-          <w:i/>
         </w:rPr>
         <w:t xml:space="preserve">huxtable</w:t>
       </w:r>
@@ -2930,8 +2629,16 @@
       <w:pPr>
         <w:pStyle w:val="TableCaption"/>
       </w:pPr>
-      <w:r>
-        <w:t xml:space="preserve">Table 2: Overview of the first lines and columns in the mtcars dataset.</w:t>
+      <w:bookmarkStart w:id="34" w:name="tab:huxtable"/>
+      <w:bookmarkEnd w:id="34"/>
+      <w:r>
+        <w:t xml:space="preserve">Table 2:</w:t>
+      </w:r>
+      <w:r>
+        <w:t xml:space="preserve"> </w:t>
+      </w:r>
+      <w:r>
+        <w:t xml:space="preserve">Overview of the first lines and columns in the mtcars dataset.</w:t>
       </w:r>
     </w:p>
     <w:tbl xmlns:w="http://schemas.openxmlformats.org/wordprocessingml/2006/main" xmlns:r="http://schemas.openxmlformats.org/officeDocument/2006/relationships" xmlns:w14="http://schemas.microsoft.com/office/word/2010/wordml" xmlns:wp="http://schemas.openxmlformats.org/drawingml/2006/wordprocessingDrawing" xmlns:a="http://schemas.openxmlformats.org/drawingml/2006/main" xmlns:pic="http://schemas.openxmlformats.org/drawingml/2006/picture">
@@ -2951,7 +2658,6 @@
       </w:tblGrid>
       <w:tr>
         <w:trPr>
-          <w:cantSplit/>
           <w:trHeight w:val="360" w:hRule="auto"/>
         </w:trPr>
         body1
@@ -2975,7 +2681,6 @@
           <w:p>
             <w:pPr>
               <w:jc w:val="left"/>
-              <w:keepNext/>
               <w:pBdr>
                 <w:bottom w:val="none" w:sz="0" w:space="0" w:color="000000"/>
                 <w:top w:val="none" w:sz="0" w:space="0" w:color="000000"/>
@@ -2983,14 +2688,25 @@
                 <w:right w:val="none" w:sz="0" w:space="0" w:color="000000"/>
               </w:pBdr>
               <w:spacing w:after="120" w:before="120" w:line="240"/>
-              <w:ind w:firstLine="0" w:left="120" w:right="120"/>
+              <w:ind w:left="120" w:right="120" w:firstLine="0" w:firstLineChars="0"/>
+              <w:rPr>
+                <w:rFonts w:ascii="Helvetica" w:hAnsi="Helvetica" w:eastAsia="Helvetica" w:cs="Helvetica"/>
+                <w:i w:val="false"/>
+                <w:b w:val="true"/>
+                <w:u w:val="none"/>
+                <w:strike w:val="false"/>
+                <w:sz w:val="20"/>
+                <w:szCs w:val="20"/>
+                <w:color w:val="000000"/>
+              </w:rPr>
             </w:pPr>
             <w:r xmlns:w="http://schemas.openxmlformats.org/wordprocessingml/2006/main" xmlns:wp="http://schemas.openxmlformats.org/drawingml/2006/wordprocessingDrawing" xmlns:r="http://schemas.openxmlformats.org/officeDocument/2006/relationships" xmlns:w14="http://schemas.microsoft.com/office/word/2010/wordml">
               <w:rPr>
-                <w:rFonts w:ascii="Helvetica"/>
+                <w:rFonts w:ascii="Helvetica" w:hAnsi="Helvetica" w:eastAsia="Helvetica" w:cs="Helvetica"/>
                 <w:i w:val="false"/>
                 <w:b w:val="true"/>
                 <w:u w:val="none"/>
+                <w:strike w:val="false"/>
                 <w:sz w:val="20"/>
                 <w:szCs w:val="20"/>
                 <w:color w:val="000000"/>
@@ -3019,7 +2735,6 @@
           <w:p>
             <w:pPr>
               <w:jc w:val="right"/>
-              <w:keepNext/>
               <w:pBdr>
                 <w:bottom w:val="none" w:sz="0" w:space="0" w:color="000000"/>
                 <w:top w:val="none" w:sz="0" w:space="0" w:color="000000"/>
@@ -3027,14 +2742,25 @@
                 <w:right w:val="none" w:sz="0" w:space="0" w:color="000000"/>
               </w:pBdr>
               <w:spacing w:after="120" w:before="120" w:line="240"/>
-              <w:ind w:firstLine="0" w:left="120" w:right="120"/>
+              <w:ind w:left="120" w:right="120" w:firstLine="0" w:firstLineChars="0"/>
+              <w:rPr>
+                <w:rFonts w:ascii="Helvetica" w:hAnsi="Helvetica" w:eastAsia="Helvetica" w:cs="Helvetica"/>
+                <w:i w:val="false"/>
+                <w:b w:val="true"/>
+                <w:u w:val="none"/>
+                <w:strike w:val="false"/>
+                <w:sz w:val="20"/>
+                <w:szCs w:val="20"/>
+                <w:color w:val="000000"/>
+              </w:rPr>
             </w:pPr>
             <w:r xmlns:w="http://schemas.openxmlformats.org/wordprocessingml/2006/main" xmlns:wp="http://schemas.openxmlformats.org/drawingml/2006/wordprocessingDrawing" xmlns:r="http://schemas.openxmlformats.org/officeDocument/2006/relationships" xmlns:w14="http://schemas.microsoft.com/office/word/2010/wordml">
               <w:rPr>
-                <w:rFonts w:ascii="Helvetica"/>
+                <w:rFonts w:ascii="Helvetica" w:hAnsi="Helvetica" w:eastAsia="Helvetica" w:cs="Helvetica"/>
                 <w:i w:val="false"/>
                 <w:b w:val="true"/>
                 <w:u w:val="none"/>
+                <w:strike w:val="false"/>
                 <w:sz w:val="20"/>
                 <w:szCs w:val="20"/>
                 <w:color w:val="000000"/>
@@ -3063,7 +2789,6 @@
           <w:p>
             <w:pPr>
               <w:jc w:val="right"/>
-              <w:keepNext/>
               <w:pBdr>
                 <w:bottom w:val="none" w:sz="0" w:space="0" w:color="000000"/>
                 <w:top w:val="none" w:sz="0" w:space="0" w:color="000000"/>
@@ -3071,14 +2796,25 @@
                 <w:right w:val="none" w:sz="0" w:space="0" w:color="000000"/>
               </w:pBdr>
               <w:spacing w:after="120" w:before="120" w:line="240"/>
-              <w:ind w:firstLine="0" w:left="120" w:right="120"/>
+              <w:ind w:left="120" w:right="120" w:firstLine="0" w:firstLineChars="0"/>
+              <w:rPr>
+                <w:rFonts w:ascii="Helvetica" w:hAnsi="Helvetica" w:eastAsia="Helvetica" w:cs="Helvetica"/>
+                <w:i w:val="false"/>
+                <w:b w:val="true"/>
+                <w:u w:val="none"/>
+                <w:strike w:val="false"/>
+                <w:sz w:val="20"/>
+                <w:szCs w:val="20"/>
+                <w:color w:val="000000"/>
+              </w:rPr>
             </w:pPr>
             <w:r xmlns:w="http://schemas.openxmlformats.org/wordprocessingml/2006/main" xmlns:wp="http://schemas.openxmlformats.org/drawingml/2006/wordprocessingDrawing" xmlns:r="http://schemas.openxmlformats.org/officeDocument/2006/relationships" xmlns:w14="http://schemas.microsoft.com/office/word/2010/wordml">
               <w:rPr>
-                <w:rFonts w:ascii="Helvetica"/>
+                <w:rFonts w:ascii="Helvetica" w:hAnsi="Helvetica" w:eastAsia="Helvetica" w:cs="Helvetica"/>
                 <w:i w:val="false"/>
                 <w:b w:val="true"/>
                 <w:u w:val="none"/>
+                <w:strike w:val="false"/>
                 <w:sz w:val="20"/>
                 <w:szCs w:val="20"/>
                 <w:color w:val="000000"/>
@@ -3107,7 +2843,6 @@
           <w:p>
             <w:pPr>
               <w:jc w:val="right"/>
-              <w:keepNext/>
               <w:pBdr>
                 <w:bottom w:val="none" w:sz="0" w:space="0" w:color="000000"/>
                 <w:top w:val="none" w:sz="0" w:space="0" w:color="000000"/>
@@ -3115,14 +2850,25 @@
                 <w:right w:val="none" w:sz="0" w:space="0" w:color="000000"/>
               </w:pBdr>
               <w:spacing w:after="120" w:before="120" w:line="240"/>
-              <w:ind w:firstLine="0" w:left="120" w:right="120"/>
+              <w:ind w:left="120" w:right="120" w:firstLine="0" w:firstLineChars="0"/>
+              <w:rPr>
+                <w:rFonts w:ascii="Helvetica" w:hAnsi="Helvetica" w:eastAsia="Helvetica" w:cs="Helvetica"/>
+                <w:i w:val="false"/>
+                <w:b w:val="true"/>
+                <w:u w:val="none"/>
+                <w:strike w:val="false"/>
+                <w:sz w:val="20"/>
+                <w:szCs w:val="20"/>
+                <w:color w:val="000000"/>
+              </w:rPr>
             </w:pPr>
             <w:r xmlns:w="http://schemas.openxmlformats.org/wordprocessingml/2006/main" xmlns:wp="http://schemas.openxmlformats.org/drawingml/2006/wordprocessingDrawing" xmlns:r="http://schemas.openxmlformats.org/officeDocument/2006/relationships" xmlns:w14="http://schemas.microsoft.com/office/word/2010/wordml">
               <w:rPr>
-                <w:rFonts w:ascii="Helvetica"/>
+                <w:rFonts w:ascii="Helvetica" w:hAnsi="Helvetica" w:eastAsia="Helvetica" w:cs="Helvetica"/>
                 <w:i w:val="false"/>
                 <w:b w:val="true"/>
                 <w:u w:val="none"/>
+                <w:strike w:val="false"/>
                 <w:sz w:val="20"/>
                 <w:szCs w:val="20"/>
                 <w:color w:val="000000"/>
@@ -3151,7 +2897,6 @@
           <w:p>
             <w:pPr>
               <w:jc w:val="right"/>
-              <w:keepNext/>
               <w:pBdr>
                 <w:bottom w:val="none" w:sz="0" w:space="0" w:color="000000"/>
                 <w:top w:val="none" w:sz="0" w:space="0" w:color="000000"/>
@@ -3159,14 +2904,25 @@
                 <w:right w:val="none" w:sz="0" w:space="0" w:color="000000"/>
               </w:pBdr>
               <w:spacing w:after="120" w:before="120" w:line="240"/>
-              <w:ind w:firstLine="0" w:left="120" w:right="120"/>
+              <w:ind w:left="120" w:right="120" w:firstLine="0" w:firstLineChars="0"/>
+              <w:rPr>
+                <w:rFonts w:ascii="Helvetica" w:hAnsi="Helvetica" w:eastAsia="Helvetica" w:cs="Helvetica"/>
+                <w:i w:val="false"/>
+                <w:b w:val="true"/>
+                <w:u w:val="none"/>
+                <w:strike w:val="false"/>
+                <w:sz w:val="20"/>
+                <w:szCs w:val="20"/>
+                <w:color w:val="000000"/>
+              </w:rPr>
             </w:pPr>
             <w:r xmlns:w="http://schemas.openxmlformats.org/wordprocessingml/2006/main" xmlns:wp="http://schemas.openxmlformats.org/drawingml/2006/wordprocessingDrawing" xmlns:r="http://schemas.openxmlformats.org/officeDocument/2006/relationships" xmlns:w14="http://schemas.microsoft.com/office/word/2010/wordml">
               <w:rPr>
-                <w:rFonts w:ascii="Helvetica"/>
+                <w:rFonts w:ascii="Helvetica" w:hAnsi="Helvetica" w:eastAsia="Helvetica" w:cs="Helvetica"/>
                 <w:i w:val="false"/>
                 <w:b w:val="true"/>
                 <w:u w:val="none"/>
+                <w:strike w:val="false"/>
                 <w:sz w:val="20"/>
                 <w:szCs w:val="20"/>
                 <w:color w:val="000000"/>
@@ -3195,7 +2951,6 @@
           <w:p>
             <w:pPr>
               <w:jc w:val="right"/>
-              <w:keepNext/>
               <w:pBdr>
                 <w:bottom w:val="none" w:sz="0" w:space="0" w:color="000000"/>
                 <w:top w:val="none" w:sz="0" w:space="0" w:color="000000"/>
@@ -3203,14 +2958,25 @@
                 <w:right w:val="none" w:sz="0" w:space="0" w:color="000000"/>
               </w:pBdr>
               <w:spacing w:after="120" w:before="120" w:line="240"/>
-              <w:ind w:firstLine="0" w:left="120" w:right="120"/>
+              <w:ind w:left="120" w:right="120" w:firstLine="0" w:firstLineChars="0"/>
+              <w:rPr>
+                <w:rFonts w:ascii="Helvetica" w:hAnsi="Helvetica" w:eastAsia="Helvetica" w:cs="Helvetica"/>
+                <w:i w:val="false"/>
+                <w:b w:val="true"/>
+                <w:u w:val="none"/>
+                <w:strike w:val="false"/>
+                <w:sz w:val="20"/>
+                <w:szCs w:val="20"/>
+                <w:color w:val="000000"/>
+              </w:rPr>
             </w:pPr>
             <w:r xmlns:w="http://schemas.openxmlformats.org/wordprocessingml/2006/main" xmlns:wp="http://schemas.openxmlformats.org/drawingml/2006/wordprocessingDrawing" xmlns:r="http://schemas.openxmlformats.org/officeDocument/2006/relationships" xmlns:w14="http://schemas.microsoft.com/office/word/2010/wordml">
               <w:rPr>
-                <w:rFonts w:ascii="Helvetica"/>
+                <w:rFonts w:ascii="Helvetica" w:hAnsi="Helvetica" w:eastAsia="Helvetica" w:cs="Helvetica"/>
                 <w:i w:val="false"/>
                 <w:b w:val="true"/>
                 <w:u w:val="none"/>
+                <w:strike w:val="false"/>
                 <w:sz w:val="20"/>
                 <w:szCs w:val="20"/>
                 <w:color w:val="000000"/>
@@ -3239,7 +3005,6 @@
           <w:p>
             <w:pPr>
               <w:jc w:val="right"/>
-              <w:keepNext/>
               <w:pBdr>
                 <w:bottom w:val="none" w:sz="0" w:space="0" w:color="000000"/>
                 <w:top w:val="none" w:sz="0" w:space="0" w:color="000000"/>
@@ -3247,14 +3012,25 @@
                 <w:right w:val="none" w:sz="0" w:space="0" w:color="000000"/>
               </w:pBdr>
               <w:spacing w:after="120" w:before="120" w:line="240"/>
-              <w:ind w:firstLine="0" w:left="120" w:right="120"/>
+              <w:ind w:left="120" w:right="120" w:firstLine="0" w:firstLineChars="0"/>
+              <w:rPr>
+                <w:rFonts w:ascii="Helvetica" w:hAnsi="Helvetica" w:eastAsia="Helvetica" w:cs="Helvetica"/>
+                <w:i w:val="false"/>
+                <w:b w:val="true"/>
+                <w:u w:val="none"/>
+                <w:strike w:val="false"/>
+                <w:sz w:val="20"/>
+                <w:szCs w:val="20"/>
+                <w:color w:val="000000"/>
+              </w:rPr>
             </w:pPr>
             <w:r xmlns:w="http://schemas.openxmlformats.org/wordprocessingml/2006/main" xmlns:wp="http://schemas.openxmlformats.org/drawingml/2006/wordprocessingDrawing" xmlns:r="http://schemas.openxmlformats.org/officeDocument/2006/relationships" xmlns:w14="http://schemas.microsoft.com/office/word/2010/wordml">
               <w:rPr>
-                <w:rFonts w:ascii="Helvetica"/>
+                <w:rFonts w:ascii="Helvetica" w:hAnsi="Helvetica" w:eastAsia="Helvetica" w:cs="Helvetica"/>
                 <w:i w:val="false"/>
                 <w:b w:val="true"/>
                 <w:u w:val="none"/>
+                <w:strike w:val="false"/>
                 <w:sz w:val="20"/>
                 <w:szCs w:val="20"/>
                 <w:color w:val="000000"/>
@@ -3266,7 +3042,6 @@
       </w:tr>
       <w:tr>
         <w:trPr>
-          <w:cantSplit/>
           <w:trHeight w:val="360" w:hRule="auto"/>
         </w:trPr>
         body2
@@ -3290,7 +3065,6 @@
           <w:p>
             <w:pPr>
               <w:jc w:val="left"/>
-              <w:keepNext/>
               <w:pBdr>
                 <w:bottom w:val="none" w:sz="0" w:space="0" w:color="000000"/>
                 <w:top w:val="none" w:sz="0" w:space="0" w:color="000000"/>
@@ -3298,14 +3072,25 @@
                 <w:right w:val="none" w:sz="0" w:space="0" w:color="000000"/>
               </w:pBdr>
               <w:spacing w:after="120" w:before="120" w:line="240"/>
-              <w:ind w:firstLine="0" w:left="120" w:right="120"/>
+              <w:ind w:left="120" w:right="120" w:firstLine="0" w:firstLineChars="0"/>
+              <w:rPr>
+                <w:rFonts w:ascii="Helvetica" w:hAnsi="Helvetica" w:eastAsia="Helvetica" w:cs="Helvetica"/>
+                <w:i w:val="false"/>
+                <w:b w:val="false"/>
+                <w:u w:val="none"/>
+                <w:strike w:val="false"/>
+                <w:sz w:val="20"/>
+                <w:szCs w:val="20"/>
+                <w:color w:val="000000"/>
+              </w:rPr>
             </w:pPr>
             <w:r xmlns:w="http://schemas.openxmlformats.org/wordprocessingml/2006/main" xmlns:wp="http://schemas.openxmlformats.org/drawingml/2006/wordprocessingDrawing" xmlns:r="http://schemas.openxmlformats.org/officeDocument/2006/relationships" xmlns:w14="http://schemas.microsoft.com/office/word/2010/wordml">
               <w:rPr>
-                <w:rFonts w:ascii="Helvetica"/>
+                <w:rFonts w:ascii="Helvetica" w:hAnsi="Helvetica" w:eastAsia="Helvetica" w:cs="Helvetica"/>
                 <w:i w:val="false"/>
                 <w:b w:val="false"/>
                 <w:u w:val="none"/>
+                <w:strike w:val="false"/>
                 <w:sz w:val="20"/>
                 <w:szCs w:val="20"/>
                 <w:color w:val="000000"/>
@@ -3334,7 +3119,6 @@
           <w:p>
             <w:pPr>
               <w:jc w:val="right"/>
-              <w:keepNext/>
               <w:pBdr>
                 <w:bottom w:val="none" w:sz="0" w:space="0" w:color="000000"/>
                 <w:top w:val="none" w:sz="0" w:space="0" w:color="000000"/>
@@ -3342,14 +3126,25 @@
                 <w:right w:val="none" w:sz="0" w:space="0" w:color="000000"/>
               </w:pBdr>
               <w:spacing w:after="120" w:before="120" w:line="240"/>
-              <w:ind w:firstLine="0" w:left="120" w:right="120"/>
+              <w:ind w:left="120" w:right="120" w:firstLine="0" w:firstLineChars="0"/>
+              <w:rPr>
+                <w:rFonts w:ascii="Helvetica" w:hAnsi="Helvetica" w:eastAsia="Helvetica" w:cs="Helvetica"/>
+                <w:i w:val="false"/>
+                <w:b w:val="false"/>
+                <w:u w:val="none"/>
+                <w:strike w:val="false"/>
+                <w:sz w:val="20"/>
+                <w:szCs w:val="20"/>
+                <w:color w:val="000000"/>
+              </w:rPr>
             </w:pPr>
             <w:r xmlns:w="http://schemas.openxmlformats.org/wordprocessingml/2006/main" xmlns:wp="http://schemas.openxmlformats.org/drawingml/2006/wordprocessingDrawing" xmlns:r="http://schemas.openxmlformats.org/officeDocument/2006/relationships" xmlns:w14="http://schemas.microsoft.com/office/word/2010/wordml">
               <w:rPr>
-                <w:rFonts w:ascii="Helvetica"/>
+                <w:rFonts w:ascii="Helvetica" w:hAnsi="Helvetica" w:eastAsia="Helvetica" w:cs="Helvetica"/>
                 <w:i w:val="false"/>
                 <w:b w:val="false"/>
                 <w:u w:val="none"/>
+                <w:strike w:val="false"/>
                 <w:sz w:val="20"/>
                 <w:szCs w:val="20"/>
                 <w:color w:val="000000"/>
@@ -3378,7 +3173,6 @@
           <w:p>
             <w:pPr>
               <w:jc w:val="right"/>
-              <w:keepNext/>
               <w:pBdr>
                 <w:bottom w:val="none" w:sz="0" w:space="0" w:color="000000"/>
                 <w:top w:val="none" w:sz="0" w:space="0" w:color="000000"/>
@@ -3386,14 +3180,25 @@
                 <w:right w:val="none" w:sz="0" w:space="0" w:color="000000"/>
               </w:pBdr>
               <w:spacing w:after="120" w:before="120" w:line="240"/>
-              <w:ind w:firstLine="0" w:left="120" w:right="120"/>
+              <w:ind w:left="120" w:right="120" w:firstLine="0" w:firstLineChars="0"/>
+              <w:rPr>
+                <w:rFonts w:ascii="Helvetica" w:hAnsi="Helvetica" w:eastAsia="Helvetica" w:cs="Helvetica"/>
+                <w:i w:val="false"/>
+                <w:b w:val="false"/>
+                <w:u w:val="none"/>
+                <w:strike w:val="false"/>
+                <w:sz w:val="20"/>
+                <w:szCs w:val="20"/>
+                <w:color w:val="000000"/>
+              </w:rPr>
             </w:pPr>
             <w:r xmlns:w="http://schemas.openxmlformats.org/wordprocessingml/2006/main" xmlns:wp="http://schemas.openxmlformats.org/drawingml/2006/wordprocessingDrawing" xmlns:r="http://schemas.openxmlformats.org/officeDocument/2006/relationships" xmlns:w14="http://schemas.microsoft.com/office/word/2010/wordml">
               <w:rPr>
-                <w:rFonts w:ascii="Helvetica"/>
+                <w:rFonts w:ascii="Helvetica" w:hAnsi="Helvetica" w:eastAsia="Helvetica" w:cs="Helvetica"/>
                 <w:i w:val="false"/>
                 <w:b w:val="false"/>
                 <w:u w:val="none"/>
+                <w:strike w:val="false"/>
                 <w:sz w:val="20"/>
                 <w:szCs w:val="20"/>
                 <w:color w:val="000000"/>
@@ -3422,7 +3227,6 @@
           <w:p>
             <w:pPr>
               <w:jc w:val="right"/>
-              <w:keepNext/>
               <w:pBdr>
                 <w:bottom w:val="none" w:sz="0" w:space="0" w:color="000000"/>
                 <w:top w:val="none" w:sz="0" w:space="0" w:color="000000"/>
@@ -3430,14 +3234,25 @@
                 <w:right w:val="none" w:sz="0" w:space="0" w:color="000000"/>
               </w:pBdr>
               <w:spacing w:after="120" w:before="120" w:line="240"/>
-              <w:ind w:firstLine="0" w:left="120" w:right="120"/>
+              <w:ind w:left="120" w:right="120" w:firstLine="0" w:firstLineChars="0"/>
+              <w:rPr>
+                <w:rFonts w:ascii="Helvetica" w:hAnsi="Helvetica" w:eastAsia="Helvetica" w:cs="Helvetica"/>
+                <w:i w:val="false"/>
+                <w:b w:val="false"/>
+                <w:u w:val="none"/>
+                <w:strike w:val="false"/>
+                <w:sz w:val="20"/>
+                <w:szCs w:val="20"/>
+                <w:color w:val="000000"/>
+              </w:rPr>
             </w:pPr>
             <w:r xmlns:w="http://schemas.openxmlformats.org/wordprocessingml/2006/main" xmlns:wp="http://schemas.openxmlformats.org/drawingml/2006/wordprocessingDrawing" xmlns:r="http://schemas.openxmlformats.org/officeDocument/2006/relationships" xmlns:w14="http://schemas.microsoft.com/office/word/2010/wordml">
               <w:rPr>
-                <w:rFonts w:ascii="Helvetica"/>
+                <w:rFonts w:ascii="Helvetica" w:hAnsi="Helvetica" w:eastAsia="Helvetica" w:cs="Helvetica"/>
                 <w:i w:val="false"/>
                 <w:b w:val="false"/>
                 <w:u w:val="none"/>
+                <w:strike w:val="false"/>
                 <w:sz w:val="20"/>
                 <w:szCs w:val="20"/>
                 <w:color w:val="000000"/>
@@ -3466,7 +3281,6 @@
           <w:p>
             <w:pPr>
               <w:jc w:val="right"/>
-              <w:keepNext/>
               <w:pBdr>
                 <w:bottom w:val="none" w:sz="0" w:space="0" w:color="000000"/>
                 <w:top w:val="none" w:sz="0" w:space="0" w:color="000000"/>
@@ -3474,14 +3288,25 @@
                 <w:right w:val="none" w:sz="0" w:space="0" w:color="000000"/>
               </w:pBdr>
               <w:spacing w:after="120" w:before="120" w:line="240"/>
-              <w:ind w:firstLine="0" w:left="120" w:right="120"/>
+              <w:ind w:left="120" w:right="120" w:firstLine="0" w:firstLineChars="0"/>
+              <w:rPr>
+                <w:rFonts w:ascii="Helvetica" w:hAnsi="Helvetica" w:eastAsia="Helvetica" w:cs="Helvetica"/>
+                <w:i w:val="false"/>
+                <w:b w:val="false"/>
+                <w:u w:val="none"/>
+                <w:strike w:val="false"/>
+                <w:sz w:val="20"/>
+                <w:szCs w:val="20"/>
+                <w:color w:val="000000"/>
+              </w:rPr>
             </w:pPr>
             <w:r xmlns:w="http://schemas.openxmlformats.org/wordprocessingml/2006/main" xmlns:wp="http://schemas.openxmlformats.org/drawingml/2006/wordprocessingDrawing" xmlns:r="http://schemas.openxmlformats.org/officeDocument/2006/relationships" xmlns:w14="http://schemas.microsoft.com/office/word/2010/wordml">
               <w:rPr>
-                <w:rFonts w:ascii="Helvetica"/>
+                <w:rFonts w:ascii="Helvetica" w:hAnsi="Helvetica" w:eastAsia="Helvetica" w:cs="Helvetica"/>
                 <w:i w:val="false"/>
                 <w:b w:val="false"/>
                 <w:u w:val="none"/>
+                <w:strike w:val="false"/>
                 <w:sz w:val="20"/>
                 <w:szCs w:val="20"/>
                 <w:color w:val="000000"/>
@@ -3510,7 +3335,6 @@
           <w:p>
             <w:pPr>
               <w:jc w:val="right"/>
-              <w:keepNext/>
               <w:pBdr>
                 <w:bottom w:val="none" w:sz="0" w:space="0" w:color="000000"/>
                 <w:top w:val="none" w:sz="0" w:space="0" w:color="000000"/>
@@ -3518,14 +3342,25 @@
                 <w:right w:val="none" w:sz="0" w:space="0" w:color="000000"/>
               </w:pBdr>
               <w:spacing w:after="120" w:before="120" w:line="240"/>
-              <w:ind w:firstLine="0" w:left="120" w:right="120"/>
+              <w:ind w:left="120" w:right="120" w:firstLine="0" w:firstLineChars="0"/>
+              <w:rPr>
+                <w:rFonts w:ascii="Helvetica" w:hAnsi="Helvetica" w:eastAsia="Helvetica" w:cs="Helvetica"/>
+                <w:i w:val="false"/>
+                <w:b w:val="false"/>
+                <w:u w:val="none"/>
+                <w:strike w:val="false"/>
+                <w:sz w:val="20"/>
+                <w:szCs w:val="20"/>
+                <w:color w:val="000000"/>
+              </w:rPr>
             </w:pPr>
             <w:r xmlns:w="http://schemas.openxmlformats.org/wordprocessingml/2006/main" xmlns:wp="http://schemas.openxmlformats.org/drawingml/2006/wordprocessingDrawing" xmlns:r="http://schemas.openxmlformats.org/officeDocument/2006/relationships" xmlns:w14="http://schemas.microsoft.com/office/word/2010/wordml">
               <w:rPr>
-                <w:rFonts w:ascii="Helvetica"/>
+                <w:rFonts w:ascii="Helvetica" w:hAnsi="Helvetica" w:eastAsia="Helvetica" w:cs="Helvetica"/>
                 <w:i w:val="false"/>
                 <w:b w:val="false"/>
                 <w:u w:val="none"/>
+                <w:strike w:val="false"/>
                 <w:sz w:val="20"/>
                 <w:szCs w:val="20"/>
                 <w:color w:val="000000"/>
@@ -3554,7 +3389,6 @@
           <w:p>
             <w:pPr>
               <w:jc w:val="right"/>
-              <w:keepNext/>
               <w:pBdr>
                 <w:bottom w:val="none" w:sz="0" w:space="0" w:color="000000"/>
                 <w:top w:val="none" w:sz="0" w:space="0" w:color="000000"/>
@@ -3562,14 +3396,25 @@
                 <w:right w:val="none" w:sz="0" w:space="0" w:color="000000"/>
               </w:pBdr>
               <w:spacing w:after="120" w:before="120" w:line="240"/>
-              <w:ind w:firstLine="0" w:left="120" w:right="120"/>
+              <w:ind w:left="120" w:right="120" w:firstLine="0" w:firstLineChars="0"/>
+              <w:rPr>
+                <w:rFonts w:ascii="Helvetica" w:hAnsi="Helvetica" w:eastAsia="Helvetica" w:cs="Helvetica"/>
+                <w:i w:val="false"/>
+                <w:b w:val="false"/>
+                <w:u w:val="none"/>
+                <w:strike w:val="false"/>
+                <w:sz w:val="20"/>
+                <w:szCs w:val="20"/>
+                <w:color w:val="000000"/>
+              </w:rPr>
             </w:pPr>
             <w:r xmlns:w="http://schemas.openxmlformats.org/wordprocessingml/2006/main" xmlns:wp="http://schemas.openxmlformats.org/drawingml/2006/wordprocessingDrawing" xmlns:r="http://schemas.openxmlformats.org/officeDocument/2006/relationships" xmlns:w14="http://schemas.microsoft.com/office/word/2010/wordml">
               <w:rPr>
-                <w:rFonts w:ascii="Helvetica"/>
+                <w:rFonts w:ascii="Helvetica" w:hAnsi="Helvetica" w:eastAsia="Helvetica" w:cs="Helvetica"/>
                 <w:i w:val="false"/>
                 <w:b w:val="false"/>
                 <w:u w:val="none"/>
+                <w:strike w:val="false"/>
                 <w:sz w:val="20"/>
                 <w:szCs w:val="20"/>
                 <w:color w:val="000000"/>
@@ -3581,7 +3426,6 @@
       </w:tr>
       <w:tr>
         <w:trPr>
-          <w:cantSplit/>
           <w:trHeight w:val="360" w:hRule="auto"/>
         </w:trPr>
         body3
@@ -3605,7 +3449,6 @@
           <w:p>
             <w:pPr>
               <w:jc w:val="left"/>
-              <w:keepNext/>
               <w:pBdr>
                 <w:bottom w:val="none" w:sz="0" w:space="0" w:color="000000"/>
                 <w:top w:val="none" w:sz="0" w:space="0" w:color="000000"/>
@@ -3613,14 +3456,25 @@
                 <w:right w:val="none" w:sz="0" w:space="0" w:color="000000"/>
               </w:pBdr>
               <w:spacing w:after="120" w:before="120" w:line="240"/>
-              <w:ind w:firstLine="0" w:left="120" w:right="120"/>
+              <w:ind w:left="120" w:right="120" w:firstLine="0" w:firstLineChars="0"/>
+              <w:rPr>
+                <w:rFonts w:ascii="Helvetica" w:hAnsi="Helvetica" w:eastAsia="Helvetica" w:cs="Helvetica"/>
+                <w:i w:val="false"/>
+                <w:b w:val="false"/>
+                <w:u w:val="none"/>
+                <w:strike w:val="false"/>
+                <w:sz w:val="20"/>
+                <w:szCs w:val="20"/>
+                <w:color w:val="000000"/>
+              </w:rPr>
             </w:pPr>
             <w:r xmlns:w="http://schemas.openxmlformats.org/wordprocessingml/2006/main" xmlns:wp="http://schemas.openxmlformats.org/drawingml/2006/wordprocessingDrawing" xmlns:r="http://schemas.openxmlformats.org/officeDocument/2006/relationships" xmlns:w14="http://schemas.microsoft.com/office/word/2010/wordml">
               <w:rPr>
-                <w:rFonts w:ascii="Helvetica"/>
+                <w:rFonts w:ascii="Helvetica" w:hAnsi="Helvetica" w:eastAsia="Helvetica" w:cs="Helvetica"/>
                 <w:i w:val="false"/>
                 <w:b w:val="false"/>
                 <w:u w:val="none"/>
+                <w:strike w:val="false"/>
                 <w:sz w:val="20"/>
                 <w:szCs w:val="20"/>
                 <w:color w:val="000000"/>
@@ -3649,7 +3503,6 @@
           <w:p>
             <w:pPr>
               <w:jc w:val="right"/>
-              <w:keepNext/>
               <w:pBdr>
                 <w:bottom w:val="none" w:sz="0" w:space="0" w:color="000000"/>
                 <w:top w:val="none" w:sz="0" w:space="0" w:color="000000"/>
@@ -3657,14 +3510,25 @@
                 <w:right w:val="none" w:sz="0" w:space="0" w:color="000000"/>
               </w:pBdr>
               <w:spacing w:after="120" w:before="120" w:line="240"/>
-              <w:ind w:firstLine="0" w:left="120" w:right="120"/>
+              <w:ind w:left="120" w:right="120" w:firstLine="0" w:firstLineChars="0"/>
+              <w:rPr>
+                <w:rFonts w:ascii="Helvetica" w:hAnsi="Helvetica" w:eastAsia="Helvetica" w:cs="Helvetica"/>
+                <w:i w:val="false"/>
+                <w:b w:val="false"/>
+                <w:u w:val="none"/>
+                <w:strike w:val="false"/>
+                <w:sz w:val="20"/>
+                <w:szCs w:val="20"/>
+                <w:color w:val="000000"/>
+              </w:rPr>
             </w:pPr>
             <w:r xmlns:w="http://schemas.openxmlformats.org/wordprocessingml/2006/main" xmlns:wp="http://schemas.openxmlformats.org/drawingml/2006/wordprocessingDrawing" xmlns:r="http://schemas.openxmlformats.org/officeDocument/2006/relationships" xmlns:w14="http://schemas.microsoft.com/office/word/2010/wordml">
               <w:rPr>
-                <w:rFonts w:ascii="Helvetica"/>
+                <w:rFonts w:ascii="Helvetica" w:hAnsi="Helvetica" w:eastAsia="Helvetica" w:cs="Helvetica"/>
                 <w:i w:val="false"/>
                 <w:b w:val="false"/>
                 <w:u w:val="none"/>
+                <w:strike w:val="false"/>
                 <w:sz w:val="20"/>
                 <w:szCs w:val="20"/>
                 <w:color w:val="000000"/>
@@ -3693,7 +3557,6 @@
           <w:p>
             <w:pPr>
               <w:jc w:val="right"/>
-              <w:keepNext/>
               <w:pBdr>
                 <w:bottom w:val="none" w:sz="0" w:space="0" w:color="000000"/>
                 <w:top w:val="none" w:sz="0" w:space="0" w:color="000000"/>
@@ -3701,14 +3564,25 @@
                 <w:right w:val="none" w:sz="0" w:space="0" w:color="000000"/>
               </w:pBdr>
               <w:spacing w:after="120" w:before="120" w:line="240"/>
-              <w:ind w:firstLine="0" w:left="120" w:right="120"/>
+              <w:ind w:left="120" w:right="120" w:firstLine="0" w:firstLineChars="0"/>
+              <w:rPr>
+                <w:rFonts w:ascii="Helvetica" w:hAnsi="Helvetica" w:eastAsia="Helvetica" w:cs="Helvetica"/>
+                <w:i w:val="false"/>
+                <w:b w:val="false"/>
+                <w:u w:val="none"/>
+                <w:strike w:val="false"/>
+                <w:sz w:val="20"/>
+                <w:szCs w:val="20"/>
+                <w:color w:val="000000"/>
+              </w:rPr>
             </w:pPr>
             <w:r xmlns:w="http://schemas.openxmlformats.org/wordprocessingml/2006/main" xmlns:wp="http://schemas.openxmlformats.org/drawingml/2006/wordprocessingDrawing" xmlns:r="http://schemas.openxmlformats.org/officeDocument/2006/relationships" xmlns:w14="http://schemas.microsoft.com/office/word/2010/wordml">
               <w:rPr>
-                <w:rFonts w:ascii="Helvetica"/>
+                <w:rFonts w:ascii="Helvetica" w:hAnsi="Helvetica" w:eastAsia="Helvetica" w:cs="Helvetica"/>
                 <w:i w:val="false"/>
                 <w:b w:val="false"/>
                 <w:u w:val="none"/>
+                <w:strike w:val="false"/>
                 <w:sz w:val="20"/>
                 <w:szCs w:val="20"/>
                 <w:color w:val="000000"/>
@@ -3737,7 +3611,6 @@
           <w:p>
             <w:pPr>
               <w:jc w:val="right"/>
-              <w:keepNext/>
               <w:pBdr>
                 <w:bottom w:val="none" w:sz="0" w:space="0" w:color="000000"/>
                 <w:top w:val="none" w:sz="0" w:space="0" w:color="000000"/>
@@ -3745,14 +3618,25 @@
                 <w:right w:val="none" w:sz="0" w:space="0" w:color="000000"/>
               </w:pBdr>
               <w:spacing w:after="120" w:before="120" w:line="240"/>
-              <w:ind w:firstLine="0" w:left="120" w:right="120"/>
+              <w:ind w:left="120" w:right="120" w:firstLine="0" w:firstLineChars="0"/>
+              <w:rPr>
+                <w:rFonts w:ascii="Helvetica" w:hAnsi="Helvetica" w:eastAsia="Helvetica" w:cs="Helvetica"/>
+                <w:i w:val="false"/>
+                <w:b w:val="false"/>
+                <w:u w:val="none"/>
+                <w:strike w:val="false"/>
+                <w:sz w:val="20"/>
+                <w:szCs w:val="20"/>
+                <w:color w:val="000000"/>
+              </w:rPr>
             </w:pPr>
             <w:r xmlns:w="http://schemas.openxmlformats.org/wordprocessingml/2006/main" xmlns:wp="http://schemas.openxmlformats.org/drawingml/2006/wordprocessingDrawing" xmlns:r="http://schemas.openxmlformats.org/officeDocument/2006/relationships" xmlns:w14="http://schemas.microsoft.com/office/word/2010/wordml">
               <w:rPr>
-                <w:rFonts w:ascii="Helvetica"/>
+                <w:rFonts w:ascii="Helvetica" w:hAnsi="Helvetica" w:eastAsia="Helvetica" w:cs="Helvetica"/>
                 <w:i w:val="false"/>
                 <w:b w:val="false"/>
                 <w:u w:val="none"/>
+                <w:strike w:val="false"/>
                 <w:sz w:val="20"/>
                 <w:szCs w:val="20"/>
                 <w:color w:val="000000"/>
@@ -3781,7 +3665,6 @@
           <w:p>
             <w:pPr>
               <w:jc w:val="right"/>
-              <w:keepNext/>
               <w:pBdr>
                 <w:bottom w:val="none" w:sz="0" w:space="0" w:color="000000"/>
                 <w:top w:val="none" w:sz="0" w:space="0" w:color="000000"/>
@@ -3789,14 +3672,25 @@
                 <w:right w:val="none" w:sz="0" w:space="0" w:color="000000"/>
               </w:pBdr>
               <w:spacing w:after="120" w:before="120" w:line="240"/>
-              <w:ind w:firstLine="0" w:left="120" w:right="120"/>
+              <w:ind w:left="120" w:right="120" w:firstLine="0" w:firstLineChars="0"/>
+              <w:rPr>
+                <w:rFonts w:ascii="Helvetica" w:hAnsi="Helvetica" w:eastAsia="Helvetica" w:cs="Helvetica"/>
+                <w:i w:val="false"/>
+                <w:b w:val="false"/>
+                <w:u w:val="none"/>
+                <w:strike w:val="false"/>
+                <w:sz w:val="20"/>
+                <w:szCs w:val="20"/>
+                <w:color w:val="000000"/>
+              </w:rPr>
             </w:pPr>
             <w:r xmlns:w="http://schemas.openxmlformats.org/wordprocessingml/2006/main" xmlns:wp="http://schemas.openxmlformats.org/drawingml/2006/wordprocessingDrawing" xmlns:r="http://schemas.openxmlformats.org/officeDocument/2006/relationships" xmlns:w14="http://schemas.microsoft.com/office/word/2010/wordml">
               <w:rPr>
-                <w:rFonts w:ascii="Helvetica"/>
+                <w:rFonts w:ascii="Helvetica" w:hAnsi="Helvetica" w:eastAsia="Helvetica" w:cs="Helvetica"/>
                 <w:i w:val="false"/>
                 <w:b w:val="false"/>
                 <w:u w:val="none"/>
+                <w:strike w:val="false"/>
                 <w:sz w:val="20"/>
                 <w:szCs w:val="20"/>
                 <w:color w:val="000000"/>
@@ -3825,7 +3719,6 @@
           <w:p>
             <w:pPr>
               <w:jc w:val="right"/>
-              <w:keepNext/>
               <w:pBdr>
                 <w:bottom w:val="none" w:sz="0" w:space="0" w:color="000000"/>
                 <w:top w:val="none" w:sz="0" w:space="0" w:color="000000"/>
@@ -3833,14 +3726,25 @@
                 <w:right w:val="none" w:sz="0" w:space="0" w:color="000000"/>
               </w:pBdr>
               <w:spacing w:after="120" w:before="120" w:line="240"/>
-              <w:ind w:firstLine="0" w:left="120" w:right="120"/>
+              <w:ind w:left="120" w:right="120" w:firstLine="0" w:firstLineChars="0"/>
+              <w:rPr>
+                <w:rFonts w:ascii="Helvetica" w:hAnsi="Helvetica" w:eastAsia="Helvetica" w:cs="Helvetica"/>
+                <w:i w:val="false"/>
+                <w:b w:val="false"/>
+                <w:u w:val="none"/>
+                <w:strike w:val="false"/>
+                <w:sz w:val="20"/>
+                <w:szCs w:val="20"/>
+                <w:color w:val="000000"/>
+              </w:rPr>
             </w:pPr>
             <w:r xmlns:w="http://schemas.openxmlformats.org/wordprocessingml/2006/main" xmlns:wp="http://schemas.openxmlformats.org/drawingml/2006/wordprocessingDrawing" xmlns:r="http://schemas.openxmlformats.org/officeDocument/2006/relationships" xmlns:w14="http://schemas.microsoft.com/office/word/2010/wordml">
               <w:rPr>
-                <w:rFonts w:ascii="Helvetica"/>
+                <w:rFonts w:ascii="Helvetica" w:hAnsi="Helvetica" w:eastAsia="Helvetica" w:cs="Helvetica"/>
                 <w:i w:val="false"/>
                 <w:b w:val="false"/>
                 <w:u w:val="none"/>
+                <w:strike w:val="false"/>
                 <w:sz w:val="20"/>
                 <w:szCs w:val="20"/>
                 <w:color w:val="000000"/>
@@ -3869,7 +3773,6 @@
           <w:p>
             <w:pPr>
               <w:jc w:val="right"/>
-              <w:keepNext/>
               <w:pBdr>
                 <w:bottom w:val="none" w:sz="0" w:space="0" w:color="000000"/>
                 <w:top w:val="none" w:sz="0" w:space="0" w:color="000000"/>
@@ -3877,14 +3780,25 @@
                 <w:right w:val="none" w:sz="0" w:space="0" w:color="000000"/>
               </w:pBdr>
               <w:spacing w:after="120" w:before="120" w:line="240"/>
-              <w:ind w:firstLine="0" w:left="120" w:right="120"/>
+              <w:ind w:left="120" w:right="120" w:firstLine="0" w:firstLineChars="0"/>
+              <w:rPr>
+                <w:rFonts w:ascii="Helvetica" w:hAnsi="Helvetica" w:eastAsia="Helvetica" w:cs="Helvetica"/>
+                <w:i w:val="false"/>
+                <w:b w:val="false"/>
+                <w:u w:val="none"/>
+                <w:strike w:val="false"/>
+                <w:sz w:val="20"/>
+                <w:szCs w:val="20"/>
+                <w:color w:val="000000"/>
+              </w:rPr>
             </w:pPr>
             <w:r xmlns:w="http://schemas.openxmlformats.org/wordprocessingml/2006/main" xmlns:wp="http://schemas.openxmlformats.org/drawingml/2006/wordprocessingDrawing" xmlns:r="http://schemas.openxmlformats.org/officeDocument/2006/relationships" xmlns:w14="http://schemas.microsoft.com/office/word/2010/wordml">
               <w:rPr>
-                <w:rFonts w:ascii="Helvetica"/>
+                <w:rFonts w:ascii="Helvetica" w:hAnsi="Helvetica" w:eastAsia="Helvetica" w:cs="Helvetica"/>
                 <w:i w:val="false"/>
                 <w:b w:val="false"/>
                 <w:u w:val="none"/>
+                <w:strike w:val="false"/>
                 <w:sz w:val="20"/>
                 <w:szCs w:val="20"/>
                 <w:color w:val="000000"/>
@@ -3896,7 +3810,6 @@
       </w:tr>
       <w:tr>
         <w:trPr>
-          <w:cantSplit/>
           <w:trHeight w:val="360" w:hRule="auto"/>
         </w:trPr>
         body4
@@ -3920,7 +3833,6 @@
           <w:p>
             <w:pPr>
               <w:jc w:val="left"/>
-              <w:keepNext/>
               <w:pBdr>
                 <w:bottom w:val="none" w:sz="0" w:space="0" w:color="000000"/>
                 <w:top w:val="none" w:sz="0" w:space="0" w:color="000000"/>
@@ -3928,14 +3840,25 @@
                 <w:right w:val="none" w:sz="0" w:space="0" w:color="000000"/>
               </w:pBdr>
               <w:spacing w:after="120" w:before="120" w:line="240"/>
-              <w:ind w:firstLine="0" w:left="120" w:right="120"/>
+              <w:ind w:left="120" w:right="120" w:firstLine="0" w:firstLineChars="0"/>
+              <w:rPr>
+                <w:rFonts w:ascii="Helvetica" w:hAnsi="Helvetica" w:eastAsia="Helvetica" w:cs="Helvetica"/>
+                <w:i w:val="false"/>
+                <w:b w:val="false"/>
+                <w:u w:val="none"/>
+                <w:strike w:val="false"/>
+                <w:sz w:val="20"/>
+                <w:szCs w:val="20"/>
+                <w:color w:val="000000"/>
+              </w:rPr>
             </w:pPr>
             <w:r xmlns:w="http://schemas.openxmlformats.org/wordprocessingml/2006/main" xmlns:wp="http://schemas.openxmlformats.org/drawingml/2006/wordprocessingDrawing" xmlns:r="http://schemas.openxmlformats.org/officeDocument/2006/relationships" xmlns:w14="http://schemas.microsoft.com/office/word/2010/wordml">
               <w:rPr>
-                <w:rFonts w:ascii="Helvetica"/>
+                <w:rFonts w:ascii="Helvetica" w:hAnsi="Helvetica" w:eastAsia="Helvetica" w:cs="Helvetica"/>
                 <w:i w:val="false"/>
                 <w:b w:val="false"/>
                 <w:u w:val="none"/>
+                <w:strike w:val="false"/>
                 <w:sz w:val="20"/>
                 <w:szCs w:val="20"/>
                 <w:color w:val="000000"/>
@@ -3964,7 +3887,6 @@
           <w:p>
             <w:pPr>
               <w:jc w:val="right"/>
-              <w:keepNext/>
               <w:pBdr>
                 <w:bottom w:val="none" w:sz="0" w:space="0" w:color="000000"/>
                 <w:top w:val="none" w:sz="0" w:space="0" w:color="000000"/>
@@ -3972,14 +3894,25 @@
                 <w:right w:val="none" w:sz="0" w:space="0" w:color="000000"/>
               </w:pBdr>
               <w:spacing w:after="120" w:before="120" w:line="240"/>
-              <w:ind w:firstLine="0" w:left="120" w:right="120"/>
+              <w:ind w:left="120" w:right="120" w:firstLine="0" w:firstLineChars="0"/>
+              <w:rPr>
+                <w:rFonts w:ascii="Helvetica" w:hAnsi="Helvetica" w:eastAsia="Helvetica" w:cs="Helvetica"/>
+                <w:i w:val="false"/>
+                <w:b w:val="false"/>
+                <w:u w:val="none"/>
+                <w:strike w:val="false"/>
+                <w:sz w:val="20"/>
+                <w:szCs w:val="20"/>
+                <w:color w:val="000000"/>
+              </w:rPr>
             </w:pPr>
             <w:r xmlns:w="http://schemas.openxmlformats.org/wordprocessingml/2006/main" xmlns:wp="http://schemas.openxmlformats.org/drawingml/2006/wordprocessingDrawing" xmlns:r="http://schemas.openxmlformats.org/officeDocument/2006/relationships" xmlns:w14="http://schemas.microsoft.com/office/word/2010/wordml">
               <w:rPr>
-                <w:rFonts w:ascii="Helvetica"/>
+                <w:rFonts w:ascii="Helvetica" w:hAnsi="Helvetica" w:eastAsia="Helvetica" w:cs="Helvetica"/>
                 <w:i w:val="false"/>
                 <w:b w:val="false"/>
                 <w:u w:val="none"/>
+                <w:strike w:val="false"/>
                 <w:sz w:val="20"/>
                 <w:szCs w:val="20"/>
                 <w:color w:val="000000"/>
@@ -4008,7 +3941,6 @@
           <w:p>
             <w:pPr>
               <w:jc w:val="right"/>
-              <w:keepNext/>
               <w:pBdr>
                 <w:bottom w:val="none" w:sz="0" w:space="0" w:color="000000"/>
                 <w:top w:val="none" w:sz="0" w:space="0" w:color="000000"/>
@@ -4016,14 +3948,25 @@
                 <w:right w:val="none" w:sz="0" w:space="0" w:color="000000"/>
               </w:pBdr>
               <w:spacing w:after="120" w:before="120" w:line="240"/>
-              <w:ind w:firstLine="0" w:left="120" w:right="120"/>
+              <w:ind w:left="120" w:right="120" w:firstLine="0" w:firstLineChars="0"/>
+              <w:rPr>
+                <w:rFonts w:ascii="Helvetica" w:hAnsi="Helvetica" w:eastAsia="Helvetica" w:cs="Helvetica"/>
+                <w:i w:val="false"/>
+                <w:b w:val="false"/>
+                <w:u w:val="none"/>
+                <w:strike w:val="false"/>
+                <w:sz w:val="20"/>
+                <w:szCs w:val="20"/>
+                <w:color w:val="000000"/>
+              </w:rPr>
             </w:pPr>
             <w:r xmlns:w="http://schemas.openxmlformats.org/wordprocessingml/2006/main" xmlns:wp="http://schemas.openxmlformats.org/drawingml/2006/wordprocessingDrawing" xmlns:r="http://schemas.openxmlformats.org/officeDocument/2006/relationships" xmlns:w14="http://schemas.microsoft.com/office/word/2010/wordml">
               <w:rPr>
-                <w:rFonts w:ascii="Helvetica"/>
+                <w:rFonts w:ascii="Helvetica" w:hAnsi="Helvetica" w:eastAsia="Helvetica" w:cs="Helvetica"/>
                 <w:i w:val="false"/>
                 <w:b w:val="false"/>
                 <w:u w:val="none"/>
+                <w:strike w:val="false"/>
                 <w:sz w:val="20"/>
                 <w:szCs w:val="20"/>
                 <w:color w:val="000000"/>
@@ -4052,7 +3995,6 @@
           <w:p>
             <w:pPr>
               <w:jc w:val="right"/>
-              <w:keepNext/>
               <w:pBdr>
                 <w:bottom w:val="none" w:sz="0" w:space="0" w:color="000000"/>
                 <w:top w:val="none" w:sz="0" w:space="0" w:color="000000"/>
@@ -4060,14 +4002,25 @@
                 <w:right w:val="none" w:sz="0" w:space="0" w:color="000000"/>
               </w:pBdr>
               <w:spacing w:after="120" w:before="120" w:line="240"/>
-              <w:ind w:firstLine="0" w:left="120" w:right="120"/>
+              <w:ind w:left="120" w:right="120" w:firstLine="0" w:firstLineChars="0"/>
+              <w:rPr>
+                <w:rFonts w:ascii="Helvetica" w:hAnsi="Helvetica" w:eastAsia="Helvetica" w:cs="Helvetica"/>
+                <w:i w:val="false"/>
+                <w:b w:val="false"/>
+                <w:u w:val="none"/>
+                <w:strike w:val="false"/>
+                <w:sz w:val="20"/>
+                <w:szCs w:val="20"/>
+                <w:color w:val="000000"/>
+              </w:rPr>
             </w:pPr>
             <w:r xmlns:w="http://schemas.openxmlformats.org/wordprocessingml/2006/main" xmlns:wp="http://schemas.openxmlformats.org/drawingml/2006/wordprocessingDrawing" xmlns:r="http://schemas.openxmlformats.org/officeDocument/2006/relationships" xmlns:w14="http://schemas.microsoft.com/office/word/2010/wordml">
               <w:rPr>
-                <w:rFonts w:ascii="Helvetica"/>
+                <w:rFonts w:ascii="Helvetica" w:hAnsi="Helvetica" w:eastAsia="Helvetica" w:cs="Helvetica"/>
                 <w:i w:val="false"/>
                 <w:b w:val="false"/>
                 <w:u w:val="none"/>
+                <w:strike w:val="false"/>
                 <w:sz w:val="20"/>
                 <w:szCs w:val="20"/>
                 <w:color w:val="000000"/>
@@ -4096,7 +4049,6 @@
           <w:p>
             <w:pPr>
               <w:jc w:val="right"/>
-              <w:keepNext/>
               <w:pBdr>
                 <w:bottom w:val="none" w:sz="0" w:space="0" w:color="000000"/>
                 <w:top w:val="none" w:sz="0" w:space="0" w:color="000000"/>
@@ -4104,14 +4056,25 @@
                 <w:right w:val="none" w:sz="0" w:space="0" w:color="000000"/>
               </w:pBdr>
               <w:spacing w:after="120" w:before="120" w:line="240"/>
-              <w:ind w:firstLine="0" w:left="120" w:right="120"/>
+              <w:ind w:left="120" w:right="120" w:firstLine="0" w:firstLineChars="0"/>
+              <w:rPr>
+                <w:rFonts w:ascii="Helvetica" w:hAnsi="Helvetica" w:eastAsia="Helvetica" w:cs="Helvetica"/>
+                <w:i w:val="false"/>
+                <w:b w:val="false"/>
+                <w:u w:val="none"/>
+                <w:strike w:val="false"/>
+                <w:sz w:val="20"/>
+                <w:szCs w:val="20"/>
+                <w:color w:val="000000"/>
+              </w:rPr>
             </w:pPr>
             <w:r xmlns:w="http://schemas.openxmlformats.org/wordprocessingml/2006/main" xmlns:wp="http://schemas.openxmlformats.org/drawingml/2006/wordprocessingDrawing" xmlns:r="http://schemas.openxmlformats.org/officeDocument/2006/relationships" xmlns:w14="http://schemas.microsoft.com/office/word/2010/wordml">
               <w:rPr>
-                <w:rFonts w:ascii="Helvetica"/>
+                <w:rFonts w:ascii="Helvetica" w:hAnsi="Helvetica" w:eastAsia="Helvetica" w:cs="Helvetica"/>
                 <w:i w:val="false"/>
                 <w:b w:val="false"/>
                 <w:u w:val="none"/>
+                <w:strike w:val="false"/>
                 <w:sz w:val="20"/>
                 <w:szCs w:val="20"/>
                 <w:color w:val="000000"/>
@@ -4140,7 +4103,6 @@
           <w:p>
             <w:pPr>
               <w:jc w:val="right"/>
-              <w:keepNext/>
               <w:pBdr>
                 <w:bottom w:val="none" w:sz="0" w:space="0" w:color="000000"/>
                 <w:top w:val="none" w:sz="0" w:space="0" w:color="000000"/>
@@ -4148,14 +4110,25 @@
                 <w:right w:val="none" w:sz="0" w:space="0" w:color="000000"/>
               </w:pBdr>
               <w:spacing w:after="120" w:before="120" w:line="240"/>
-              <w:ind w:firstLine="0" w:left="120" w:right="120"/>
+              <w:ind w:left="120" w:right="120" w:firstLine="0" w:firstLineChars="0"/>
+              <w:rPr>
+                <w:rFonts w:ascii="Helvetica" w:hAnsi="Helvetica" w:eastAsia="Helvetica" w:cs="Helvetica"/>
+                <w:i w:val="false"/>
+                <w:b w:val="false"/>
+                <w:u w:val="none"/>
+                <w:strike w:val="false"/>
+                <w:sz w:val="20"/>
+                <w:szCs w:val="20"/>
+                <w:color w:val="000000"/>
+              </w:rPr>
             </w:pPr>
             <w:r xmlns:w="http://schemas.openxmlformats.org/wordprocessingml/2006/main" xmlns:wp="http://schemas.openxmlformats.org/drawingml/2006/wordprocessingDrawing" xmlns:r="http://schemas.openxmlformats.org/officeDocument/2006/relationships" xmlns:w14="http://schemas.microsoft.com/office/word/2010/wordml">
               <w:rPr>
-                <w:rFonts w:ascii="Helvetica"/>
+                <w:rFonts w:ascii="Helvetica" w:hAnsi="Helvetica" w:eastAsia="Helvetica" w:cs="Helvetica"/>
                 <w:i w:val="false"/>
                 <w:b w:val="false"/>
                 <w:u w:val="none"/>
+                <w:strike w:val="false"/>
                 <w:sz w:val="20"/>
                 <w:szCs w:val="20"/>
                 <w:color w:val="000000"/>
@@ -4184,7 +4157,6 @@
           <w:p>
             <w:pPr>
               <w:jc w:val="right"/>
-              <w:keepNext/>
               <w:pBdr>
                 <w:bottom w:val="none" w:sz="0" w:space="0" w:color="000000"/>
                 <w:top w:val="none" w:sz="0" w:space="0" w:color="000000"/>
@@ -4192,14 +4164,25 @@
                 <w:right w:val="none" w:sz="0" w:space="0" w:color="000000"/>
               </w:pBdr>
               <w:spacing w:after="120" w:before="120" w:line="240"/>
-              <w:ind w:firstLine="0" w:left="120" w:right="120"/>
+              <w:ind w:left="120" w:right="120" w:firstLine="0" w:firstLineChars="0"/>
+              <w:rPr>
+                <w:rFonts w:ascii="Helvetica" w:hAnsi="Helvetica" w:eastAsia="Helvetica" w:cs="Helvetica"/>
+                <w:i w:val="false"/>
+                <w:b w:val="false"/>
+                <w:u w:val="none"/>
+                <w:strike w:val="false"/>
+                <w:sz w:val="20"/>
+                <w:szCs w:val="20"/>
+                <w:color w:val="000000"/>
+              </w:rPr>
             </w:pPr>
             <w:r xmlns:w="http://schemas.openxmlformats.org/wordprocessingml/2006/main" xmlns:wp="http://schemas.openxmlformats.org/drawingml/2006/wordprocessingDrawing" xmlns:r="http://schemas.openxmlformats.org/officeDocument/2006/relationships" xmlns:w14="http://schemas.microsoft.com/office/word/2010/wordml">
               <w:rPr>
-                <w:rFonts w:ascii="Helvetica"/>
+                <w:rFonts w:ascii="Helvetica" w:hAnsi="Helvetica" w:eastAsia="Helvetica" w:cs="Helvetica"/>
                 <w:i w:val="false"/>
                 <w:b w:val="false"/>
                 <w:u w:val="none"/>
+                <w:strike w:val="false"/>
                 <w:sz w:val="20"/>
                 <w:szCs w:val="20"/>
                 <w:color w:val="000000"/>
@@ -4211,7 +4194,6 @@
       </w:tr>
       <w:tr>
         <w:trPr>
-          <w:cantSplit/>
           <w:trHeight w:val="360" w:hRule="auto"/>
         </w:trPr>
         body5
@@ -4235,7 +4217,6 @@
           <w:p>
             <w:pPr>
               <w:jc w:val="left"/>
-              <w:keepNext/>
               <w:pBdr>
                 <w:bottom w:val="none" w:sz="0" w:space="0" w:color="000000"/>
                 <w:top w:val="none" w:sz="0" w:space="0" w:color="000000"/>
@@ -4243,14 +4224,25 @@
                 <w:right w:val="none" w:sz="0" w:space="0" w:color="000000"/>
               </w:pBdr>
               <w:spacing w:after="120" w:before="120" w:line="240"/>
-              <w:ind w:firstLine="0" w:left="120" w:right="120"/>
+              <w:ind w:left="120" w:right="120" w:firstLine="0" w:firstLineChars="0"/>
+              <w:rPr>
+                <w:rFonts w:ascii="Helvetica" w:hAnsi="Helvetica" w:eastAsia="Helvetica" w:cs="Helvetica"/>
+                <w:i w:val="false"/>
+                <w:b w:val="false"/>
+                <w:u w:val="none"/>
+                <w:strike w:val="false"/>
+                <w:sz w:val="20"/>
+                <w:szCs w:val="20"/>
+                <w:color w:val="000000"/>
+              </w:rPr>
             </w:pPr>
             <w:r xmlns:w="http://schemas.openxmlformats.org/wordprocessingml/2006/main" xmlns:wp="http://schemas.openxmlformats.org/drawingml/2006/wordprocessingDrawing" xmlns:r="http://schemas.openxmlformats.org/officeDocument/2006/relationships" xmlns:w14="http://schemas.microsoft.com/office/word/2010/wordml">
               <w:rPr>
-                <w:rFonts w:ascii="Helvetica"/>
+                <w:rFonts w:ascii="Helvetica" w:hAnsi="Helvetica" w:eastAsia="Helvetica" w:cs="Helvetica"/>
                 <w:i w:val="false"/>
                 <w:b w:val="false"/>
                 <w:u w:val="none"/>
+                <w:strike w:val="false"/>
                 <w:sz w:val="20"/>
                 <w:szCs w:val="20"/>
                 <w:color w:val="000000"/>
@@ -4279,7 +4271,6 @@
           <w:p>
             <w:pPr>
               <w:jc w:val="right"/>
-              <w:keepNext/>
               <w:pBdr>
                 <w:bottom w:val="none" w:sz="0" w:space="0" w:color="000000"/>
                 <w:top w:val="none" w:sz="0" w:space="0" w:color="000000"/>
@@ -4287,14 +4278,25 @@
                 <w:right w:val="none" w:sz="0" w:space="0" w:color="000000"/>
               </w:pBdr>
               <w:spacing w:after="120" w:before="120" w:line="240"/>
-              <w:ind w:firstLine="0" w:left="120" w:right="120"/>
+              <w:ind w:left="120" w:right="120" w:firstLine="0" w:firstLineChars="0"/>
+              <w:rPr>
+                <w:rFonts w:ascii="Helvetica" w:hAnsi="Helvetica" w:eastAsia="Helvetica" w:cs="Helvetica"/>
+                <w:i w:val="false"/>
+                <w:b w:val="false"/>
+                <w:u w:val="none"/>
+                <w:strike w:val="false"/>
+                <w:sz w:val="20"/>
+                <w:szCs w:val="20"/>
+                <w:color w:val="000000"/>
+              </w:rPr>
             </w:pPr>
             <w:r xmlns:w="http://schemas.openxmlformats.org/wordprocessingml/2006/main" xmlns:wp="http://schemas.openxmlformats.org/drawingml/2006/wordprocessingDrawing" xmlns:r="http://schemas.openxmlformats.org/officeDocument/2006/relationships" xmlns:w14="http://schemas.microsoft.com/office/word/2010/wordml">
               <w:rPr>
-                <w:rFonts w:ascii="Helvetica"/>
+                <w:rFonts w:ascii="Helvetica" w:hAnsi="Helvetica" w:eastAsia="Helvetica" w:cs="Helvetica"/>
                 <w:i w:val="false"/>
                 <w:b w:val="false"/>
                 <w:u w:val="none"/>
+                <w:strike w:val="false"/>
                 <w:sz w:val="20"/>
                 <w:szCs w:val="20"/>
                 <w:color w:val="000000"/>
@@ -4323,7 +4325,6 @@
           <w:p>
             <w:pPr>
               <w:jc w:val="right"/>
-              <w:keepNext/>
               <w:pBdr>
                 <w:bottom w:val="none" w:sz="0" w:space="0" w:color="000000"/>
                 <w:top w:val="none" w:sz="0" w:space="0" w:color="000000"/>
@@ -4331,14 +4332,25 @@
                 <w:right w:val="none" w:sz="0" w:space="0" w:color="000000"/>
               </w:pBdr>
               <w:spacing w:after="120" w:before="120" w:line="240"/>
-              <w:ind w:firstLine="0" w:left="120" w:right="120"/>
+              <w:ind w:left="120" w:right="120" w:firstLine="0" w:firstLineChars="0"/>
+              <w:rPr>
+                <w:rFonts w:ascii="Helvetica" w:hAnsi="Helvetica" w:eastAsia="Helvetica" w:cs="Helvetica"/>
+                <w:i w:val="false"/>
+                <w:b w:val="false"/>
+                <w:u w:val="none"/>
+                <w:strike w:val="false"/>
+                <w:sz w:val="20"/>
+                <w:szCs w:val="20"/>
+                <w:color w:val="000000"/>
+              </w:rPr>
             </w:pPr>
             <w:r xmlns:w="http://schemas.openxmlformats.org/wordprocessingml/2006/main" xmlns:wp="http://schemas.openxmlformats.org/drawingml/2006/wordprocessingDrawing" xmlns:r="http://schemas.openxmlformats.org/officeDocument/2006/relationships" xmlns:w14="http://schemas.microsoft.com/office/word/2010/wordml">
               <w:rPr>
-                <w:rFonts w:ascii="Helvetica"/>
+                <w:rFonts w:ascii="Helvetica" w:hAnsi="Helvetica" w:eastAsia="Helvetica" w:cs="Helvetica"/>
                 <w:i w:val="false"/>
                 <w:b w:val="false"/>
                 <w:u w:val="none"/>
+                <w:strike w:val="false"/>
                 <w:sz w:val="20"/>
                 <w:szCs w:val="20"/>
                 <w:color w:val="000000"/>
@@ -4367,7 +4379,6 @@
           <w:p>
             <w:pPr>
               <w:jc w:val="right"/>
-              <w:keepNext/>
               <w:pBdr>
                 <w:bottom w:val="none" w:sz="0" w:space="0" w:color="000000"/>
                 <w:top w:val="none" w:sz="0" w:space="0" w:color="000000"/>
@@ -4375,14 +4386,25 @@
                 <w:right w:val="none" w:sz="0" w:space="0" w:color="000000"/>
               </w:pBdr>
               <w:spacing w:after="120" w:before="120" w:line="240"/>
-              <w:ind w:firstLine="0" w:left="120" w:right="120"/>
+              <w:ind w:left="120" w:right="120" w:firstLine="0" w:firstLineChars="0"/>
+              <w:rPr>
+                <w:rFonts w:ascii="Helvetica" w:hAnsi="Helvetica" w:eastAsia="Helvetica" w:cs="Helvetica"/>
+                <w:i w:val="false"/>
+                <w:b w:val="false"/>
+                <w:u w:val="none"/>
+                <w:strike w:val="false"/>
+                <w:sz w:val="20"/>
+                <w:szCs w:val="20"/>
+                <w:color w:val="000000"/>
+              </w:rPr>
             </w:pPr>
             <w:r xmlns:w="http://schemas.openxmlformats.org/wordprocessingml/2006/main" xmlns:wp="http://schemas.openxmlformats.org/drawingml/2006/wordprocessingDrawing" xmlns:r="http://schemas.openxmlformats.org/officeDocument/2006/relationships" xmlns:w14="http://schemas.microsoft.com/office/word/2010/wordml">
               <w:rPr>
-                <w:rFonts w:ascii="Helvetica"/>
+                <w:rFonts w:ascii="Helvetica" w:hAnsi="Helvetica" w:eastAsia="Helvetica" w:cs="Helvetica"/>
                 <w:i w:val="false"/>
                 <w:b w:val="false"/>
                 <w:u w:val="none"/>
+                <w:strike w:val="false"/>
                 <w:sz w:val="20"/>
                 <w:szCs w:val="20"/>
                 <w:color w:val="000000"/>
@@ -4411,7 +4433,6 @@
           <w:p>
             <w:pPr>
               <w:jc w:val="right"/>
-              <w:keepNext/>
               <w:pBdr>
                 <w:bottom w:val="none" w:sz="0" w:space="0" w:color="000000"/>
                 <w:top w:val="none" w:sz="0" w:space="0" w:color="000000"/>
@@ -4419,14 +4440,25 @@
                 <w:right w:val="none" w:sz="0" w:space="0" w:color="000000"/>
               </w:pBdr>
               <w:spacing w:after="120" w:before="120" w:line="240"/>
-              <w:ind w:firstLine="0" w:left="120" w:right="120"/>
+              <w:ind w:left="120" w:right="120" w:firstLine="0" w:firstLineChars="0"/>
+              <w:rPr>
+                <w:rFonts w:ascii="Helvetica" w:hAnsi="Helvetica" w:eastAsia="Helvetica" w:cs="Helvetica"/>
+                <w:i w:val="false"/>
+                <w:b w:val="false"/>
+                <w:u w:val="none"/>
+                <w:strike w:val="false"/>
+                <w:sz w:val="20"/>
+                <w:szCs w:val="20"/>
+                <w:color w:val="000000"/>
+              </w:rPr>
             </w:pPr>
             <w:r xmlns:w="http://schemas.openxmlformats.org/wordprocessingml/2006/main" xmlns:wp="http://schemas.openxmlformats.org/drawingml/2006/wordprocessingDrawing" xmlns:r="http://schemas.openxmlformats.org/officeDocument/2006/relationships" xmlns:w14="http://schemas.microsoft.com/office/word/2010/wordml">
               <w:rPr>
-                <w:rFonts w:ascii="Helvetica"/>
+                <w:rFonts w:ascii="Helvetica" w:hAnsi="Helvetica" w:eastAsia="Helvetica" w:cs="Helvetica"/>
                 <w:i w:val="false"/>
                 <w:b w:val="false"/>
                 <w:u w:val="none"/>
+                <w:strike w:val="false"/>
                 <w:sz w:val="20"/>
                 <w:szCs w:val="20"/>
                 <w:color w:val="000000"/>
@@ -4455,7 +4487,6 @@
           <w:p>
             <w:pPr>
               <w:jc w:val="right"/>
-              <w:keepNext/>
               <w:pBdr>
                 <w:bottom w:val="none" w:sz="0" w:space="0" w:color="000000"/>
                 <w:top w:val="none" w:sz="0" w:space="0" w:color="000000"/>
@@ -4463,14 +4494,25 @@
                 <w:right w:val="none" w:sz="0" w:space="0" w:color="000000"/>
               </w:pBdr>
               <w:spacing w:after="120" w:before="120" w:line="240"/>
-              <w:ind w:firstLine="0" w:left="120" w:right="120"/>
+              <w:ind w:left="120" w:right="120" w:firstLine="0" w:firstLineChars="0"/>
+              <w:rPr>
+                <w:rFonts w:ascii="Helvetica" w:hAnsi="Helvetica" w:eastAsia="Helvetica" w:cs="Helvetica"/>
+                <w:i w:val="false"/>
+                <w:b w:val="false"/>
+                <w:u w:val="none"/>
+                <w:strike w:val="false"/>
+                <w:sz w:val="20"/>
+                <w:szCs w:val="20"/>
+                <w:color w:val="000000"/>
+              </w:rPr>
             </w:pPr>
             <w:r xmlns:w="http://schemas.openxmlformats.org/wordprocessingml/2006/main" xmlns:wp="http://schemas.openxmlformats.org/drawingml/2006/wordprocessingDrawing" xmlns:r="http://schemas.openxmlformats.org/officeDocument/2006/relationships" xmlns:w14="http://schemas.microsoft.com/office/word/2010/wordml">
               <w:rPr>
-                <w:rFonts w:ascii="Helvetica"/>
+                <w:rFonts w:ascii="Helvetica" w:hAnsi="Helvetica" w:eastAsia="Helvetica" w:cs="Helvetica"/>
                 <w:i w:val="false"/>
                 <w:b w:val="false"/>
                 <w:u w:val="none"/>
+                <w:strike w:val="false"/>
                 <w:sz w:val="20"/>
                 <w:szCs w:val="20"/>
                 <w:color w:val="000000"/>
@@ -4499,7 +4541,6 @@
           <w:p>
             <w:pPr>
               <w:jc w:val="right"/>
-              <w:keepNext/>
               <w:pBdr>
                 <w:bottom w:val="none" w:sz="0" w:space="0" w:color="000000"/>
                 <w:top w:val="none" w:sz="0" w:space="0" w:color="000000"/>
@@ -4507,14 +4548,25 @@
                 <w:right w:val="none" w:sz="0" w:space="0" w:color="000000"/>
               </w:pBdr>
               <w:spacing w:after="120" w:before="120" w:line="240"/>
-              <w:ind w:firstLine="0" w:left="120" w:right="120"/>
+              <w:ind w:left="120" w:right="120" w:firstLine="0" w:firstLineChars="0"/>
+              <w:rPr>
+                <w:rFonts w:ascii="Helvetica" w:hAnsi="Helvetica" w:eastAsia="Helvetica" w:cs="Helvetica"/>
+                <w:i w:val="false"/>
+                <w:b w:val="false"/>
+                <w:u w:val="none"/>
+                <w:strike w:val="false"/>
+                <w:sz w:val="20"/>
+                <w:szCs w:val="20"/>
+                <w:color w:val="000000"/>
+              </w:rPr>
             </w:pPr>
             <w:r xmlns:w="http://schemas.openxmlformats.org/wordprocessingml/2006/main" xmlns:wp="http://schemas.openxmlformats.org/drawingml/2006/wordprocessingDrawing" xmlns:r="http://schemas.openxmlformats.org/officeDocument/2006/relationships" xmlns:w14="http://schemas.microsoft.com/office/word/2010/wordml">
               <w:rPr>
-                <w:rFonts w:ascii="Helvetica"/>
+                <w:rFonts w:ascii="Helvetica" w:hAnsi="Helvetica" w:eastAsia="Helvetica" w:cs="Helvetica"/>
                 <w:i w:val="false"/>
                 <w:b w:val="false"/>
                 <w:u w:val="none"/>
+                <w:strike w:val="false"/>
                 <w:sz w:val="20"/>
                 <w:szCs w:val="20"/>
                 <w:color w:val="000000"/>
@@ -4526,7 +4578,6 @@
       </w:tr>
       <w:tr>
         <w:trPr>
-          <w:cantSplit/>
           <w:trHeight w:val="360" w:hRule="auto"/>
         </w:trPr>
         body6
@@ -4550,7 +4601,6 @@
           <w:p>
             <w:pPr>
               <w:jc w:val="left"/>
-              <w:keepNext/>
               <w:pBdr>
                 <w:bottom w:val="none" w:sz="0" w:space="0" w:color="000000"/>
                 <w:top w:val="none" w:sz="0" w:space="0" w:color="000000"/>
@@ -4558,14 +4608,25 @@
                 <w:right w:val="none" w:sz="0" w:space="0" w:color="000000"/>
               </w:pBdr>
               <w:spacing w:after="120" w:before="120" w:line="240"/>
-              <w:ind w:firstLine="0" w:left="120" w:right="120"/>
+              <w:ind w:left="120" w:right="120" w:firstLine="0" w:firstLineChars="0"/>
+              <w:rPr>
+                <w:rFonts w:ascii="Helvetica" w:hAnsi="Helvetica" w:eastAsia="Helvetica" w:cs="Helvetica"/>
+                <w:i w:val="false"/>
+                <w:b w:val="false"/>
+                <w:u w:val="none"/>
+                <w:strike w:val="false"/>
+                <w:sz w:val="20"/>
+                <w:szCs w:val="20"/>
+                <w:color w:val="000000"/>
+              </w:rPr>
             </w:pPr>
             <w:r xmlns:w="http://schemas.openxmlformats.org/wordprocessingml/2006/main" xmlns:wp="http://schemas.openxmlformats.org/drawingml/2006/wordprocessingDrawing" xmlns:r="http://schemas.openxmlformats.org/officeDocument/2006/relationships" xmlns:w14="http://schemas.microsoft.com/office/word/2010/wordml">
               <w:rPr>
-                <w:rFonts w:ascii="Helvetica"/>
+                <w:rFonts w:ascii="Helvetica" w:hAnsi="Helvetica" w:eastAsia="Helvetica" w:cs="Helvetica"/>
                 <w:i w:val="false"/>
                 <w:b w:val="false"/>
                 <w:u w:val="none"/>
+                <w:strike w:val="false"/>
                 <w:sz w:val="20"/>
                 <w:szCs w:val="20"/>
                 <w:color w:val="000000"/>
@@ -4594,7 +4655,6 @@
           <w:p>
             <w:pPr>
               <w:jc w:val="right"/>
-              <w:keepNext/>
               <w:pBdr>
                 <w:bottom w:val="none" w:sz="0" w:space="0" w:color="000000"/>
                 <w:top w:val="none" w:sz="0" w:space="0" w:color="000000"/>
@@ -4602,14 +4662,25 @@
                 <w:right w:val="none" w:sz="0" w:space="0" w:color="000000"/>
               </w:pBdr>
               <w:spacing w:after="120" w:before="120" w:line="240"/>
-              <w:ind w:firstLine="0" w:left="120" w:right="120"/>
+              <w:ind w:left="120" w:right="120" w:firstLine="0" w:firstLineChars="0"/>
+              <w:rPr>
+                <w:rFonts w:ascii="Helvetica" w:hAnsi="Helvetica" w:eastAsia="Helvetica" w:cs="Helvetica"/>
+                <w:i w:val="false"/>
+                <w:b w:val="false"/>
+                <w:u w:val="none"/>
+                <w:strike w:val="false"/>
+                <w:sz w:val="20"/>
+                <w:szCs w:val="20"/>
+                <w:color w:val="000000"/>
+              </w:rPr>
             </w:pPr>
             <w:r xmlns:w="http://schemas.openxmlformats.org/wordprocessingml/2006/main" xmlns:wp="http://schemas.openxmlformats.org/drawingml/2006/wordprocessingDrawing" xmlns:r="http://schemas.openxmlformats.org/officeDocument/2006/relationships" xmlns:w14="http://schemas.microsoft.com/office/word/2010/wordml">
               <w:rPr>
-                <w:rFonts w:ascii="Helvetica"/>
+                <w:rFonts w:ascii="Helvetica" w:hAnsi="Helvetica" w:eastAsia="Helvetica" w:cs="Helvetica"/>
                 <w:i w:val="false"/>
                 <w:b w:val="false"/>
                 <w:u w:val="none"/>
+                <w:strike w:val="false"/>
                 <w:sz w:val="20"/>
                 <w:szCs w:val="20"/>
                 <w:color w:val="000000"/>
@@ -4638,7 +4709,6 @@
           <w:p>
             <w:pPr>
               <w:jc w:val="right"/>
-              <w:keepNext/>
               <w:pBdr>
                 <w:bottom w:val="none" w:sz="0" w:space="0" w:color="000000"/>
                 <w:top w:val="none" w:sz="0" w:space="0" w:color="000000"/>
@@ -4646,14 +4716,25 @@
                 <w:right w:val="none" w:sz="0" w:space="0" w:color="000000"/>
               </w:pBdr>
               <w:spacing w:after="120" w:before="120" w:line="240"/>
-              <w:ind w:firstLine="0" w:left="120" w:right="120"/>
+              <w:ind w:left="120" w:right="120" w:firstLine="0" w:firstLineChars="0"/>
+              <w:rPr>
+                <w:rFonts w:ascii="Helvetica" w:hAnsi="Helvetica" w:eastAsia="Helvetica" w:cs="Helvetica"/>
+                <w:i w:val="false"/>
+                <w:b w:val="false"/>
+                <w:u w:val="none"/>
+                <w:strike w:val="false"/>
+                <w:sz w:val="20"/>
+                <w:szCs w:val="20"/>
+                <w:color w:val="000000"/>
+              </w:rPr>
             </w:pPr>
             <w:r xmlns:w="http://schemas.openxmlformats.org/wordprocessingml/2006/main" xmlns:wp="http://schemas.openxmlformats.org/drawingml/2006/wordprocessingDrawing" xmlns:r="http://schemas.openxmlformats.org/officeDocument/2006/relationships" xmlns:w14="http://schemas.microsoft.com/office/word/2010/wordml">
               <w:rPr>
-                <w:rFonts w:ascii="Helvetica"/>
+                <w:rFonts w:ascii="Helvetica" w:hAnsi="Helvetica" w:eastAsia="Helvetica" w:cs="Helvetica"/>
                 <w:i w:val="false"/>
                 <w:b w:val="false"/>
                 <w:u w:val="none"/>
+                <w:strike w:val="false"/>
                 <w:sz w:val="20"/>
                 <w:szCs w:val="20"/>
                 <w:color w:val="000000"/>
@@ -4682,7 +4763,6 @@
           <w:p>
             <w:pPr>
               <w:jc w:val="right"/>
-              <w:keepNext/>
               <w:pBdr>
                 <w:bottom w:val="none" w:sz="0" w:space="0" w:color="000000"/>
                 <w:top w:val="none" w:sz="0" w:space="0" w:color="000000"/>
@@ -4690,14 +4770,25 @@
                 <w:right w:val="none" w:sz="0" w:space="0" w:color="000000"/>
               </w:pBdr>
               <w:spacing w:after="120" w:before="120" w:line="240"/>
-              <w:ind w:firstLine="0" w:left="120" w:right="120"/>
+              <w:ind w:left="120" w:right="120" w:firstLine="0" w:firstLineChars="0"/>
+              <w:rPr>
+                <w:rFonts w:ascii="Helvetica" w:hAnsi="Helvetica" w:eastAsia="Helvetica" w:cs="Helvetica"/>
+                <w:i w:val="false"/>
+                <w:b w:val="false"/>
+                <w:u w:val="none"/>
+                <w:strike w:val="false"/>
+                <w:sz w:val="20"/>
+                <w:szCs w:val="20"/>
+                <w:color w:val="000000"/>
+              </w:rPr>
             </w:pPr>
             <w:r xmlns:w="http://schemas.openxmlformats.org/wordprocessingml/2006/main" xmlns:wp="http://schemas.openxmlformats.org/drawingml/2006/wordprocessingDrawing" xmlns:r="http://schemas.openxmlformats.org/officeDocument/2006/relationships" xmlns:w14="http://schemas.microsoft.com/office/word/2010/wordml">
               <w:rPr>
-                <w:rFonts w:ascii="Helvetica"/>
+                <w:rFonts w:ascii="Helvetica" w:hAnsi="Helvetica" w:eastAsia="Helvetica" w:cs="Helvetica"/>
                 <w:i w:val="false"/>
                 <w:b w:val="false"/>
                 <w:u w:val="none"/>
+                <w:strike w:val="false"/>
                 <w:sz w:val="20"/>
                 <w:szCs w:val="20"/>
                 <w:color w:val="000000"/>
@@ -4726,7 +4817,6 @@
           <w:p>
             <w:pPr>
               <w:jc w:val="right"/>
-              <w:keepNext/>
               <w:pBdr>
                 <w:bottom w:val="none" w:sz="0" w:space="0" w:color="000000"/>
                 <w:top w:val="none" w:sz="0" w:space="0" w:color="000000"/>
@@ -4734,14 +4824,25 @@
                 <w:right w:val="none" w:sz="0" w:space="0" w:color="000000"/>
               </w:pBdr>
               <w:spacing w:after="120" w:before="120" w:line="240"/>
-              <w:ind w:firstLine="0" w:left="120" w:right="120"/>
+              <w:ind w:left="120" w:right="120" w:firstLine="0" w:firstLineChars="0"/>
+              <w:rPr>
+                <w:rFonts w:ascii="Helvetica" w:hAnsi="Helvetica" w:eastAsia="Helvetica" w:cs="Helvetica"/>
+                <w:i w:val="false"/>
+                <w:b w:val="false"/>
+                <w:u w:val="none"/>
+                <w:strike w:val="false"/>
+                <w:sz w:val="20"/>
+                <w:szCs w:val="20"/>
+                <w:color w:val="000000"/>
+              </w:rPr>
             </w:pPr>
             <w:r xmlns:w="http://schemas.openxmlformats.org/wordprocessingml/2006/main" xmlns:wp="http://schemas.openxmlformats.org/drawingml/2006/wordprocessingDrawing" xmlns:r="http://schemas.openxmlformats.org/officeDocument/2006/relationships" xmlns:w14="http://schemas.microsoft.com/office/word/2010/wordml">
               <w:rPr>
-                <w:rFonts w:ascii="Helvetica"/>
+                <w:rFonts w:ascii="Helvetica" w:hAnsi="Helvetica" w:eastAsia="Helvetica" w:cs="Helvetica"/>
                 <w:i w:val="false"/>
                 <w:b w:val="false"/>
                 <w:u w:val="none"/>
+                <w:strike w:val="false"/>
                 <w:sz w:val="20"/>
                 <w:szCs w:val="20"/>
                 <w:color w:val="000000"/>
@@ -4770,7 +4871,6 @@
           <w:p>
             <w:pPr>
               <w:jc w:val="right"/>
-              <w:keepNext/>
               <w:pBdr>
                 <w:bottom w:val="none" w:sz="0" w:space="0" w:color="000000"/>
                 <w:top w:val="none" w:sz="0" w:space="0" w:color="000000"/>
@@ -4778,14 +4878,25 @@
                 <w:right w:val="none" w:sz="0" w:space="0" w:color="000000"/>
               </w:pBdr>
               <w:spacing w:after="120" w:before="120" w:line="240"/>
-              <w:ind w:firstLine="0" w:left="120" w:right="120"/>
+              <w:ind w:left="120" w:right="120" w:firstLine="0" w:firstLineChars="0"/>
+              <w:rPr>
+                <w:rFonts w:ascii="Helvetica" w:hAnsi="Helvetica" w:eastAsia="Helvetica" w:cs="Helvetica"/>
+                <w:i w:val="false"/>
+                <w:b w:val="false"/>
+                <w:u w:val="none"/>
+                <w:strike w:val="false"/>
+                <w:sz w:val="20"/>
+                <w:szCs w:val="20"/>
+                <w:color w:val="000000"/>
+              </w:rPr>
             </w:pPr>
             <w:r xmlns:w="http://schemas.openxmlformats.org/wordprocessingml/2006/main" xmlns:wp="http://schemas.openxmlformats.org/drawingml/2006/wordprocessingDrawing" xmlns:r="http://schemas.openxmlformats.org/officeDocument/2006/relationships" xmlns:w14="http://schemas.microsoft.com/office/word/2010/wordml">
               <w:rPr>
-                <w:rFonts w:ascii="Helvetica"/>
+                <w:rFonts w:ascii="Helvetica" w:hAnsi="Helvetica" w:eastAsia="Helvetica" w:cs="Helvetica"/>
                 <w:i w:val="false"/>
                 <w:b w:val="false"/>
                 <w:u w:val="none"/>
+                <w:strike w:val="false"/>
                 <w:sz w:val="20"/>
                 <w:szCs w:val="20"/>
                 <w:color w:val="000000"/>
@@ -4814,7 +4925,6 @@
           <w:p>
             <w:pPr>
               <w:jc w:val="right"/>
-              <w:keepNext/>
               <w:pBdr>
                 <w:bottom w:val="none" w:sz="0" w:space="0" w:color="000000"/>
                 <w:top w:val="none" w:sz="0" w:space="0" w:color="000000"/>
@@ -4822,14 +4932,25 @@
                 <w:right w:val="none" w:sz="0" w:space="0" w:color="000000"/>
               </w:pBdr>
               <w:spacing w:after="120" w:before="120" w:line="240"/>
-              <w:ind w:firstLine="0" w:left="120" w:right="120"/>
+              <w:ind w:left="120" w:right="120" w:firstLine="0" w:firstLineChars="0"/>
+              <w:rPr>
+                <w:rFonts w:ascii="Helvetica" w:hAnsi="Helvetica" w:eastAsia="Helvetica" w:cs="Helvetica"/>
+                <w:i w:val="false"/>
+                <w:b w:val="false"/>
+                <w:u w:val="none"/>
+                <w:strike w:val="false"/>
+                <w:sz w:val="20"/>
+                <w:szCs w:val="20"/>
+                <w:color w:val="000000"/>
+              </w:rPr>
             </w:pPr>
             <w:r xmlns:w="http://schemas.openxmlformats.org/wordprocessingml/2006/main" xmlns:wp="http://schemas.openxmlformats.org/drawingml/2006/wordprocessingDrawing" xmlns:r="http://schemas.openxmlformats.org/officeDocument/2006/relationships" xmlns:w14="http://schemas.microsoft.com/office/word/2010/wordml">
               <w:rPr>
-                <w:rFonts w:ascii="Helvetica"/>
+                <w:rFonts w:ascii="Helvetica" w:hAnsi="Helvetica" w:eastAsia="Helvetica" w:cs="Helvetica"/>
                 <w:i w:val="false"/>
                 <w:b w:val="false"/>
                 <w:u w:val="none"/>
+                <w:strike w:val="false"/>
                 <w:sz w:val="20"/>
                 <w:szCs w:val="20"/>
                 <w:color w:val="000000"/>
@@ -4842,10 +4963,10 @@
     </w:tbl>
     <w:bookmarkEnd w:id="35"/>
     <w:bookmarkEnd w:id="36"/>
-    <w:bookmarkStart w:id="43" w:name="figures"/>
+    <w:bookmarkStart w:id="45" w:name="figures"/>
     <w:p>
       <w:pPr>
-        <w:pStyle w:val="berschrift2"/>
+        <w:pStyle w:val="Heading2"/>
       </w:pPr>
       <w:r>
         <w:t xml:space="preserve">Figures</w:t>
@@ -4919,13 +5040,15 @@
       <w:pPr>
         <w:pStyle w:val="ImageCaption"/>
       </w:pPr>
+      <w:bookmarkStart w:id="40" w:name="fig:base-fig"/>
+      <w:bookmarkEnd w:id="40"/>
       <w:r>
         <w:t xml:space="preserve">Figure 1: Relationship between horsepower and fuel economy.</w:t>
       </w:r>
     </w:p>
     <w:p>
       <w:pPr>
-        <w:pStyle w:val="Textkrper"/>
+        <w:pStyle w:val="BodyText"/>
       </w:pPr>
       <w:r>
         <w:t xml:space="preserve">Here for comparison a boxplot with a different image height (Fig.</w:t>
@@ -4949,18 +5072,18 @@
           <wp:inline>
             <wp:extent cx="5727700" cy="3436620"/>
             <wp:effectExtent b="0" l="0" r="0" t="0"/>
-            <wp:docPr descr="Figure 2: Fuel differences between transmission types (0 = automatic, 1 = manual)." title="" id="41" name="Picture"/>
+            <wp:docPr descr="Figure 2: Fuel differences between transmission types (0 = automatic, 1 = manual)." title="" id="42" name="Picture"/>
             <a:graphic>
               <a:graphicData uri="http://schemas.openxmlformats.org/drawingml/2006/picture">
                 <pic:pic>
                   <pic:nvPicPr>
-                    <pic:cNvPr descr="figs/boxplot-fig-1.png" id="42" name="Picture"/>
+                    <pic:cNvPr descr="figs/boxplot-fig-1.png" id="43" name="Picture"/>
                     <pic:cNvPicPr>
                       <a:picLocks noChangeArrowheads="1" noChangeAspect="1"/>
                     </pic:cNvPicPr>
                   </pic:nvPicPr>
                   <pic:blipFill>
-                    <a:blip r:embed="rId40"/>
+                    <a:blip r:embed="rId41"/>
                     <a:stretch>
                       <a:fillRect/>
                     </a:stretch>
@@ -4991,13 +5114,15 @@
       <w:pPr>
         <w:pStyle w:val="ImageCaption"/>
       </w:pPr>
+      <w:bookmarkStart w:id="44" w:name="fig:boxplot-fig"/>
+      <w:bookmarkEnd w:id="44"/>
       <w:r>
         <w:t xml:space="preserve">Figure 2: Fuel differences between transmission types (0 = automatic, 1 = manual).</w:t>
       </w:r>
     </w:p>
     <w:p>
       <w:pPr>
-        <w:pStyle w:val="Textkrper"/>
+        <w:pStyle w:val="BodyText"/>
       </w:pPr>
       <w:r>
         <w:t xml:space="preserve">By the way, illustrations, regardless of whether they are external images or diagrams created in R, are always displayed across the entire width in the Word document. Unfortunately, settings via the code chunk options</w:t>
@@ -5006,13 +5131,7 @@
         <w:t xml:space="preserve"> </w:t>
       </w:r>
       <w:r>
-        <w:t xml:space="preserve">‘</w:t>
-      </w:r>
-      <w:r>
-        <w:t xml:space="preserve">fig.height</w:t>
-      </w:r>
-      <w:r>
-        <w:t xml:space="preserve">’</w:t>
+        <w:t xml:space="preserve">‘fig.height’</w:t>
       </w:r>
       <w:r>
         <w:t xml:space="preserve"> </w:t>
@@ -5024,13 +5143,7 @@
         <w:t xml:space="preserve"> </w:t>
       </w:r>
       <w:r>
-        <w:t xml:space="preserve">‘</w:t>
-      </w:r>
-      <w:r>
-        <w:t xml:space="preserve">out.width</w:t>
-      </w:r>
-      <w:r>
-        <w:t xml:space="preserve">’</w:t>
+        <w:t xml:space="preserve">‘out.width’</w:t>
       </w:r>
       <w:r>
         <w:t xml:space="preserve"> </w:t>
@@ -5039,12 +5152,12 @@
         <w:t xml:space="preserve">do not currently work in Word! For external images adjust the width via the size of the image file itself.</w:t>
       </w:r>
     </w:p>
-    <w:bookmarkEnd w:id="43"/>
-    <w:bookmarkEnd w:id="44"/>
-    <w:bookmarkStart w:id="48" w:name="adding-citations-and-bibliography"/>
+    <w:bookmarkEnd w:id="45"/>
+    <w:bookmarkEnd w:id="46"/>
+    <w:bookmarkStart w:id="50" w:name="adding-citations-and-bibliography"/>
     <w:p>
       <w:pPr>
-        <w:pStyle w:val="berschrift1"/>
+        <w:pStyle w:val="Heading1"/>
       </w:pPr>
       <w:r>
         <w:t xml:space="preserve">Adding citations and bibliography</w:t>
@@ -5090,7 +5203,7 @@
       <w:r>
         <w:t xml:space="preserve"> </w:t>
       </w:r>
-      <w:hyperlink r:id="rId20">
+      <w:hyperlink r:id="rId19">
         <w:r>
           <w:rPr>
             <w:rStyle w:val="Hyperlink"/>
@@ -5107,7 +5220,7 @@
     </w:p>
     <w:p>
       <w:pPr>
-        <w:pStyle w:val="Textkrper"/>
+        <w:pStyle w:val="BodyText"/>
       </w:pPr>
       <w:r>
         <w:t xml:space="preserve">References can be cited directly within the document using the R Markdown equivalent of the LaTeX citation system</w:t>
@@ -5145,7 +5258,7 @@
     </w:p>
     <w:p>
       <w:pPr>
-        <w:pStyle w:val="Textkrper"/>
+        <w:pStyle w:val="BodyText"/>
       </w:pPr>
       <w:r>
         <w:t xml:space="preserve">There is also the package</w:t>
@@ -5153,7 +5266,7 @@
       <w:r>
         <w:t xml:space="preserve"> </w:t>
       </w:r>
-      <w:hyperlink r:id="rId45">
+      <w:hyperlink r:id="rId47">
         <w:r>
           <w:rPr>
             <w:rStyle w:val="Hyperlink"/>
@@ -5169,8 +5282,8 @@
       </w:r>
       <w:r>
         <w:rPr>
+          <w:i/>
           <w:iCs/>
-          <w:i/>
         </w:rPr>
         <w:t xml:space="preserve">citr</w:t>
       </w:r>
@@ -5183,7 +5296,7 @@
       <w:r>
         <w:t xml:space="preserve"> </w:t>
       </w:r>
-      <w:hyperlink r:id="rId46">
+      <w:hyperlink r:id="rId48">
         <w:r>
           <w:rPr>
             <w:rStyle w:val="Hyperlink"/>
@@ -5198,10 +5311,10 @@
         <w:t xml:space="preserve">the add-in can access your reference database directly.</w:t>
       </w:r>
     </w:p>
-    <w:bookmarkStart w:id="47" w:name="software"/>
+    <w:bookmarkStart w:id="49" w:name="software"/>
     <w:p>
       <w:pPr>
-        <w:pStyle w:val="berschrift2"/>
+        <w:pStyle w:val="Heading2"/>
       </w:pPr>
       <w:r>
         <w:t xml:space="preserve">Software</w:t>
@@ -5218,13 +5331,7 @@
         <w:t xml:space="preserve"> </w:t>
       </w:r>
       <w:r>
-        <w:t xml:space="preserve">‘</w:t>
-      </w:r>
-      <w:r>
-        <w:t xml:space="preserve">packages.bib</w:t>
-      </w:r>
-      <w:r>
-        <w:t xml:space="preserve">’</w:t>
+        <w:t xml:space="preserve">‘packages.bib’</w:t>
       </w:r>
       <w:r>
         <w:t xml:space="preserve"> </w:t>
@@ -5236,13 +5343,7 @@
         <w:t xml:space="preserve"> </w:t>
       </w:r>
       <w:r>
-        <w:t xml:space="preserve">‘</w:t>
-      </w:r>
-      <w:r>
-        <w:t xml:space="preserve">generate-package-refs</w:t>
-      </w:r>
-      <w:r>
-        <w:t xml:space="preserve">’</w:t>
+        <w:t xml:space="preserve">‘generate-package-refs’</w:t>
       </w:r>
       <w:r>
         <w:t xml:space="preserve">).</w:t>
@@ -5250,16 +5351,16 @@
     </w:p>
     <w:p>
       <w:pPr>
-        <w:pStyle w:val="Textkrper"/>
-      </w:pPr>
-      <w:r>
-        <w:t xml:space="preserve">All analyses were performed using the statistical software R (version 4.1.2)</w:t>
-      </w:r>
-      <w:r>
-        <w:t xml:space="preserve"> </w:t>
-      </w:r>
-      <w:r>
-        <w:t xml:space="preserve">(R Core Team, 2021)</w:t>
+        <w:pStyle w:val="BodyText"/>
+      </w:pPr>
+      <w:r>
+        <w:t xml:space="preserve">All analyses were performed using the statistical software R (version 4.5.1)</w:t>
+      </w:r>
+      <w:r>
+        <w:t xml:space="preserve"> </w:t>
+      </w:r>
+      <w:r>
+        <w:t xml:space="preserve">(R Core Team, 2025)</w:t>
       </w:r>
       <w:r>
         <w:t xml:space="preserve">. This thesis, including tables, was generated using the packages</w:t>
@@ -5268,25 +5369,19 @@
         <w:t xml:space="preserve"> </w:t>
       </w:r>
       <w:r>
-        <w:t xml:space="preserve">‘</w:t>
-      </w:r>
-      <w:r>
-        <w:t xml:space="preserve">bookdown</w:t>
-      </w:r>
-      <w:r>
-        <w:t xml:space="preserve">’</w:t>
-      </w:r>
-      <w:r>
-        <w:t xml:space="preserve"> </w:t>
-      </w:r>
-      <w:r>
-        <w:t xml:space="preserve">(version 0.27)</w:t>
-      </w:r>
-      <w:r>
-        <w:t xml:space="preserve"> </w:t>
-      </w:r>
-      <w:r>
-        <w:t xml:space="preserve">(Xie, 2022a)</w:t>
+        <w:t xml:space="preserve">‘bookdown’</w:t>
+      </w:r>
+      <w:r>
+        <w:t xml:space="preserve"> </w:t>
+      </w:r>
+      <w:r>
+        <w:t xml:space="preserve">(version 0.46)</w:t>
+      </w:r>
+      <w:r>
+        <w:t xml:space="preserve"> </w:t>
+      </w:r>
+      <w:r>
+        <w:t xml:space="preserve">(Xie, 2025a)</w:t>
       </w:r>
       <w:r>
         <w:t xml:space="preserve">,</w:t>
@@ -5295,25 +5390,40 @@
         <w:t xml:space="preserve"> </w:t>
       </w:r>
       <w:r>
-        <w:t xml:space="preserve">‘</w:t>
-      </w:r>
-      <w:r>
-        <w:t xml:space="preserve">rmarkdown</w:t>
-      </w:r>
-      <w:r>
-        <w:t xml:space="preserve">’</w:t>
-      </w:r>
-      <w:r>
-        <w:t xml:space="preserve"> </w:t>
-      </w:r>
-      <w:r>
-        <w:t xml:space="preserve">(version 2.14)</w:t>
-      </w:r>
-      <w:r>
-        <w:t xml:space="preserve"> </w:t>
-      </w:r>
-      <w:r>
-        <w:t xml:space="preserve">(Allaire et al., 2022)</w:t>
+        <w:t xml:space="preserve">‘rmarkdown’</w:t>
+      </w:r>
+      <w:r>
+        <w:t xml:space="preserve"> </w:t>
+      </w:r>
+      <w:r>
+        <w:t xml:space="preserve">(version 2.30)</w:t>
+      </w:r>
+      <w:r>
+        <w:t xml:space="preserve"> </w:t>
+      </w:r>
+      <w:r>
+        <w:t xml:space="preserve">(Allaire et al., 2025)</w:t>
+      </w:r>
+      <w:r>
+        <w:t xml:space="preserve">,</w:t>
+      </w:r>
+      <w:r>
+        <w:t xml:space="preserve"> </w:t>
+      </w:r>
+      <w:r>
+        <w:t xml:space="preserve">‘GHformats’</w:t>
+      </w:r>
+      <w:r>
+        <w:t xml:space="preserve"> </w:t>
+      </w:r>
+      <w:r>
+        <w:t xml:space="preserve">(version 1.0.0.9000)</w:t>
+      </w:r>
+      <w:r>
+        <w:t xml:space="preserve"> </w:t>
+      </w:r>
+      <w:r>
+        <w:t xml:space="preserve">(Hintz and Otto, 2022)</w:t>
       </w:r>
       <w:r>
         <w:t xml:space="preserve">, and</w:t>
@@ -5322,25 +5432,19 @@
         <w:t xml:space="preserve"> </w:t>
       </w:r>
       <w:r>
-        <w:t xml:space="preserve">‘</w:t>
-      </w:r>
-      <w:r>
-        <w:t xml:space="preserve">knitr</w:t>
-      </w:r>
-      <w:r>
-        <w:t xml:space="preserve">’</w:t>
-      </w:r>
-      <w:r>
-        <w:t xml:space="preserve"> </w:t>
-      </w:r>
-      <w:r>
-        <w:t xml:space="preserve">(version 1.39)</w:t>
-      </w:r>
-      <w:r>
-        <w:t xml:space="preserve"> </w:t>
-      </w:r>
-      <w:r>
-        <w:t xml:space="preserve">(Xie, 2022b)</w:t>
+        <w:t xml:space="preserve">‘knitr’</w:t>
+      </w:r>
+      <w:r>
+        <w:t xml:space="preserve"> </w:t>
+      </w:r>
+      <w:r>
+        <w:t xml:space="preserve">(version 1.51)</w:t>
+      </w:r>
+      <w:r>
+        <w:t xml:space="preserve"> </w:t>
+      </w:r>
+      <w:r>
+        <w:t xml:space="preserve">(Xie, 2025b)</w:t>
       </w:r>
       <w:r>
         <w:t xml:space="preserve">.</w:t>
@@ -5351,33 +5455,33 @@
         <w:br w:type="page"/>
       </w:r>
     </w:p>
-    <w:bookmarkEnd w:id="47"/>
-    <w:bookmarkEnd w:id="48"/>
-    <w:bookmarkStart w:id="61" w:name="references"/>
+    <w:bookmarkEnd w:id="49"/>
+    <w:bookmarkEnd w:id="50"/>
+    <w:bookmarkStart w:id="65" w:name="references"/>
     <w:p>
       <w:pPr>
-        <w:pStyle w:val="berschrift1"/>
+        <w:pStyle w:val="Heading1"/>
       </w:pPr>
       <w:r>
         <w:t xml:space="preserve">References</w:t>
       </w:r>
     </w:p>
-    <w:bookmarkStart w:id="60" w:name="refs"/>
-    <w:bookmarkStart w:id="50" w:name="ref-R-rmarkdown"/>
+    <w:bookmarkStart w:id="64" w:name="refs"/>
+    <w:bookmarkStart w:id="52" w:name="ref-R-rmarkdown"/>
     <w:p>
       <w:pPr>
-        <w:pStyle w:val="Literaturverzeichnis"/>
-      </w:pPr>
-      <w:r>
-        <w:t xml:space="preserve">Allaire J, Xie Y, McPherson J, et al. (2022)</w:t>
+        <w:pStyle w:val="Bibliography"/>
+      </w:pPr>
+      <w:r>
+        <w:t xml:space="preserve">Allaire J, Xie Y, Dervieux C, et al. (2025)</w:t>
       </w:r>
       <w:r>
         <w:t xml:space="preserve"> </w:t>
       </w:r>
       <w:r>
         <w:rPr>
+          <w:i/>
           <w:iCs/>
-          <w:i/>
         </w:rPr>
         <w:t xml:space="preserve">Rmarkdown: Dynamic Documents for r</w:t>
       </w:r>
@@ -5387,23 +5491,60 @@
       <w:r>
         <w:t xml:space="preserve"> </w:t>
       </w:r>
-      <w:hyperlink r:id="rId49">
+      <w:hyperlink r:id="rId51">
         <w:r>
           <w:rPr>
             <w:rStyle w:val="Hyperlink"/>
           </w:rPr>
-          <w:t xml:space="preserve">https://CRAN.R-project.org/package=rmarkdown</w:t>
+          <w:t xml:space="preserve">https://github.com/rstudio/rmarkdown</w:t>
         </w:r>
       </w:hyperlink>
       <w:r>
         <w:t xml:space="preserve">.</w:t>
       </w:r>
     </w:p>
-    <w:bookmarkEnd w:id="50"/>
-    <w:bookmarkStart w:id="51" w:name="ref-Kamm2000"/>
+    <w:bookmarkEnd w:id="52"/>
+    <w:bookmarkStart w:id="54" w:name="ref-R-GHformats"/>
     <w:p>
       <w:pPr>
-        <w:pStyle w:val="Literaturverzeichnis"/>
+        <w:pStyle w:val="Bibliography"/>
+      </w:pPr>
+      <w:r>
+        <w:t xml:space="preserve">Hintz D and Otto S (2022)</w:t>
+      </w:r>
+      <w:r>
+        <w:t xml:space="preserve"> </w:t>
+      </w:r>
+      <w:r>
+        <w:rPr>
+          <w:i/>
+          <w:iCs/>
+        </w:rPr>
+        <w:t xml:space="preserve">GHformats: Templates for HTML and PDF/LaTeX Output Formats Designed for Guardant Health</w:t>
+      </w:r>
+      <w:r>
+        <w:t xml:space="preserve">. Available at:</w:t>
+      </w:r>
+      <w:r>
+        <w:t xml:space="preserve"> </w:t>
+      </w:r>
+      <w:hyperlink r:id="rId53">
+        <w:r>
+          <w:rPr>
+            <w:rStyle w:val="Hyperlink"/>
+          </w:rPr>
+          <w:t xml:space="preserve">https://github.com/gh-dhintz/GHformats</w:t>
+        </w:r>
+      </w:hyperlink>
+      <w:r>
+        <w:t xml:space="preserve">.</w:t>
+      </w:r>
+    </w:p>
+    <w:bookmarkEnd w:id="54"/>
+    <w:bookmarkStart w:id="55" w:name="ref-Kamm2000"/>
+    <w:p>
+      <w:pPr>
+        <w:pStyle w:val="Bibliography"/>
       </w:pPr>
       <w:r>
         <w:t xml:space="preserve">Kamm J (2000)</w:t>
@@ -5413,64 +5554,64 @@
       </w:r>
       <w:r>
         <w:rPr>
+          <w:i/>
           <w:iCs/>
-          <w:i/>
         </w:rPr>
         <w:t xml:space="preserve">Evaluation of the</w:t>
       </w:r>
       <w:r>
         <w:rPr>
+          <w:i/>
           <w:iCs/>
+        </w:rPr>
+        <w:t xml:space="preserve"> </w:t>
+      </w:r>
+      <w:r>
+        <w:rPr>
           <w:i/>
-        </w:rPr>
-        <w:t xml:space="preserve"> </w:t>
-      </w:r>
-      <w:r>
-        <w:rPr>
           <w:iCs/>
-          <w:i/>
         </w:rPr>
         <w:t xml:space="preserve">S</w:t>
       </w:r>
       <w:r>
         <w:rPr>
+          <w:i/>
           <w:iCs/>
-          <w:i/>
         </w:rPr>
         <w:t xml:space="preserve">edov-von</w:t>
       </w:r>
       <w:r>
         <w:rPr>
+          <w:i/>
           <w:iCs/>
+        </w:rPr>
+        <w:t xml:space="preserve"> </w:t>
+      </w:r>
+      <w:r>
+        <w:rPr>
           <w:i/>
-        </w:rPr>
-        <w:t xml:space="preserve"> </w:t>
-      </w:r>
-      <w:r>
-        <w:rPr>
           <w:iCs/>
-          <w:i/>
         </w:rPr>
         <w:t xml:space="preserve">N</w:t>
       </w:r>
       <w:r>
         <w:rPr>
+          <w:i/>
           <w:iCs/>
-          <w:i/>
         </w:rPr>
         <w:t xml:space="preserve">eumann-</w:t>
       </w:r>
       <w:r>
         <w:rPr>
+          <w:i/>
           <w:iCs/>
-          <w:i/>
         </w:rPr>
         <w:t xml:space="preserve">T</w:t>
       </w:r>
       <w:r>
         <w:rPr>
+          <w:i/>
           <w:iCs/>
-          <w:i/>
         </w:rPr>
         <w:t xml:space="preserve">aylor blast wave solution</w:t>
       </w:r>
@@ -5514,11 +5655,11 @@
         <w:t xml:space="preserve">aboratory.</w:t>
       </w:r>
     </w:p>
-    <w:bookmarkEnd w:id="51"/>
-    <w:bookmarkStart w:id="52" w:name="ref-Knupp1999"/>
+    <w:bookmarkEnd w:id="55"/>
+    <w:bookmarkStart w:id="56" w:name="ref-Knupp1999"/>
     <w:p>
       <w:pPr>
-        <w:pStyle w:val="Literaturverzeichnis"/>
+        <w:pStyle w:val="Bibliography"/>
       </w:pPr>
       <w:r>
         <w:t xml:space="preserve">Knupp P (1999) Winslow smoothing on two-dimensional unstructured meshes.</w:t>
@@ -5528,29 +5669,29 @@
       </w:r>
       <w:r>
         <w:rPr>
+          <w:i/>
           <w:iCs/>
-          <w:i/>
         </w:rPr>
         <w:t xml:space="preserve">Eng</w:t>
       </w:r>
       <w:r>
         <w:rPr>
+          <w:i/>
           <w:iCs/>
+        </w:rPr>
+        <w:t xml:space="preserve"> </w:t>
+      </w:r>
+      <w:r>
+        <w:rPr>
           <w:i/>
-        </w:rPr>
-        <w:t xml:space="preserve"> </w:t>
-      </w:r>
-      <w:r>
-        <w:rPr>
           <w:iCs/>
-          <w:i/>
         </w:rPr>
         <w:t xml:space="preserve">C</w:t>
       </w:r>
       <w:r>
         <w:rPr>
+          <w:i/>
           <w:iCs/>
-          <w:i/>
         </w:rPr>
         <w:t xml:space="preserve">omput</w:t>
       </w:r>
@@ -5561,22 +5702,22 @@
         <w:t xml:space="preserve">15: 263–268.</w:t>
       </w:r>
     </w:p>
-    <w:bookmarkEnd w:id="52"/>
-    <w:bookmarkStart w:id="54" w:name="ref-R-base"/>
+    <w:bookmarkEnd w:id="56"/>
+    <w:bookmarkStart w:id="58" w:name="ref-R-base"/>
     <w:p>
       <w:pPr>
-        <w:pStyle w:val="Literaturverzeichnis"/>
-      </w:pPr>
-      <w:r>
-        <w:t xml:space="preserve">R Core Team (2021)</w:t>
+        <w:pStyle w:val="Bibliography"/>
+      </w:pPr>
+      <w:r>
+        <w:t xml:space="preserve">R Core Team (2025)</w:t>
       </w:r>
       <w:r>
         <w:t xml:space="preserve"> </w:t>
       </w:r>
       <w:r>
         <w:rPr>
+          <w:i/>
           <w:iCs/>
-          <w:i/>
         </w:rPr>
         <w:t xml:space="preserve">R: A Language and Environment for Statistical Computing</w:t>
       </w:r>
@@ -5586,7 +5727,7 @@
       <w:r>
         <w:t xml:space="preserve"> </w:t>
       </w:r>
-      <w:hyperlink r:id="rId53">
+      <w:hyperlink r:id="rId57">
         <w:r>
           <w:rPr>
             <w:rStyle w:val="Hyperlink"/>
@@ -5598,11 +5739,11 @@
         <w:t xml:space="preserve">.</w:t>
       </w:r>
     </w:p>
-    <w:bookmarkEnd w:id="54"/>
-    <w:bookmarkStart w:id="55" w:name="ref-Taylor1937"/>
+    <w:bookmarkEnd w:id="58"/>
+    <w:bookmarkStart w:id="59" w:name="ref-Taylor1937"/>
     <w:p>
       <w:pPr>
-        <w:pStyle w:val="Literaturverzeichnis"/>
+        <w:pStyle w:val="Bibliography"/>
       </w:pPr>
       <w:r>
         <w:t xml:space="preserve">Taylor G and Green A (1937) Mechanism of the production of small eddies from large ones.</w:t>
@@ -5612,106 +5753,106 @@
       </w:r>
       <w:r>
         <w:rPr>
+          <w:i/>
           <w:iCs/>
-          <w:i/>
         </w:rPr>
         <w:t xml:space="preserve">P</w:t>
       </w:r>
       <w:r>
         <w:rPr>
+          <w:i/>
           <w:iCs/>
+        </w:rPr>
+        <w:t xml:space="preserve"> </w:t>
+      </w:r>
+      <w:r>
+        <w:rPr>
           <w:i/>
-        </w:rPr>
-        <w:t xml:space="preserve"> </w:t>
-      </w:r>
-      <w:r>
-        <w:rPr>
           <w:iCs/>
-          <w:i/>
         </w:rPr>
         <w:t xml:space="preserve">R</w:t>
       </w:r>
       <w:r>
         <w:rPr>
+          <w:i/>
           <w:iCs/>
-          <w:i/>
         </w:rPr>
         <w:t xml:space="preserve">oy</w:t>
       </w:r>
       <w:r>
         <w:rPr>
+          <w:i/>
           <w:iCs/>
+        </w:rPr>
+        <w:t xml:space="preserve"> </w:t>
+      </w:r>
+      <w:r>
+        <w:rPr>
           <w:i/>
-        </w:rPr>
-        <w:t xml:space="preserve"> </w:t>
-      </w:r>
-      <w:r>
-        <w:rPr>
           <w:iCs/>
-          <w:i/>
         </w:rPr>
         <w:t xml:space="preserve">S</w:t>
       </w:r>
       <w:r>
         <w:rPr>
+          <w:i/>
           <w:iCs/>
-          <w:i/>
         </w:rPr>
         <w:t xml:space="preserve">oc</w:t>
       </w:r>
       <w:r>
         <w:rPr>
+          <w:i/>
           <w:iCs/>
+        </w:rPr>
+        <w:t xml:space="preserve"> </w:t>
+      </w:r>
+      <w:r>
+        <w:rPr>
           <w:i/>
-        </w:rPr>
-        <w:t xml:space="preserve"> </w:t>
-      </w:r>
-      <w:r>
-        <w:rPr>
           <w:iCs/>
-          <w:i/>
         </w:rPr>
         <w:t xml:space="preserve">L</w:t>
       </w:r>
       <w:r>
         <w:rPr>
+          <w:i/>
           <w:iCs/>
-          <w:i/>
         </w:rPr>
         <w:t xml:space="preserve">ond</w:t>
       </w:r>
       <w:r>
         <w:rPr>
+          <w:i/>
           <w:iCs/>
+        </w:rPr>
+        <w:t xml:space="preserve"> </w:t>
+      </w:r>
+      <w:r>
+        <w:rPr>
           <w:i/>
-        </w:rPr>
-        <w:t xml:space="preserve"> </w:t>
-      </w:r>
-      <w:r>
-        <w:rPr>
           <w:iCs/>
-          <w:i/>
         </w:rPr>
         <w:t xml:space="preserve">A</w:t>
       </w:r>
       <w:r>
         <w:rPr>
+          <w:i/>
           <w:iCs/>
+        </w:rPr>
+        <w:t xml:space="preserve"> </w:t>
+      </w:r>
+      <w:r>
+        <w:rPr>
           <w:i/>
-        </w:rPr>
-        <w:t xml:space="preserve"> </w:t>
-      </w:r>
-      <w:r>
-        <w:rPr>
           <w:iCs/>
-          <w:i/>
         </w:rPr>
         <w:t xml:space="preserve">M</w:t>
       </w:r>
       <w:r>
         <w:rPr>
+          <w:i/>
           <w:iCs/>
-          <w:i/>
         </w:rPr>
         <w:t xml:space="preserve">at</w:t>
       </w:r>
@@ -5722,22 +5863,22 @@
         <w:t xml:space="preserve">158(895): 499–521.</w:t>
       </w:r>
     </w:p>
-    <w:bookmarkEnd w:id="55"/>
-    <w:bookmarkStart w:id="57" w:name="ref-R-bookdown"/>
+    <w:bookmarkEnd w:id="59"/>
+    <w:bookmarkStart w:id="61" w:name="ref-R-bookdown"/>
     <w:p>
       <w:pPr>
-        <w:pStyle w:val="Literaturverzeichnis"/>
-      </w:pPr>
-      <w:r>
-        <w:t xml:space="preserve">Xie Y (2022a)</w:t>
+        <w:pStyle w:val="Bibliography"/>
+      </w:pPr>
+      <w:r>
+        <w:t xml:space="preserve">Xie Y (2025a)</w:t>
       </w:r>
       <w:r>
         <w:t xml:space="preserve"> </w:t>
       </w:r>
       <w:r>
         <w:rPr>
+          <w:i/>
           <w:iCs/>
-          <w:i/>
         </w:rPr>
         <w:t xml:space="preserve">Bookdown: Authoring Books and Technical Documents with r Markdown</w:t>
       </w:r>
@@ -5747,34 +5888,34 @@
       <w:r>
         <w:t xml:space="preserve"> </w:t>
       </w:r>
-      <w:hyperlink r:id="rId56">
+      <w:hyperlink r:id="rId60">
         <w:r>
           <w:rPr>
             <w:rStyle w:val="Hyperlink"/>
           </w:rPr>
-          <w:t xml:space="preserve">https://CRAN.R-project.org/package=bookdown</w:t>
+          <w:t xml:space="preserve">https://github.com/rstudio/bookdown</w:t>
         </w:r>
       </w:hyperlink>
       <w:r>
         <w:t xml:space="preserve">.</w:t>
       </w:r>
     </w:p>
-    <w:bookmarkEnd w:id="57"/>
-    <w:bookmarkStart w:id="59" w:name="ref-R-knitr"/>
+    <w:bookmarkEnd w:id="61"/>
+    <w:bookmarkStart w:id="63" w:name="ref-R-knitr"/>
     <w:p>
       <w:pPr>
-        <w:pStyle w:val="Literaturverzeichnis"/>
-      </w:pPr>
-      <w:r>
-        <w:t xml:space="preserve">Xie Y (2022b)</w:t>
+        <w:pStyle w:val="Bibliography"/>
+      </w:pPr>
+      <w:r>
+        <w:t xml:space="preserve">Xie Y (2025b)</w:t>
       </w:r>
       <w:r>
         <w:t xml:space="preserve"> </w:t>
       </w:r>
       <w:r>
         <w:rPr>
+          <w:i/>
           <w:iCs/>
-          <w:i/>
         </w:rPr>
         <w:t xml:space="preserve">Knitr: A General-Purpose Package for Dynamic Report Generation in r</w:t>
       </w:r>
@@ -5784,7 +5925,7 @@
       <w:r>
         <w:t xml:space="preserve"> </w:t>
       </w:r>
-      <w:hyperlink r:id="rId58">
+      <w:hyperlink r:id="rId62">
         <w:r>
           <w:rPr>
             <w:rStyle w:val="Hyperlink"/>
@@ -5796,14 +5937,14 @@
         <w:t xml:space="preserve">.</w:t>
       </w:r>
     </w:p>
-    <w:bookmarkEnd w:id="59"/>
-    <w:bookmarkEnd w:id="60"/>
-    <w:bookmarkEnd w:id="61"/>
+    <w:bookmarkEnd w:id="63"/>
+    <w:bookmarkEnd w:id="64"/>
+    <w:bookmarkEnd w:id="65"/>
     <w:sectPr>
-      <w:headerReference r:id="rId9" w:type="default"/>
-      <w:footerReference r:id="rId11" w:type="default"/>
-      <w:headerReference r:id="rId10" w:type="first"/>
-      <w:footerReference r:id="rId12" w:type="first"/>
+      <w:headerReference r:id="rId7" w:type="default"/>
+      <w:footerReference r:id="rId8" w:type="default"/>
+      <w:headerReference r:id="rId9" w:type="first"/>
+      <w:footerReference r:id="rId10" w:type="first"/>
       <w:pgSz w:h="16838" w:w="11906"/>
       <w:pgMar w:bottom="1440" w:footer="708" w:gutter="0" w:header="708" w:left="1440" w:right="1440" w:top="1816"/>
       <w:cols w:space="708"/>
@@ -5819,7 +5960,7 @@
 </file>
 
 <file path=word/footer1.xml><?xml version="1.0" encoding="utf-8"?>
-<w:ftr xmlns:wpc="http://schemas.microsoft.com/office/word/2010/wordprocessingCanvas" xmlns:cx="http://schemas.microsoft.com/office/drawing/2014/chartex" xmlns:cx1="http://schemas.microsoft.com/office/drawing/2015/9/8/chartex" xmlns:cx2="http://schemas.microsoft.com/office/drawing/2015/10/21/chartex" xmlns:cx3="http://schemas.microsoft.com/office/drawing/2016/5/9/chartex" xmlns:cx4="http://schemas.microsoft.com/office/drawing/2016/5/10/chartex" xmlns:cx5="http://schemas.microsoft.com/office/drawing/2016/5/11/chartex" xmlns:cx6="http://schemas.microsoft.com/office/drawing/2016/5/12/chartex" xmlns:cx7="http://schemas.microsoft.com/office/drawing/2016/5/13/chartex" xmlns:cx8="http://schemas.microsoft.com/office/drawing/2016/5/14/chartex" xmlns:mc="http://schemas.openxmlformats.org/markup-compatibility/2006" xmlns:aink="http://schemas.microsoft.com/office/drawing/2016/ink" xmlns:am3d="http://schemas.microsoft.com/office/drawing/2017/model3d" xmlns:o="urn:schemas-microsoft-com:office:office" xmlns:oel="http://schemas.microsoft.com/office/2019/extlst" xmlns:r="http://schemas.openxmlformats.org/officeDocument/2006/relationships" xmlns:m="http://schemas.openxmlformats.org/officeDocument/2006/math" xmlns:v="urn:schemas-microsoft-com:vml" xmlns:wp14="http://schemas.microsoft.com/office/word/2010/wordprocessingDrawing" xmlns:wp="http://schemas.openxmlformats.org/drawingml/2006/wordprocessingDrawing" xmlns:w10="urn:schemas-microsoft-com:office:word" xmlns:w="http://schemas.openxmlformats.org/wordprocessingml/2006/main" xmlns:w14="http://schemas.microsoft.com/office/word/2010/wordml" xmlns:w15="http://schemas.microsoft.com/office/word/2012/wordml" xmlns:w16cex="http://schemas.microsoft.com/office/word/2018/wordml/cex" xmlns:w16cid="http://schemas.microsoft.com/office/word/2016/wordml/cid" xmlns:w16="http://schemas.microsoft.com/office/word/2018/wordml" xmlns:w16sdtdh="http://schemas.microsoft.com/office/word/2020/wordml/sdtdatahash" xmlns:w16se="http://schemas.microsoft.com/office/word/2015/wordml/symex" xmlns:wpg="http://schemas.microsoft.com/office/word/2010/wordprocessingGroup" xmlns:wpi="http://schemas.microsoft.com/office/word/2010/wordprocessingInk" xmlns:wne="http://schemas.microsoft.com/office/word/2006/wordml" xmlns:wps="http://schemas.microsoft.com/office/word/2010/wordprocessingShape" mc:Ignorable="w14 w15 w16se w16cid w16 w16cex w16sdtdh wp14">
+<w:ftr xmlns:wpc="http://schemas.microsoft.com/office/word/2010/wordprocessingCanvas" xmlns:cx="http://schemas.microsoft.com/office/drawing/2014/chartex" xmlns:cx1="http://schemas.microsoft.com/office/drawing/2015/9/8/chartex" xmlns:cx2="http://schemas.microsoft.com/office/drawing/2015/10/21/chartex" xmlns:cx3="http://schemas.microsoft.com/office/drawing/2016/5/9/chartex" xmlns:cx4="http://schemas.microsoft.com/office/drawing/2016/5/10/chartex" xmlns:cx5="http://schemas.microsoft.com/office/drawing/2016/5/11/chartex" xmlns:cx6="http://schemas.microsoft.com/office/drawing/2016/5/12/chartex" xmlns:cx7="http://schemas.microsoft.com/office/drawing/2016/5/13/chartex" xmlns:cx8="http://schemas.microsoft.com/office/drawing/2016/5/14/chartex" xmlns:mc="http://schemas.openxmlformats.org/markup-compatibility/2006" xmlns:aink="http://schemas.microsoft.com/office/drawing/2016/ink" xmlns:am3d="http://schemas.microsoft.com/office/drawing/2017/model3d" xmlns:o="urn:schemas-microsoft-com:office:office" xmlns:oel="http://schemas.microsoft.com/office/2019/extlst" xmlns:r="http://schemas.openxmlformats.org/officeDocument/2006/relationships" xmlns:m="http://schemas.openxmlformats.org/officeDocument/2006/math" xmlns:v="urn:schemas-microsoft-com:vml" xmlns:wp14="http://schemas.microsoft.com/office/word/2010/wordprocessingDrawing" xmlns:wp="http://schemas.openxmlformats.org/drawingml/2006/wordprocessingDrawing" xmlns:w10="urn:schemas-microsoft-com:office:word" xmlns:w="http://schemas.openxmlformats.org/wordprocessingml/2006/main" xmlns:w14="http://schemas.microsoft.com/office/word/2010/wordml" xmlns:w15="http://schemas.microsoft.com/office/word/2012/wordml" xmlns:w16cex="http://schemas.microsoft.com/office/word/2018/wordml/cex" xmlns:w16cid="http://schemas.microsoft.com/office/word/2016/wordml/cid" xmlns:w16="http://schemas.microsoft.com/office/word/2018/wordml" xmlns:w16du="http://schemas.microsoft.com/office/word/2023/wordml/word16du" xmlns:w16sdtdh="http://schemas.microsoft.com/office/word/2020/wordml/sdtdatahash" xmlns:w16sdtfl="http://schemas.microsoft.com/office/word/2024/wordml/sdtformatlock" xmlns:w16se="http://schemas.microsoft.com/office/word/2015/wordml/symex" xmlns:wpg="http://schemas.microsoft.com/office/word/2010/wordprocessingGroup" xmlns:wpi="http://schemas.microsoft.com/office/word/2010/wordprocessingInk" xmlns:wne="http://schemas.microsoft.com/office/word/2006/wordml" xmlns:wps="http://schemas.microsoft.com/office/word/2010/wordprocessingShape" mc:Ignorable="w14 w15 w16se w16cid w16 w16cex w16sdtdh w16sdtfl w16du wp14">
   <w:sdt>
     <w:sdtPr>
       <w:id w:val="390308984"/>
@@ -5831,7 +5972,7 @@
     <w:sdtContent>
       <w:p>
         <w:pPr>
-          <w:pStyle w:val="Fuzeile"/>
+          <w:pStyle w:val="Footer"/>
           <w:jc w:val="right"/>
         </w:pPr>
         <w:r>
@@ -5854,14 +5995,14 @@
   </w:sdt>
   <w:p>
     <w:pPr>
-      <w:pStyle w:val="Fuzeile"/>
+      <w:pStyle w:val="Footer"/>
     </w:pPr>
   </w:p>
 </w:ftr>
 </file>
 
 <file path=word/footer2.xml><?xml version="1.0" encoding="utf-8"?>
-<w:ftr xmlns:wpc="http://schemas.microsoft.com/office/word/2010/wordprocessingCanvas" xmlns:cx="http://schemas.microsoft.com/office/drawing/2014/chartex" xmlns:cx1="http://schemas.microsoft.com/office/drawing/2015/9/8/chartex" xmlns:cx2="http://schemas.microsoft.com/office/drawing/2015/10/21/chartex" xmlns:cx3="http://schemas.microsoft.com/office/drawing/2016/5/9/chartex" xmlns:cx4="http://schemas.microsoft.com/office/drawing/2016/5/10/chartex" xmlns:cx5="http://schemas.microsoft.com/office/drawing/2016/5/11/chartex" xmlns:cx6="http://schemas.microsoft.com/office/drawing/2016/5/12/chartex" xmlns:cx7="http://schemas.microsoft.com/office/drawing/2016/5/13/chartex" xmlns:cx8="http://schemas.microsoft.com/office/drawing/2016/5/14/chartex" xmlns:mc="http://schemas.openxmlformats.org/markup-compatibility/2006" xmlns:aink="http://schemas.microsoft.com/office/drawing/2016/ink" xmlns:am3d="http://schemas.microsoft.com/office/drawing/2017/model3d" xmlns:o="urn:schemas-microsoft-com:office:office" xmlns:oel="http://schemas.microsoft.com/office/2019/extlst" xmlns:r="http://schemas.openxmlformats.org/officeDocument/2006/relationships" xmlns:m="http://schemas.openxmlformats.org/officeDocument/2006/math" xmlns:v="urn:schemas-microsoft-com:vml" xmlns:wp14="http://schemas.microsoft.com/office/word/2010/wordprocessingDrawing" xmlns:wp="http://schemas.openxmlformats.org/drawingml/2006/wordprocessingDrawing" xmlns:w10="urn:schemas-microsoft-com:office:word" xmlns:w="http://schemas.openxmlformats.org/wordprocessingml/2006/main" xmlns:w14="http://schemas.microsoft.com/office/word/2010/wordml" xmlns:w15="http://schemas.microsoft.com/office/word/2012/wordml" xmlns:w16cex="http://schemas.microsoft.com/office/word/2018/wordml/cex" xmlns:w16cid="http://schemas.microsoft.com/office/word/2016/wordml/cid" xmlns:w16="http://schemas.microsoft.com/office/word/2018/wordml" xmlns:w16sdtdh="http://schemas.microsoft.com/office/word/2020/wordml/sdtdatahash" xmlns:w16se="http://schemas.microsoft.com/office/word/2015/wordml/symex" xmlns:wpg="http://schemas.microsoft.com/office/word/2010/wordprocessingGroup" xmlns:wpi="http://schemas.microsoft.com/office/word/2010/wordprocessingInk" xmlns:wne="http://schemas.microsoft.com/office/word/2006/wordml" xmlns:wps="http://schemas.microsoft.com/office/word/2010/wordprocessingShape" mc:Ignorable="w14 w15 w16se w16cid w16 w16cex w16sdtdh wp14">
+<w:ftr xmlns:wpc="http://schemas.microsoft.com/office/word/2010/wordprocessingCanvas" xmlns:cx="http://schemas.microsoft.com/office/drawing/2014/chartex" xmlns:cx1="http://schemas.microsoft.com/office/drawing/2015/9/8/chartex" xmlns:cx2="http://schemas.microsoft.com/office/drawing/2015/10/21/chartex" xmlns:cx3="http://schemas.microsoft.com/office/drawing/2016/5/9/chartex" xmlns:cx4="http://schemas.microsoft.com/office/drawing/2016/5/10/chartex" xmlns:cx5="http://schemas.microsoft.com/office/drawing/2016/5/11/chartex" xmlns:cx6="http://schemas.microsoft.com/office/drawing/2016/5/12/chartex" xmlns:cx7="http://schemas.microsoft.com/office/drawing/2016/5/13/chartex" xmlns:cx8="http://schemas.microsoft.com/office/drawing/2016/5/14/chartex" xmlns:mc="http://schemas.openxmlformats.org/markup-compatibility/2006" xmlns:aink="http://schemas.microsoft.com/office/drawing/2016/ink" xmlns:am3d="http://schemas.microsoft.com/office/drawing/2017/model3d" xmlns:o="urn:schemas-microsoft-com:office:office" xmlns:oel="http://schemas.microsoft.com/office/2019/extlst" xmlns:r="http://schemas.openxmlformats.org/officeDocument/2006/relationships" xmlns:m="http://schemas.openxmlformats.org/officeDocument/2006/math" xmlns:v="urn:schemas-microsoft-com:vml" xmlns:wp14="http://schemas.microsoft.com/office/word/2010/wordprocessingDrawing" xmlns:wp="http://schemas.openxmlformats.org/drawingml/2006/wordprocessingDrawing" xmlns:w10="urn:schemas-microsoft-com:office:word" xmlns:w="http://schemas.openxmlformats.org/wordprocessingml/2006/main" xmlns:w14="http://schemas.microsoft.com/office/word/2010/wordml" xmlns:w15="http://schemas.microsoft.com/office/word/2012/wordml" xmlns:w16cex="http://schemas.microsoft.com/office/word/2018/wordml/cex" xmlns:w16cid="http://schemas.microsoft.com/office/word/2016/wordml/cid" xmlns:w16="http://schemas.microsoft.com/office/word/2018/wordml" xmlns:w16du="http://schemas.microsoft.com/office/word/2023/wordml/word16du" xmlns:w16sdtdh="http://schemas.microsoft.com/office/word/2020/wordml/sdtdatahash" xmlns:w16sdtfl="http://schemas.microsoft.com/office/word/2024/wordml/sdtformatlock" xmlns:w16se="http://schemas.microsoft.com/office/word/2015/wordml/symex" xmlns:wpg="http://schemas.microsoft.com/office/word/2010/wordprocessingGroup" xmlns:wpi="http://schemas.microsoft.com/office/word/2010/wordprocessingInk" xmlns:wne="http://schemas.microsoft.com/office/word/2006/wordml" xmlns:wps="http://schemas.microsoft.com/office/word/2010/wordprocessingShape" mc:Ignorable="w14 w15 w16se w16cid w16 w16cex w16sdtdh w16sdtfl w16du wp14">
   <w:sdt>
     <w:sdtPr>
       <w:id w:val="-1734924366"/>
@@ -5873,7 +6014,7 @@
     <w:sdtContent>
       <w:p>
         <w:pPr>
-          <w:pStyle w:val="Fuzeile"/>
+          <w:pStyle w:val="Footer"/>
           <w:jc w:val="right"/>
         </w:pPr>
         <w:r>
@@ -5896,7 +6037,7 @@
   </w:sdt>
   <w:p>
     <w:pPr>
-      <w:pStyle w:val="Fuzeile"/>
+      <w:pStyle w:val="Footer"/>
     </w:pPr>
   </w:p>
 </w:ftr>
@@ -5922,42 +6063,42 @@
 </file>
 
 <file path=word/header1.xml><?xml version="1.0" encoding="utf-8"?>
-<w:hdr xmlns:wpc="http://schemas.microsoft.com/office/word/2010/wordprocessingCanvas" xmlns:cx="http://schemas.microsoft.com/office/drawing/2014/chartex" xmlns:cx1="http://schemas.microsoft.com/office/drawing/2015/9/8/chartex" xmlns:cx2="http://schemas.microsoft.com/office/drawing/2015/10/21/chartex" xmlns:cx3="http://schemas.microsoft.com/office/drawing/2016/5/9/chartex" xmlns:cx4="http://schemas.microsoft.com/office/drawing/2016/5/10/chartex" xmlns:cx5="http://schemas.microsoft.com/office/drawing/2016/5/11/chartex" xmlns:cx6="http://schemas.microsoft.com/office/drawing/2016/5/12/chartex" xmlns:cx7="http://schemas.microsoft.com/office/drawing/2016/5/13/chartex" xmlns:cx8="http://schemas.microsoft.com/office/drawing/2016/5/14/chartex" xmlns:mc="http://schemas.openxmlformats.org/markup-compatibility/2006" xmlns:aink="http://schemas.microsoft.com/office/drawing/2016/ink" xmlns:am3d="http://schemas.microsoft.com/office/drawing/2017/model3d" xmlns:o="urn:schemas-microsoft-com:office:office" xmlns:oel="http://schemas.microsoft.com/office/2019/extlst" xmlns:r="http://schemas.openxmlformats.org/officeDocument/2006/relationships" xmlns:m="http://schemas.openxmlformats.org/officeDocument/2006/math" xmlns:v="urn:schemas-microsoft-com:vml" xmlns:wp14="http://schemas.microsoft.com/office/word/2010/wordprocessingDrawing" xmlns:wp="http://schemas.openxmlformats.org/drawingml/2006/wordprocessingDrawing" xmlns:w10="urn:schemas-microsoft-com:office:word" xmlns:w="http://schemas.openxmlformats.org/wordprocessingml/2006/main" xmlns:w14="http://schemas.microsoft.com/office/word/2010/wordml" xmlns:w15="http://schemas.microsoft.com/office/word/2012/wordml" xmlns:w16cex="http://schemas.microsoft.com/office/word/2018/wordml/cex" xmlns:w16cid="http://schemas.microsoft.com/office/word/2016/wordml/cid" xmlns:w16="http://schemas.microsoft.com/office/word/2018/wordml" xmlns:w16sdtdh="http://schemas.microsoft.com/office/word/2020/wordml/sdtdatahash" xmlns:w16se="http://schemas.microsoft.com/office/word/2015/wordml/symex" xmlns:wpg="http://schemas.microsoft.com/office/word/2010/wordprocessingGroup" xmlns:wpi="http://schemas.microsoft.com/office/word/2010/wordprocessingInk" xmlns:wne="http://schemas.microsoft.com/office/word/2006/wordml" xmlns:wps="http://schemas.microsoft.com/office/word/2010/wordprocessingShape" mc:Ignorable="w14 w15 w16se w16cid w16 w16cex w16sdtdh wp14">
+<w:hdr xmlns:wpc="http://schemas.microsoft.com/office/word/2010/wordprocessingCanvas" xmlns:cx="http://schemas.microsoft.com/office/drawing/2014/chartex" xmlns:cx1="http://schemas.microsoft.com/office/drawing/2015/9/8/chartex" xmlns:cx2="http://schemas.microsoft.com/office/drawing/2015/10/21/chartex" xmlns:cx3="http://schemas.microsoft.com/office/drawing/2016/5/9/chartex" xmlns:cx4="http://schemas.microsoft.com/office/drawing/2016/5/10/chartex" xmlns:cx5="http://schemas.microsoft.com/office/drawing/2016/5/11/chartex" xmlns:cx6="http://schemas.microsoft.com/office/drawing/2016/5/12/chartex" xmlns:cx7="http://schemas.microsoft.com/office/drawing/2016/5/13/chartex" xmlns:cx8="http://schemas.microsoft.com/office/drawing/2016/5/14/chartex" xmlns:mc="http://schemas.openxmlformats.org/markup-compatibility/2006" xmlns:aink="http://schemas.microsoft.com/office/drawing/2016/ink" xmlns:am3d="http://schemas.microsoft.com/office/drawing/2017/model3d" xmlns:o="urn:schemas-microsoft-com:office:office" xmlns:oel="http://schemas.microsoft.com/office/2019/extlst" xmlns:r="http://schemas.openxmlformats.org/officeDocument/2006/relationships" xmlns:m="http://schemas.openxmlformats.org/officeDocument/2006/math" xmlns:v="urn:schemas-microsoft-com:vml" xmlns:wp14="http://schemas.microsoft.com/office/word/2010/wordprocessingDrawing" xmlns:wp="http://schemas.openxmlformats.org/drawingml/2006/wordprocessingDrawing" xmlns:w10="urn:schemas-microsoft-com:office:word" xmlns:w="http://schemas.openxmlformats.org/wordprocessingml/2006/main" xmlns:w14="http://schemas.microsoft.com/office/word/2010/wordml" xmlns:w15="http://schemas.microsoft.com/office/word/2012/wordml" xmlns:w16cex="http://schemas.microsoft.com/office/word/2018/wordml/cex" xmlns:w16cid="http://schemas.microsoft.com/office/word/2016/wordml/cid" xmlns:w16="http://schemas.microsoft.com/office/word/2018/wordml" xmlns:w16du="http://schemas.microsoft.com/office/word/2023/wordml/word16du" xmlns:w16sdtdh="http://schemas.microsoft.com/office/word/2020/wordml/sdtdatahash" xmlns:w16sdtfl="http://schemas.microsoft.com/office/word/2024/wordml/sdtformatlock" xmlns:w16se="http://schemas.microsoft.com/office/word/2015/wordml/symex" xmlns:wpg="http://schemas.microsoft.com/office/word/2010/wordprocessingGroup" xmlns:wpi="http://schemas.microsoft.com/office/word/2010/wordprocessingInk" xmlns:wne="http://schemas.microsoft.com/office/word/2006/wordml" xmlns:wps="http://schemas.microsoft.com/office/word/2010/wordprocessingShape" mc:Ignorable="w14 w15 w16se w16cid w16 w16cex w16sdtdh w16sdtfl w16du wp14">
   <w:p>
     <w:pPr>
-      <w:pStyle w:val="Kopfzeile"/>
+      <w:pStyle w:val="Header"/>
       <w:jc w:val="right"/>
     </w:pPr>
-    <w:r>
-      <w:t xml:space="preserve">Running </w:t>
-    </w:r>
-    <w:proofErr w:type="spellStart"/>
-    <w:r>
-      <w:t>Document</w:t>
-    </w:r>
-    <w:proofErr w:type="spellEnd"/>
-    <w:r>
-      <w:t xml:space="preserve"> Title</w:t>
-    </w:r>
+    <w:fldSimple w:instr=" STYLEREF &quot;Heading 1&quot; \* MERGEFORMAT ">
+      <w:r>
+        <w:rPr>
+          <w:b/>
+          <w:bCs/>
+          <w:noProof/>
+          <w:lang w:val="en-US"/>
+        </w:rPr>
+        <w:t>Foo</w:t>
+      </w:r>
+    </w:fldSimple>
   </w:p>
 </w:hdr>
 </file>
 
 <file path=word/header2.xml><?xml version="1.0" encoding="utf-8"?>
-<w:hdr xmlns:wpc="http://schemas.microsoft.com/office/word/2010/wordprocessingCanvas" xmlns:cx="http://schemas.microsoft.com/office/drawing/2014/chartex" xmlns:cx1="http://schemas.microsoft.com/office/drawing/2015/9/8/chartex" xmlns:cx2="http://schemas.microsoft.com/office/drawing/2015/10/21/chartex" xmlns:cx3="http://schemas.microsoft.com/office/drawing/2016/5/9/chartex" xmlns:cx4="http://schemas.microsoft.com/office/drawing/2016/5/10/chartex" xmlns:cx5="http://schemas.microsoft.com/office/drawing/2016/5/11/chartex" xmlns:cx6="http://schemas.microsoft.com/office/drawing/2016/5/12/chartex" xmlns:cx7="http://schemas.microsoft.com/office/drawing/2016/5/13/chartex" xmlns:cx8="http://schemas.microsoft.com/office/drawing/2016/5/14/chartex" xmlns:mc="http://schemas.openxmlformats.org/markup-compatibility/2006" xmlns:aink="http://schemas.microsoft.com/office/drawing/2016/ink" xmlns:am3d="http://schemas.microsoft.com/office/drawing/2017/model3d" xmlns:o="urn:schemas-microsoft-com:office:office" xmlns:oel="http://schemas.microsoft.com/office/2019/extlst" xmlns:r="http://schemas.openxmlformats.org/officeDocument/2006/relationships" xmlns:m="http://schemas.openxmlformats.org/officeDocument/2006/math" xmlns:v="urn:schemas-microsoft-com:vml" xmlns:wp14="http://schemas.microsoft.com/office/word/2010/wordprocessingDrawing" xmlns:wp="http://schemas.openxmlformats.org/drawingml/2006/wordprocessingDrawing" xmlns:w10="urn:schemas-microsoft-com:office:word" xmlns:w="http://schemas.openxmlformats.org/wordprocessingml/2006/main" xmlns:w14="http://schemas.microsoft.com/office/word/2010/wordml" xmlns:w15="http://schemas.microsoft.com/office/word/2012/wordml" xmlns:w16cex="http://schemas.microsoft.com/office/word/2018/wordml/cex" xmlns:w16cid="http://schemas.microsoft.com/office/word/2016/wordml/cid" xmlns:w16="http://schemas.microsoft.com/office/word/2018/wordml" xmlns:w16sdtdh="http://schemas.microsoft.com/office/word/2020/wordml/sdtdatahash" xmlns:w16se="http://schemas.microsoft.com/office/word/2015/wordml/symex" xmlns:wpg="http://schemas.microsoft.com/office/word/2010/wordprocessingGroup" xmlns:wpi="http://schemas.microsoft.com/office/word/2010/wordprocessingInk" xmlns:wne="http://schemas.microsoft.com/office/word/2006/wordml" xmlns:wps="http://schemas.microsoft.com/office/word/2010/wordprocessingShape" mc:Ignorable="w14 w15 w16se w16cid w16 w16cex w16sdtdh wp14">
+<w:hdr xmlns:wpc="http://schemas.microsoft.com/office/word/2010/wordprocessingCanvas" xmlns:cx="http://schemas.microsoft.com/office/drawing/2014/chartex" xmlns:cx1="http://schemas.microsoft.com/office/drawing/2015/9/8/chartex" xmlns:cx2="http://schemas.microsoft.com/office/drawing/2015/10/21/chartex" xmlns:cx3="http://schemas.microsoft.com/office/drawing/2016/5/9/chartex" xmlns:cx4="http://schemas.microsoft.com/office/drawing/2016/5/10/chartex" xmlns:cx5="http://schemas.microsoft.com/office/drawing/2016/5/11/chartex" xmlns:cx6="http://schemas.microsoft.com/office/drawing/2016/5/12/chartex" xmlns:cx7="http://schemas.microsoft.com/office/drawing/2016/5/13/chartex" xmlns:cx8="http://schemas.microsoft.com/office/drawing/2016/5/14/chartex" xmlns:mc="http://schemas.openxmlformats.org/markup-compatibility/2006" xmlns:aink="http://schemas.microsoft.com/office/drawing/2016/ink" xmlns:am3d="http://schemas.microsoft.com/office/drawing/2017/model3d" xmlns:o="urn:schemas-microsoft-com:office:office" xmlns:oel="http://schemas.microsoft.com/office/2019/extlst" xmlns:r="http://schemas.openxmlformats.org/officeDocument/2006/relationships" xmlns:m="http://schemas.openxmlformats.org/officeDocument/2006/math" xmlns:v="urn:schemas-microsoft-com:vml" xmlns:wp14="http://schemas.microsoft.com/office/word/2010/wordprocessingDrawing" xmlns:wp="http://schemas.openxmlformats.org/drawingml/2006/wordprocessingDrawing" xmlns:w10="urn:schemas-microsoft-com:office:word" xmlns:w="http://schemas.openxmlformats.org/wordprocessingml/2006/main" xmlns:w14="http://schemas.microsoft.com/office/word/2010/wordml" xmlns:w15="http://schemas.microsoft.com/office/word/2012/wordml" xmlns:w16cex="http://schemas.microsoft.com/office/word/2018/wordml/cex" xmlns:w16cid="http://schemas.microsoft.com/office/word/2016/wordml/cid" xmlns:w16="http://schemas.microsoft.com/office/word/2018/wordml" xmlns:w16du="http://schemas.microsoft.com/office/word/2023/wordml/word16du" xmlns:w16sdtdh="http://schemas.microsoft.com/office/word/2020/wordml/sdtdatahash" xmlns:w16sdtfl="http://schemas.microsoft.com/office/word/2024/wordml/sdtformatlock" xmlns:w16se="http://schemas.microsoft.com/office/word/2015/wordml/symex" xmlns:wpg="http://schemas.microsoft.com/office/word/2010/wordprocessingGroup" xmlns:wpi="http://schemas.microsoft.com/office/word/2010/wordprocessingInk" xmlns:wne="http://schemas.microsoft.com/office/word/2006/wordml" xmlns:wps="http://schemas.microsoft.com/office/word/2010/wordprocessingShape" mc:Ignorable="w14 w15 w16se w16cid w16 w16cex w16sdtdh w16sdtfl w16du wp14">
   <w:p>
     <w:pPr>
-      <w:pStyle w:val="Kopfzeile"/>
+      <w:pStyle w:val="Header"/>
     </w:pPr>
     <w:r>
       <w:rPr>
         <w:noProof/>
       </w:rPr>
       <w:drawing>
-        <wp:inline distT="0" distB="0" distL="0" distR="0" wp14:anchorId="52E4E66B" wp14:editId="326869BE">
-          <wp:extent cx="1812616" cy="609039"/>
-          <wp:effectExtent l="0" t="0" r="3810" b="635"/>
-          <wp:docPr id="1" name="Grafik 1"/>
+        <wp:inline distT="0" distB="0" distL="0" distR="0" wp14:anchorId="619538B7" wp14:editId="20DBDC67">
+          <wp:extent cx="1854735" cy="623190"/>
+          <wp:effectExtent l="0" t="0" r="0" b="0"/>
+          <wp:docPr id="225600797" name="Grafik 1"/>
           <wp:cNvGraphicFramePr>
             <a:graphicFrameLocks xmlns:a="http://schemas.openxmlformats.org/drawingml/2006/main" noChangeAspect="1"/>
           </wp:cNvGraphicFramePr>
@@ -5965,7 +6106,7 @@
             <a:graphicData uri="http://schemas.openxmlformats.org/drawingml/2006/picture">
               <pic:pic xmlns:pic="http://schemas.openxmlformats.org/drawingml/2006/picture">
                 <pic:nvPicPr>
-                  <pic:cNvPr id="1" name="uhh_logo.png"/>
+                  <pic:cNvPr id="225600797" name="Grafik 1"/>
                   <pic:cNvPicPr/>
                 </pic:nvPicPr>
                 <pic:blipFill>
@@ -5983,7 +6124,7 @@
                 <pic:spPr>
                   <a:xfrm>
                     <a:off x="0" y="0"/>
-                    <a:ext cx="1854735" cy="623191"/>
+                    <a:ext cx="1854735" cy="623190"/>
                   </a:xfrm>
                   <a:prstGeom prst="rect">
                     <a:avLst/>
@@ -5996,17 +6137,23 @@
       </w:drawing>
     </w:r>
     <w:r>
-      <w:t xml:space="preserve">                                                 </w:t>
+      <w:t xml:space="preserve">                                     </w:t>
+    </w:r>
+    <w:r>
+      <w:t xml:space="preserve">    </w:t>
+    </w:r>
+    <w:r>
+      <w:t xml:space="preserve">                  </w:t>
     </w:r>
     <w:r>
       <w:rPr>
         <w:noProof/>
       </w:rPr>
       <w:drawing>
-        <wp:inline distT="0" distB="0" distL="0" distR="0" wp14:anchorId="6AAD73D0" wp14:editId="1B40F1F1">
-          <wp:extent cx="1823855" cy="400358"/>
-          <wp:effectExtent l="0" t="0" r="5080" b="6350"/>
-          <wp:docPr id="3" name="Grafik 3"/>
+        <wp:inline distT="0" distB="0" distL="0" distR="0" wp14:anchorId="04A515B2" wp14:editId="4826B065">
+          <wp:extent cx="1828800" cy="411480"/>
+          <wp:effectExtent l="0" t="0" r="0" b="0"/>
+          <wp:docPr id="618350430" name="Grafik 3"/>
           <wp:cNvGraphicFramePr>
             <a:graphicFrameLocks xmlns:a="http://schemas.openxmlformats.org/drawingml/2006/main" noChangeAspect="1"/>
           </wp:cNvGraphicFramePr>
@@ -6014,10 +6161,10 @@
             <a:graphicData uri="http://schemas.openxmlformats.org/drawingml/2006/picture">
               <pic:pic xmlns:pic="http://schemas.openxmlformats.org/drawingml/2006/picture">
                 <pic:nvPicPr>
-                  <pic:cNvPr id="3" name="min_logo.png"/>
+                  <pic:cNvPr id="618350430" name="Grafik 3"/>
                   <pic:cNvPicPr/>
                 </pic:nvPicPr>
-                <pic:blipFill>
+                <pic:blipFill rotWithShape="1">
                   <a:blip r:embed="rId2">
                     <a:extLst>
                       <a:ext uri="{28A0092B-C50C-407E-A947-70E740481C1C}">
@@ -6025,18 +6172,27 @@
                       </a:ext>
                     </a:extLst>
                   </a:blip>
+                  <a:srcRect l="-1" t="16442" r="-2787" b="-17154"/>
                   <a:stretch>
                     <a:fillRect/>
                   </a:stretch>
                 </pic:blipFill>
-                <pic:spPr>
+                <pic:spPr bwMode="auto">
                   <a:xfrm>
                     <a:off x="0" y="0"/>
-                    <a:ext cx="1863268" cy="409010"/>
+                    <a:ext cx="1830773" cy="411924"/>
                   </a:xfrm>
                   <a:prstGeom prst="rect">
                     <a:avLst/>
                   </a:prstGeom>
+                  <a:ln>
+                    <a:noFill/>
+                  </a:ln>
+                  <a:extLst>
+                    <a:ext uri="{53640926-AAD7-44D8-BBD7-CCE9431645EC}">
+                      <a14:shadowObscured xmlns:a14="http://schemas.microsoft.com/office/drawing/2010/main"/>
+                    </a:ext>
+                  </a:extLst>
                 </pic:spPr>
               </pic:pic>
             </a:graphicData>
@@ -6049,7 +6205,7 @@
 </file>
 
 <file path=word/numbering.xml><?xml version="1.0" encoding="utf-8"?>
-<w:numbering xmlns:aink="http://schemas.microsoft.com/office/drawing/2016/ink" xmlns:am3d="http://schemas.microsoft.com/office/drawing/2017/model3d" xmlns:cx="http://schemas.microsoft.com/office/drawing/2014/chartex" xmlns:cx1="http://schemas.microsoft.com/office/drawing/2015/9/8/chartex" xmlns:cx2="http://schemas.microsoft.com/office/drawing/2015/10/21/chartex" xmlns:cx3="http://schemas.microsoft.com/office/drawing/2016/5/9/chartex" xmlns:cx4="http://schemas.microsoft.com/office/drawing/2016/5/10/chartex" xmlns:cx5="http://schemas.microsoft.com/office/drawing/2016/5/11/chartex" xmlns:cx6="http://schemas.microsoft.com/office/drawing/2016/5/12/chartex" xmlns:cx7="http://schemas.microsoft.com/office/drawing/2016/5/13/chartex" xmlns:cx8="http://schemas.microsoft.com/office/drawing/2016/5/14/chartex" xmlns:m="http://schemas.openxmlformats.org/officeDocument/2006/math" xmlns:mc="http://schemas.openxmlformats.org/markup-compatibility/2006" xmlns:o="urn:schemas-microsoft-com:office:office" xmlns:oel="http://schemas.microsoft.com/office/2019/extlst" xmlns:r="http://schemas.openxmlformats.org/officeDocument/2006/relationships" xmlns:v="urn:schemas-microsoft-com:vml" xmlns:w="http://schemas.openxmlformats.org/wordprocessingml/2006/main" xmlns:w10="urn:schemas-microsoft-com:office:word" xmlns:w14="http://schemas.microsoft.com/office/word/2010/wordml" xmlns:w15="http://schemas.microsoft.com/office/word/2012/wordml" xmlns:w16="http://schemas.microsoft.com/office/word/2018/wordml" xmlns:w16cex="http://schemas.microsoft.com/office/word/2018/wordml/cex" xmlns:w16cid="http://schemas.microsoft.com/office/word/2016/wordml/cid" xmlns:w16sdtdh="http://schemas.microsoft.com/office/word/2020/wordml/sdtdatahash" xmlns:w16se="http://schemas.microsoft.com/office/word/2015/wordml/symex" xmlns:wne="http://schemas.microsoft.com/office/word/2006/wordml" xmlns:wp="http://schemas.openxmlformats.org/drawingml/2006/wordprocessingDrawing" xmlns:wp14="http://schemas.microsoft.com/office/word/2010/wordprocessingDrawing" xmlns:wpc="http://schemas.microsoft.com/office/word/2010/wordprocessingCanvas" xmlns:wpg="http://schemas.microsoft.com/office/word/2010/wordprocessingGroup" xmlns:wpi="http://schemas.microsoft.com/office/word/2010/wordprocessingInk" xmlns:wps="http://schemas.microsoft.com/office/word/2010/wordprocessingShape" mc:Ignorable="w14 w15 w16se w16cid w16 w16cex w16sdtdh wp14">
+<w:numbering xmlns:aink="http://schemas.microsoft.com/office/drawing/2016/ink" xmlns:am3d="http://schemas.microsoft.com/office/drawing/2017/model3d" xmlns:cx="http://schemas.microsoft.com/office/drawing/2014/chartex" xmlns:cx1="http://schemas.microsoft.com/office/drawing/2015/9/8/chartex" xmlns:cx2="http://schemas.microsoft.com/office/drawing/2015/10/21/chartex" xmlns:cx3="http://schemas.microsoft.com/office/drawing/2016/5/9/chartex" xmlns:cx4="http://schemas.microsoft.com/office/drawing/2016/5/10/chartex" xmlns:cx5="http://schemas.microsoft.com/office/drawing/2016/5/11/chartex" xmlns:cx6="http://schemas.microsoft.com/office/drawing/2016/5/12/chartex" xmlns:cx7="http://schemas.microsoft.com/office/drawing/2016/5/13/chartex" xmlns:cx8="http://schemas.microsoft.com/office/drawing/2016/5/14/chartex" xmlns:m="http://schemas.openxmlformats.org/officeDocument/2006/math" xmlns:mc="http://schemas.openxmlformats.org/markup-compatibility/2006" xmlns:o="urn:schemas-microsoft-com:office:office" xmlns:oel="http://schemas.microsoft.com/office/2019/extlst" xmlns:r="http://schemas.openxmlformats.org/officeDocument/2006/relationships" xmlns:v="urn:schemas-microsoft-com:vml" xmlns:w="http://schemas.openxmlformats.org/wordprocessingml/2006/main" xmlns:w10="urn:schemas-microsoft-com:office:word" xmlns:w14="http://schemas.microsoft.com/office/word/2010/wordml" xmlns:w15="http://schemas.microsoft.com/office/word/2012/wordml" xmlns:w16="http://schemas.microsoft.com/office/word/2018/wordml" xmlns:w16cex="http://schemas.microsoft.com/office/word/2018/wordml/cex" xmlns:w16cid="http://schemas.microsoft.com/office/word/2016/wordml/cid" xmlns:w16du="http://schemas.microsoft.com/office/word/2023/wordml/word16du" xmlns:w16sdtdh="http://schemas.microsoft.com/office/word/2020/wordml/sdtdatahash" xmlns:w16sdtfl="http://schemas.microsoft.com/office/word/2024/wordml/sdtformatlock" xmlns:w16se="http://schemas.microsoft.com/office/word/2015/wordml/symex" xmlns:wne="http://schemas.microsoft.com/office/word/2006/wordml" xmlns:wp="http://schemas.openxmlformats.org/drawingml/2006/wordprocessingDrawing" xmlns:wp14="http://schemas.microsoft.com/office/word/2010/wordprocessingDrawing" xmlns:wpc="http://schemas.microsoft.com/office/word/2010/wordprocessingCanvas" xmlns:wpg="http://schemas.microsoft.com/office/word/2010/wordprocessingGroup" xmlns:wpi="http://schemas.microsoft.com/office/word/2010/wordprocessingInk" xmlns:wps="http://schemas.microsoft.com/office/word/2010/wordprocessingShape" mc:Ignorable="w14 w15 w16se w16cid w16 w16cex w16sdtdh w16sdtfl w16du wp14">
   <w:abstractNum w15:restartNumberingAfterBreak="0" w:abstractNumId="0">
     <w:nsid w:val="FFFFFF7C"/>
     <w:multiLevelType w:val="singleLevel"/>
@@ -6057,7 +6213,7 @@
     <w:lvl w:ilvl="0">
       <w:start w:val="1"/>
       <w:numFmt w:val="decimal"/>
-      <w:pStyle w:val="Listennummer5"/>
+      <w:pStyle w:val="ListNumber5"/>
       <w:lvlText w:val="%1."/>
       <w:lvlJc w:val="left"/>
       <w:pPr>
@@ -6075,7 +6231,7 @@
     <w:lvl w:ilvl="0">
       <w:start w:val="1"/>
       <w:numFmt w:val="decimal"/>
-      <w:pStyle w:val="Listennummer4"/>
+      <w:pStyle w:val="ListNumber4"/>
       <w:lvlText w:val="%1."/>
       <w:lvlJc w:val="left"/>
       <w:pPr>
@@ -6093,7 +6249,7 @@
     <w:lvl w:ilvl="0">
       <w:start w:val="1"/>
       <w:numFmt w:val="decimal"/>
-      <w:pStyle w:val="Listennummer3"/>
+      <w:pStyle w:val="ListNumber3"/>
       <w:lvlText w:val="%1."/>
       <w:lvlJc w:val="left"/>
       <w:pPr>
@@ -6111,7 +6267,7 @@
     <w:lvl w:ilvl="0">
       <w:start w:val="1"/>
       <w:numFmt w:val="decimal"/>
-      <w:pStyle w:val="Listennummer2"/>
+      <w:pStyle w:val="ListNumber2"/>
       <w:lvlText w:val="%1."/>
       <w:lvlJc w:val="left"/>
       <w:pPr>
@@ -6129,7 +6285,7 @@
     <w:lvl w:ilvl="0">
       <w:start w:val="1"/>
       <w:numFmt w:val="bullet"/>
-      <w:pStyle w:val="Aufzhlungszeichen5"/>
+      <w:pStyle w:val="ListBullet5"/>
       <w:lvlText w:val=""/>
       <w:lvlJc w:val="left"/>
       <w:pPr>
@@ -6150,7 +6306,7 @@
     <w:lvl w:ilvl="0">
       <w:start w:val="1"/>
       <w:numFmt w:val="bullet"/>
-      <w:pStyle w:val="Aufzhlungszeichen4"/>
+      <w:pStyle w:val="ListBullet4"/>
       <w:lvlText w:val=""/>
       <w:lvlJc w:val="left"/>
       <w:pPr>
@@ -6171,7 +6327,7 @@
     <w:lvl w:ilvl="0">
       <w:start w:val="1"/>
       <w:numFmt w:val="bullet"/>
-      <w:pStyle w:val="Aufzhlungszeichen3"/>
+      <w:pStyle w:val="ListBullet3"/>
       <w:lvlText w:val=""/>
       <w:lvlJc w:val="left"/>
       <w:pPr>
@@ -6192,7 +6348,7 @@
     <w:lvl w:ilvl="0">
       <w:start w:val="1"/>
       <w:numFmt w:val="bullet"/>
-      <w:pStyle w:val="Aufzhlungszeichen2"/>
+      <w:pStyle w:val="ListBullet2"/>
       <w:lvlText w:val=""/>
       <w:lvlJc w:val="left"/>
       <w:pPr>
@@ -6213,7 +6369,7 @@
     <w:lvl w:ilvl="0">
       <w:start w:val="1"/>
       <w:numFmt w:val="decimal"/>
-      <w:pStyle w:val="Listennummer"/>
+      <w:pStyle w:val="ListNumber"/>
       <w:lvlText w:val="%1."/>
       <w:lvlJc w:val="left"/>
       <w:pPr>
@@ -6231,7 +6387,7 @@
     <w:lvl w:ilvl="0">
       <w:start w:val="1"/>
       <w:numFmt w:val="bullet"/>
-      <w:pStyle w:val="Aufzhlungszeichen"/>
+      <w:pStyle w:val="ListBullet"/>
       <w:lvlText w:val=""/>
       <w:lvlJc w:val="left"/>
       <w:pPr>
@@ -6941,14 +7097,14 @@
     </w:lvl>
   </w:abstractNum>
   <w:abstractNum w:abstractNumId="990">
-    <w:nsid w:val="A990"/>
+    <w:nsid w:val="0000A990"/>
     <w:multiLevelType w:val="multilevel"/>
     <w:lvl w:ilvl="0">
       <w:numFmt w:val="bullet"/>
       <w:lvlText w:val=" "/>
       <w:lvlJc w:val="left"/>
       <w:pPr>
-        <w:ind w:left="720" w:hanging="480"/>
+        <w:ind w:left="720" w:hanging="360"/>
       </w:pPr>
     </w:lvl>
     <w:lvl w:ilvl="1">
@@ -6956,7 +7112,7 @@
       <w:lvlText w:val=" "/>
       <w:lvlJc w:val="left"/>
       <w:pPr>
-        <w:ind w:left="1440" w:hanging="480"/>
+        <w:ind w:left="1440" w:hanging="360"/>
       </w:pPr>
     </w:lvl>
     <w:lvl w:ilvl="2">
@@ -6964,7 +7120,7 @@
       <w:lvlText w:val=" "/>
       <w:lvlJc w:val="left"/>
       <w:pPr>
-        <w:ind w:left="2160" w:hanging="480"/>
+        <w:ind w:left="2160" w:hanging="360"/>
       </w:pPr>
     </w:lvl>
     <w:lvl w:ilvl="3">
@@ -6972,7 +7128,7 @@
       <w:lvlText w:val=" "/>
       <w:lvlJc w:val="left"/>
       <w:pPr>
-        <w:ind w:left="2880" w:hanging="480"/>
+        <w:ind w:left="2880" w:hanging="360"/>
       </w:pPr>
     </w:lvl>
     <w:lvl w:ilvl="4">
@@ -6980,7 +7136,7 @@
       <w:lvlText w:val=" "/>
       <w:lvlJc w:val="left"/>
       <w:pPr>
-        <w:ind w:left="3600" w:hanging="480"/>
+        <w:ind w:left="3600" w:hanging="360"/>
       </w:pPr>
     </w:lvl>
     <w:lvl w:ilvl="5">
@@ -6988,7 +7144,7 @@
       <w:lvlText w:val=" "/>
       <w:lvlJc w:val="left"/>
       <w:pPr>
-        <w:ind w:left="4320" w:hanging="480"/>
+        <w:ind w:left="4320" w:hanging="360"/>
       </w:pPr>
     </w:lvl>
     <w:lvl w:ilvl="6">
@@ -6996,7 +7152,7 @@
       <w:lvlText w:val=" "/>
       <w:lvlJc w:val="left"/>
       <w:pPr>
-        <w:ind w:left="5040" w:hanging="480"/>
+        <w:ind w:left="5040" w:hanging="360"/>
       </w:pPr>
     </w:lvl>
     <w:lvl w:ilvl="7">
@@ -7004,7 +7160,7 @@
       <w:lvlText w:val=" "/>
       <w:lvlJc w:val="left"/>
       <w:pPr>
-        <w:ind w:left="5760" w:hanging="480"/>
+        <w:ind w:left="5760" w:hanging="360"/>
       </w:pPr>
     </w:lvl>
     <w:lvl w:ilvl="8">
@@ -7012,135 +7168,162 @@
       <w:lvlText w:val=" "/>
       <w:lvlJc w:val="left"/>
       <w:pPr>
-        <w:ind w:left="6480" w:hanging="480"/>
+        <w:ind w:left="6480" w:hanging="360"/>
       </w:pPr>
     </w:lvl>
   </w:abstractNum>
   <w:abstractNum w:abstractNumId="991">
-    <w:nsid w:val="A991"/>
+    <w:nsid w:val="0000A991"/>
     <w:multiLevelType w:val="multilevel"/>
     <w:lvl w:ilvl="0">
       <w:numFmt w:val="bullet"/>
-      <w:lvlText w:val="•"/>
+      <w:lvlText w:val=""/>
       <w:lvlJc w:val="left"/>
       <w:pPr>
-        <w:ind w:left="720" w:hanging="480"/>
-      </w:pPr>
+        <w:ind w:left="720" w:hanging="360"/>
+      </w:pPr>
+      <w:rPr>
+        <w:rFonts w:ascii="Symbol" w:hAnsi="Symbol" w:cs="Symbol" w:hint="default"/>
+      </w:rPr>
     </w:lvl>
     <w:lvl w:ilvl="1">
       <w:numFmt w:val="bullet"/>
-      <w:lvlText w:val="–"/>
+      <w:lvlText w:val="o"/>
       <w:lvlJc w:val="left"/>
       <w:pPr>
-        <w:ind w:left="1440" w:hanging="480"/>
-      </w:pPr>
+        <w:ind w:left="1440" w:hanging="360"/>
+      </w:pPr>
+      <w:rPr>
+        <w:rFonts w:ascii="Courier New" w:hAnsi="Courier New" w:cs="Courier New" w:hint="default"/>
+      </w:rPr>
     </w:lvl>
     <w:lvl w:ilvl="2">
       <w:numFmt w:val="bullet"/>
-      <w:lvlText w:val="•"/>
+      <w:lvlText w:val=""/>
       <w:lvlJc w:val="left"/>
       <w:pPr>
-        <w:ind w:left="2160" w:hanging="480"/>
-      </w:pPr>
+        <w:ind w:left="2160" w:hanging="360"/>
+      </w:pPr>
+      <w:rPr>
+        <w:rFonts w:ascii="Wingdings" w:hAnsi="Wingdings" w:cs="Wingdings" w:hint="default"/>
+      </w:rPr>
     </w:lvl>
     <w:lvl w:ilvl="3">
       <w:numFmt w:val="bullet"/>
-      <w:lvlText w:val="–"/>
+      <w:lvlText w:val=""/>
       <w:lvlJc w:val="left"/>
       <w:pPr>
-        <w:ind w:left="2880" w:hanging="480"/>
-      </w:pPr>
+        <w:ind w:left="2880" w:hanging="360"/>
+      </w:pPr>
+      <w:rPr>
+        <w:rFonts w:ascii="Symbol" w:hAnsi="Symbol" w:cs="Symbol" w:hint="default"/>
+      </w:rPr>
     </w:lvl>
     <w:lvl w:ilvl="4">
       <w:numFmt w:val="bullet"/>
-      <w:lvlText w:val="•"/>
+      <w:lvlText w:val="o"/>
       <w:lvlJc w:val="left"/>
       <w:pPr>
-        <w:ind w:left="3600" w:hanging="480"/>
-      </w:pPr>
+        <w:ind w:left="3600" w:hanging="360"/>
+      </w:pPr>
+      <w:rPr>
+        <w:rFonts w:ascii="Courier New" w:hAnsi="Courier New" w:cs="Courier New" w:hint="default"/>
+      </w:rPr>
     </w:lvl>
     <w:lvl w:ilvl="5">
       <w:numFmt w:val="bullet"/>
-      <w:lvlText w:val="–"/>
+      <w:lvlText w:val=""/>
       <w:lvlJc w:val="left"/>
       <w:pPr>
-        <w:ind w:left="4320" w:hanging="480"/>
-      </w:pPr>
+        <w:ind w:left="4320" w:hanging="360"/>
+      </w:pPr>
+      <w:rPr>
+        <w:rFonts w:ascii="Wingdings" w:hAnsi="Wingdings" w:cs="Wingdings" w:hint="default"/>
+      </w:rPr>
     </w:lvl>
     <w:lvl w:ilvl="6">
       <w:numFmt w:val="bullet"/>
-      <w:lvlText w:val="•"/>
+      <w:lvlText w:val=""/>
       <w:lvlJc w:val="left"/>
       <w:pPr>
-        <w:ind w:left="5040" w:hanging="480"/>
-      </w:pPr>
+        <w:ind w:left="5040" w:hanging="360"/>
+      </w:pPr>
+      <w:rPr>
+        <w:rFonts w:ascii="Symbol" w:hAnsi="Symbol" w:cs="Symbol" w:hint="default"/>
+      </w:rPr>
     </w:lvl>
     <w:lvl w:ilvl="7">
       <w:numFmt w:val="bullet"/>
-      <w:lvlText w:val="–"/>
+      <w:lvlText w:val="o"/>
       <w:lvlJc w:val="left"/>
       <w:pPr>
-        <w:ind w:left="5760" w:hanging="480"/>
-      </w:pPr>
+        <w:ind w:left="5760" w:hanging="360"/>
+      </w:pPr>
+      <w:rPr>
+        <w:rFonts w:ascii="Courier New" w:hAnsi="Courier New" w:cs="Courier New" w:hint="default"/>
+      </w:rPr>
     </w:lvl>
     <w:lvl w:ilvl="8">
       <w:numFmt w:val="bullet"/>
-      <w:lvlText w:val="•"/>
+      <w:lvlText w:val=""/>
       <w:lvlJc w:val="left"/>
       <w:pPr>
-        <w:ind w:left="6480" w:hanging="480"/>
-      </w:pPr>
+        <w:ind w:left="6480" w:hanging="360"/>
+      </w:pPr>
+      <w:rPr>
+        <w:rFonts w:ascii="Wingdings" w:hAnsi="Wingdings" w:cs="Wingdings" w:hint="default"/>
+      </w:rPr>
     </w:lvl>
   </w:abstractNum>
-  <w:num w16cid:durableId="705328000" w:numId="1">
+  <w:num w16cid:durableId="1163349380" w:numId="1">
     <w:abstractNumId w:val="15"/>
   </w:num>
-  <w:num w16cid:durableId="1181701843" w:numId="2">
+  <w:num w16cid:durableId="240915646" w:numId="2">
     <w:abstractNumId w:val="9"/>
   </w:num>
-  <w:num w16cid:durableId="2076586200" w:numId="3">
+  <w:num w16cid:durableId="1895004962" w:numId="3">
     <w:abstractNumId w:val="7"/>
   </w:num>
-  <w:num w16cid:durableId="2019304088" w:numId="4">
+  <w:num w16cid:durableId="404298244" w:numId="4">
     <w:abstractNumId w:val="6"/>
   </w:num>
-  <w:num w16cid:durableId="821119211" w:numId="5">
+  <w:num w16cid:durableId="1807818763" w:numId="5">
     <w:abstractNumId w:val="5"/>
   </w:num>
-  <w:num w16cid:durableId="492455694" w:numId="6">
+  <w:num w16cid:durableId="1074545500" w:numId="6">
     <w:abstractNumId w:val="4"/>
   </w:num>
-  <w:num w16cid:durableId="96802394" w:numId="7">
+  <w:num w16cid:durableId="389185469" w:numId="7">
     <w:abstractNumId w:val="8"/>
   </w:num>
-  <w:num w16cid:durableId="678124401" w:numId="8">
+  <w:num w16cid:durableId="52822611" w:numId="8">
     <w:abstractNumId w:val="3"/>
   </w:num>
-  <w:num w16cid:durableId="50547495" w:numId="9">
+  <w:num w16cid:durableId="1916040948" w:numId="9">
     <w:abstractNumId w:val="2"/>
   </w:num>
-  <w:num w16cid:durableId="1145588021" w:numId="10">
+  <w:num w16cid:durableId="12000384" w:numId="10">
     <w:abstractNumId w:val="1"/>
   </w:num>
-  <w:num w16cid:durableId="1497644376" w:numId="11">
+  <w:num w16cid:durableId="1215313040" w:numId="11">
     <w:abstractNumId w:val="0"/>
   </w:num>
-  <w:num w16cid:durableId="603225077" w:numId="12">
+  <w:num w16cid:durableId="2034959455" w:numId="12">
     <w:abstractNumId w:val="14"/>
   </w:num>
-  <w:num w16cid:durableId="1499929711" w:numId="13">
+  <w:num w16cid:durableId="555631598" w:numId="13">
     <w:abstractNumId w:val="16"/>
   </w:num>
-  <w:num w16cid:durableId="1360354492" w:numId="14">
+  <w:num w16cid:durableId="35857288" w:numId="14">
     <w:abstractNumId w:val="13"/>
   </w:num>
-  <w:num w16cid:durableId="1292983211" w:numId="15">
+  <w:num w16cid:durableId="644050197" w:numId="15">
     <w:abstractNumId w:val="11"/>
   </w:num>
-  <w:num w16cid:durableId="403141508" w:numId="16">
+  <w:num w16cid:durableId="1296715124" w:numId="16">
     <w:abstractNumId w:val="11"/>
   </w:num>
-  <w:num w16cid:durableId="1653946405" w:numId="17">
+  <w:num w16cid:durableId="1156264440" w:numId="17">
     <w:abstractNumId w:val="12"/>
     <w:lvlOverride w:ilvl="0">
       <w:startOverride w:val="1"/>
@@ -7170,13 +7353,13 @@
       <w:startOverride w:val="1"/>
     </w:lvlOverride>
   </w:num>
-  <w:num w16cid:durableId="1134520316" w:numId="18">
+  <w:num w16cid:durableId="1615016926" w:numId="18">
     <w:abstractNumId w:val="10"/>
   </w:num>
-  <w:num w16cid:durableId="96029579" w:numId="19">
+  <w:num w16cid:durableId="801653410" w:numId="19">
     <w:abstractNumId w:val="11"/>
   </w:num>
-  <w:num w16cid:durableId="2066030477" w:numId="20">
+  <w:num w16cid:durableId="2003468151" w:numId="20">
     <w:abstractNumId w:val="11"/>
   </w:num>
   <w:num w:numId="1000">
@@ -7195,7 +7378,7 @@
 </file>
 
 <file path=word/styles.xml><?xml version="1.0" encoding="utf-8"?>
-<w:styles xmlns:mc="http://schemas.openxmlformats.org/markup-compatibility/2006" xmlns:r="http://schemas.openxmlformats.org/officeDocument/2006/relationships" xmlns:w="http://schemas.openxmlformats.org/wordprocessingml/2006/main" xmlns:w14="http://schemas.microsoft.com/office/word/2010/wordml" xmlns:w15="http://schemas.microsoft.com/office/word/2012/wordml" xmlns:w16="http://schemas.microsoft.com/office/word/2018/wordml" xmlns:w16cex="http://schemas.microsoft.com/office/word/2018/wordml/cex" xmlns:w16cid="http://schemas.microsoft.com/office/word/2016/wordml/cid" xmlns:w16sdtdh="http://schemas.microsoft.com/office/word/2020/wordml/sdtdatahash" xmlns:w16se="http://schemas.microsoft.com/office/word/2015/wordml/symex" mc:Ignorable="w14 w15 w16se w16cid w16 w16cex w16sdtdh">
+<w:styles xmlns:mc="http://schemas.openxmlformats.org/markup-compatibility/2006" xmlns:r="http://schemas.openxmlformats.org/officeDocument/2006/relationships" xmlns:w="http://schemas.openxmlformats.org/wordprocessingml/2006/main" xmlns:w14="http://schemas.microsoft.com/office/word/2010/wordml" xmlns:w15="http://schemas.microsoft.com/office/word/2012/wordml" xmlns:w16="http://schemas.microsoft.com/office/word/2018/wordml" xmlns:w16cex="http://schemas.microsoft.com/office/word/2018/wordml/cex" xmlns:w16cid="http://schemas.microsoft.com/office/word/2016/wordml/cid" xmlns:w16du="http://schemas.microsoft.com/office/word/2023/wordml/word16du" xmlns:w16sdtdh="http://schemas.microsoft.com/office/word/2020/wordml/sdtdatahash" xmlns:w16sdtfl="http://schemas.microsoft.com/office/word/2024/wordml/sdtformatlock" xmlns:w16se="http://schemas.microsoft.com/office/word/2015/wordml/symex" mc:Ignorable="w14 w15 w16se w16cid w16 w16cex w16sdtdh w16sdtfl w16du">
   <w:docDefaults>
     <w:rPrDefault>
       <w:rPr>
@@ -7318,6 +7501,7 @@
     <w:lsdException w:name="HTML Sample" w:semiHidden="1" w:unhideWhenUsed="1"/>
     <w:lsdException w:name="HTML Typewriter" w:semiHidden="1" w:unhideWhenUsed="1"/>
     <w:lsdException w:name="HTML Variable" w:semiHidden="1" w:unhideWhenUsed="1"/>
+    <w:lsdException w:name="Normal Table" w:semiHidden="1" w:unhideWhenUsed="1"/>
     <w:lsdException w:name="annotation subject" w:semiHidden="1" w:unhideWhenUsed="1"/>
     <w:lsdException w:name="No List" w:semiHidden="1" w:unhideWhenUsed="1"/>
     <w:lsdException w:name="Outline List 1" w:semiHidden="1" w:unhideWhenUsed="1"/>
@@ -7364,8 +7548,10 @@
     <w:lsdException w:name="Table Subtle 2" w:semiHidden="1" w:unhideWhenUsed="1"/>
     <w:lsdException w:name="Table Web 1" w:semiHidden="1" w:unhideWhenUsed="1"/>
     <w:lsdException w:name="Table Web 2" w:semiHidden="1" w:unhideWhenUsed="1"/>
+    <w:lsdException w:name="Table Web 3" w:semiHidden="1" w:unhideWhenUsed="1"/>
     <w:lsdException w:name="Balloon Text" w:semiHidden="1" w:unhideWhenUsed="1"/>
     <w:lsdException w:name="Table Grid" w:uiPriority="39"/>
+    <w:lsdException w:name="Table Theme" w:semiHidden="1" w:unhideWhenUsed="1"/>
     <w:lsdException w:name="Placeholder Text" w:semiHidden="1"/>
     <w:lsdException w:name="No Spacing" w:qFormat="1" w:uiPriority="1"/>
     <w:lsdException w:name="Light Shading" w:uiPriority="60"/>
@@ -7587,26 +7773,26 @@
     <w:lsdException w:name="Unresolved Mention" w:semiHidden="1" w:unhideWhenUsed="1"/>
     <w:lsdException w:name="Smart Link" w:semiHidden="1" w:unhideWhenUsed="1"/>
   </w:latentStyles>
-  <w:style w:default="1" w:styleId="Standard" w:type="paragraph">
+  <w:style w:default="1" w:styleId="Normal" w:type="paragraph">
     <w:name w:val="Normal"/>
     <w:qFormat/>
-    <w:rsid w:val="00353CBB"/>
+    <w:rsid w:val="000C7700"/>
     <w:pPr>
       <w:spacing w:after="160" w:line="276" w:lineRule="auto"/>
       <w:ind w:firstLine="0" w:left="0"/>
     </w:pPr>
     <w:rPr>
-      <w:rFonts w:ascii="Helvetica Neue Light" w:hAnsi="Helvetica Neue Light"/>
-    </w:rPr>
-  </w:style>
-  <w:style w:styleId="berschrift1" w:type="paragraph">
+      <w:sz w:val="24"/>
+    </w:rPr>
+  </w:style>
+  <w:style w:styleId="Heading1" w:type="paragraph">
     <w:name w:val="heading 1"/>
-    <w:basedOn w:val="Standard"/>
-    <w:next w:val="Standard"/>
-    <w:link w:val="berschrift1Zchn"/>
+    <w:basedOn w:val="Normal"/>
+    <w:next w:val="Normal"/>
+    <w:link w:val="Heading1Char"/>
     <w:uiPriority w:val="7"/>
     <w:qFormat/>
-    <w:rsid w:val="00353CBB"/>
+    <w:rsid w:val="00584BF2"/>
     <w:pPr>
       <w:keepNext/>
       <w:keepLines/>
@@ -7615,21 +7801,21 @@
       <w:outlineLvl w:val="0"/>
     </w:pPr>
     <w:rPr>
-      <w:rFonts w:ascii="Helvetica Neue" w:cstheme="majorBidi" w:eastAsiaTheme="majorEastAsia" w:hAnsi="Helvetica Neue"/>
+      <w:rFonts w:asciiTheme="majorHAnsi" w:cstheme="majorBidi" w:eastAsiaTheme="majorEastAsia" w:hAnsiTheme="majorHAnsi"/>
       <w:b/>
       <w:color w:val="0271BB"/>
-      <w:sz w:val="32"/>
+      <w:sz w:val="36"/>
       <w:szCs w:val="32"/>
     </w:rPr>
   </w:style>
-  <w:style w:styleId="berschrift2" w:type="paragraph">
+  <w:style w:styleId="Heading2" w:type="paragraph">
     <w:name w:val="heading 2"/>
-    <w:basedOn w:val="Standard"/>
-    <w:next w:val="Standard"/>
-    <w:link w:val="berschrift2Zchn"/>
+    <w:basedOn w:val="Normal"/>
+    <w:next w:val="Normal"/>
+    <w:link w:val="Heading2Char"/>
     <w:uiPriority w:val="8"/>
     <w:qFormat/>
-    <w:rsid w:val="00353CBB"/>
+    <w:rsid w:val="00584BF2"/>
     <w:pPr>
       <w:keepNext/>
       <w:keepLines/>
@@ -7638,21 +7824,21 @@
       <w:outlineLvl w:val="1"/>
     </w:pPr>
     <w:rPr>
-      <w:rFonts w:ascii="Helvetica Neue" w:cstheme="majorBidi" w:eastAsiaTheme="majorEastAsia" w:hAnsi="Helvetica Neue"/>
+      <w:rFonts w:asciiTheme="majorHAnsi" w:cstheme="majorBidi" w:eastAsiaTheme="majorEastAsia" w:hAnsiTheme="majorHAnsi"/>
       <w:b/>
       <w:color w:val="3B515B"/>
-      <w:sz w:val="28"/>
+      <w:sz w:val="32"/>
       <w:szCs w:val="26"/>
     </w:rPr>
   </w:style>
-  <w:style w:styleId="berschrift3" w:type="paragraph">
+  <w:style w:styleId="Heading3" w:type="paragraph">
     <w:name w:val="heading 3"/>
-    <w:basedOn w:val="Standard"/>
-    <w:next w:val="Standard"/>
-    <w:link w:val="berschrift3Zchn"/>
+    <w:basedOn w:val="Normal"/>
+    <w:next w:val="Normal"/>
+    <w:link w:val="Heading3Char"/>
     <w:uiPriority w:val="9"/>
     <w:qFormat/>
-    <w:rsid w:val="00353CBB"/>
+    <w:rsid w:val="00584BF2"/>
     <w:pPr>
       <w:keepNext/>
       <w:keepLines/>
@@ -7661,21 +7847,21 @@
       <w:outlineLvl w:val="2"/>
     </w:pPr>
     <w:rPr>
-      <w:rFonts w:ascii="Helvetica Neue" w:cstheme="majorBidi" w:eastAsiaTheme="majorEastAsia" w:hAnsi="Helvetica Neue"/>
+      <w:rFonts w:asciiTheme="majorHAnsi" w:cstheme="majorBidi" w:eastAsiaTheme="majorEastAsia" w:hAnsiTheme="majorHAnsi"/>
       <w:b/>
       <w:color w:themeColor="text1" w:val="3B515B"/>
-      <w:sz w:val="24"/>
+      <w:sz w:val="28"/>
       <w:szCs w:val="24"/>
     </w:rPr>
   </w:style>
-  <w:style w:styleId="berschrift4" w:type="paragraph">
+  <w:style w:styleId="Heading4" w:type="paragraph">
     <w:name w:val="heading 4"/>
-    <w:basedOn w:val="Standard"/>
-    <w:next w:val="Standard"/>
-    <w:link w:val="berschrift4Zchn"/>
+    <w:basedOn w:val="Normal"/>
+    <w:next w:val="Normal"/>
+    <w:link w:val="Heading4Char"/>
     <w:uiPriority w:val="9"/>
     <w:qFormat/>
-    <w:rsid w:val="00353CBB"/>
+    <w:rsid w:val="00964401"/>
     <w:pPr>
       <w:keepNext/>
       <w:keepLines/>
@@ -7684,21 +7870,20 @@
       <w:outlineLvl w:val="3"/>
     </w:pPr>
     <w:rPr>
-      <w:rFonts w:ascii="Helvetica Neue Medium" w:cstheme="majorBidi" w:eastAsiaTheme="majorEastAsia" w:hAnsi="Helvetica Neue Medium"/>
+      <w:rFonts w:asciiTheme="majorHAnsi" w:cstheme="majorBidi" w:eastAsiaTheme="majorEastAsia" w:hAnsiTheme="majorHAnsi"/>
       <w:iCs/>
       <w:color w:themeColor="text1" w:val="3B515B"/>
-      <w:sz w:val="24"/>
-    </w:rPr>
-  </w:style>
-  <w:style w:styleId="berschrift5" w:type="paragraph">
+    </w:rPr>
+  </w:style>
+  <w:style w:styleId="Heading5" w:type="paragraph">
     <w:name w:val="heading 5"/>
-    <w:basedOn w:val="Standard"/>
-    <w:next w:val="Standard"/>
-    <w:link w:val="berschrift5Zchn"/>
+    <w:basedOn w:val="Normal"/>
+    <w:next w:val="Normal"/>
+    <w:link w:val="Heading5Char"/>
     <w:uiPriority w:val="9"/>
     <w:semiHidden/>
     <w:qFormat/>
-    <w:rsid w:val="00353CBB"/>
+    <w:rsid w:val="00964401"/>
     <w:pPr>
       <w:keepNext/>
       <w:keepLines/>
@@ -7707,21 +7892,20 @@
       <w:outlineLvl w:val="4"/>
     </w:pPr>
     <w:rPr>
-      <w:rFonts w:ascii="Helvetica Neue Medium" w:cstheme="majorBidi" w:eastAsiaTheme="majorEastAsia" w:hAnsi="Helvetica Neue Medium"/>
+      <w:rFonts w:asciiTheme="majorHAnsi" w:cstheme="majorBidi" w:eastAsiaTheme="majorEastAsia" w:hAnsiTheme="majorHAnsi"/>
       <w:color w:val="3B515B"/>
-      <w:sz w:val="24"/>
-    </w:rPr>
-  </w:style>
-  <w:style w:styleId="berschrift6" w:type="paragraph">
+    </w:rPr>
+  </w:style>
+  <w:style w:styleId="Heading6" w:type="paragraph">
     <w:name w:val="heading 6"/>
-    <w:basedOn w:val="Standard"/>
-    <w:next w:val="Standard"/>
-    <w:link w:val="berschrift6Zchn"/>
+    <w:basedOn w:val="Normal"/>
+    <w:next w:val="Normal"/>
+    <w:link w:val="Heading6Char"/>
     <w:uiPriority w:val="9"/>
     <w:semiHidden/>
     <w:unhideWhenUsed/>
     <w:qFormat/>
-    <w:rsid w:val="00353CBB"/>
+    <w:rsid w:val="00A04031"/>
     <w:pPr>
       <w:keepNext/>
       <w:keepLines/>
@@ -7729,20 +7913,20 @@
       <w:outlineLvl w:val="5"/>
     </w:pPr>
     <w:rPr>
-      <w:rFonts w:ascii="Helvetica Neue Medium" w:cstheme="majorBidi" w:eastAsiaTheme="majorEastAsia" w:hAnsi="Helvetica Neue Medium"/>
+      <w:rFonts w:asciiTheme="majorHAnsi" w:cstheme="majorBidi" w:eastAsiaTheme="majorEastAsia" w:hAnsiTheme="majorHAnsi"/>
       <w:color w:themeColor="accent1" w:themeShade="7F" w:val="70000C"/>
     </w:rPr>
   </w:style>
-  <w:style w:styleId="berschrift7" w:type="paragraph">
+  <w:style w:styleId="Heading7" w:type="paragraph">
     <w:name w:val="heading 7"/>
-    <w:basedOn w:val="Standard"/>
-    <w:next w:val="Standard"/>
-    <w:link w:val="berschrift7Zchn"/>
+    <w:basedOn w:val="Normal"/>
+    <w:next w:val="Normal"/>
+    <w:link w:val="Heading7Char"/>
     <w:uiPriority w:val="9"/>
     <w:semiHidden/>
     <w:unhideWhenUsed/>
     <w:qFormat/>
-    <w:rsid w:val="00353CBB"/>
+    <w:rsid w:val="00A04031"/>
     <w:pPr>
       <w:keepNext/>
       <w:keepLines/>
@@ -7750,22 +7934,22 @@
       <w:outlineLvl w:val="6"/>
     </w:pPr>
     <w:rPr>
-      <w:rFonts w:ascii="Helvetica Neue Medium" w:cstheme="majorBidi" w:eastAsiaTheme="majorEastAsia" w:hAnsi="Helvetica Neue Medium"/>
+      <w:rFonts w:asciiTheme="majorHAnsi" w:cstheme="majorBidi" w:eastAsiaTheme="majorEastAsia" w:hAnsiTheme="majorHAnsi"/>
       <w:i/>
       <w:iCs/>
       <w:color w:themeColor="accent1" w:themeShade="7F" w:val="70000C"/>
     </w:rPr>
   </w:style>
-  <w:style w:styleId="berschrift8" w:type="paragraph">
+  <w:style w:styleId="Heading8" w:type="paragraph">
     <w:name w:val="heading 8"/>
-    <w:basedOn w:val="Standard"/>
-    <w:next w:val="Standard"/>
-    <w:link w:val="berschrift8Zchn"/>
+    <w:basedOn w:val="Normal"/>
+    <w:next w:val="Normal"/>
+    <w:link w:val="Heading8Char"/>
     <w:uiPriority w:val="9"/>
     <w:semiHidden/>
     <w:unhideWhenUsed/>
     <w:qFormat/>
-    <w:rsid w:val="00353CBB"/>
+    <w:rsid w:val="00A04031"/>
     <w:pPr>
       <w:keepNext/>
       <w:keepLines/>
@@ -7773,22 +7957,22 @@
       <w:outlineLvl w:val="7"/>
     </w:pPr>
     <w:rPr>
-      <w:rFonts w:ascii="Helvetica Neue Medium" w:cstheme="majorBidi" w:eastAsiaTheme="majorEastAsia" w:hAnsi="Helvetica Neue Medium"/>
+      <w:rFonts w:asciiTheme="majorHAnsi" w:cstheme="majorBidi" w:eastAsiaTheme="majorEastAsia" w:hAnsiTheme="majorHAnsi"/>
       <w:color w:themeColor="text1" w:themeTint="D8" w:val="506E7C"/>
       <w:sz w:val="21"/>
       <w:szCs w:val="21"/>
     </w:rPr>
   </w:style>
-  <w:style w:styleId="berschrift9" w:type="paragraph">
+  <w:style w:styleId="Heading9" w:type="paragraph">
     <w:name w:val="heading 9"/>
-    <w:basedOn w:val="Standard"/>
-    <w:next w:val="Standard"/>
-    <w:link w:val="berschrift9Zchn"/>
+    <w:basedOn w:val="Normal"/>
+    <w:next w:val="Normal"/>
+    <w:link w:val="Heading9Char"/>
     <w:uiPriority w:val="9"/>
     <w:semiHidden/>
     <w:unhideWhenUsed/>
     <w:qFormat/>
-    <w:rsid w:val="00353CBB"/>
+    <w:rsid w:val="00A04031"/>
     <w:pPr>
       <w:keepNext/>
       <w:keepLines/>
@@ -7796,7 +7980,7 @@
       <w:outlineLvl w:val="8"/>
     </w:pPr>
     <w:rPr>
-      <w:rFonts w:ascii="Helvetica Neue Medium" w:cstheme="majorBidi" w:eastAsiaTheme="majorEastAsia" w:hAnsi="Helvetica Neue Medium"/>
+      <w:rFonts w:asciiTheme="majorHAnsi" w:cstheme="majorBidi" w:eastAsiaTheme="majorEastAsia" w:hAnsiTheme="majorHAnsi"/>
       <w:i/>
       <w:iCs/>
       <w:color w:themeColor="text1" w:themeTint="D8" w:val="506E7C"/>
@@ -7804,13 +7988,13 @@
       <w:szCs w:val="21"/>
     </w:rPr>
   </w:style>
-  <w:style w:default="1" w:styleId="Absatz-Standardschriftart" w:type="character">
+  <w:style w:default="1" w:styleId="DefaultParagraphFont" w:type="character">
     <w:name w:val="Default Paragraph Font"/>
     <w:uiPriority w:val="1"/>
     <w:semiHidden/>
     <w:unhideWhenUsed/>
   </w:style>
-  <w:style w:default="1" w:styleId="NormaleTabelle" w:type="table">
+  <w:style w:default="1" w:styleId="TableNormal" w:type="table">
     <w:name w:val="Normal Table"/>
     <w:uiPriority w:val="99"/>
     <w:semiHidden/>
@@ -7825,36 +8009,35 @@
       </w:tblCellMar>
     </w:tblPr>
   </w:style>
-  <w:style w:default="1" w:styleId="KeineListe" w:type="numbering">
+  <w:style w:default="1" w:styleId="NoList" w:type="numbering">
     <w:name w:val="No List"/>
     <w:uiPriority w:val="99"/>
     <w:semiHidden/>
     <w:unhideWhenUsed/>
   </w:style>
-  <w:style w:customStyle="1" w:styleId="berschrift1Zchn" w:type="character">
-    <w:name w:val="Überschrift 1 Zchn"/>
-    <w:basedOn w:val="Absatz-Standardschriftart"/>
-    <w:link w:val="berschrift1"/>
+  <w:style w:customStyle="1" w:styleId="Heading1Char" w:type="character">
+    <w:name w:val="Heading 1 Char"/>
+    <w:basedOn w:val="DefaultParagraphFont"/>
+    <w:link w:val="Heading1"/>
     <w:uiPriority w:val="7"/>
-    <w:rsid w:val="00353CBB"/>
-    <w:rPr>
-      <w:rFonts w:ascii="Helvetica Neue" w:cstheme="majorBidi" w:eastAsiaTheme="majorEastAsia" w:hAnsi="Helvetica Neue"/>
+    <w:rsid w:val="00584BF2"/>
+    <w:rPr>
+      <w:rFonts w:asciiTheme="majorHAnsi" w:cstheme="majorBidi" w:eastAsiaTheme="majorEastAsia" w:hAnsiTheme="majorHAnsi"/>
       <w:b/>
-      <w:i w:val="0"/>
       <w:color w:val="0271BB"/>
-      <w:sz w:val="32"/>
+      <w:sz w:val="36"/>
       <w:szCs w:val="32"/>
     </w:rPr>
   </w:style>
-  <w:style w:styleId="Titel" w:type="paragraph">
+  <w:style w:styleId="Title" w:type="paragraph">
     <w:name w:val="Title"/>
-    <w:basedOn w:val="Standard"/>
-    <w:next w:val="Standard"/>
-    <w:link w:val="TitelZchn"/>
+    <w:basedOn w:val="Normal"/>
+    <w:next w:val="Normal"/>
+    <w:link w:val="TitleChar"/>
     <w:uiPriority w:val="10"/>
     <w:semiHidden/>
     <w:qFormat/>
-    <w:rsid w:val="004105BA"/>
+    <w:rsid w:val="007F0F1D"/>
     <w:pPr>
       <w:spacing w:after="0" w:before="600"/>
       <w:contextualSpacing/>
@@ -7862,7 +8045,7 @@
       <w:outlineLvl w:val="0"/>
     </w:pPr>
     <w:rPr>
-      <w:rFonts w:ascii="Helvetica Neue" w:cstheme="majorBidi" w:eastAsiaTheme="majorEastAsia" w:hAnsi="Helvetica Neue"/>
+      <w:rFonts w:asciiTheme="majorHAnsi" w:cstheme="majorBidi" w:eastAsiaTheme="majorEastAsia" w:hAnsiTheme="majorHAnsi"/>
       <w:b/>
       <w:color w:val="3B515B"/>
       <w:spacing w:val="-10"/>
@@ -7871,17 +8054,16 @@
       <w:szCs w:val="56"/>
     </w:rPr>
   </w:style>
-  <w:style w:customStyle="1" w:styleId="TitelZchn" w:type="character">
-    <w:name w:val="Titel Zchn"/>
-    <w:basedOn w:val="Absatz-Standardschriftart"/>
-    <w:link w:val="Titel"/>
+  <w:style w:customStyle="1" w:styleId="TitleChar" w:type="character">
+    <w:name w:val="Title Char"/>
+    <w:basedOn w:val="DefaultParagraphFont"/>
+    <w:link w:val="Title"/>
     <w:uiPriority w:val="10"/>
     <w:semiHidden/>
-    <w:rsid w:val="004105BA"/>
-    <w:rPr>
-      <w:rFonts w:ascii="Helvetica Neue" w:cstheme="majorBidi" w:eastAsiaTheme="majorEastAsia" w:hAnsi="Helvetica Neue"/>
+    <w:rsid w:val="007F0F1D"/>
+    <w:rPr>
+      <w:rFonts w:asciiTheme="majorHAnsi" w:cstheme="majorBidi" w:eastAsiaTheme="majorEastAsia" w:hAnsiTheme="majorHAnsi"/>
       <w:b/>
-      <w:i w:val="0"/>
       <w:color w:val="3B515B"/>
       <w:spacing w:val="-10"/>
       <w:kern w:val="28"/>
@@ -7889,105 +8071,97 @@
       <w:szCs w:val="56"/>
     </w:rPr>
   </w:style>
-  <w:style w:customStyle="1" w:styleId="berschrift2Zchn" w:type="character">
-    <w:name w:val="Überschrift 2 Zchn"/>
-    <w:basedOn w:val="Absatz-Standardschriftart"/>
-    <w:link w:val="berschrift2"/>
+  <w:style w:customStyle="1" w:styleId="Heading2Char" w:type="character">
+    <w:name w:val="Heading 2 Char"/>
+    <w:basedOn w:val="DefaultParagraphFont"/>
+    <w:link w:val="Heading2"/>
     <w:uiPriority w:val="8"/>
-    <w:rsid w:val="00353CBB"/>
-    <w:rPr>
-      <w:rFonts w:ascii="Helvetica Neue" w:cstheme="majorBidi" w:eastAsiaTheme="majorEastAsia" w:hAnsi="Helvetica Neue"/>
+    <w:rsid w:val="00584BF2"/>
+    <w:rPr>
+      <w:rFonts w:asciiTheme="majorHAnsi" w:cstheme="majorBidi" w:eastAsiaTheme="majorEastAsia" w:hAnsiTheme="majorHAnsi"/>
       <w:b/>
-      <w:i w:val="0"/>
       <w:color w:val="3B515B"/>
+      <w:sz w:val="32"/>
+      <w:szCs w:val="26"/>
+    </w:rPr>
+  </w:style>
+  <w:style w:customStyle="1" w:styleId="Heading3Char" w:type="character">
+    <w:name w:val="Heading 3 Char"/>
+    <w:basedOn w:val="DefaultParagraphFont"/>
+    <w:link w:val="Heading3"/>
+    <w:uiPriority w:val="9"/>
+    <w:rsid w:val="00584BF2"/>
+    <w:rPr>
+      <w:rFonts w:asciiTheme="majorHAnsi" w:cstheme="majorBidi" w:eastAsiaTheme="majorEastAsia" w:hAnsiTheme="majorHAnsi"/>
+      <w:b/>
+      <w:color w:themeColor="text1" w:val="3B515B"/>
       <w:sz w:val="28"/>
-      <w:szCs w:val="26"/>
-    </w:rPr>
-  </w:style>
-  <w:style w:customStyle="1" w:styleId="berschrift3Zchn" w:type="character">
-    <w:name w:val="Überschrift 3 Zchn"/>
-    <w:basedOn w:val="Absatz-Standardschriftart"/>
-    <w:link w:val="berschrift3"/>
+      <w:szCs w:val="24"/>
+    </w:rPr>
+  </w:style>
+  <w:style w:customStyle="1" w:styleId="Heading4Char" w:type="character">
+    <w:name w:val="Heading 4 Char"/>
+    <w:basedOn w:val="DefaultParagraphFont"/>
+    <w:link w:val="Heading4"/>
     <w:uiPriority w:val="9"/>
-    <w:rsid w:val="00353CBB"/>
-    <w:rPr>
-      <w:rFonts w:ascii="Helvetica Neue" w:cstheme="majorBidi" w:eastAsiaTheme="majorEastAsia" w:hAnsi="Helvetica Neue"/>
-      <w:b/>
-      <w:i w:val="0"/>
-      <w:color w:themeColor="text1" w:val="3B515B"/>
-      <w:sz w:val="24"/>
-      <w:szCs w:val="24"/>
-    </w:rPr>
-  </w:style>
-  <w:style w:customStyle="1" w:styleId="berschrift4Zchn" w:type="character">
-    <w:name w:val="Überschrift 4 Zchn"/>
-    <w:basedOn w:val="Absatz-Standardschriftart"/>
-    <w:link w:val="berschrift4"/>
-    <w:uiPriority w:val="9"/>
-    <w:rsid w:val="00353CBB"/>
-    <w:rPr>
-      <w:rFonts w:ascii="Helvetica Neue Medium" w:cstheme="majorBidi" w:eastAsiaTheme="majorEastAsia" w:hAnsi="Helvetica Neue Medium"/>
-      <w:b w:val="0"/>
-      <w:i w:val="0"/>
+    <w:rsid w:val="00964401"/>
+    <w:rPr>
+      <w:rFonts w:asciiTheme="majorHAnsi" w:cstheme="majorBidi" w:eastAsiaTheme="majorEastAsia" w:hAnsiTheme="majorHAnsi"/>
       <w:iCs/>
       <w:color w:themeColor="text1" w:val="3B515B"/>
       <w:sz w:val="24"/>
     </w:rPr>
   </w:style>
-  <w:style w:customStyle="1" w:styleId="berschrift5Zchn" w:type="character">
-    <w:name w:val="Überschrift 5 Zchn"/>
-    <w:basedOn w:val="Absatz-Standardschriftart"/>
-    <w:link w:val="berschrift5"/>
+  <w:style w:customStyle="1" w:styleId="Heading5Char" w:type="character">
+    <w:name w:val="Heading 5 Char"/>
+    <w:basedOn w:val="DefaultParagraphFont"/>
+    <w:link w:val="Heading5"/>
     <w:uiPriority w:val="9"/>
     <w:semiHidden/>
-    <w:rsid w:val="00353CBB"/>
-    <w:rPr>
-      <w:rFonts w:ascii="Helvetica Neue Medium" w:cstheme="majorBidi" w:eastAsiaTheme="majorEastAsia" w:hAnsi="Helvetica Neue Medium"/>
-      <w:b w:val="0"/>
-      <w:i w:val="0"/>
+    <w:rsid w:val="00964401"/>
+    <w:rPr>
+      <w:rFonts w:asciiTheme="majorHAnsi" w:cstheme="majorBidi" w:eastAsiaTheme="majorEastAsia" w:hAnsiTheme="majorHAnsi"/>
       <w:color w:val="3B515B"/>
       <w:sz w:val="24"/>
     </w:rPr>
   </w:style>
-  <w:style w:styleId="Hervorhebung" w:type="character">
+  <w:style w:styleId="Emphasis" w:type="character">
     <w:name w:val="Emphasis"/>
     <w:aliases w:val="Hervorhebung (Zeichen)"/>
-    <w:basedOn w:val="Absatz-Standardschriftart"/>
+    <w:basedOn w:val="DefaultParagraphFont"/>
     <w:uiPriority w:val="20"/>
     <w:semiHidden/>
     <w:qFormat/>
     <w:rsid w:val="00A03593"/>
     <w:rPr>
-      <w:rFonts w:ascii="Helvetica Neue Light" w:hAnsi="Helvetica Neue Light"/>
       <w:b/>
       <w:i w:val="0"/>
       <w:iCs/>
     </w:rPr>
   </w:style>
-  <w:style w:styleId="SchwacheHervorhebung" w:type="character">
+  <w:style w:styleId="SubtleEmphasis" w:type="character">
     <w:name w:val="Subtle Emphasis"/>
-    <w:basedOn w:val="Absatz-Standardschriftart"/>
+    <w:basedOn w:val="DefaultParagraphFont"/>
     <w:uiPriority w:val="19"/>
     <w:semiHidden/>
     <w:qFormat/>
     <w:rsid w:val="00A03593"/>
     <w:rPr>
       <w:rFonts w:ascii="TheSans UHH SemiLight Caps" w:hAnsi="TheSans UHH SemiLight Caps"/>
-      <w:b w:val="0"/>
       <w:i w:val="0"/>
       <w:iCs/>
       <w:color w:themeColor="text1" w:themeTint="BF" w:val="5E8191"/>
     </w:rPr>
   </w:style>
-  <w:style w:styleId="Untertitel" w:type="paragraph">
+  <w:style w:styleId="Subtitle" w:type="paragraph">
     <w:name w:val="Subtitle"/>
     <w:aliases w:val="Hervorgehobener Absatz"/>
-    <w:basedOn w:val="Standard"/>
-    <w:next w:val="Standard"/>
-    <w:link w:val="UntertitelZchn"/>
+    <w:basedOn w:val="Normal"/>
+    <w:next w:val="Normal"/>
+    <w:link w:val="SubtitleChar"/>
     <w:uiPriority w:val="39"/>
     <w:unhideWhenUsed/>
-    <w:rsid w:val="004105BA"/>
+    <w:rsid w:val="00201A30"/>
     <w:pPr>
       <w:numPr>
         <w:ilvl w:val="1"/>
@@ -7997,29 +8171,27 @@
       <w:jc w:val="center"/>
     </w:pPr>
     <w:rPr>
-      <w:rFonts w:eastAsiaTheme="minorEastAsia"/>
+      <w:rFonts w:asciiTheme="majorHAnsi" w:eastAsiaTheme="minorEastAsia" w:hAnsiTheme="majorHAnsi"/>
       <w:color w:val="3B515B"/>
       <w:sz w:val="32"/>
     </w:rPr>
   </w:style>
-  <w:style w:customStyle="1" w:styleId="UntertitelZchn" w:type="character">
-    <w:name w:val="Untertitel Zchn"/>
-    <w:aliases w:val="Hervorgehobener Absatz Zchn"/>
-    <w:basedOn w:val="Absatz-Standardschriftart"/>
-    <w:link w:val="Untertitel"/>
+  <w:style w:customStyle="1" w:styleId="SubtitleChar" w:type="character">
+    <w:name w:val="Subtitle Char"/>
+    <w:aliases w:val="Hervorgehobener Absatz Char"/>
+    <w:basedOn w:val="DefaultParagraphFont"/>
+    <w:link w:val="Subtitle"/>
     <w:uiPriority w:val="39"/>
-    <w:rsid w:val="004105BA"/>
-    <w:rPr>
-      <w:rFonts w:ascii="Helvetica Neue Light" w:eastAsiaTheme="minorEastAsia" w:hAnsi="Helvetica Neue Light"/>
-      <w:b w:val="0"/>
-      <w:i w:val="0"/>
+    <w:rsid w:val="00201A30"/>
+    <w:rPr>
+      <w:rFonts w:asciiTheme="majorHAnsi" w:eastAsiaTheme="minorEastAsia" w:hAnsiTheme="majorHAnsi"/>
       <w:color w:val="3B515B"/>
       <w:sz w:val="32"/>
     </w:rPr>
   </w:style>
-  <w:style w:styleId="Listenabsatz" w:type="paragraph">
+  <w:style w:styleId="ListParagraph" w:type="paragraph">
     <w:name w:val="List Paragraph"/>
-    <w:basedOn w:val="Standard"/>
+    <w:basedOn w:val="Normal"/>
     <w:uiPriority w:val="34"/>
     <w:unhideWhenUsed/>
     <w:rsid w:val="00735E93"/>
@@ -8037,26 +8209,24 @@
       </w:numPr>
     </w:pPr>
   </w:style>
-  <w:style w:styleId="Fett" w:type="character">
+  <w:style w:styleId="Strong" w:type="character">
     <w:name w:val="Strong"/>
-    <w:basedOn w:val="Absatz-Standardschriftart"/>
+    <w:basedOn w:val="DefaultParagraphFont"/>
     <w:uiPriority w:val="22"/>
     <w:unhideWhenUsed/>
     <w:rsid w:val="00735E93"/>
     <w:rPr>
-      <w:rFonts w:ascii="Helvetica Neue Light" w:hAnsi="Helvetica Neue Light"/>
       <w:b/>
       <w:bCs/>
-      <w:i w:val="0"/>
-    </w:rPr>
-  </w:style>
-  <w:style w:styleId="Kopfzeile" w:type="paragraph">
+    </w:rPr>
+  </w:style>
+  <w:style w:styleId="Header" w:type="paragraph">
     <w:name w:val="header"/>
-    <w:basedOn w:val="Standard"/>
-    <w:link w:val="KopfzeileZchn"/>
+    <w:basedOn w:val="Normal"/>
+    <w:link w:val="HeaderChar"/>
     <w:uiPriority w:val="29"/>
     <w:qFormat/>
-    <w:rsid w:val="00353CBB"/>
+    <w:rsid w:val="00E9733C"/>
     <w:pPr>
       <w:tabs>
         <w:tab w:pos="4513" w:val="center"/>
@@ -8065,29 +8235,27 @@
       <w:spacing w:after="0" w:line="240" w:lineRule="auto"/>
     </w:pPr>
     <w:rPr>
+      <w:rFonts w:ascii="TheSans UHH SemiLight Caps" w:hAnsi="TheSans UHH SemiLight Caps"/>
+    </w:rPr>
+  </w:style>
+  <w:style w:customStyle="1" w:styleId="HeaderChar" w:type="character">
+    <w:name w:val="Header Char"/>
+    <w:basedOn w:val="DefaultParagraphFont"/>
+    <w:link w:val="Header"/>
+    <w:uiPriority w:val="29"/>
+    <w:rsid w:val="00125398"/>
+    <w:rPr>
+      <w:rFonts w:ascii="TheSans UHH SemiLight Caps" w:hAnsi="TheSans UHH SemiLight Caps"/>
       <w:sz w:val="24"/>
     </w:rPr>
   </w:style>
-  <w:style w:customStyle="1" w:styleId="KopfzeileZchn" w:type="character">
-    <w:name w:val="Kopfzeile Zchn"/>
-    <w:basedOn w:val="Absatz-Standardschriftart"/>
-    <w:link w:val="Kopfzeile"/>
-    <w:uiPriority w:val="29"/>
-    <w:rsid w:val="00353CBB"/>
-    <w:rPr>
-      <w:rFonts w:ascii="Helvetica Neue Light" w:hAnsi="Helvetica Neue Light"/>
-      <w:b w:val="0"/>
-      <w:i w:val="0"/>
-      <w:sz w:val="24"/>
-    </w:rPr>
-  </w:style>
-  <w:style w:styleId="Fuzeile" w:type="paragraph">
+  <w:style w:styleId="Footer" w:type="paragraph">
     <w:name w:val="footer"/>
-    <w:basedOn w:val="Standard"/>
-    <w:link w:val="FuzeileZchn"/>
+    <w:basedOn w:val="Normal"/>
+    <w:link w:val="FooterChar"/>
     <w:uiPriority w:val="30"/>
     <w:qFormat/>
-    <w:rsid w:val="00353CBB"/>
+    <w:rsid w:val="00E9733C"/>
     <w:pPr>
       <w:tabs>
         <w:tab w:pos="4513" w:val="center"/>
@@ -8096,38 +8264,33 @@
       <w:spacing w:after="0" w:line="240" w:lineRule="auto"/>
     </w:pPr>
     <w:rPr>
+      <w:rFonts w:ascii="TheSans UHH SemiLight Caps" w:hAnsi="TheSans UHH SemiLight Caps"/>
+    </w:rPr>
+  </w:style>
+  <w:style w:customStyle="1" w:styleId="FooterChar" w:type="character">
+    <w:name w:val="Footer Char"/>
+    <w:basedOn w:val="DefaultParagraphFont"/>
+    <w:link w:val="Footer"/>
+    <w:uiPriority w:val="30"/>
+    <w:rsid w:val="00125398"/>
+    <w:rPr>
+      <w:rFonts w:ascii="TheSans UHH SemiLight Caps" w:hAnsi="TheSans UHH SemiLight Caps"/>
       <w:sz w:val="24"/>
     </w:rPr>
   </w:style>
-  <w:style w:customStyle="1" w:styleId="FuzeileZchn" w:type="character">
-    <w:name w:val="Fußzeile Zchn"/>
-    <w:basedOn w:val="Absatz-Standardschriftart"/>
-    <w:link w:val="Fuzeile"/>
-    <w:uiPriority w:val="30"/>
-    <w:rsid w:val="00353CBB"/>
-    <w:rPr>
-      <w:rFonts w:ascii="Helvetica Neue Light" w:hAnsi="Helvetica Neue Light"/>
-      <w:b w:val="0"/>
-      <w:i w:val="0"/>
-      <w:sz w:val="24"/>
-    </w:rPr>
-  </w:style>
-  <w:style w:styleId="Platzhaltertext" w:type="character">
+  <w:style w:styleId="PlaceholderText" w:type="character">
     <w:name w:val="Placeholder Text"/>
-    <w:basedOn w:val="Absatz-Standardschriftart"/>
+    <w:basedOn w:val="DefaultParagraphFont"/>
     <w:uiPriority w:val="99"/>
     <w:semiHidden/>
     <w:rsid w:val="00E9733C"/>
     <w:rPr>
-      <w:rFonts w:ascii="Helvetica Neue Light" w:hAnsi="Helvetica Neue Light"/>
-      <w:b w:val="0"/>
-      <w:i w:val="0"/>
       <w:color w:val="808080"/>
     </w:rPr>
   </w:style>
-  <w:style w:styleId="Tabellenraster" w:type="table">
+  <w:style w:styleId="TableGrid" w:type="table">
     <w:name w:val="Table Grid"/>
-    <w:basedOn w:val="NormaleTabelle"/>
+    <w:basedOn w:val="TableNormal"/>
     <w:uiPriority w:val="39"/>
     <w:rsid w:val="00FD71C9"/>
     <w:pPr>
@@ -8175,10 +8338,10 @@
       </w:tcPr>
     </w:tblStylePr>
   </w:style>
-  <w:style w:styleId="EinfacheTabelle1" w:type="table">
+  <w:style w:styleId="PlainTable1" w:type="table">
     <w:name w:val="Plain Table 1"/>
     <w:aliases w:val="UHH 1"/>
-    <w:basedOn w:val="NormaleTabelle"/>
+    <w:basedOn w:val="TableNormal"/>
     <w:uiPriority w:val="41"/>
     <w:rsid w:val="00FD71C9"/>
     <w:pPr>
@@ -8266,10 +8429,10 @@
       </w:tcPr>
     </w:tblStylePr>
   </w:style>
-  <w:style w:styleId="EinfacheTabelle3" w:type="table">
+  <w:style w:styleId="PlainTable3" w:type="table">
     <w:name w:val="Plain Table 3"/>
     <w:aliases w:val="UHH | Jahreszahlen"/>
-    <w:basedOn w:val="NormaleTabelle"/>
+    <w:basedOn w:val="TableNormal"/>
     <w:uiPriority w:val="43"/>
     <w:rsid w:val="00704865"/>
     <w:pPr>
@@ -8361,9 +8524,9 @@
       </w:tcPr>
     </w:tblStylePr>
   </w:style>
-  <w:style w:styleId="TabellemithellemGitternetz" w:type="table">
+  <w:style w:styleId="TableGridLight" w:type="table">
     <w:name w:val="Grid Table Light"/>
-    <w:basedOn w:val="NormaleTabelle"/>
+    <w:basedOn w:val="TableNormal"/>
     <w:uiPriority w:val="40"/>
     <w:rsid w:val="00704865"/>
     <w:pPr>
@@ -8380,9 +8543,9 @@
       </w:tblBorders>
     </w:tblPr>
   </w:style>
-  <w:style w:styleId="EinfacheTabelle4" w:type="table">
+  <w:style w:styleId="PlainTable4" w:type="table">
     <w:name w:val="Plain Table 4"/>
-    <w:basedOn w:val="NormaleTabelle"/>
+    <w:basedOn w:val="TableNormal"/>
     <w:uiPriority w:val="44"/>
     <w:rsid w:val="00704865"/>
     <w:pPr>
@@ -8431,7 +8594,7 @@
   </w:style>
   <w:style w:customStyle="1" w:styleId="UHHDatentabelle" w:type="table">
     <w:name w:val="UHH | Datentabelle"/>
-    <w:basedOn w:val="NormaleTabelle"/>
+    <w:basedOn w:val="TableNormal"/>
     <w:uiPriority w:val="99"/>
     <w:rsid w:val="0038501C"/>
     <w:pPr>
@@ -8441,8 +8604,8 @@
   </w:style>
   <w:style w:customStyle="1" w:styleId="DanachAbstand" w:type="paragraph">
     <w:name w:val="Danach Abstand"/>
-    <w:basedOn w:val="Standard"/>
-    <w:next w:val="Standard"/>
+    <w:basedOn w:val="Normal"/>
+    <w:next w:val="Normal"/>
     <w:link w:val="DanachAbstandZchn"/>
     <w:uiPriority w:val="18"/>
     <w:qFormat/>
@@ -8457,7 +8620,7 @@
   <w:style w:customStyle="1" w:styleId="DavorAbstand" w:type="paragraph">
     <w:name w:val="Davor Abstand"/>
     <w:basedOn w:val="DanachAbstand"/>
-    <w:next w:val="Standard"/>
+    <w:next w:val="Normal"/>
     <w:link w:val="DavorAbstandZchn"/>
     <w:uiPriority w:val="19"/>
     <w:qFormat/>
@@ -8471,28 +8634,22 @@
   </w:style>
   <w:style w:customStyle="1" w:styleId="DanachAbstandZchn" w:type="character">
     <w:name w:val="Danach Abstand Zchn"/>
-    <w:basedOn w:val="Absatz-Standardschriftart"/>
+    <w:basedOn w:val="DefaultParagraphFont"/>
     <w:link w:val="DanachAbstand"/>
     <w:uiPriority w:val="18"/>
     <w:rsid w:val="001A63BC"/>
     <w:rPr>
-      <w:rFonts w:ascii="Helvetica Neue Light" w:hAnsi="Helvetica Neue Light"/>
-      <w:b w:val="0"/>
-      <w:i w:val="0"/>
       <w:noProof/>
       <w:sz w:val="20"/>
     </w:rPr>
   </w:style>
   <w:style w:styleId="Hyperlink" w:type="character">
     <w:name w:val="Hyperlink"/>
-    <w:basedOn w:val="Absatz-Standardschriftart"/>
+    <w:basedOn w:val="DefaultParagraphFont"/>
     <w:uiPriority w:val="99"/>
-    <w:rsid w:val="00AB5A90"/>
-    <w:rPr>
-      <w:rFonts w:ascii="Helvetica Neue Light" w:hAnsi="Helvetica Neue Light"/>
-      <w:b w:val="0"/>
-      <w:i w:val="0"/>
-      <w:color w:themeColor="hyperlink" w:val="0271BB"/>
+    <w:rsid w:val="00E04D5B"/>
+    <w:rPr>
+      <w:color w:val="B70000"/>
       <w:u w:val="single"/>
     </w:rPr>
   </w:style>
@@ -8503,63 +8660,51 @@
     <w:uiPriority w:val="19"/>
     <w:rsid w:val="001A63BC"/>
     <w:rPr>
-      <w:rFonts w:ascii="Helvetica Neue Light" w:hAnsi="Helvetica Neue Light"/>
-      <w:b w:val="0"/>
-      <w:i w:val="0"/>
       <w:noProof/>
       <w:sz w:val="20"/>
       <w:lang w:val="en-GB"/>
     </w:rPr>
   </w:style>
-  <w:style w:styleId="NichtaufgelsteErwhnung" w:type="character">
+  <w:style w:styleId="UnresolvedMention" w:type="character">
     <w:name w:val="Unresolved Mention"/>
-    <w:basedOn w:val="Absatz-Standardschriftart"/>
+    <w:basedOn w:val="DefaultParagraphFont"/>
     <w:uiPriority w:val="99"/>
     <w:semiHidden/>
     <w:unhideWhenUsed/>
     <w:rsid w:val="00AB5A90"/>
     <w:rPr>
-      <w:rFonts w:ascii="Helvetica Neue Light" w:hAnsi="Helvetica Neue Light"/>
-      <w:b w:val="0"/>
-      <w:i w:val="0"/>
       <w:color w:val="605E5C"/>
       <w:shd w:color="auto" w:fill="E1DFDD" w:val="clear"/>
     </w:rPr>
   </w:style>
-  <w:style w:styleId="BesuchterLink" w:type="character">
+  <w:style w:styleId="FollowedHyperlink" w:type="character">
     <w:name w:val="FollowedHyperlink"/>
-    <w:basedOn w:val="Absatz-Standardschriftart"/>
+    <w:basedOn w:val="DefaultParagraphFont"/>
     <w:uiPriority w:val="99"/>
     <w:semiHidden/>
     <w:unhideWhenUsed/>
     <w:rsid w:val="00AB5A90"/>
     <w:rPr>
-      <w:rFonts w:ascii="Helvetica Neue Light" w:hAnsi="Helvetica Neue Light"/>
-      <w:b w:val="0"/>
-      <w:i w:val="0"/>
       <w:color w:themeColor="followedHyperlink" w:val="80B8DD"/>
       <w:u w:val="single"/>
     </w:rPr>
   </w:style>
-  <w:style w:styleId="Kommentarzeichen" w:type="character">
+  <w:style w:styleId="CommentReference" w:type="character">
     <w:name w:val="annotation reference"/>
-    <w:basedOn w:val="Absatz-Standardschriftart"/>
+    <w:basedOn w:val="DefaultParagraphFont"/>
     <w:uiPriority w:val="99"/>
     <w:semiHidden/>
     <w:unhideWhenUsed/>
     <w:rsid w:val="00A04031"/>
     <w:rPr>
-      <w:rFonts w:ascii="Helvetica Neue Light" w:hAnsi="Helvetica Neue Light"/>
-      <w:b w:val="0"/>
-      <w:i w:val="0"/>
       <w:sz w:val="16"/>
       <w:szCs w:val="16"/>
     </w:rPr>
   </w:style>
-  <w:style w:styleId="Kommentartext" w:type="paragraph">
+  <w:style w:styleId="CommentText" w:type="paragraph">
     <w:name w:val="annotation text"/>
-    <w:basedOn w:val="Standard"/>
-    <w:link w:val="KommentartextZchn"/>
+    <w:basedOn w:val="Normal"/>
+    <w:link w:val="CommentTextChar"/>
     <w:uiPriority w:val="99"/>
     <w:semiHidden/>
     <w:unhideWhenUsed/>
@@ -8571,26 +8716,23 @@
       <w:szCs w:val="20"/>
     </w:rPr>
   </w:style>
-  <w:style w:customStyle="1" w:styleId="KommentartextZchn" w:type="character">
-    <w:name w:val="Kommentartext Zchn"/>
-    <w:basedOn w:val="Absatz-Standardschriftart"/>
-    <w:link w:val="Kommentartext"/>
+  <w:style w:customStyle="1" w:styleId="CommentTextChar" w:type="character">
+    <w:name w:val="Comment Text Char"/>
+    <w:basedOn w:val="DefaultParagraphFont"/>
+    <w:link w:val="CommentText"/>
     <w:uiPriority w:val="99"/>
     <w:semiHidden/>
     <w:rsid w:val="00A04031"/>
     <w:rPr>
-      <w:rFonts w:ascii="Helvetica Neue Light" w:hAnsi="Helvetica Neue Light"/>
-      <w:b w:val="0"/>
-      <w:i w:val="0"/>
       <w:sz w:val="20"/>
       <w:szCs w:val="20"/>
     </w:rPr>
   </w:style>
-  <w:style w:styleId="Kommentarthema" w:type="paragraph">
+  <w:style w:styleId="CommentSubject" w:type="paragraph">
     <w:name w:val="annotation subject"/>
-    <w:basedOn w:val="Kommentartext"/>
-    <w:next w:val="Kommentartext"/>
-    <w:link w:val="KommentarthemaZchn"/>
+    <w:basedOn w:val="CommentText"/>
+    <w:next w:val="CommentText"/>
+    <w:link w:val="CommentSubjectChar"/>
     <w:uiPriority w:val="99"/>
     <w:semiHidden/>
     <w:unhideWhenUsed/>
@@ -8600,26 +8742,24 @@
       <w:bCs/>
     </w:rPr>
   </w:style>
-  <w:style w:customStyle="1" w:styleId="KommentarthemaZchn" w:type="character">
-    <w:name w:val="Kommentarthema Zchn"/>
-    <w:basedOn w:val="KommentartextZchn"/>
-    <w:link w:val="Kommentarthema"/>
+  <w:style w:customStyle="1" w:styleId="CommentSubjectChar" w:type="character">
+    <w:name w:val="Comment Subject Char"/>
+    <w:basedOn w:val="CommentTextChar"/>
+    <w:link w:val="CommentSubject"/>
     <w:uiPriority w:val="99"/>
     <w:semiHidden/>
     <w:rsid w:val="00A04031"/>
     <w:rPr>
-      <w:rFonts w:ascii="Helvetica Neue Light" w:hAnsi="Helvetica Neue Light"/>
       <w:b/>
       <w:bCs/>
-      <w:i w:val="0"/>
       <w:sz w:val="20"/>
       <w:szCs w:val="20"/>
     </w:rPr>
   </w:style>
-  <w:style w:styleId="Sprechblasentext" w:type="paragraph">
+  <w:style w:styleId="BalloonText" w:type="paragraph">
     <w:name w:val="Balloon Text"/>
-    <w:basedOn w:val="Standard"/>
-    <w:link w:val="SprechblasentextZchn"/>
+    <w:basedOn w:val="Normal"/>
+    <w:link w:val="BalloonTextChar"/>
     <w:uiPriority w:val="99"/>
     <w:semiHidden/>
     <w:unhideWhenUsed/>
@@ -8633,25 +8773,23 @@
       <w:szCs w:val="18"/>
     </w:rPr>
   </w:style>
-  <w:style w:customStyle="1" w:styleId="SprechblasentextZchn" w:type="character">
-    <w:name w:val="Sprechblasentext Zchn"/>
-    <w:basedOn w:val="Absatz-Standardschriftart"/>
-    <w:link w:val="Sprechblasentext"/>
+  <w:style w:customStyle="1" w:styleId="BalloonTextChar" w:type="character">
+    <w:name w:val="Balloon Text Char"/>
+    <w:basedOn w:val="DefaultParagraphFont"/>
+    <w:link w:val="BalloonText"/>
     <w:uiPriority w:val="99"/>
     <w:semiHidden/>
     <w:rsid w:val="00A04031"/>
     <w:rPr>
       <w:rFonts w:ascii="Segoe UI" w:cs="Segoe UI" w:hAnsi="Segoe UI"/>
-      <w:b w:val="0"/>
-      <w:i w:val="0"/>
       <w:sz w:val="18"/>
       <w:szCs w:val="18"/>
     </w:rPr>
   </w:style>
-  <w:style w:styleId="Abbildungsverzeichnis" w:type="paragraph">
+  <w:style w:styleId="TableofFigures" w:type="paragraph">
     <w:name w:val="table of figures"/>
-    <w:basedOn w:val="Standard"/>
-    <w:next w:val="Standard"/>
+    <w:basedOn w:val="Normal"/>
+    <w:next w:val="Normal"/>
     <w:uiPriority w:val="99"/>
     <w:semiHidden/>
     <w:unhideWhenUsed/>
@@ -8660,32 +8798,27 @@
       <w:spacing w:after="0"/>
     </w:pPr>
   </w:style>
-  <w:style w:styleId="Anrede" w:type="paragraph">
+  <w:style w:styleId="Salutation" w:type="paragraph">
     <w:name w:val="Salutation"/>
-    <w:basedOn w:val="Standard"/>
-    <w:next w:val="Standard"/>
-    <w:link w:val="AnredeZchn"/>
+    <w:basedOn w:val="Normal"/>
+    <w:next w:val="Normal"/>
+    <w:link w:val="SalutationChar"/>
     <w:uiPriority w:val="99"/>
     <w:semiHidden/>
     <w:unhideWhenUsed/>
     <w:rsid w:val="00A04031"/>
   </w:style>
-  <w:style w:customStyle="1" w:styleId="AnredeZchn" w:type="character">
-    <w:name w:val="Anrede Zchn"/>
-    <w:basedOn w:val="Absatz-Standardschriftart"/>
-    <w:link w:val="Anrede"/>
+  <w:style w:customStyle="1" w:styleId="SalutationChar" w:type="character">
+    <w:name w:val="Salutation Char"/>
+    <w:basedOn w:val="DefaultParagraphFont"/>
+    <w:link w:val="Salutation"/>
     <w:uiPriority w:val="99"/>
     <w:semiHidden/>
     <w:rsid w:val="00A04031"/>
-    <w:rPr>
-      <w:rFonts w:ascii="Helvetica Neue Light" w:hAnsi="Helvetica Neue Light"/>
-      <w:b w:val="0"/>
-      <w:i w:val="0"/>
-    </w:rPr>
-  </w:style>
-  <w:style w:styleId="Aufzhlungszeichen" w:type="paragraph">
+  </w:style>
+  <w:style w:styleId="ListBullet" w:type="paragraph">
     <w:name w:val="List Bullet"/>
-    <w:basedOn w:val="Standard"/>
+    <w:basedOn w:val="Normal"/>
     <w:uiPriority w:val="99"/>
     <w:unhideWhenUsed/>
     <w:rsid w:val="00A04031"/>
@@ -8696,9 +8829,9 @@
       <w:contextualSpacing/>
     </w:pPr>
   </w:style>
-  <w:style w:styleId="Aufzhlungszeichen2" w:type="paragraph">
+  <w:style w:styleId="ListBullet2" w:type="paragraph">
     <w:name w:val="List Bullet 2"/>
-    <w:basedOn w:val="Standard"/>
+    <w:basedOn w:val="Normal"/>
     <w:uiPriority w:val="99"/>
     <w:semiHidden/>
     <w:unhideWhenUsed/>
@@ -8710,9 +8843,9 @@
       <w:contextualSpacing/>
     </w:pPr>
   </w:style>
-  <w:style w:styleId="Aufzhlungszeichen3" w:type="paragraph">
+  <w:style w:styleId="ListBullet3" w:type="paragraph">
     <w:name w:val="List Bullet 3"/>
-    <w:basedOn w:val="Standard"/>
+    <w:basedOn w:val="Normal"/>
     <w:uiPriority w:val="99"/>
     <w:semiHidden/>
     <w:unhideWhenUsed/>
@@ -8724,9 +8857,9 @@
       <w:contextualSpacing/>
     </w:pPr>
   </w:style>
-  <w:style w:styleId="Aufzhlungszeichen4" w:type="paragraph">
+  <w:style w:styleId="ListBullet4" w:type="paragraph">
     <w:name w:val="List Bullet 4"/>
-    <w:basedOn w:val="Standard"/>
+    <w:basedOn w:val="Normal"/>
     <w:uiPriority w:val="99"/>
     <w:semiHidden/>
     <w:unhideWhenUsed/>
@@ -8738,9 +8871,9 @@
       <w:contextualSpacing/>
     </w:pPr>
   </w:style>
-  <w:style w:styleId="Aufzhlungszeichen5" w:type="paragraph">
+  <w:style w:styleId="ListBullet5" w:type="paragraph">
     <w:name w:val="List Bullet 5"/>
-    <w:basedOn w:val="Standard"/>
+    <w:basedOn w:val="Normal"/>
     <w:uiPriority w:val="99"/>
     <w:semiHidden/>
     <w:unhideWhenUsed/>
@@ -8752,10 +8885,10 @@
       <w:contextualSpacing/>
     </w:pPr>
   </w:style>
-  <w:style w:styleId="Beschriftung" w:type="paragraph">
+  <w:style w:styleId="Caption" w:type="paragraph">
     <w:name w:val="caption"/>
-    <w:basedOn w:val="Standard"/>
-    <w:next w:val="Standard"/>
+    <w:basedOn w:val="Normal"/>
+    <w:next w:val="Normal"/>
     <w:uiPriority w:val="35"/>
     <w:unhideWhenUsed/>
     <w:rsid w:val="00A04031"/>
@@ -8770,9 +8903,9 @@
       <w:szCs w:val="18"/>
     </w:rPr>
   </w:style>
-  <w:style w:styleId="Blocktext" w:type="paragraph">
+  <w:style w:styleId="BlockText" w:type="paragraph">
     <w:name w:val="Block Text"/>
-    <w:basedOn w:val="Standard"/>
+    <w:basedOn w:val="Normal"/>
     <w:uiPriority w:val="99"/>
     <w:semiHidden/>
     <w:unhideWhenUsed/>
@@ -8793,42 +8926,38 @@
       <w:color w:themeColor="accent1" w:val="E2001A"/>
     </w:rPr>
   </w:style>
-  <w:style w:styleId="Datum" w:type="paragraph">
+  <w:style w:styleId="Date" w:type="paragraph">
     <w:name w:val="Date"/>
-    <w:basedOn w:val="Standard"/>
-    <w:next w:val="Standard"/>
-    <w:link w:val="DatumZchn"/>
+    <w:basedOn w:val="Normal"/>
+    <w:next w:val="Normal"/>
+    <w:link w:val="DateChar"/>
     <w:uiPriority w:val="99"/>
-    <w:semiHidden/>
     <w:unhideWhenUsed/>
-    <w:rsid w:val="00353CBB"/>
+    <w:rsid w:val="00725CBC"/>
     <w:pPr>
       <w:spacing w:after="240"/>
       <w:jc w:val="center"/>
     </w:pPr>
     <w:rPr>
-      <w:rFonts w:ascii="Helvetica Neue Medium" w:hAnsi="Helvetica Neue Medium"/>
+      <w:rFonts w:asciiTheme="majorHAnsi" w:hAnsiTheme="majorHAnsi"/>
       <w:color w:val="3B515B"/>
     </w:rPr>
   </w:style>
-  <w:style w:customStyle="1" w:styleId="DatumZchn" w:type="character">
-    <w:name w:val="Datum Zchn"/>
-    <w:basedOn w:val="Absatz-Standardschriftart"/>
-    <w:link w:val="Datum"/>
+  <w:style w:customStyle="1" w:styleId="DateChar" w:type="character">
+    <w:name w:val="Date Char"/>
+    <w:basedOn w:val="DefaultParagraphFont"/>
+    <w:link w:val="Date"/>
     <w:uiPriority w:val="99"/>
-    <w:semiHidden/>
-    <w:rsid w:val="00353CBB"/>
-    <w:rPr>
-      <w:rFonts w:ascii="Helvetica Neue Medium" w:hAnsi="Helvetica Neue Medium"/>
-      <w:b w:val="0"/>
-      <w:i w:val="0"/>
+    <w:rsid w:val="00725CBC"/>
+    <w:rPr>
+      <w:rFonts w:asciiTheme="majorHAnsi" w:hAnsiTheme="majorHAnsi"/>
       <w:color w:val="3B515B"/>
     </w:rPr>
   </w:style>
-  <w:style w:styleId="Dokumentstruktur" w:type="paragraph">
+  <w:style w:styleId="DocumentMap" w:type="paragraph">
     <w:name w:val="Document Map"/>
-    <w:basedOn w:val="Standard"/>
-    <w:link w:val="DokumentstrukturZchn"/>
+    <w:basedOn w:val="Normal"/>
+    <w:link w:val="DocumentMapChar"/>
     <w:uiPriority w:val="99"/>
     <w:semiHidden/>
     <w:unhideWhenUsed/>
@@ -8842,25 +8971,23 @@
       <w:szCs w:val="16"/>
     </w:rPr>
   </w:style>
-  <w:style w:customStyle="1" w:styleId="DokumentstrukturZchn" w:type="character">
-    <w:name w:val="Dokumentstruktur Zchn"/>
-    <w:basedOn w:val="Absatz-Standardschriftart"/>
-    <w:link w:val="Dokumentstruktur"/>
+  <w:style w:customStyle="1" w:styleId="DocumentMapChar" w:type="character">
+    <w:name w:val="Document Map Char"/>
+    <w:basedOn w:val="DefaultParagraphFont"/>
+    <w:link w:val="DocumentMap"/>
     <w:uiPriority w:val="99"/>
     <w:semiHidden/>
     <w:rsid w:val="00A04031"/>
     <w:rPr>
       <w:rFonts w:ascii="Segoe UI" w:cs="Segoe UI" w:hAnsi="Segoe UI"/>
-      <w:b w:val="0"/>
-      <w:i w:val="0"/>
       <w:sz w:val="16"/>
       <w:szCs w:val="16"/>
     </w:rPr>
   </w:style>
-  <w:style w:styleId="E-Mail-Signatur" w:type="paragraph">
+  <w:style w:styleId="E-mailSignature" w:type="paragraph">
     <w:name w:val="E-mail Signature"/>
-    <w:basedOn w:val="Standard"/>
-    <w:link w:val="E-Mail-SignaturZchn"/>
+    <w:basedOn w:val="Normal"/>
+    <w:link w:val="E-mailSignatureChar"/>
     <w:uiPriority w:val="99"/>
     <w:semiHidden/>
     <w:unhideWhenUsed/>
@@ -8869,23 +8996,18 @@
       <w:spacing w:after="0" w:line="240" w:lineRule="auto"/>
     </w:pPr>
   </w:style>
-  <w:style w:customStyle="1" w:styleId="E-Mail-SignaturZchn" w:type="character">
-    <w:name w:val="E-Mail-Signatur Zchn"/>
-    <w:basedOn w:val="Absatz-Standardschriftart"/>
-    <w:link w:val="E-Mail-Signatur"/>
+  <w:style w:customStyle="1" w:styleId="E-mailSignatureChar" w:type="character">
+    <w:name w:val="E-mail Signature Char"/>
+    <w:basedOn w:val="DefaultParagraphFont"/>
+    <w:link w:val="E-mailSignature"/>
     <w:uiPriority w:val="99"/>
     <w:semiHidden/>
     <w:rsid w:val="00A04031"/>
-    <w:rPr>
-      <w:rFonts w:ascii="Helvetica Neue Light" w:hAnsi="Helvetica Neue Light"/>
-      <w:b w:val="0"/>
-      <w:i w:val="0"/>
-    </w:rPr>
-  </w:style>
-  <w:style w:styleId="Endnotentext" w:type="paragraph">
+  </w:style>
+  <w:style w:styleId="EndnoteText" w:type="paragraph">
     <w:name w:val="endnote text"/>
-    <w:basedOn w:val="Standard"/>
-    <w:link w:val="EndnotentextZchn"/>
+    <w:basedOn w:val="Normal"/>
+    <w:link w:val="EndnoteTextChar"/>
     <w:uiPriority w:val="99"/>
     <w:semiHidden/>
     <w:unhideWhenUsed/>
@@ -8897,26 +9019,23 @@
       <w:szCs w:val="20"/>
     </w:rPr>
   </w:style>
-  <w:style w:customStyle="1" w:styleId="EndnotentextZchn" w:type="character">
-    <w:name w:val="Endnotentext Zchn"/>
-    <w:basedOn w:val="Absatz-Standardschriftart"/>
-    <w:link w:val="Endnotentext"/>
+  <w:style w:customStyle="1" w:styleId="EndnoteTextChar" w:type="character">
+    <w:name w:val="Endnote Text Char"/>
+    <w:basedOn w:val="DefaultParagraphFont"/>
+    <w:link w:val="EndnoteText"/>
     <w:uiPriority w:val="99"/>
     <w:semiHidden/>
     <w:rsid w:val="00A04031"/>
     <w:rPr>
-      <w:rFonts w:ascii="Helvetica Neue Light" w:hAnsi="Helvetica Neue Light"/>
-      <w:b w:val="0"/>
-      <w:i w:val="0"/>
       <w:sz w:val="20"/>
       <w:szCs w:val="20"/>
     </w:rPr>
   </w:style>
-  <w:style w:styleId="Fu-Endnotenberschrift" w:type="paragraph">
+  <w:style w:styleId="NoteHeading" w:type="paragraph">
     <w:name w:val="Note Heading"/>
-    <w:basedOn w:val="Standard"/>
-    <w:next w:val="Standard"/>
-    <w:link w:val="Fu-EndnotenberschriftZchn"/>
+    <w:basedOn w:val="Normal"/>
+    <w:next w:val="Normal"/>
+    <w:link w:val="NoteHeadingChar"/>
     <w:uiPriority w:val="99"/>
     <w:semiHidden/>
     <w:unhideWhenUsed/>
@@ -8925,23 +9044,18 @@
       <w:spacing w:after="0" w:line="240" w:lineRule="auto"/>
     </w:pPr>
   </w:style>
-  <w:style w:customStyle="1" w:styleId="Fu-EndnotenberschriftZchn" w:type="character">
-    <w:name w:val="Fuß/-Endnotenüberschrift Zchn"/>
-    <w:basedOn w:val="Absatz-Standardschriftart"/>
-    <w:link w:val="Fu-Endnotenberschrift"/>
+  <w:style w:customStyle="1" w:styleId="NoteHeadingChar" w:type="character">
+    <w:name w:val="Note Heading Char"/>
+    <w:basedOn w:val="DefaultParagraphFont"/>
+    <w:link w:val="NoteHeading"/>
     <w:uiPriority w:val="99"/>
     <w:semiHidden/>
     <w:rsid w:val="00A04031"/>
-    <w:rPr>
-      <w:rFonts w:ascii="Helvetica Neue Light" w:hAnsi="Helvetica Neue Light"/>
-      <w:b w:val="0"/>
-      <w:i w:val="0"/>
-    </w:rPr>
-  </w:style>
-  <w:style w:styleId="Funotentext" w:type="paragraph">
+  </w:style>
+  <w:style w:styleId="FootnoteText" w:type="paragraph">
     <w:name w:val="footnote text"/>
-    <w:basedOn w:val="Standard"/>
-    <w:link w:val="FunotentextZchn"/>
+    <w:basedOn w:val="Normal"/>
+    <w:link w:val="FootnoteTextChar"/>
     <w:uiPriority w:val="99"/>
     <w:semiHidden/>
     <w:unhideWhenUsed/>
@@ -8953,25 +9067,22 @@
       <w:szCs w:val="20"/>
     </w:rPr>
   </w:style>
-  <w:style w:customStyle="1" w:styleId="FunotentextZchn" w:type="character">
-    <w:name w:val="Fußnotentext Zchn"/>
-    <w:basedOn w:val="Absatz-Standardschriftart"/>
-    <w:link w:val="Funotentext"/>
+  <w:style w:customStyle="1" w:styleId="FootnoteTextChar" w:type="character">
+    <w:name w:val="Footnote Text Char"/>
+    <w:basedOn w:val="DefaultParagraphFont"/>
+    <w:link w:val="FootnoteText"/>
     <w:uiPriority w:val="99"/>
     <w:semiHidden/>
     <w:rsid w:val="00A04031"/>
     <w:rPr>
-      <w:rFonts w:ascii="Helvetica Neue Light" w:hAnsi="Helvetica Neue Light"/>
-      <w:b w:val="0"/>
-      <w:i w:val="0"/>
       <w:sz w:val="20"/>
       <w:szCs w:val="20"/>
     </w:rPr>
   </w:style>
-  <w:style w:styleId="Gruformel" w:type="paragraph">
+  <w:style w:styleId="Closing" w:type="paragraph">
     <w:name w:val="Closing"/>
-    <w:basedOn w:val="Standard"/>
-    <w:link w:val="GruformelZchn"/>
+    <w:basedOn w:val="Normal"/>
+    <w:link w:val="ClosingChar"/>
     <w:uiPriority w:val="99"/>
     <w:semiHidden/>
     <w:unhideWhenUsed/>
@@ -8981,23 +9092,18 @@
       <w:ind w:left="4252"/>
     </w:pPr>
   </w:style>
-  <w:style w:customStyle="1" w:styleId="GruformelZchn" w:type="character">
-    <w:name w:val="Grußformel Zchn"/>
-    <w:basedOn w:val="Absatz-Standardschriftart"/>
-    <w:link w:val="Gruformel"/>
+  <w:style w:customStyle="1" w:styleId="ClosingChar" w:type="character">
+    <w:name w:val="Closing Char"/>
+    <w:basedOn w:val="DefaultParagraphFont"/>
+    <w:link w:val="Closing"/>
     <w:uiPriority w:val="99"/>
     <w:semiHidden/>
     <w:rsid w:val="00A04031"/>
-    <w:rPr>
-      <w:rFonts w:ascii="Helvetica Neue Light" w:hAnsi="Helvetica Neue Light"/>
-      <w:b w:val="0"/>
-      <w:i w:val="0"/>
-    </w:rPr>
-  </w:style>
-  <w:style w:styleId="HTMLAdresse" w:type="paragraph">
+  </w:style>
+  <w:style w:styleId="HTMLAddress" w:type="paragraph">
     <w:name w:val="HTML Address"/>
-    <w:basedOn w:val="Standard"/>
-    <w:link w:val="HTMLAdresseZchn"/>
+    <w:basedOn w:val="Normal"/>
+    <w:link w:val="HTMLAddressChar"/>
     <w:uiPriority w:val="99"/>
     <w:semiHidden/>
     <w:unhideWhenUsed/>
@@ -9010,24 +9116,22 @@
       <w:iCs/>
     </w:rPr>
   </w:style>
-  <w:style w:customStyle="1" w:styleId="HTMLAdresseZchn" w:type="character">
-    <w:name w:val="HTML Adresse Zchn"/>
-    <w:basedOn w:val="Absatz-Standardschriftart"/>
-    <w:link w:val="HTMLAdresse"/>
+  <w:style w:customStyle="1" w:styleId="HTMLAddressChar" w:type="character">
+    <w:name w:val="HTML Address Char"/>
+    <w:basedOn w:val="DefaultParagraphFont"/>
+    <w:link w:val="HTMLAddress"/>
     <w:uiPriority w:val="99"/>
     <w:semiHidden/>
     <w:rsid w:val="00A04031"/>
     <w:rPr>
-      <w:rFonts w:ascii="Helvetica Neue Light" w:hAnsi="Helvetica Neue Light"/>
-      <w:b w:val="0"/>
       <w:i/>
       <w:iCs/>
     </w:rPr>
   </w:style>
-  <w:style w:styleId="HTMLVorformatiert" w:type="paragraph">
+  <w:style w:styleId="HTMLPreformatted" w:type="paragraph">
     <w:name w:val="HTML Preformatted"/>
-    <w:basedOn w:val="Standard"/>
-    <w:link w:val="HTMLVorformatiertZchn"/>
+    <w:basedOn w:val="Normal"/>
+    <w:link w:val="HTMLPreformattedChar"/>
     <w:uiPriority w:val="99"/>
     <w:semiHidden/>
     <w:unhideWhenUsed/>
@@ -9040,25 +9144,23 @@
       <w:szCs w:val="20"/>
     </w:rPr>
   </w:style>
-  <w:style w:customStyle="1" w:styleId="HTMLVorformatiertZchn" w:type="character">
-    <w:name w:val="HTML Vorformatiert Zchn"/>
-    <w:basedOn w:val="Absatz-Standardschriftart"/>
-    <w:link w:val="HTMLVorformatiert"/>
+  <w:style w:customStyle="1" w:styleId="HTMLPreformattedChar" w:type="character">
+    <w:name w:val="HTML Preformatted Char"/>
+    <w:basedOn w:val="DefaultParagraphFont"/>
+    <w:link w:val="HTMLPreformatted"/>
     <w:uiPriority w:val="99"/>
     <w:semiHidden/>
     <w:rsid w:val="00A04031"/>
     <w:rPr>
       <w:rFonts w:ascii="Consolas" w:hAnsi="Consolas"/>
-      <w:b w:val="0"/>
-      <w:i w:val="0"/>
       <w:sz w:val="20"/>
       <w:szCs w:val="20"/>
     </w:rPr>
   </w:style>
   <w:style w:styleId="Index1" w:type="paragraph">
     <w:name w:val="index 1"/>
-    <w:basedOn w:val="Standard"/>
-    <w:next w:val="Standard"/>
+    <w:basedOn w:val="Normal"/>
+    <w:next w:val="Normal"/>
     <w:autoRedefine/>
     <w:uiPriority w:val="99"/>
     <w:semiHidden/>
@@ -9071,8 +9173,8 @@
   </w:style>
   <w:style w:styleId="Index2" w:type="paragraph">
     <w:name w:val="index 2"/>
-    <w:basedOn w:val="Standard"/>
-    <w:next w:val="Standard"/>
+    <w:basedOn w:val="Normal"/>
+    <w:next w:val="Normal"/>
     <w:autoRedefine/>
     <w:uiPriority w:val="99"/>
     <w:semiHidden/>
@@ -9085,8 +9187,8 @@
   </w:style>
   <w:style w:styleId="Index3" w:type="paragraph">
     <w:name w:val="index 3"/>
-    <w:basedOn w:val="Standard"/>
-    <w:next w:val="Standard"/>
+    <w:basedOn w:val="Normal"/>
+    <w:next w:val="Normal"/>
     <w:autoRedefine/>
     <w:uiPriority w:val="99"/>
     <w:semiHidden/>
@@ -9099,8 +9201,8 @@
   </w:style>
   <w:style w:styleId="Index4" w:type="paragraph">
     <w:name w:val="index 4"/>
-    <w:basedOn w:val="Standard"/>
-    <w:next w:val="Standard"/>
+    <w:basedOn w:val="Normal"/>
+    <w:next w:val="Normal"/>
     <w:autoRedefine/>
     <w:uiPriority w:val="99"/>
     <w:semiHidden/>
@@ -9113,8 +9215,8 @@
   </w:style>
   <w:style w:styleId="Index5" w:type="paragraph">
     <w:name w:val="index 5"/>
-    <w:basedOn w:val="Standard"/>
-    <w:next w:val="Standard"/>
+    <w:basedOn w:val="Normal"/>
+    <w:next w:val="Normal"/>
     <w:autoRedefine/>
     <w:uiPriority w:val="99"/>
     <w:semiHidden/>
@@ -9127,8 +9229,8 @@
   </w:style>
   <w:style w:styleId="Index6" w:type="paragraph">
     <w:name w:val="index 6"/>
-    <w:basedOn w:val="Standard"/>
-    <w:next w:val="Standard"/>
+    <w:basedOn w:val="Normal"/>
+    <w:next w:val="Normal"/>
     <w:autoRedefine/>
     <w:uiPriority w:val="99"/>
     <w:semiHidden/>
@@ -9141,8 +9243,8 @@
   </w:style>
   <w:style w:styleId="Index7" w:type="paragraph">
     <w:name w:val="index 7"/>
-    <w:basedOn w:val="Standard"/>
-    <w:next w:val="Standard"/>
+    <w:basedOn w:val="Normal"/>
+    <w:next w:val="Normal"/>
     <w:autoRedefine/>
     <w:uiPriority w:val="99"/>
     <w:semiHidden/>
@@ -9155,8 +9257,8 @@
   </w:style>
   <w:style w:styleId="Index8" w:type="paragraph">
     <w:name w:val="index 8"/>
-    <w:basedOn w:val="Standard"/>
-    <w:next w:val="Standard"/>
+    <w:basedOn w:val="Normal"/>
+    <w:next w:val="Normal"/>
     <w:autoRedefine/>
     <w:uiPriority w:val="99"/>
     <w:semiHidden/>
@@ -9169,8 +9271,8 @@
   </w:style>
   <w:style w:styleId="Index9" w:type="paragraph">
     <w:name w:val="index 9"/>
-    <w:basedOn w:val="Standard"/>
-    <w:next w:val="Standard"/>
+    <w:basedOn w:val="Normal"/>
+    <w:next w:val="Normal"/>
     <w:autoRedefine/>
     <w:uiPriority w:val="99"/>
     <w:semiHidden/>
@@ -9181,9 +9283,9 @@
       <w:ind w:hanging="220" w:left="1980"/>
     </w:pPr>
   </w:style>
-  <w:style w:styleId="Indexberschrift" w:type="paragraph">
+  <w:style w:styleId="IndexHeading" w:type="paragraph">
     <w:name w:val="index heading"/>
-    <w:basedOn w:val="Standard"/>
+    <w:basedOn w:val="Normal"/>
     <w:next w:val="Index1"/>
     <w:uiPriority w:val="99"/>
     <w:semiHidden/>
@@ -9195,28 +9297,24 @@
       <w:bCs/>
     </w:rPr>
   </w:style>
-  <w:style w:styleId="Inhaltsverzeichnisberschrift" w:type="paragraph">
+  <w:style w:styleId="TOCHeading" w:type="paragraph">
     <w:name w:val="TOC Heading"/>
-    <w:basedOn w:val="berschrift1"/>
-    <w:next w:val="Standard"/>
+    <w:basedOn w:val="Heading1"/>
+    <w:next w:val="Normal"/>
     <w:uiPriority w:val="39"/>
-    <w:semiHidden/>
     <w:unhideWhenUsed/>
     <w:qFormat/>
-    <w:rsid w:val="00353CBB"/>
+    <w:rsid w:val="00FE07ED"/>
     <w:pPr>
       <w:spacing w:after="240"/>
       <w:outlineLvl w:val="9"/>
     </w:pPr>
-    <w:rPr>
-      <w:b w:val="0"/>
-    </w:rPr>
-  </w:style>
-  <w:style w:styleId="IntensivesZitat" w:type="paragraph">
+  </w:style>
+  <w:style w:styleId="IntenseQuote" w:type="paragraph">
     <w:name w:val="Intense Quote"/>
-    <w:basedOn w:val="Standard"/>
-    <w:next w:val="Standard"/>
-    <w:link w:val="IntensivesZitatZchn"/>
+    <w:basedOn w:val="Normal"/>
+    <w:next w:val="Normal"/>
+    <w:link w:val="IntenseQuoteChar"/>
     <w:uiPriority w:val="30"/>
     <w:semiHidden/>
     <w:qFormat/>
@@ -9236,22 +9334,20 @@
       <w:color w:themeColor="accent1" w:val="E2001A"/>
     </w:rPr>
   </w:style>
-  <w:style w:customStyle="1" w:styleId="IntensivesZitatZchn" w:type="character">
-    <w:name w:val="Intensives Zitat Zchn"/>
-    <w:basedOn w:val="Absatz-Standardschriftart"/>
-    <w:link w:val="IntensivesZitat"/>
+  <w:style w:customStyle="1" w:styleId="IntenseQuoteChar" w:type="character">
+    <w:name w:val="Intense Quote Char"/>
+    <w:basedOn w:val="DefaultParagraphFont"/>
+    <w:link w:val="IntenseQuote"/>
     <w:uiPriority w:val="30"/>
     <w:semiHidden/>
     <w:rsid w:val="00A04031"/>
     <w:rPr>
-      <w:rFonts w:ascii="Helvetica Neue Light" w:hAnsi="Helvetica Neue Light"/>
-      <w:b w:val="0"/>
       <w:i/>
       <w:iCs/>
       <w:color w:themeColor="accent1" w:val="E2001A"/>
     </w:rPr>
   </w:style>
-  <w:style w:styleId="KeinLeerraum" w:type="paragraph">
+  <w:style w:styleId="NoSpacing" w:type="paragraph">
     <w:name w:val="No Spacing"/>
     <w:uiPriority w:val="29"/>
     <w:qFormat/>
@@ -9260,9 +9356,9 @@
       <w:spacing w:after="0" w:line="240" w:lineRule="auto"/>
     </w:pPr>
   </w:style>
-  <w:style w:styleId="Liste" w:type="paragraph">
+  <w:style w:styleId="List" w:type="paragraph">
     <w:name w:val="List"/>
-    <w:basedOn w:val="Standard"/>
+    <w:basedOn w:val="Normal"/>
     <w:uiPriority w:val="99"/>
     <w:semiHidden/>
     <w:unhideWhenUsed/>
@@ -9272,9 +9368,9 @@
       <w:contextualSpacing/>
     </w:pPr>
   </w:style>
-  <w:style w:styleId="Liste2" w:type="paragraph">
+  <w:style w:styleId="List2" w:type="paragraph">
     <w:name w:val="List 2"/>
-    <w:basedOn w:val="Standard"/>
+    <w:basedOn w:val="Normal"/>
     <w:uiPriority w:val="99"/>
     <w:semiHidden/>
     <w:unhideWhenUsed/>
@@ -9284,9 +9380,9 @@
       <w:contextualSpacing/>
     </w:pPr>
   </w:style>
-  <w:style w:styleId="Liste3" w:type="paragraph">
+  <w:style w:styleId="List3" w:type="paragraph">
     <w:name w:val="List 3"/>
-    <w:basedOn w:val="Standard"/>
+    <w:basedOn w:val="Normal"/>
     <w:uiPriority w:val="99"/>
     <w:semiHidden/>
     <w:unhideWhenUsed/>
@@ -9296,9 +9392,9 @@
       <w:contextualSpacing/>
     </w:pPr>
   </w:style>
-  <w:style w:styleId="Liste4" w:type="paragraph">
+  <w:style w:styleId="List4" w:type="paragraph">
     <w:name w:val="List 4"/>
-    <w:basedOn w:val="Standard"/>
+    <w:basedOn w:val="Normal"/>
     <w:uiPriority w:val="99"/>
     <w:semiHidden/>
     <w:unhideWhenUsed/>
@@ -9308,9 +9404,9 @@
       <w:contextualSpacing/>
     </w:pPr>
   </w:style>
-  <w:style w:styleId="Liste5" w:type="paragraph">
+  <w:style w:styleId="List5" w:type="paragraph">
     <w:name w:val="List 5"/>
-    <w:basedOn w:val="Standard"/>
+    <w:basedOn w:val="Normal"/>
     <w:uiPriority w:val="99"/>
     <w:semiHidden/>
     <w:unhideWhenUsed/>
@@ -9320,9 +9416,9 @@
       <w:contextualSpacing/>
     </w:pPr>
   </w:style>
-  <w:style w:styleId="Listenfortsetzung" w:type="paragraph">
+  <w:style w:styleId="ListContinue" w:type="paragraph">
     <w:name w:val="List Continue"/>
-    <w:basedOn w:val="Standard"/>
+    <w:basedOn w:val="Normal"/>
     <w:uiPriority w:val="99"/>
     <w:semiHidden/>
     <w:unhideWhenUsed/>
@@ -9332,9 +9428,9 @@
       <w:contextualSpacing/>
     </w:pPr>
   </w:style>
-  <w:style w:styleId="Listenfortsetzung2" w:type="paragraph">
+  <w:style w:styleId="ListContinue2" w:type="paragraph">
     <w:name w:val="List Continue 2"/>
-    <w:basedOn w:val="Standard"/>
+    <w:basedOn w:val="Normal"/>
     <w:uiPriority w:val="99"/>
     <w:semiHidden/>
     <w:unhideWhenUsed/>
@@ -9344,9 +9440,9 @@
       <w:contextualSpacing/>
     </w:pPr>
   </w:style>
-  <w:style w:styleId="Listenfortsetzung3" w:type="paragraph">
+  <w:style w:styleId="ListContinue3" w:type="paragraph">
     <w:name w:val="List Continue 3"/>
-    <w:basedOn w:val="Standard"/>
+    <w:basedOn w:val="Normal"/>
     <w:uiPriority w:val="99"/>
     <w:semiHidden/>
     <w:unhideWhenUsed/>
@@ -9356,9 +9452,9 @@
       <w:contextualSpacing/>
     </w:pPr>
   </w:style>
-  <w:style w:styleId="Listenfortsetzung4" w:type="paragraph">
+  <w:style w:styleId="ListContinue4" w:type="paragraph">
     <w:name w:val="List Continue 4"/>
-    <w:basedOn w:val="Standard"/>
+    <w:basedOn w:val="Normal"/>
     <w:uiPriority w:val="99"/>
     <w:semiHidden/>
     <w:unhideWhenUsed/>
@@ -9368,9 +9464,9 @@
       <w:contextualSpacing/>
     </w:pPr>
   </w:style>
-  <w:style w:styleId="Listenfortsetzung5" w:type="paragraph">
+  <w:style w:styleId="ListContinue5" w:type="paragraph">
     <w:name w:val="List Continue 5"/>
-    <w:basedOn w:val="Standard"/>
+    <w:basedOn w:val="Normal"/>
     <w:uiPriority w:val="99"/>
     <w:semiHidden/>
     <w:unhideWhenUsed/>
@@ -9380,9 +9476,9 @@
       <w:contextualSpacing/>
     </w:pPr>
   </w:style>
-  <w:style w:styleId="Listennummer" w:type="paragraph">
+  <w:style w:styleId="ListNumber" w:type="paragraph">
     <w:name w:val="List Number"/>
-    <w:basedOn w:val="Standard"/>
+    <w:basedOn w:val="Normal"/>
     <w:uiPriority w:val="99"/>
     <w:semiHidden/>
     <w:unhideWhenUsed/>
@@ -9394,9 +9490,9 @@
       <w:contextualSpacing/>
     </w:pPr>
   </w:style>
-  <w:style w:styleId="Listennummer2" w:type="paragraph">
+  <w:style w:styleId="ListNumber2" w:type="paragraph">
     <w:name w:val="List Number 2"/>
-    <w:basedOn w:val="Standard"/>
+    <w:basedOn w:val="Normal"/>
     <w:uiPriority w:val="99"/>
     <w:semiHidden/>
     <w:unhideWhenUsed/>
@@ -9408,9 +9504,9 @@
       <w:contextualSpacing/>
     </w:pPr>
   </w:style>
-  <w:style w:styleId="Listennummer3" w:type="paragraph">
+  <w:style w:styleId="ListNumber3" w:type="paragraph">
     <w:name w:val="List Number 3"/>
-    <w:basedOn w:val="Standard"/>
+    <w:basedOn w:val="Normal"/>
     <w:uiPriority w:val="99"/>
     <w:semiHidden/>
     <w:unhideWhenUsed/>
@@ -9422,9 +9518,9 @@
       <w:contextualSpacing/>
     </w:pPr>
   </w:style>
-  <w:style w:styleId="Listennummer4" w:type="paragraph">
+  <w:style w:styleId="ListNumber4" w:type="paragraph">
     <w:name w:val="List Number 4"/>
-    <w:basedOn w:val="Standard"/>
+    <w:basedOn w:val="Normal"/>
     <w:uiPriority w:val="99"/>
     <w:semiHidden/>
     <w:unhideWhenUsed/>
@@ -9436,9 +9532,9 @@
       <w:contextualSpacing/>
     </w:pPr>
   </w:style>
-  <w:style w:styleId="Listennummer5" w:type="paragraph">
+  <w:style w:styleId="ListNumber5" w:type="paragraph">
     <w:name w:val="List Number 5"/>
-    <w:basedOn w:val="Standard"/>
+    <w:basedOn w:val="Normal"/>
     <w:uiPriority w:val="99"/>
     <w:semiHidden/>
     <w:unhideWhenUsed/>
@@ -9450,18 +9546,18 @@
       <w:contextualSpacing/>
     </w:pPr>
   </w:style>
-  <w:style w:styleId="Literaturverzeichnis" w:type="paragraph">
+  <w:style w:styleId="Bibliography" w:type="paragraph">
     <w:name w:val="Bibliography"/>
-    <w:basedOn w:val="Standard"/>
-    <w:next w:val="Standard"/>
+    <w:basedOn w:val="Normal"/>
+    <w:next w:val="Normal"/>
     <w:uiPriority w:val="37"/>
     <w:semiHidden/>
     <w:unhideWhenUsed/>
     <w:rsid w:val="00A04031"/>
   </w:style>
-  <w:style w:styleId="Makrotext" w:type="paragraph">
+  <w:style w:styleId="MacroText" w:type="paragraph">
     <w:name w:val="macro"/>
-    <w:link w:val="MakrotextZchn"/>
+    <w:link w:val="MacroTextChar"/>
     <w:uiPriority w:val="99"/>
     <w:semiHidden/>
     <w:unhideWhenUsed/>
@@ -9486,25 +9582,23 @@
       <w:szCs w:val="20"/>
     </w:rPr>
   </w:style>
-  <w:style w:customStyle="1" w:styleId="MakrotextZchn" w:type="character">
-    <w:name w:val="Makrotext Zchn"/>
-    <w:basedOn w:val="Absatz-Standardschriftart"/>
-    <w:link w:val="Makrotext"/>
+  <w:style w:customStyle="1" w:styleId="MacroTextChar" w:type="character">
+    <w:name w:val="Macro Text Char"/>
+    <w:basedOn w:val="DefaultParagraphFont"/>
+    <w:link w:val="MacroText"/>
     <w:uiPriority w:val="99"/>
     <w:semiHidden/>
     <w:rsid w:val="00A04031"/>
     <w:rPr>
       <w:rFonts w:ascii="Consolas" w:hAnsi="Consolas"/>
-      <w:b w:val="0"/>
-      <w:i w:val="0"/>
       <w:sz w:val="20"/>
       <w:szCs w:val="20"/>
     </w:rPr>
   </w:style>
-  <w:style w:styleId="Nachrichtenkopf" w:type="paragraph">
+  <w:style w:styleId="MessageHeader" w:type="paragraph">
     <w:name w:val="Message Header"/>
-    <w:basedOn w:val="Standard"/>
-    <w:link w:val="NachrichtenkopfZchn"/>
+    <w:basedOn w:val="Normal"/>
+    <w:link w:val="MessageHeaderChar"/>
     <w:uiPriority w:val="99"/>
     <w:semiHidden/>
     <w:unhideWhenUsed/>
@@ -9522,30 +9616,27 @@
     </w:pPr>
     <w:rPr>
       <w:rFonts w:asciiTheme="majorHAnsi" w:cstheme="majorBidi" w:eastAsiaTheme="majorEastAsia" w:hAnsiTheme="majorHAnsi"/>
-      <w:sz w:val="24"/>
       <w:szCs w:val="24"/>
     </w:rPr>
   </w:style>
-  <w:style w:customStyle="1" w:styleId="NachrichtenkopfZchn" w:type="character">
-    <w:name w:val="Nachrichtenkopf Zchn"/>
-    <w:basedOn w:val="Absatz-Standardschriftart"/>
-    <w:link w:val="Nachrichtenkopf"/>
+  <w:style w:customStyle="1" w:styleId="MessageHeaderChar" w:type="character">
+    <w:name w:val="Message Header Char"/>
+    <w:basedOn w:val="DefaultParagraphFont"/>
+    <w:link w:val="MessageHeader"/>
     <w:uiPriority w:val="99"/>
     <w:semiHidden/>
     <w:rsid w:val="00A04031"/>
     <w:rPr>
       <w:rFonts w:asciiTheme="majorHAnsi" w:cstheme="majorBidi" w:eastAsiaTheme="majorEastAsia" w:hAnsiTheme="majorHAnsi"/>
-      <w:b w:val="0"/>
-      <w:i w:val="0"/>
       <w:sz w:val="24"/>
       <w:szCs w:val="24"/>
       <w:shd w:color="auto" w:fill="auto" w:val="pct20"/>
     </w:rPr>
   </w:style>
-  <w:style w:styleId="NurText" w:type="paragraph">
+  <w:style w:styleId="PlainText" w:type="paragraph">
     <w:name w:val="Plain Text"/>
-    <w:basedOn w:val="Standard"/>
-    <w:link w:val="NurTextZchn"/>
+    <w:basedOn w:val="Normal"/>
+    <w:link w:val="PlainTextChar"/>
     <w:uiPriority w:val="99"/>
     <w:semiHidden/>
     <w:unhideWhenUsed/>
@@ -9559,25 +9650,23 @@
       <w:szCs w:val="21"/>
     </w:rPr>
   </w:style>
-  <w:style w:customStyle="1" w:styleId="NurTextZchn" w:type="character">
-    <w:name w:val="Nur Text Zchn"/>
-    <w:basedOn w:val="Absatz-Standardschriftart"/>
-    <w:link w:val="NurText"/>
+  <w:style w:customStyle="1" w:styleId="PlainTextChar" w:type="character">
+    <w:name w:val="Plain Text Char"/>
+    <w:basedOn w:val="DefaultParagraphFont"/>
+    <w:link w:val="PlainText"/>
     <w:uiPriority w:val="99"/>
     <w:semiHidden/>
     <w:rsid w:val="00A04031"/>
     <w:rPr>
       <w:rFonts w:ascii="Consolas" w:hAnsi="Consolas"/>
-      <w:b w:val="0"/>
-      <w:i w:val="0"/>
       <w:sz w:val="21"/>
       <w:szCs w:val="21"/>
     </w:rPr>
   </w:style>
-  <w:style w:styleId="Rechtsgrundlagenverzeichnis" w:type="paragraph">
+  <w:style w:styleId="TableofAuthorities" w:type="paragraph">
     <w:name w:val="table of authorities"/>
-    <w:basedOn w:val="Standard"/>
-    <w:next w:val="Standard"/>
+    <w:basedOn w:val="Normal"/>
+    <w:next w:val="Normal"/>
     <w:uiPriority w:val="99"/>
     <w:semiHidden/>
     <w:unhideWhenUsed/>
@@ -9587,10 +9676,10 @@
       <w:ind w:hanging="220" w:left="220"/>
     </w:pPr>
   </w:style>
-  <w:style w:styleId="RGV-berschrift" w:type="paragraph">
+  <w:style w:styleId="TOAHeading" w:type="paragraph">
     <w:name w:val="toa heading"/>
-    <w:basedOn w:val="Standard"/>
-    <w:next w:val="Standard"/>
+    <w:basedOn w:val="Normal"/>
+    <w:next w:val="Normal"/>
     <w:uiPriority w:val="99"/>
     <w:semiHidden/>
     <w:unhideWhenUsed/>
@@ -9602,26 +9691,24 @@
       <w:rFonts w:asciiTheme="majorHAnsi" w:cstheme="majorBidi" w:eastAsiaTheme="majorEastAsia" w:hAnsiTheme="majorHAnsi"/>
       <w:b/>
       <w:bCs/>
-      <w:sz w:val="24"/>
       <w:szCs w:val="24"/>
     </w:rPr>
   </w:style>
-  <w:style w:styleId="StandardWeb" w:type="paragraph">
+  <w:style w:styleId="NormalWeb" w:type="paragraph">
     <w:name w:val="Normal (Web)"/>
-    <w:basedOn w:val="Standard"/>
+    <w:basedOn w:val="Normal"/>
     <w:uiPriority w:val="99"/>
     <w:semiHidden/>
     <w:unhideWhenUsed/>
     <w:rsid w:val="00A04031"/>
     <w:rPr>
       <w:rFonts w:ascii="Times New Roman" w:cs="Times New Roman" w:hAnsi="Times New Roman"/>
-      <w:sz w:val="24"/>
       <w:szCs w:val="24"/>
     </w:rPr>
   </w:style>
-  <w:style w:styleId="Standardeinzug" w:type="paragraph">
+  <w:style w:styleId="NormalIndent" w:type="paragraph">
     <w:name w:val="Normal Indent"/>
-    <w:basedOn w:val="Standard"/>
+    <w:basedOn w:val="Normal"/>
     <w:uiPriority w:val="99"/>
     <w:semiHidden/>
     <w:unhideWhenUsed/>
@@ -9630,32 +9717,27 @@
       <w:ind w:left="708"/>
     </w:pPr>
   </w:style>
-  <w:style w:styleId="Textkrper" w:type="paragraph">
+  <w:style w:styleId="BodyText" w:type="paragraph">
     <w:name w:val="Body Text"/>
-    <w:basedOn w:val="Standard"/>
-    <w:link w:val="TextkrperZchn"/>
+    <w:basedOn w:val="Normal"/>
+    <w:link w:val="BodyTextChar"/>
     <w:uiPriority w:val="99"/>
     <w:semiHidden/>
     <w:unhideWhenUsed/>
     <w:rsid w:val="00A04031"/>
   </w:style>
-  <w:style w:customStyle="1" w:styleId="TextkrperZchn" w:type="character">
-    <w:name w:val="Textkörper Zchn"/>
-    <w:basedOn w:val="Absatz-Standardschriftart"/>
-    <w:link w:val="Textkrper"/>
+  <w:style w:customStyle="1" w:styleId="BodyTextChar" w:type="character">
+    <w:name w:val="Body Text Char"/>
+    <w:basedOn w:val="DefaultParagraphFont"/>
+    <w:link w:val="BodyText"/>
     <w:uiPriority w:val="99"/>
     <w:semiHidden/>
     <w:rsid w:val="00A04031"/>
-    <w:rPr>
-      <w:rFonts w:ascii="Helvetica Neue Light" w:hAnsi="Helvetica Neue Light"/>
-      <w:b w:val="0"/>
-      <w:i w:val="0"/>
-    </w:rPr>
-  </w:style>
-  <w:style w:styleId="Textkrper2" w:type="paragraph">
+  </w:style>
+  <w:style w:styleId="BodyText2" w:type="paragraph">
     <w:name w:val="Body Text 2"/>
-    <w:basedOn w:val="Standard"/>
-    <w:link w:val="Textkrper2Zchn"/>
+    <w:basedOn w:val="Normal"/>
+    <w:link w:val="BodyText2Char"/>
     <w:uiPriority w:val="99"/>
     <w:semiHidden/>
     <w:unhideWhenUsed/>
@@ -9664,23 +9746,18 @@
       <w:spacing w:line="480" w:lineRule="auto"/>
     </w:pPr>
   </w:style>
-  <w:style w:customStyle="1" w:styleId="Textkrper2Zchn" w:type="character">
-    <w:name w:val="Textkörper 2 Zchn"/>
-    <w:basedOn w:val="Absatz-Standardschriftart"/>
-    <w:link w:val="Textkrper2"/>
+  <w:style w:customStyle="1" w:styleId="BodyText2Char" w:type="character">
+    <w:name w:val="Body Text 2 Char"/>
+    <w:basedOn w:val="DefaultParagraphFont"/>
+    <w:link w:val="BodyText2"/>
     <w:uiPriority w:val="99"/>
     <w:semiHidden/>
     <w:rsid w:val="00A04031"/>
-    <w:rPr>
-      <w:rFonts w:ascii="Helvetica Neue Light" w:hAnsi="Helvetica Neue Light"/>
-      <w:b w:val="0"/>
-      <w:i w:val="0"/>
-    </w:rPr>
-  </w:style>
-  <w:style w:styleId="Textkrper3" w:type="paragraph">
+  </w:style>
+  <w:style w:styleId="BodyText3" w:type="paragraph">
     <w:name w:val="Body Text 3"/>
-    <w:basedOn w:val="Standard"/>
-    <w:link w:val="Textkrper3Zchn"/>
+    <w:basedOn w:val="Normal"/>
+    <w:link w:val="BodyText3Char"/>
     <w:uiPriority w:val="99"/>
     <w:semiHidden/>
     <w:unhideWhenUsed/>
@@ -9690,25 +9767,22 @@
       <w:szCs w:val="16"/>
     </w:rPr>
   </w:style>
-  <w:style w:customStyle="1" w:styleId="Textkrper3Zchn" w:type="character">
-    <w:name w:val="Textkörper 3 Zchn"/>
-    <w:basedOn w:val="Absatz-Standardschriftart"/>
-    <w:link w:val="Textkrper3"/>
+  <w:style w:customStyle="1" w:styleId="BodyText3Char" w:type="character">
+    <w:name w:val="Body Text 3 Char"/>
+    <w:basedOn w:val="DefaultParagraphFont"/>
+    <w:link w:val="BodyText3"/>
     <w:uiPriority w:val="99"/>
     <w:semiHidden/>
     <w:rsid w:val="00A04031"/>
     <w:rPr>
-      <w:rFonts w:ascii="Helvetica Neue Light" w:hAnsi="Helvetica Neue Light"/>
-      <w:b w:val="0"/>
-      <w:i w:val="0"/>
       <w:sz w:val="16"/>
       <w:szCs w:val="16"/>
     </w:rPr>
   </w:style>
-  <w:style w:styleId="Textkrper-Einzug2" w:type="paragraph">
+  <w:style w:styleId="BodyTextIndent2" w:type="paragraph">
     <w:name w:val="Body Text Indent 2"/>
-    <w:basedOn w:val="Standard"/>
-    <w:link w:val="Textkrper-Einzug2Zchn"/>
+    <w:basedOn w:val="Normal"/>
+    <w:link w:val="BodyTextIndent2Char"/>
     <w:uiPriority w:val="99"/>
     <w:semiHidden/>
     <w:unhideWhenUsed/>
@@ -9718,23 +9792,18 @@
       <w:ind w:left="283"/>
     </w:pPr>
   </w:style>
-  <w:style w:customStyle="1" w:styleId="Textkrper-Einzug2Zchn" w:type="character">
-    <w:name w:val="Textkörper-Einzug 2 Zchn"/>
-    <w:basedOn w:val="Absatz-Standardschriftart"/>
-    <w:link w:val="Textkrper-Einzug2"/>
+  <w:style w:customStyle="1" w:styleId="BodyTextIndent2Char" w:type="character">
+    <w:name w:val="Body Text Indent 2 Char"/>
+    <w:basedOn w:val="DefaultParagraphFont"/>
+    <w:link w:val="BodyTextIndent2"/>
     <w:uiPriority w:val="99"/>
     <w:semiHidden/>
     <w:rsid w:val="00A04031"/>
-    <w:rPr>
-      <w:rFonts w:ascii="Helvetica Neue Light" w:hAnsi="Helvetica Neue Light"/>
-      <w:b w:val="0"/>
-      <w:i w:val="0"/>
-    </w:rPr>
-  </w:style>
-  <w:style w:styleId="Textkrper-Einzug3" w:type="paragraph">
+  </w:style>
+  <w:style w:styleId="BodyTextIndent3" w:type="paragraph">
     <w:name w:val="Body Text Indent 3"/>
-    <w:basedOn w:val="Standard"/>
-    <w:link w:val="Textkrper-Einzug3Zchn"/>
+    <w:basedOn w:val="Normal"/>
+    <w:link w:val="BodyTextIndent3Char"/>
     <w:uiPriority w:val="99"/>
     <w:semiHidden/>
     <w:unhideWhenUsed/>
@@ -9747,25 +9816,22 @@
       <w:szCs w:val="16"/>
     </w:rPr>
   </w:style>
-  <w:style w:customStyle="1" w:styleId="Textkrper-Einzug3Zchn" w:type="character">
-    <w:name w:val="Textkörper-Einzug 3 Zchn"/>
-    <w:basedOn w:val="Absatz-Standardschriftart"/>
-    <w:link w:val="Textkrper-Einzug3"/>
+  <w:style w:customStyle="1" w:styleId="BodyTextIndent3Char" w:type="character">
+    <w:name w:val="Body Text Indent 3 Char"/>
+    <w:basedOn w:val="DefaultParagraphFont"/>
+    <w:link w:val="BodyTextIndent3"/>
     <w:uiPriority w:val="99"/>
     <w:semiHidden/>
     <w:rsid w:val="00A04031"/>
     <w:rPr>
-      <w:rFonts w:ascii="Helvetica Neue Light" w:hAnsi="Helvetica Neue Light"/>
-      <w:b w:val="0"/>
-      <w:i w:val="0"/>
       <w:sz w:val="16"/>
       <w:szCs w:val="16"/>
     </w:rPr>
   </w:style>
-  <w:style w:styleId="Textkrper-Erstzeileneinzug" w:type="paragraph">
+  <w:style w:styleId="BodyTextFirstIndent" w:type="paragraph">
     <w:name w:val="Body Text First Indent"/>
-    <w:basedOn w:val="Textkrper"/>
-    <w:link w:val="Textkrper-ErstzeileneinzugZchn"/>
+    <w:basedOn w:val="BodyText"/>
+    <w:link w:val="BodyTextFirstIndentChar"/>
     <w:uiPriority w:val="99"/>
     <w:semiHidden/>
     <w:unhideWhenUsed/>
@@ -9774,23 +9840,18 @@
       <w:ind w:firstLine="360"/>
     </w:pPr>
   </w:style>
-  <w:style w:customStyle="1" w:styleId="Textkrper-ErstzeileneinzugZchn" w:type="character">
-    <w:name w:val="Textkörper-Erstzeileneinzug Zchn"/>
-    <w:basedOn w:val="TextkrperZchn"/>
-    <w:link w:val="Textkrper-Erstzeileneinzug"/>
+  <w:style w:customStyle="1" w:styleId="BodyTextFirstIndentChar" w:type="character">
+    <w:name w:val="Body Text First Indent Char"/>
+    <w:basedOn w:val="BodyTextChar"/>
+    <w:link w:val="BodyTextFirstIndent"/>
     <w:uiPriority w:val="99"/>
     <w:semiHidden/>
     <w:rsid w:val="00A04031"/>
-    <w:rPr>
-      <w:rFonts w:ascii="Helvetica Neue Light" w:hAnsi="Helvetica Neue Light"/>
-      <w:b w:val="0"/>
-      <w:i w:val="0"/>
-    </w:rPr>
-  </w:style>
-  <w:style w:styleId="Textkrper-Zeileneinzug" w:type="paragraph">
+  </w:style>
+  <w:style w:styleId="BodyTextIndent" w:type="paragraph">
     <w:name w:val="Body Text Indent"/>
-    <w:basedOn w:val="Standard"/>
-    <w:link w:val="Textkrper-ZeileneinzugZchn"/>
+    <w:basedOn w:val="Normal"/>
+    <w:link w:val="BodyTextIndentChar"/>
     <w:uiPriority w:val="99"/>
     <w:semiHidden/>
     <w:unhideWhenUsed/>
@@ -9799,23 +9860,18 @@
       <w:ind w:left="283"/>
     </w:pPr>
   </w:style>
-  <w:style w:customStyle="1" w:styleId="Textkrper-ZeileneinzugZchn" w:type="character">
-    <w:name w:val="Textkörper-Zeileneinzug Zchn"/>
-    <w:basedOn w:val="Absatz-Standardschriftart"/>
-    <w:link w:val="Textkrper-Zeileneinzug"/>
+  <w:style w:customStyle="1" w:styleId="BodyTextIndentChar" w:type="character">
+    <w:name w:val="Body Text Indent Char"/>
+    <w:basedOn w:val="DefaultParagraphFont"/>
+    <w:link w:val="BodyTextIndent"/>
     <w:uiPriority w:val="99"/>
     <w:semiHidden/>
     <w:rsid w:val="00A04031"/>
-    <w:rPr>
-      <w:rFonts w:ascii="Helvetica Neue Light" w:hAnsi="Helvetica Neue Light"/>
-      <w:b w:val="0"/>
-      <w:i w:val="0"/>
-    </w:rPr>
-  </w:style>
-  <w:style w:styleId="Textkrper-Erstzeileneinzug2" w:type="paragraph">
+  </w:style>
+  <w:style w:styleId="BodyTextFirstIndent2" w:type="paragraph">
     <w:name w:val="Body Text First Indent 2"/>
-    <w:basedOn w:val="Textkrper-Zeileneinzug"/>
-    <w:link w:val="Textkrper-Erstzeileneinzug2Zchn"/>
+    <w:basedOn w:val="BodyTextIndent"/>
+    <w:link w:val="BodyTextFirstIndent2Char"/>
     <w:uiPriority w:val="99"/>
     <w:semiHidden/>
     <w:unhideWhenUsed/>
@@ -9824,74 +9880,63 @@
       <w:ind w:firstLine="360" w:left="360"/>
     </w:pPr>
   </w:style>
-  <w:style w:customStyle="1" w:styleId="Textkrper-Erstzeileneinzug2Zchn" w:type="character">
-    <w:name w:val="Textkörper-Erstzeileneinzug 2 Zchn"/>
-    <w:basedOn w:val="Textkrper-ZeileneinzugZchn"/>
-    <w:link w:val="Textkrper-Erstzeileneinzug2"/>
+  <w:style w:customStyle="1" w:styleId="BodyTextFirstIndent2Char" w:type="character">
+    <w:name w:val="Body Text First Indent 2 Char"/>
+    <w:basedOn w:val="BodyTextIndentChar"/>
+    <w:link w:val="BodyTextFirstIndent2"/>
     <w:uiPriority w:val="99"/>
     <w:semiHidden/>
     <w:rsid w:val="00A04031"/>
-    <w:rPr>
-      <w:rFonts w:ascii="Helvetica Neue Light" w:hAnsi="Helvetica Neue Light"/>
-      <w:b w:val="0"/>
-      <w:i w:val="0"/>
-    </w:rPr>
-  </w:style>
-  <w:style w:customStyle="1" w:styleId="berschrift6Zchn" w:type="character">
-    <w:name w:val="Überschrift 6 Zchn"/>
-    <w:basedOn w:val="Absatz-Standardschriftart"/>
-    <w:link w:val="berschrift6"/>
+  </w:style>
+  <w:style w:customStyle="1" w:styleId="Heading6Char" w:type="character">
+    <w:name w:val="Heading 6 Char"/>
+    <w:basedOn w:val="DefaultParagraphFont"/>
+    <w:link w:val="Heading6"/>
     <w:uiPriority w:val="9"/>
     <w:semiHidden/>
-    <w:rsid w:val="00353CBB"/>
-    <w:rPr>
-      <w:rFonts w:ascii="Helvetica Neue Medium" w:cstheme="majorBidi" w:eastAsiaTheme="majorEastAsia" w:hAnsi="Helvetica Neue Medium"/>
-      <w:b w:val="0"/>
-      <w:i w:val="0"/>
+    <w:rsid w:val="00A04031"/>
+    <w:rPr>
+      <w:rFonts w:asciiTheme="majorHAnsi" w:cstheme="majorBidi" w:eastAsiaTheme="majorEastAsia" w:hAnsiTheme="majorHAnsi"/>
       <w:color w:themeColor="accent1" w:themeShade="7F" w:val="70000C"/>
     </w:rPr>
   </w:style>
-  <w:style w:customStyle="1" w:styleId="berschrift7Zchn" w:type="character">
-    <w:name w:val="Überschrift 7 Zchn"/>
-    <w:basedOn w:val="Absatz-Standardschriftart"/>
-    <w:link w:val="berschrift7"/>
+  <w:style w:customStyle="1" w:styleId="Heading7Char" w:type="character">
+    <w:name w:val="Heading 7 Char"/>
+    <w:basedOn w:val="DefaultParagraphFont"/>
+    <w:link w:val="Heading7"/>
     <w:uiPriority w:val="9"/>
     <w:semiHidden/>
-    <w:rsid w:val="00353CBB"/>
-    <w:rPr>
-      <w:rFonts w:ascii="Helvetica Neue Medium" w:cstheme="majorBidi" w:eastAsiaTheme="majorEastAsia" w:hAnsi="Helvetica Neue Medium"/>
-      <w:b w:val="0"/>
+    <w:rsid w:val="00A04031"/>
+    <w:rPr>
+      <w:rFonts w:asciiTheme="majorHAnsi" w:cstheme="majorBidi" w:eastAsiaTheme="majorEastAsia" w:hAnsiTheme="majorHAnsi"/>
       <w:i/>
       <w:iCs/>
       <w:color w:themeColor="accent1" w:themeShade="7F" w:val="70000C"/>
     </w:rPr>
   </w:style>
-  <w:style w:customStyle="1" w:styleId="berschrift8Zchn" w:type="character">
-    <w:name w:val="Überschrift 8 Zchn"/>
-    <w:basedOn w:val="Absatz-Standardschriftart"/>
-    <w:link w:val="berschrift8"/>
+  <w:style w:customStyle="1" w:styleId="Heading8Char" w:type="character">
+    <w:name w:val="Heading 8 Char"/>
+    <w:basedOn w:val="DefaultParagraphFont"/>
+    <w:link w:val="Heading8"/>
     <w:uiPriority w:val="9"/>
     <w:semiHidden/>
-    <w:rsid w:val="00353CBB"/>
-    <w:rPr>
-      <w:rFonts w:ascii="Helvetica Neue Medium" w:cstheme="majorBidi" w:eastAsiaTheme="majorEastAsia" w:hAnsi="Helvetica Neue Medium"/>
-      <w:b w:val="0"/>
-      <w:i w:val="0"/>
+    <w:rsid w:val="00A04031"/>
+    <w:rPr>
+      <w:rFonts w:asciiTheme="majorHAnsi" w:cstheme="majorBidi" w:eastAsiaTheme="majorEastAsia" w:hAnsiTheme="majorHAnsi"/>
       <w:color w:themeColor="text1" w:themeTint="D8" w:val="506E7C"/>
       <w:sz w:val="21"/>
       <w:szCs w:val="21"/>
     </w:rPr>
   </w:style>
-  <w:style w:customStyle="1" w:styleId="berschrift9Zchn" w:type="character">
-    <w:name w:val="Überschrift 9 Zchn"/>
-    <w:basedOn w:val="Absatz-Standardschriftart"/>
-    <w:link w:val="berschrift9"/>
+  <w:style w:customStyle="1" w:styleId="Heading9Char" w:type="character">
+    <w:name w:val="Heading 9 Char"/>
+    <w:basedOn w:val="DefaultParagraphFont"/>
+    <w:link w:val="Heading9"/>
     <w:uiPriority w:val="9"/>
     <w:semiHidden/>
-    <w:rsid w:val="00353CBB"/>
-    <w:rPr>
-      <w:rFonts w:ascii="Helvetica Neue Medium" w:cstheme="majorBidi" w:eastAsiaTheme="majorEastAsia" w:hAnsi="Helvetica Neue Medium"/>
-      <w:b w:val="0"/>
+    <w:rsid w:val="00A04031"/>
+    <w:rPr>
+      <w:rFonts w:asciiTheme="majorHAnsi" w:cstheme="majorBidi" w:eastAsiaTheme="majorEastAsia" w:hAnsiTheme="majorHAnsi"/>
       <w:i/>
       <w:iCs/>
       <w:color w:themeColor="text1" w:themeTint="D8" w:val="506E7C"/>
@@ -9899,9 +9944,9 @@
       <w:szCs w:val="21"/>
     </w:rPr>
   </w:style>
-  <w:style w:styleId="Umschlagabsenderadresse" w:type="paragraph">
+  <w:style w:styleId="EnvelopeReturn" w:type="paragraph">
     <w:name w:val="envelope return"/>
-    <w:basedOn w:val="Standard"/>
+    <w:basedOn w:val="Normal"/>
     <w:uiPriority w:val="99"/>
     <w:semiHidden/>
     <w:unhideWhenUsed/>
@@ -9914,9 +9959,9 @@
       <w:szCs w:val="20"/>
     </w:rPr>
   </w:style>
-  <w:style w:styleId="Umschlagadresse" w:type="paragraph">
+  <w:style w:styleId="EnvelopeAddress" w:type="paragraph">
     <w:name w:val="envelope address"/>
-    <w:basedOn w:val="Standard"/>
+    <w:basedOn w:val="Normal"/>
     <w:uiPriority w:val="99"/>
     <w:semiHidden/>
     <w:unhideWhenUsed/>
@@ -9928,14 +9973,13 @@
     </w:pPr>
     <w:rPr>
       <w:rFonts w:asciiTheme="majorHAnsi" w:cstheme="majorBidi" w:eastAsiaTheme="majorEastAsia" w:hAnsiTheme="majorHAnsi"/>
-      <w:sz w:val="24"/>
       <w:szCs w:val="24"/>
     </w:rPr>
   </w:style>
-  <w:style w:styleId="Unterschrift" w:type="paragraph">
+  <w:style w:styleId="Signature" w:type="paragraph">
     <w:name w:val="Signature"/>
-    <w:basedOn w:val="Standard"/>
-    <w:link w:val="UnterschriftZchn"/>
+    <w:basedOn w:val="Normal"/>
+    <w:link w:val="SignatureChar"/>
     <w:uiPriority w:val="99"/>
     <w:semiHidden/>
     <w:unhideWhenUsed/>
@@ -9945,23 +9989,18 @@
       <w:ind w:left="4252"/>
     </w:pPr>
   </w:style>
-  <w:style w:customStyle="1" w:styleId="UnterschriftZchn" w:type="character">
-    <w:name w:val="Unterschrift Zchn"/>
-    <w:basedOn w:val="Absatz-Standardschriftart"/>
-    <w:link w:val="Unterschrift"/>
+  <w:style w:customStyle="1" w:styleId="SignatureChar" w:type="character">
+    <w:name w:val="Signature Char"/>
+    <w:basedOn w:val="DefaultParagraphFont"/>
+    <w:link w:val="Signature"/>
     <w:uiPriority w:val="99"/>
     <w:semiHidden/>
     <w:rsid w:val="00A04031"/>
-    <w:rPr>
-      <w:rFonts w:ascii="Helvetica Neue Light" w:hAnsi="Helvetica Neue Light"/>
-      <w:b w:val="0"/>
-      <w:i w:val="0"/>
-    </w:rPr>
-  </w:style>
-  <w:style w:styleId="Verzeichnis1" w:type="paragraph">
+  </w:style>
+  <w:style w:styleId="TOC1" w:type="paragraph">
     <w:name w:val="toc 1"/>
-    <w:basedOn w:val="Standard"/>
-    <w:next w:val="Standard"/>
+    <w:basedOn w:val="Normal"/>
+    <w:next w:val="Normal"/>
     <w:autoRedefine/>
     <w:uiPriority w:val="39"/>
     <w:unhideWhenUsed/>
@@ -9976,10 +10015,10 @@
       <w:u w:val="single"/>
     </w:rPr>
   </w:style>
-  <w:style w:styleId="Verzeichnis2" w:type="paragraph">
+  <w:style w:styleId="TOC2" w:type="paragraph">
     <w:name w:val="toc 2"/>
-    <w:basedOn w:val="Standard"/>
-    <w:next w:val="Standard"/>
+    <w:basedOn w:val="Normal"/>
+    <w:next w:val="Normal"/>
     <w:autoRedefine/>
     <w:uiPriority w:val="39"/>
     <w:unhideWhenUsed/>
@@ -9993,10 +10032,10 @@
       <w:smallCaps/>
     </w:rPr>
   </w:style>
-  <w:style w:styleId="Verzeichnis3" w:type="paragraph">
+  <w:style w:styleId="TOC3" w:type="paragraph">
     <w:name w:val="toc 3"/>
-    <w:basedOn w:val="Standard"/>
-    <w:next w:val="Standard"/>
+    <w:basedOn w:val="Normal"/>
+    <w:next w:val="Normal"/>
     <w:autoRedefine/>
     <w:uiPriority w:val="39"/>
     <w:unhideWhenUsed/>
@@ -10008,10 +10047,10 @@
       <w:smallCaps/>
     </w:rPr>
   </w:style>
-  <w:style w:styleId="Verzeichnis4" w:type="paragraph">
+  <w:style w:styleId="TOC4" w:type="paragraph">
     <w:name w:val="toc 4"/>
-    <w:basedOn w:val="Standard"/>
-    <w:next w:val="Standard"/>
+    <w:basedOn w:val="Normal"/>
+    <w:next w:val="Normal"/>
     <w:autoRedefine/>
     <w:uiPriority w:val="39"/>
     <w:unhideWhenUsed/>
@@ -10020,10 +10059,10 @@
       <w:spacing w:after="0"/>
     </w:pPr>
   </w:style>
-  <w:style w:styleId="Verzeichnis5" w:type="paragraph">
+  <w:style w:styleId="TOC5" w:type="paragraph">
     <w:name w:val="toc 5"/>
-    <w:basedOn w:val="Standard"/>
-    <w:next w:val="Standard"/>
+    <w:basedOn w:val="Normal"/>
+    <w:next w:val="Normal"/>
     <w:autoRedefine/>
     <w:uiPriority w:val="39"/>
     <w:unhideWhenUsed/>
@@ -10032,10 +10071,10 @@
       <w:spacing w:after="0"/>
     </w:pPr>
   </w:style>
-  <w:style w:styleId="Verzeichnis6" w:type="paragraph">
+  <w:style w:styleId="TOC6" w:type="paragraph">
     <w:name w:val="toc 6"/>
-    <w:basedOn w:val="Standard"/>
-    <w:next w:val="Standard"/>
+    <w:basedOn w:val="Normal"/>
+    <w:next w:val="Normal"/>
     <w:autoRedefine/>
     <w:uiPriority w:val="39"/>
     <w:unhideWhenUsed/>
@@ -10044,10 +10083,10 @@
       <w:spacing w:after="0"/>
     </w:pPr>
   </w:style>
-  <w:style w:styleId="Verzeichnis7" w:type="paragraph">
+  <w:style w:styleId="TOC7" w:type="paragraph">
     <w:name w:val="toc 7"/>
-    <w:basedOn w:val="Standard"/>
-    <w:next w:val="Standard"/>
+    <w:basedOn w:val="Normal"/>
+    <w:next w:val="Normal"/>
     <w:autoRedefine/>
     <w:uiPriority w:val="39"/>
     <w:unhideWhenUsed/>
@@ -10056,10 +10095,10 @@
       <w:spacing w:after="0"/>
     </w:pPr>
   </w:style>
-  <w:style w:styleId="Verzeichnis8" w:type="paragraph">
+  <w:style w:styleId="TOC8" w:type="paragraph">
     <w:name w:val="toc 8"/>
-    <w:basedOn w:val="Standard"/>
-    <w:next w:val="Standard"/>
+    <w:basedOn w:val="Normal"/>
+    <w:next w:val="Normal"/>
     <w:autoRedefine/>
     <w:uiPriority w:val="39"/>
     <w:unhideWhenUsed/>
@@ -10068,10 +10107,10 @@
       <w:spacing w:after="0"/>
     </w:pPr>
   </w:style>
-  <w:style w:styleId="Verzeichnis9" w:type="paragraph">
+  <w:style w:styleId="TOC9" w:type="paragraph">
     <w:name w:val="toc 9"/>
-    <w:basedOn w:val="Standard"/>
-    <w:next w:val="Standard"/>
+    <w:basedOn w:val="Normal"/>
+    <w:next w:val="Normal"/>
     <w:autoRedefine/>
     <w:uiPriority w:val="39"/>
     <w:unhideWhenUsed/>
@@ -10080,11 +10119,11 @@
       <w:spacing w:after="0"/>
     </w:pPr>
   </w:style>
-  <w:style w:styleId="Zitat" w:type="paragraph">
+  <w:style w:styleId="Quote" w:type="paragraph">
     <w:name w:val="Quote"/>
-    <w:basedOn w:val="Standard"/>
-    <w:next w:val="Standard"/>
-    <w:link w:val="ZitatZchn"/>
+    <w:basedOn w:val="Normal"/>
+    <w:next w:val="Normal"/>
+    <w:link w:val="QuoteChar"/>
     <w:uiPriority w:val="29"/>
     <w:unhideWhenUsed/>
     <w:rsid w:val="00A04031"/>
@@ -10099,15 +10138,13 @@
       <w:color w:themeColor="text1" w:themeTint="BF" w:val="5E8191"/>
     </w:rPr>
   </w:style>
-  <w:style w:customStyle="1" w:styleId="ZitatZchn" w:type="character">
-    <w:name w:val="Zitat Zchn"/>
-    <w:basedOn w:val="Absatz-Standardschriftart"/>
-    <w:link w:val="Zitat"/>
+  <w:style w:customStyle="1" w:styleId="QuoteChar" w:type="character">
+    <w:name w:val="Quote Char"/>
+    <w:basedOn w:val="DefaultParagraphFont"/>
+    <w:link w:val="Quote"/>
     <w:uiPriority w:val="29"/>
     <w:rsid w:val="00125398"/>
     <w:rPr>
-      <w:rFonts w:ascii="Helvetica Neue Light" w:hAnsi="Helvetica Neue Light"/>
-      <w:b w:val="0"/>
       <w:i/>
       <w:iCs/>
       <w:color w:themeColor="text1" w:themeTint="BF" w:val="5E8191"/>
@@ -10116,7 +10153,7 @@
   <w:style w:customStyle="1" w:styleId="DavorunddanachAbstand" w:type="paragraph">
     <w:name w:val="Davor und danach Abstand"/>
     <w:basedOn w:val="DavorAbstand"/>
-    <w:next w:val="Standard"/>
+    <w:next w:val="Normal"/>
     <w:link w:val="DavorunddanachAbstandZchn"/>
     <w:uiPriority w:val="20"/>
     <w:qFormat/>
@@ -10127,8 +10164,8 @@
   </w:style>
   <w:style w:customStyle="1" w:styleId="Tabellenberschrift" w:type="paragraph">
     <w:name w:val="Tabellenüberschrift"/>
-    <w:basedOn w:val="Standard"/>
-    <w:next w:val="Standard"/>
+    <w:basedOn w:val="Normal"/>
+    <w:next w:val="Normal"/>
     <w:link w:val="TabellenberschriftZchn"/>
     <w:uiPriority w:val="16"/>
     <w:qFormat/>
@@ -10151,9 +10188,6 @@
     <w:uiPriority w:val="20"/>
     <w:rsid w:val="001A63BC"/>
     <w:rPr>
-      <w:rFonts w:ascii="Helvetica Neue Light" w:hAnsi="Helvetica Neue Light"/>
-      <w:b w:val="0"/>
-      <w:i w:val="0"/>
       <w:noProof/>
       <w:sz w:val="20"/>
       <w:lang w:val="en-GB"/>
@@ -10161,21 +10195,18 @@
   </w:style>
   <w:style w:customStyle="1" w:styleId="TabellenberschriftZchn" w:type="character">
     <w:name w:val="Tabellenüberschrift Zchn"/>
-    <w:basedOn w:val="Absatz-Standardschriftart"/>
+    <w:basedOn w:val="DefaultParagraphFont"/>
     <w:link w:val="Tabellenberschrift"/>
     <w:uiPriority w:val="16"/>
     <w:rsid w:val="00597B79"/>
     <w:rPr>
-      <w:rFonts w:ascii="Helvetica Neue Light" w:hAnsi="Helvetica Neue Light"/>
-      <w:b w:val="0"/>
-      <w:i w:val="0"/>
       <w:lang w:val="en-GB"/>
     </w:rPr>
   </w:style>
   <w:style w:customStyle="1" w:styleId="Bildunterschrift" w:type="paragraph">
     <w:name w:val="Bildunterschrift"/>
     <w:basedOn w:val="Tabellenberschrift"/>
-    <w:next w:val="Standard"/>
+    <w:next w:val="Normal"/>
     <w:link w:val="BildunterschriftZchn"/>
     <w:uiPriority w:val="15"/>
     <w:qFormat/>
@@ -10193,7 +10224,7 @@
   </w:style>
   <w:style w:customStyle="1" w:styleId="Abbildung" w:type="paragraph">
     <w:name w:val="Abbildung"/>
-    <w:basedOn w:val="Standard"/>
+    <w:basedOn w:val="Normal"/>
     <w:next w:val="Bildunterschrift"/>
     <w:link w:val="AbbildungZchn"/>
     <w:uiPriority w:val="14"/>
@@ -10212,9 +10243,6 @@
     <w:uiPriority w:val="15"/>
     <w:rsid w:val="00597B79"/>
     <w:rPr>
-      <w:rFonts w:ascii="Helvetica Neue Light" w:hAnsi="Helvetica Neue Light"/>
-      <w:b w:val="0"/>
-      <w:i w:val="0"/>
       <w:noProof/>
       <w:lang w:val="en-GB"/>
     </w:rPr>
@@ -10231,20 +10259,17 @@
   </w:style>
   <w:style w:customStyle="1" w:styleId="AbbildungZchn" w:type="character">
     <w:name w:val="Abbildung Zchn"/>
-    <w:basedOn w:val="Absatz-Standardschriftart"/>
+    <w:basedOn w:val="DefaultParagraphFont"/>
     <w:link w:val="Abbildung"/>
     <w:uiPriority w:val="14"/>
     <w:rsid w:val="007E2143"/>
     <w:rPr>
-      <w:rFonts w:ascii="Helvetica Neue Light" w:hAnsi="Helvetica Neue Light"/>
-      <w:b w:val="0"/>
-      <w:i w:val="0"/>
       <w:sz w:val="20"/>
     </w:rPr>
   </w:style>
-  <w:style w:styleId="EinfacheTabelle2" w:type="table">
+  <w:style w:styleId="PlainTable2" w:type="table">
     <w:name w:val="Plain Table 2"/>
-    <w:basedOn w:val="NormaleTabelle"/>
+    <w:basedOn w:val="TableNormal"/>
     <w:uiPriority w:val="42"/>
     <w:rsid w:val="00FD71C9"/>
     <w:pPr>
@@ -10360,7 +10385,7 @@
   </w:style>
   <w:style w:customStyle="1" w:styleId="InfoboxText" w:type="paragraph">
     <w:name w:val="Infobox Text"/>
-    <w:basedOn w:val="Standard"/>
+    <w:basedOn w:val="Normal"/>
     <w:link w:val="InfoboxTextZchn"/>
     <w:uiPriority w:val="9"/>
     <w:rsid w:val="00EC001A"/>
@@ -10375,14 +10400,11 @@
   </w:style>
   <w:style w:customStyle="1" w:styleId="InfoboxTextZchn" w:type="character">
     <w:name w:val="Infobox Text Zchn"/>
-    <w:basedOn w:val="Absatz-Standardschriftart"/>
+    <w:basedOn w:val="DefaultParagraphFont"/>
     <w:link w:val="InfoboxText"/>
     <w:uiPriority w:val="9"/>
     <w:rsid w:val="00EC001A"/>
     <w:rPr>
-      <w:rFonts w:ascii="Helvetica Neue Light" w:hAnsi="Helvetica Neue Light"/>
-      <w:b w:val="0"/>
-      <w:i w:val="0"/>
       <w:color w:themeColor="text1" w:val="3B515B"/>
       <w:sz w:val="18"/>
       <w:szCs w:val="18"/>
@@ -10390,13 +10412,32 @@
   </w:style>
   <w:style w:customStyle="1" w:styleId="InfoboxTiteldunklerText" w:type="paragraph">
     <w:name w:val="Infobox Titel (dunkler Text)"/>
-    <w:basedOn w:val="Standard"/>
+    <w:basedOn w:val="Normal"/>
     <w:link w:val="InfoboxTiteldunklerTextZchn"/>
     <w:uiPriority w:val="8"/>
     <w:rsid w:val="00EC001A"/>
     <w:pPr>
       <w:spacing w:after="0" w:line="300" w:lineRule="auto"/>
     </w:pPr>
+    <w:rPr>
+      <w:rFonts w:asciiTheme="majorHAnsi" w:cstheme="majorBidi" w:eastAsiaTheme="majorEastAsia" w:hAnsiTheme="majorHAnsi"/>
+      <w:color w:themeColor="text1" w:val="3B515B"/>
+      <w:szCs w:val="24"/>
+      <w14:textOutline w14:algn="ctr" w14:cap="rnd" w14:cmpd="sng" w14:w="0">
+        <w14:solidFill>
+          <w14:schemeClr w14:val="bg1"/>
+        </w14:solidFill>
+        <w14:prstDash w14:val="solid"/>
+        <w14:bevel/>
+      </w14:textOutline>
+    </w:rPr>
+  </w:style>
+  <w:style w:customStyle="1" w:styleId="InfoboxTiteldunklerTextZchn" w:type="character">
+    <w:name w:val="Infobox Titel (dunkler Text) Zchn"/>
+    <w:basedOn w:val="DefaultParagraphFont"/>
+    <w:link w:val="InfoboxTiteldunklerText"/>
+    <w:uiPriority w:val="8"/>
+    <w:rsid w:val="00EC001A"/>
     <w:rPr>
       <w:rFonts w:asciiTheme="majorHAnsi" w:cstheme="majorBidi" w:eastAsiaTheme="majorEastAsia" w:hAnsiTheme="majorHAnsi"/>
       <w:color w:themeColor="text1" w:val="3B515B"/>
@@ -10411,28 +10452,6 @@
       </w14:textOutline>
     </w:rPr>
   </w:style>
-  <w:style w:customStyle="1" w:styleId="InfoboxTiteldunklerTextZchn" w:type="character">
-    <w:name w:val="Infobox Titel (dunkler Text) Zchn"/>
-    <w:basedOn w:val="Absatz-Standardschriftart"/>
-    <w:link w:val="InfoboxTiteldunklerText"/>
-    <w:uiPriority w:val="8"/>
-    <w:rsid w:val="00EC001A"/>
-    <w:rPr>
-      <w:rFonts w:asciiTheme="majorHAnsi" w:cstheme="majorBidi" w:eastAsiaTheme="majorEastAsia" w:hAnsiTheme="majorHAnsi"/>
-      <w:b w:val="0"/>
-      <w:i w:val="0"/>
-      <w:color w:themeColor="text1" w:val="3B515B"/>
-      <w:sz w:val="24"/>
-      <w:szCs w:val="24"/>
-      <w14:textOutline w14:algn="ctr" w14:cap="rnd" w14:cmpd="sng" w14:w="0">
-        <w14:solidFill>
-          <w14:schemeClr w14:val="bg1"/>
-        </w14:solidFill>
-        <w14:prstDash w14:val="solid"/>
-        <w14:bevel/>
-      </w14:textOutline>
-    </w:rPr>
-  </w:style>
   <w:style w:customStyle="1" w:styleId="Textboxberschrift" w:type="paragraph">
     <w:name w:val="Textbox Überschrift"/>
     <w:basedOn w:val="InfoboxTiteldunklerText"/>
@@ -10455,8 +10474,6 @@
     <w:rsid w:val="001A63BC"/>
     <w:rPr>
       <w:rFonts w:asciiTheme="majorHAnsi" w:cstheme="majorBidi" w:eastAsiaTheme="majorEastAsia" w:hAnsiTheme="majorHAnsi"/>
-      <w:b w:val="0"/>
-      <w:i w:val="0"/>
       <w:color w:themeColor="text1" w:val="3B515B"/>
       <w:sz w:val="24"/>
       <w:szCs w:val="24"/>
@@ -10472,7 +10489,7 @@
   </w:style>
   <w:style w:customStyle="1" w:styleId="CopyrightHinweis" w:type="paragraph">
     <w:name w:val="Copyright Hinweis"/>
-    <w:basedOn w:val="Standard"/>
+    <w:basedOn w:val="Normal"/>
     <w:link w:val="CopyrightHinweisZchn"/>
     <w:uiPriority w:val="21"/>
     <w:qFormat/>
@@ -10490,14 +10507,11 @@
   </w:style>
   <w:style w:customStyle="1" w:styleId="CopyrightHinweisZchn" w:type="character">
     <w:name w:val="Copyright Hinweis Zchn"/>
-    <w:basedOn w:val="Absatz-Standardschriftart"/>
+    <w:basedOn w:val="DefaultParagraphFont"/>
     <w:link w:val="CopyrightHinweis"/>
     <w:uiPriority w:val="21"/>
     <w:rsid w:val="00993888"/>
     <w:rPr>
-      <w:rFonts w:ascii="Helvetica Neue Light" w:hAnsi="Helvetica Neue Light"/>
-      <w:b w:val="0"/>
-      <w:i w:val="0"/>
       <w:color w:themeColor="text2" w:val="000000"/>
       <w:sz w:val="16"/>
       <w:szCs w:val="18"/>
@@ -10506,7 +10520,7 @@
   </w:style>
   <w:style w:customStyle="1" w:styleId="TableCaption" w:type="paragraph">
     <w:name w:val="Table Caption"/>
-    <w:basedOn w:val="Beschriftung"/>
+    <w:basedOn w:val="Caption"/>
     <w:qFormat/>
     <w:rsid w:val="00097D3F"/>
     <w:pPr>
@@ -10522,7 +10536,7 @@
   </w:style>
   <w:style w:customStyle="1" w:styleId="SourceCode" w:type="paragraph">
     <w:name w:val="Source Code"/>
-    <w:basedOn w:val="Standard"/>
+    <w:basedOn w:val="Normal"/>
     <w:rsid w:val="00574C2D"/>
     <w:pPr>
       <w:shd w:color="auto" w:fill="F8F8F8" w:val="clear"/>
@@ -10766,15 +10780,16 @@
   </w:style>
   <w:style w:customStyle="1" w:styleId="Author" w:type="paragraph">
     <w:name w:val="Author"/>
-    <w:basedOn w:val="Standard"/>
+    <w:basedOn w:val="Normal"/>
     <w:qFormat/>
-    <w:rsid w:val="004105BA"/>
+    <w:rsid w:val="00536B84"/>
     <w:pPr>
       <w:spacing w:after="360" w:before="240"/>
       <w:jc w:val="center"/>
     </w:pPr>
     <w:rPr>
-      <w:rFonts w:ascii="Helvetica Neue Medium" w:hAnsi="Helvetica Neue Medium"/>
+      <w:rFonts w:asciiTheme="majorHAnsi" w:hAnsiTheme="majorHAnsi"/>
+      <w:b/>
       <w:color w:val="3B515B"/>
       <w:sz w:val="28"/>
       <w:lang w:val="en-US"/>
@@ -10782,9 +10797,9 @@
   </w:style>
   <w:style w:customStyle="1" w:styleId="Abstract" w:type="paragraph">
     <w:name w:val="Abstract"/>
-    <w:basedOn w:val="Standard"/>
+    <w:basedOn w:val="Normal"/>
     <w:qFormat/>
-    <w:rsid w:val="00353CBB"/>
+    <w:rsid w:val="00201A30"/>
     <w:pPr>
       <w:spacing w:after="360" w:before="120"/>
     </w:pPr>
@@ -10795,8 +10810,8 @@
   </w:style>
   <w:style w:customStyle="1" w:styleId="ImageCaption" w:type="paragraph">
     <w:name w:val="Image Caption"/>
-    <w:basedOn w:val="Beschriftung"/>
-    <w:next w:val="Standard"/>
+    <w:basedOn w:val="Caption"/>
+    <w:next w:val="Normal"/>
     <w:qFormat/>
     <w:rsid w:val="00FF48B5"/>
     <w:pPr>
@@ -10812,7 +10827,7 @@
   </w:style>
   <w:style w:customStyle="1" w:styleId="Compact" w:type="paragraph">
     <w:name w:val="Compact"/>
-    <w:basedOn w:val="Textkrper"/>
+    <w:basedOn w:val="BodyText"/>
     <w:qFormat/>
     <w:rsid w:val="00574C2D"/>
     <w:pPr>

--- a/resources/examples/demo_rmd_word_doc.docx
+++ b/resources/examples/demo_rmd_word_doc.docx
@@ -31,7 +31,7 @@
         <w:pStyle w:val="Date"/>
       </w:pPr>
       <w:r>
-        <w:t xml:space="preserve">2026-03-11</w:t>
+        <w:t xml:space="preserve">2026-03-13</w:t>
       </w:r>
     </w:p>
     <w:bookmarkStart w:id="26" w:name="introduction"/>
@@ -5969,25 +5969,112 @@
         <w:docPartUnique/>
       </w:docPartObj>
     </w:sdtPr>
+    <w:sdtEndPr>
+      <w:rPr>
+        <w:color w:val="1CB3E8"/>
+        <w:sz w:val="20"/>
+        <w:szCs w:val="20"/>
+      </w:rPr>
+    </w:sdtEndPr>
     <w:sdtContent>
       <w:p>
         <w:pPr>
           <w:pStyle w:val="Footer"/>
           <w:jc w:val="right"/>
+          <w:rPr>
+            <w:color w:val="1CB3E8"/>
+            <w:sz w:val="20"/>
+            <w:szCs w:val="20"/>
+          </w:rPr>
         </w:pPr>
         <w:r>
+          <w:rPr>
+            <w:sz w:val="20"/>
+            <w:szCs w:val="20"/>
+          </w:rPr>
+          <w:t xml:space="preserve">Page </w:t>
+        </w:r>
+        <w:r>
+          <w:rPr>
+            <w:sz w:val="20"/>
+            <w:szCs w:val="20"/>
+          </w:rPr>
           <w:fldChar w:fldCharType="begin"/>
         </w:r>
         <w:r>
+          <w:rPr>
+            <w:sz w:val="20"/>
+            <w:szCs w:val="20"/>
+          </w:rPr>
           <w:instrText>PAGE   \* MERGEFORMAT</w:instrText>
         </w:r>
         <w:r>
+          <w:rPr>
+            <w:sz w:val="20"/>
+            <w:szCs w:val="20"/>
+          </w:rPr>
           <w:fldChar w:fldCharType="separate"/>
         </w:r>
         <w:r>
+          <w:rPr>
+            <w:sz w:val="20"/>
+            <w:szCs w:val="20"/>
+          </w:rPr>
           <w:t>2</w:t>
         </w:r>
         <w:r>
+          <w:rPr>
+            <w:sz w:val="20"/>
+            <w:szCs w:val="20"/>
+          </w:rPr>
+          <w:fldChar w:fldCharType="end"/>
+        </w:r>
+        <w:r>
+          <w:rPr>
+            <w:sz w:val="20"/>
+            <w:szCs w:val="20"/>
+          </w:rPr>
+          <w:t xml:space="preserve"> / </w:t>
+        </w:r>
+        <w:r>
+          <w:rPr>
+            <w:color w:val="1CB3E8"/>
+            <w:sz w:val="20"/>
+            <w:szCs w:val="20"/>
+          </w:rPr>
+          <w:fldChar w:fldCharType="begin"/>
+        </w:r>
+        <w:r>
+          <w:rPr>
+            <w:color w:val="1CB3E8"/>
+            <w:sz w:val="20"/>
+            <w:szCs w:val="20"/>
+          </w:rPr>
+          <w:instrText xml:space="preserve"> NUMPAGES  \* MERGEFORMAT </w:instrText>
+        </w:r>
+        <w:r>
+          <w:rPr>
+            <w:color w:val="1CB3E8"/>
+            <w:sz w:val="20"/>
+            <w:szCs w:val="20"/>
+          </w:rPr>
+          <w:fldChar w:fldCharType="separate"/>
+        </w:r>
+        <w:r>
+          <w:rPr>
+            <w:noProof/>
+            <w:color w:val="1CB3E8"/>
+            <w:sz w:val="20"/>
+            <w:szCs w:val="20"/>
+          </w:rPr>
+          <w:t>2</w:t>
+        </w:r>
+        <w:r>
+          <w:rPr>
+            <w:color w:val="1CB3E8"/>
+            <w:sz w:val="20"/>
+            <w:szCs w:val="20"/>
+          </w:rPr>
           <w:fldChar w:fldCharType="end"/>
         </w:r>
       </w:p>
@@ -6003,38 +6090,127 @@
 
 <file path=word/footer2.xml><?xml version="1.0" encoding="utf-8"?>
 <w:ftr xmlns:wpc="http://schemas.microsoft.com/office/word/2010/wordprocessingCanvas" xmlns:cx="http://schemas.microsoft.com/office/drawing/2014/chartex" xmlns:cx1="http://schemas.microsoft.com/office/drawing/2015/9/8/chartex" xmlns:cx2="http://schemas.microsoft.com/office/drawing/2015/10/21/chartex" xmlns:cx3="http://schemas.microsoft.com/office/drawing/2016/5/9/chartex" xmlns:cx4="http://schemas.microsoft.com/office/drawing/2016/5/10/chartex" xmlns:cx5="http://schemas.microsoft.com/office/drawing/2016/5/11/chartex" xmlns:cx6="http://schemas.microsoft.com/office/drawing/2016/5/12/chartex" xmlns:cx7="http://schemas.microsoft.com/office/drawing/2016/5/13/chartex" xmlns:cx8="http://schemas.microsoft.com/office/drawing/2016/5/14/chartex" xmlns:mc="http://schemas.openxmlformats.org/markup-compatibility/2006" xmlns:aink="http://schemas.microsoft.com/office/drawing/2016/ink" xmlns:am3d="http://schemas.microsoft.com/office/drawing/2017/model3d" xmlns:o="urn:schemas-microsoft-com:office:office" xmlns:oel="http://schemas.microsoft.com/office/2019/extlst" xmlns:r="http://schemas.openxmlformats.org/officeDocument/2006/relationships" xmlns:m="http://schemas.openxmlformats.org/officeDocument/2006/math" xmlns:v="urn:schemas-microsoft-com:vml" xmlns:wp14="http://schemas.microsoft.com/office/word/2010/wordprocessingDrawing" xmlns:wp="http://schemas.openxmlformats.org/drawingml/2006/wordprocessingDrawing" xmlns:w10="urn:schemas-microsoft-com:office:word" xmlns:w="http://schemas.openxmlformats.org/wordprocessingml/2006/main" xmlns:w14="http://schemas.microsoft.com/office/word/2010/wordml" xmlns:w15="http://schemas.microsoft.com/office/word/2012/wordml" xmlns:w16cex="http://schemas.microsoft.com/office/word/2018/wordml/cex" xmlns:w16cid="http://schemas.microsoft.com/office/word/2016/wordml/cid" xmlns:w16="http://schemas.microsoft.com/office/word/2018/wordml" xmlns:w16du="http://schemas.microsoft.com/office/word/2023/wordml/word16du" xmlns:w16sdtdh="http://schemas.microsoft.com/office/word/2020/wordml/sdtdatahash" xmlns:w16sdtfl="http://schemas.microsoft.com/office/word/2024/wordml/sdtformatlock" xmlns:w16se="http://schemas.microsoft.com/office/word/2015/wordml/symex" xmlns:wpg="http://schemas.microsoft.com/office/word/2010/wordprocessingGroup" xmlns:wpi="http://schemas.microsoft.com/office/word/2010/wordprocessingInk" xmlns:wne="http://schemas.microsoft.com/office/word/2006/wordml" xmlns:wps="http://schemas.microsoft.com/office/word/2010/wordprocessingShape" mc:Ignorable="w14 w15 w16se w16cid w16 w16cex w16sdtdh w16sdtfl w16du wp14">
-  <w:sdt>
-    <w:sdtPr>
-      <w:id w:val="-1734924366"/>
-      <w:docPartObj>
-        <w:docPartGallery w:val="Page Numbers (Bottom of Page)"/>
-        <w:docPartUnique/>
-      </w:docPartObj>
-    </w:sdtPr>
-    <w:sdtContent>
-      <w:p>
-        <w:pPr>
-          <w:pStyle w:val="Footer"/>
-          <w:jc w:val="right"/>
-        </w:pPr>
+  <w:p>
+    <w:pPr>
+      <w:pStyle w:val="Footer"/>
+      <w:jc w:val="right"/>
+      <w:rPr>
+        <w:color w:val="0871BB"/>
+        <w:sz w:val="20"/>
+        <w:szCs w:val="20"/>
+      </w:rPr>
+    </w:pPr>
+    <w:r>
+      <w:rPr>
+        <w:sz w:val="20"/>
+        <w:szCs w:val="20"/>
+      </w:rPr>
+      <w:t xml:space="preserve">Page </w:t>
+    </w:r>
+    <w:sdt>
+      <w:sdtPr>
+        <w:rPr>
+          <w:sz w:val="20"/>
+          <w:szCs w:val="20"/>
+        </w:rPr>
+        <w:id w:val="-1734924366"/>
+        <w:docPartObj>
+          <w:docPartGallery w:val="Page Numbers (Bottom of Page)"/>
+          <w:docPartUnique/>
+        </w:docPartObj>
+      </w:sdtPr>
+      <w:sdtEndPr>
+        <w:rPr>
+          <w:color w:val="0871BB"/>
+        </w:rPr>
+      </w:sdtEndPr>
+      <w:sdtContent>
         <w:r>
+          <w:rPr>
+            <w:sz w:val="20"/>
+            <w:szCs w:val="20"/>
+          </w:rPr>
           <w:fldChar w:fldCharType="begin"/>
         </w:r>
         <w:r>
+          <w:rPr>
+            <w:sz w:val="20"/>
+            <w:szCs w:val="20"/>
+          </w:rPr>
           <w:instrText>PAGE   \* MERGEFORMAT</w:instrText>
         </w:r>
         <w:r>
+          <w:rPr>
+            <w:sz w:val="20"/>
+            <w:szCs w:val="20"/>
+          </w:rPr>
           <w:fldChar w:fldCharType="separate"/>
         </w:r>
         <w:r>
+          <w:rPr>
+            <w:sz w:val="20"/>
+            <w:szCs w:val="20"/>
+          </w:rPr>
           <w:t>2</w:t>
         </w:r>
         <w:r>
+          <w:rPr>
+            <w:sz w:val="20"/>
+            <w:szCs w:val="20"/>
+          </w:rPr>
           <w:fldChar w:fldCharType="end"/>
         </w:r>
-      </w:p>
-    </w:sdtContent>
-  </w:sdt>
+        <w:r>
+          <w:rPr>
+            <w:sz w:val="20"/>
+            <w:szCs w:val="20"/>
+          </w:rPr>
+          <w:t xml:space="preserve"> / </w:t>
+        </w:r>
+        <w:r>
+          <w:rPr>
+            <w:color w:val="0871BB"/>
+            <w:sz w:val="20"/>
+            <w:szCs w:val="20"/>
+          </w:rPr>
+          <w:fldChar w:fldCharType="begin"/>
+        </w:r>
+        <w:r>
+          <w:rPr>
+            <w:color w:val="0871BB"/>
+            <w:sz w:val="20"/>
+            <w:szCs w:val="20"/>
+          </w:rPr>
+          <w:instrText xml:space="preserve"> NUMPAGES  \* MERGEFORMAT </w:instrText>
+        </w:r>
+        <w:r>
+          <w:rPr>
+            <w:color w:val="0871BB"/>
+            <w:sz w:val="20"/>
+            <w:szCs w:val="20"/>
+          </w:rPr>
+          <w:fldChar w:fldCharType="separate"/>
+        </w:r>
+        <w:r>
+          <w:rPr>
+            <w:noProof/>
+            <w:color w:val="0871BB"/>
+            <w:sz w:val="20"/>
+            <w:szCs w:val="20"/>
+          </w:rPr>
+          <w:t>2</w:t>
+        </w:r>
+        <w:r>
+          <w:rPr>
+            <w:color w:val="0871BB"/>
+            <w:sz w:val="20"/>
+            <w:szCs w:val="20"/>
+          </w:rPr>
+          <w:fldChar w:fldCharType="end"/>
+        </w:r>
+      </w:sdtContent>
+    </w:sdt>
+  </w:p>
   <w:p>
     <w:pPr>
       <w:pStyle w:val="Footer"/>
@@ -6067,19 +6243,152 @@
   <w:p>
     <w:pPr>
       <w:pStyle w:val="Header"/>
-      <w:jc w:val="right"/>
-    </w:pPr>
-    <w:fldSimple w:instr=" STYLEREF &quot;Heading 1&quot; \* MERGEFORMAT ">
-      <w:r>
-        <w:rPr>
-          <w:b/>
-          <w:bCs/>
-          <w:noProof/>
-          <w:lang w:val="en-US"/>
-        </w:rPr>
-        <w:t>Foo</w:t>
-      </w:r>
-    </w:fldSimple>
+      <w:rPr>
+        <w:b/>
+        <w:bCs/>
+      </w:rPr>
+    </w:pPr>
+    <w:r>
+      <w:rPr>
+        <w:b/>
+        <w:bCs/>
+        <w:noProof/>
+      </w:rPr>
+      <w:drawing>
+        <wp:anchor distT="0" distB="0" distL="114300" distR="114300" simplePos="0" relativeHeight="251658240" behindDoc="0" locked="0" layoutInCell="1" allowOverlap="1" wp14:anchorId="279A6BEB" wp14:editId="3EEF38B8">
+          <wp:simplePos x="0" y="0"/>
+          <wp:positionH relativeFrom="column">
+            <wp:posOffset>5654862</wp:posOffset>
+          </wp:positionH>
+          <wp:positionV relativeFrom="paragraph">
+            <wp:posOffset>-169545</wp:posOffset>
+          </wp:positionV>
+          <wp:extent cx="381000" cy="393700"/>
+          <wp:effectExtent l="0" t="0" r="0" b="0"/>
+          <wp:wrapNone/>
+          <wp:docPr id="943343176" name="Picture 1" descr="A red drop in a blue circle&#10;&#10;AI-generated content may be incorrect."/>
+          <wp:cNvGraphicFramePr>
+            <a:graphicFrameLocks xmlns:a="http://schemas.openxmlformats.org/drawingml/2006/main" noChangeAspect="1"/>
+          </wp:cNvGraphicFramePr>
+          <a:graphic xmlns:a="http://schemas.openxmlformats.org/drawingml/2006/main">
+            <a:graphicData uri="http://schemas.openxmlformats.org/drawingml/2006/picture">
+              <pic:pic xmlns:pic="http://schemas.openxmlformats.org/drawingml/2006/picture">
+                <pic:nvPicPr>
+                  <pic:cNvPr id="943343176" name="Picture 1" descr="A red drop in a blue circle&#10;&#10;AI-generated content may be incorrect."/>
+                  <pic:cNvPicPr/>
+                </pic:nvPicPr>
+                <pic:blipFill>
+                  <a:blip r:embed="rId1">
+                    <a:extLst>
+                      <a:ext uri="{28A0092B-C50C-407E-A947-70E740481C1C}">
+                        <a14:useLocalDpi xmlns:a14="http://schemas.microsoft.com/office/drawing/2010/main" val="0"/>
+                      </a:ext>
+                    </a:extLst>
+                  </a:blip>
+                  <a:stretch>
+                    <a:fillRect/>
+                  </a:stretch>
+                </pic:blipFill>
+                <pic:spPr>
+                  <a:xfrm>
+                    <a:off x="0" y="0"/>
+                    <a:ext cx="381000" cy="393700"/>
+                  </a:xfrm>
+                  <a:prstGeom prst="rect">
+                    <a:avLst/>
+                  </a:prstGeom>
+                </pic:spPr>
+              </pic:pic>
+            </a:graphicData>
+          </a:graphic>
+          <wp14:sizeRelH relativeFrom="page">
+            <wp14:pctWidth>0</wp14:pctWidth>
+          </wp14:sizeRelH>
+          <wp14:sizeRelV relativeFrom="page">
+            <wp14:pctHeight>0</wp14:pctHeight>
+          </wp14:sizeRelV>
+        </wp:anchor>
+      </w:drawing>
+    </w:r>
+    <w:r>
+      <w:rPr>
+        <w:b/>
+        <w:bCs/>
+      </w:rPr>
+      <w:fldChar w:fldCharType="begin"/>
+    </w:r>
+    <w:r>
+      <w:rPr>
+        <w:b/>
+        <w:bCs/>
+      </w:rPr>
+      <w:instrText xml:space="preserve"> STYLEREF "Heading 1" \s </w:instrText>
+    </w:r>
+    <w:r>
+      <w:rPr>
+        <w:b/>
+        <w:bCs/>
+      </w:rPr>
+      <w:fldChar w:fldCharType="separate"/>
+    </w:r>
+    <w:r>
+      <w:rPr>
+        <w:b/>
+        <w:bCs/>
+        <w:noProof/>
+      </w:rPr>
+      <w:t>1</w:t>
+    </w:r>
+    <w:r>
+      <w:rPr>
+        <w:b/>
+        <w:bCs/>
+      </w:rPr>
+      <w:fldChar w:fldCharType="end"/>
+    </w:r>
+    <w:r>
+      <w:rPr>
+        <w:b/>
+        <w:bCs/>
+      </w:rPr>
+      <w:t xml:space="preserve">  </w:t>
+    </w:r>
+    <w:r>
+      <w:rPr>
+        <w:b/>
+        <w:bCs/>
+      </w:rPr>
+      <w:fldChar w:fldCharType="begin"/>
+    </w:r>
+    <w:r>
+      <w:rPr>
+        <w:b/>
+        <w:bCs/>
+      </w:rPr>
+      <w:instrText xml:space="preserve"> STYLEREF "Heading 1" </w:instrText>
+    </w:r>
+    <w:r>
+      <w:rPr>
+        <w:b/>
+        <w:bCs/>
+      </w:rPr>
+      <w:fldChar w:fldCharType="separate"/>
+    </w:r>
+    <w:r>
+      <w:rPr>
+        <w:b/>
+        <w:bCs/>
+        <w:noProof/>
+      </w:rPr>
+      <w:t>Foo</w:t>
+    </w:r>
+    <w:r>
+      <w:rPr>
+        <w:b/>
+        <w:bCs/>
+      </w:rPr>
+      <w:fldChar w:fldCharType="end"/>
+    </w:r>
   </w:p>
 </w:hdr>
 </file>
@@ -6090,6 +6399,75 @@
     <w:pPr>
       <w:pStyle w:val="Header"/>
     </w:pPr>
+    <w:r>
+      <w:rPr>
+        <w:noProof/>
+      </w:rPr>
+      <w:drawing>
+        <wp:anchor distT="0" distB="0" distL="114300" distR="114300" simplePos="0" relativeHeight="251659264" behindDoc="0" locked="0" layoutInCell="1" allowOverlap="1" wp14:anchorId="04A515B2" wp14:editId="29DD7901">
+          <wp:simplePos x="0" y="0"/>
+          <wp:positionH relativeFrom="column">
+            <wp:posOffset>4240567</wp:posOffset>
+          </wp:positionH>
+          <wp:positionV relativeFrom="paragraph">
+            <wp:posOffset>114786</wp:posOffset>
+          </wp:positionV>
+          <wp:extent cx="1828800" cy="242047"/>
+          <wp:effectExtent l="0" t="0" r="0" b="0"/>
+          <wp:wrapNone/>
+          <wp:docPr id="618350430" name="Grafik 3"/>
+          <wp:cNvGraphicFramePr>
+            <a:graphicFrameLocks xmlns:a="http://schemas.openxmlformats.org/drawingml/2006/main" noChangeAspect="1"/>
+          </wp:cNvGraphicFramePr>
+          <a:graphic xmlns:a="http://schemas.openxmlformats.org/drawingml/2006/main">
+            <a:graphicData uri="http://schemas.openxmlformats.org/drawingml/2006/picture">
+              <pic:pic xmlns:pic="http://schemas.openxmlformats.org/drawingml/2006/picture">
+                <pic:nvPicPr>
+                  <pic:cNvPr id="618350430" name="Grafik 3"/>
+                  <pic:cNvPicPr/>
+                </pic:nvPicPr>
+                <pic:blipFill rotWithShape="1">
+                  <a:blip r:embed="rId1">
+                    <a:extLst>
+                      <a:ext uri="{28A0092B-C50C-407E-A947-70E740481C1C}">
+                        <a14:useLocalDpi xmlns:a14="http://schemas.microsoft.com/office/drawing/2010/main" val="0"/>
+                      </a:ext>
+                    </a:extLst>
+                  </a:blip>
+                  <a:srcRect l="-1" t="16442" r="-2787" b="24315"/>
+                  <a:stretch>
+                    <a:fillRect/>
+                  </a:stretch>
+                </pic:blipFill>
+                <pic:spPr bwMode="auto">
+                  <a:xfrm>
+                    <a:off x="0" y="0"/>
+                    <a:ext cx="1828800" cy="242047"/>
+                  </a:xfrm>
+                  <a:prstGeom prst="rect">
+                    <a:avLst/>
+                  </a:prstGeom>
+                  <a:ln>
+                    <a:noFill/>
+                  </a:ln>
+                  <a:extLst>
+                    <a:ext uri="{53640926-AAD7-44D8-BBD7-CCE9431645EC}">
+                      <a14:shadowObscured xmlns:a14="http://schemas.microsoft.com/office/drawing/2010/main"/>
+                    </a:ext>
+                  </a:extLst>
+                </pic:spPr>
+              </pic:pic>
+            </a:graphicData>
+          </a:graphic>
+          <wp14:sizeRelH relativeFrom="page">
+            <wp14:pctWidth>0</wp14:pctWidth>
+          </wp14:sizeRelH>
+          <wp14:sizeRelV relativeFrom="page">
+            <wp14:pctHeight>0</wp14:pctHeight>
+          </wp14:sizeRelV>
+        </wp:anchor>
+      </w:drawing>
+    </w:r>
     <w:r>
       <w:rPr>
         <w:noProof/>
@@ -6110,7 +6488,7 @@
                   <pic:cNvPicPr/>
                 </pic:nvPicPr>
                 <pic:blipFill>
-                  <a:blip r:embed="rId1">
+                  <a:blip r:embed="rId2">
                     <a:extLst>
                       <a:ext uri="{28A0092B-C50C-407E-A947-70E740481C1C}">
                         <a14:useLocalDpi xmlns:a14="http://schemas.microsoft.com/office/drawing/2010/main" val="0"/>
@@ -6145,61 +6523,6 @@
     <w:r>
       <w:t xml:space="preserve">                  </w:t>
     </w:r>
-    <w:r>
-      <w:rPr>
-        <w:noProof/>
-      </w:rPr>
-      <w:drawing>
-        <wp:inline distT="0" distB="0" distL="0" distR="0" wp14:anchorId="04A515B2" wp14:editId="4826B065">
-          <wp:extent cx="1828800" cy="411480"/>
-          <wp:effectExtent l="0" t="0" r="0" b="0"/>
-          <wp:docPr id="618350430" name="Grafik 3"/>
-          <wp:cNvGraphicFramePr>
-            <a:graphicFrameLocks xmlns:a="http://schemas.openxmlformats.org/drawingml/2006/main" noChangeAspect="1"/>
-          </wp:cNvGraphicFramePr>
-          <a:graphic xmlns:a="http://schemas.openxmlformats.org/drawingml/2006/main">
-            <a:graphicData uri="http://schemas.openxmlformats.org/drawingml/2006/picture">
-              <pic:pic xmlns:pic="http://schemas.openxmlformats.org/drawingml/2006/picture">
-                <pic:nvPicPr>
-                  <pic:cNvPr id="618350430" name="Grafik 3"/>
-                  <pic:cNvPicPr/>
-                </pic:nvPicPr>
-                <pic:blipFill rotWithShape="1">
-                  <a:blip r:embed="rId2">
-                    <a:extLst>
-                      <a:ext uri="{28A0092B-C50C-407E-A947-70E740481C1C}">
-                        <a14:useLocalDpi xmlns:a14="http://schemas.microsoft.com/office/drawing/2010/main" val="0"/>
-                      </a:ext>
-                    </a:extLst>
-                  </a:blip>
-                  <a:srcRect l="-1" t="16442" r="-2787" b="-17154"/>
-                  <a:stretch>
-                    <a:fillRect/>
-                  </a:stretch>
-                </pic:blipFill>
-                <pic:spPr bwMode="auto">
-                  <a:xfrm>
-                    <a:off x="0" y="0"/>
-                    <a:ext cx="1830773" cy="411924"/>
-                  </a:xfrm>
-                  <a:prstGeom prst="rect">
-                    <a:avLst/>
-                  </a:prstGeom>
-                  <a:ln>
-                    <a:noFill/>
-                  </a:ln>
-                  <a:extLst>
-                    <a:ext uri="{53640926-AAD7-44D8-BBD7-CCE9431645EC}">
-                      <a14:shadowObscured xmlns:a14="http://schemas.microsoft.com/office/drawing/2010/main"/>
-                    </a:ext>
-                  </a:extLst>
-                </pic:spPr>
-              </pic:pic>
-            </a:graphicData>
-          </a:graphic>
-        </wp:inline>
-      </w:drawing>
-    </w:r>
   </w:p>
 </w:hdr>
 </file>
@@ -6687,7 +7010,7 @@
         <w:ind w:hanging="360" w:left="360"/>
       </w:pPr>
       <w:rPr>
-        <w:rFonts w:ascii="TheSans UHH" w:hAnsi="TheSans UHH" w:hint="default"/>
+        <w:rFonts w:ascii="Helvetica Neue" w:hAnsi="Helvetica Neue" w:hint="default"/>
         <w:color w:themeColor="background2" w:val="B6BFC3"/>
         <w:sz w:val="22"/>
       </w:rPr>
@@ -6701,7 +7024,7 @@
         <w:ind w:hanging="360" w:left="720"/>
       </w:pPr>
       <w:rPr>
-        <w:rFonts w:ascii="TheSans UHH" w:hAnsi="TheSans UHH" w:hint="default"/>
+        <w:rFonts w:ascii="Helvetica Neue" w:hAnsi="Helvetica Neue" w:hint="default"/>
         <w:color w:themeColor="background2" w:val="B6BFC3"/>
         <w:sz w:val="22"/>
       </w:rPr>
@@ -6729,7 +7052,7 @@
         <w:ind w:hanging="360" w:left="1440"/>
       </w:pPr>
       <w:rPr>
-        <w:rFonts w:ascii="TheSans UHH" w:hAnsi="TheSans UHH" w:hint="default"/>
+        <w:rFonts w:ascii="Helvetica Neue" w:hAnsi="Helvetica Neue" w:hint="default"/>
         <w:color w:themeColor="background2" w:val="B6BFC3"/>
         <w:sz w:val="22"/>
       </w:rPr>
@@ -6809,7 +7132,7 @@
         <w:ind w:hanging="360" w:left="360"/>
       </w:pPr>
       <w:rPr>
-        <w:rFonts w:ascii="TheSans UHH Bold Caps" w:hAnsi="TheSans UHH Bold Caps" w:hint="default"/>
+        <w:rFonts w:ascii="Helvetica Neue" w:hAnsi="Helvetica Neue" w:hint="default"/>
         <w:color w:themeColor="text1" w:val="3B515B"/>
         <w:sz w:val="22"/>
       </w:rPr>
@@ -7016,7 +7339,7 @@
         <w:ind w:hanging="360" w:left="360"/>
       </w:pPr>
       <w:rPr>
-        <w:rFonts w:ascii="TheSans UHH Bold Caps" w:hAnsi="TheSans UHH Bold Caps" w:hint="default"/>
+        <w:rFonts w:ascii="Helvetica Neue" w:hAnsi="Helvetica Neue" w:hint="default"/>
         <w:b w:val="0"/>
         <w:i w:val="0"/>
         <w:color w:themeColor="text1" w:val="3B515B"/>
@@ -7093,6 +7416,101 @@
       <w:lvlJc w:val="right"/>
       <w:pPr>
         <w:ind w:hanging="180" w:left="6480"/>
+      </w:pPr>
+    </w:lvl>
+  </w:abstractNum>
+  <w:abstractNum w15:restartNumberingAfterBreak="0" w:abstractNumId="17">
+    <w:nsid w:val="3C4617BD"/>
+    <w:multiLevelType w:val="multilevel"/>
+    <w:tmpl w:val="8F6ED00E"/>
+    <w:lvl w:ilvl="0">
+      <w:start w:val="1"/>
+      <w:numFmt w:val="decimal"/>
+      <w:pStyle w:val="Heading1"/>
+      <w:lvlText w:val="%1"/>
+      <w:lvlJc w:val="left"/>
+      <w:pPr>
+        <w:ind w:hanging="432" w:left="432"/>
+      </w:pPr>
+    </w:lvl>
+    <w:lvl w:ilvl="1">
+      <w:start w:val="1"/>
+      <w:numFmt w:val="decimal"/>
+      <w:pStyle w:val="Heading2"/>
+      <w:lvlText w:val="%1.%2"/>
+      <w:lvlJc w:val="left"/>
+      <w:pPr>
+        <w:ind w:hanging="576" w:left="576"/>
+      </w:pPr>
+    </w:lvl>
+    <w:lvl w:ilvl="2">
+      <w:start w:val="1"/>
+      <w:numFmt w:val="decimal"/>
+      <w:pStyle w:val="Heading3"/>
+      <w:lvlText w:val="%1.%2.%3"/>
+      <w:lvlJc w:val="left"/>
+      <w:pPr>
+        <w:ind w:hanging="720" w:left="720"/>
+      </w:pPr>
+    </w:lvl>
+    <w:lvl w:ilvl="3">
+      <w:start w:val="1"/>
+      <w:numFmt w:val="decimal"/>
+      <w:pStyle w:val="Heading4"/>
+      <w:lvlText w:val="%1.%2.%3.%4"/>
+      <w:lvlJc w:val="left"/>
+      <w:pPr>
+        <w:ind w:hanging="864" w:left="864"/>
+      </w:pPr>
+    </w:lvl>
+    <w:lvl w:ilvl="4">
+      <w:start w:val="1"/>
+      <w:numFmt w:val="decimal"/>
+      <w:pStyle w:val="Heading5"/>
+      <w:lvlText w:val="%1.%2.%3.%4.%5"/>
+      <w:lvlJc w:val="left"/>
+      <w:pPr>
+        <w:ind w:hanging="1008" w:left="1008"/>
+      </w:pPr>
+    </w:lvl>
+    <w:lvl w:ilvl="5">
+      <w:start w:val="1"/>
+      <w:numFmt w:val="decimal"/>
+      <w:pStyle w:val="Heading6"/>
+      <w:lvlText w:val="%1.%2.%3.%4.%5.%6"/>
+      <w:lvlJc w:val="left"/>
+      <w:pPr>
+        <w:ind w:hanging="1152" w:left="1152"/>
+      </w:pPr>
+    </w:lvl>
+    <w:lvl w:ilvl="6">
+      <w:start w:val="1"/>
+      <w:numFmt w:val="decimal"/>
+      <w:pStyle w:val="Heading7"/>
+      <w:lvlText w:val="%1.%2.%3.%4.%5.%6.%7"/>
+      <w:lvlJc w:val="left"/>
+      <w:pPr>
+        <w:ind w:hanging="1296" w:left="1296"/>
+      </w:pPr>
+    </w:lvl>
+    <w:lvl w:ilvl="7">
+      <w:start w:val="1"/>
+      <w:numFmt w:val="decimal"/>
+      <w:pStyle w:val="Heading8"/>
+      <w:lvlText w:val="%1.%2.%3.%4.%5.%6.%7.%8"/>
+      <w:lvlJc w:val="left"/>
+      <w:pPr>
+        <w:ind w:hanging="1440" w:left="1440"/>
+      </w:pPr>
+    </w:lvl>
+    <w:lvl w:ilvl="8">
+      <w:start w:val="1"/>
+      <w:numFmt w:val="decimal"/>
+      <w:pStyle w:val="Heading9"/>
+      <w:lvlText w:val="%1.%2.%3.%4.%5.%6.%7.%8.%9"/>
+      <w:lvlJc w:val="left"/>
+      <w:pPr>
+        <w:ind w:hanging="1584" w:left="1584"/>
       </w:pPr>
     </w:lvl>
   </w:abstractNum>
@@ -7361,6 +7779,9 @@
   </w:num>
   <w:num w16cid:durableId="2003468151" w:numId="20">
     <w:abstractNumId w:val="11"/>
+  </w:num>
+  <w:num w16cid:durableId="384526821" w:numId="21">
+    <w:abstractNumId w:val="17"/>
   </w:num>
   <w:num w:numId="1000">
     <w:abstractNumId w:val="990"/>
@@ -7792,18 +8213,20 @@
     <w:link w:val="Heading1Char"/>
     <w:uiPriority w:val="7"/>
     <w:qFormat/>
-    <w:rsid w:val="00584BF2"/>
+    <w:rsid w:val="00CB7F36"/>
     <w:pPr>
       <w:keepNext/>
       <w:keepLines/>
+      <w:numPr>
+        <w:numId w:val="21"/>
+      </w:numPr>
       <w:spacing w:before="600" w:line="216" w:lineRule="auto"/>
-      <w:ind w:hanging="567" w:left="567"/>
       <w:outlineLvl w:val="0"/>
     </w:pPr>
     <w:rPr>
       <w:rFonts w:asciiTheme="majorHAnsi" w:cstheme="majorBidi" w:eastAsiaTheme="majorEastAsia" w:hAnsiTheme="majorHAnsi"/>
       <w:b/>
-      <w:color w:val="0271BB"/>
+      <w:color w:val="005CB9"/>
       <w:sz w:val="36"/>
       <w:szCs w:val="32"/>
     </w:rPr>
@@ -7819,8 +8242,11 @@
     <w:pPr>
       <w:keepNext/>
       <w:keepLines/>
+      <w:numPr>
+        <w:ilvl w:val="1"/>
+        <w:numId w:val="21"/>
+      </w:numPr>
       <w:spacing w:before="360" w:line="216" w:lineRule="auto"/>
-      <w:ind w:hanging="680" w:left="680"/>
       <w:outlineLvl w:val="1"/>
     </w:pPr>
     <w:rPr>
@@ -7842,8 +8268,11 @@
     <w:pPr>
       <w:keepNext/>
       <w:keepLines/>
+      <w:numPr>
+        <w:ilvl w:val="2"/>
+        <w:numId w:val="21"/>
+      </w:numPr>
       <w:spacing w:before="360" w:line="240" w:lineRule="auto"/>
-      <w:ind w:hanging="794" w:left="794"/>
       <w:outlineLvl w:val="2"/>
     </w:pPr>
     <w:rPr>
@@ -7865,8 +8294,11 @@
     <w:pPr>
       <w:keepNext/>
       <w:keepLines/>
+      <w:numPr>
+        <w:ilvl w:val="3"/>
+        <w:numId w:val="21"/>
+      </w:numPr>
       <w:spacing w:before="360" w:line="240" w:lineRule="auto"/>
-      <w:ind w:hanging="907" w:left="907"/>
       <w:outlineLvl w:val="3"/>
     </w:pPr>
     <w:rPr>
@@ -7887,8 +8319,11 @@
     <w:pPr>
       <w:keepNext/>
       <w:keepLines/>
+      <w:numPr>
+        <w:ilvl w:val="4"/>
+        <w:numId w:val="21"/>
+      </w:numPr>
       <w:spacing w:before="240" w:line="240" w:lineRule="auto"/>
-      <w:ind w:hanging="1021" w:left="1021"/>
       <w:outlineLvl w:val="4"/>
     </w:pPr>
     <w:rPr>
@@ -7909,6 +8344,10 @@
     <w:pPr>
       <w:keepNext/>
       <w:keepLines/>
+      <w:numPr>
+        <w:ilvl w:val="5"/>
+        <w:numId w:val="21"/>
+      </w:numPr>
       <w:spacing w:after="0" w:before="40"/>
       <w:outlineLvl w:val="5"/>
     </w:pPr>
@@ -7930,6 +8369,10 @@
     <w:pPr>
       <w:keepNext/>
       <w:keepLines/>
+      <w:numPr>
+        <w:ilvl w:val="6"/>
+        <w:numId w:val="21"/>
+      </w:numPr>
       <w:spacing w:after="0" w:before="40"/>
       <w:outlineLvl w:val="6"/>
     </w:pPr>
@@ -7953,6 +8396,10 @@
     <w:pPr>
       <w:keepNext/>
       <w:keepLines/>
+      <w:numPr>
+        <w:ilvl w:val="7"/>
+        <w:numId w:val="21"/>
+      </w:numPr>
       <w:spacing w:after="0" w:before="40"/>
       <w:outlineLvl w:val="7"/>
     </w:pPr>
@@ -7976,6 +8423,10 @@
     <w:pPr>
       <w:keepNext/>
       <w:keepLines/>
+      <w:numPr>
+        <w:ilvl w:val="8"/>
+        <w:numId w:val="21"/>
+      </w:numPr>
       <w:spacing w:after="0" w:before="40"/>
       <w:outlineLvl w:val="8"/>
     </w:pPr>
@@ -8020,11 +8471,11 @@
     <w:basedOn w:val="DefaultParagraphFont"/>
     <w:link w:val="Heading1"/>
     <w:uiPriority w:val="7"/>
-    <w:rsid w:val="00584BF2"/>
+    <w:rsid w:val="00CB7F36"/>
     <w:rPr>
       <w:rFonts w:asciiTheme="majorHAnsi" w:cstheme="majorBidi" w:eastAsiaTheme="majorEastAsia" w:hAnsiTheme="majorHAnsi"/>
       <w:b/>
-      <w:color w:val="0271BB"/>
+      <w:color w:val="005CB9"/>
       <w:sz w:val="36"/>
       <w:szCs w:val="32"/>
     </w:rPr>
@@ -8037,7 +8488,7 @@
     <w:uiPriority w:val="10"/>
     <w:semiHidden/>
     <w:qFormat/>
-    <w:rsid w:val="007F0F1D"/>
+    <w:rsid w:val="00CB7F36"/>
     <w:pPr>
       <w:spacing w:after="0" w:before="600"/>
       <w:contextualSpacing/>
@@ -8047,7 +8498,7 @@
     <w:rPr>
       <w:rFonts w:asciiTheme="majorHAnsi" w:cstheme="majorBidi" w:eastAsiaTheme="majorEastAsia" w:hAnsiTheme="majorHAnsi"/>
       <w:b/>
-      <w:color w:val="3B515B"/>
+      <w:color w:val="4A5054"/>
       <w:spacing w:val="-10"/>
       <w:kern w:val="28"/>
       <w:sz w:val="44"/>
@@ -8060,11 +8511,11 @@
     <w:link w:val="Title"/>
     <w:uiPriority w:val="10"/>
     <w:semiHidden/>
-    <w:rsid w:val="007F0F1D"/>
+    <w:rsid w:val="00CB7F36"/>
     <w:rPr>
       <w:rFonts w:asciiTheme="majorHAnsi" w:cstheme="majorBidi" w:eastAsiaTheme="majorEastAsia" w:hAnsiTheme="majorHAnsi"/>
       <w:b/>
-      <w:color w:val="3B515B"/>
+      <w:color w:val="4A5054"/>
       <w:spacing w:val="-10"/>
       <w:kern w:val="28"/>
       <w:sz w:val="44"/>
@@ -8147,7 +8598,7 @@
     <w:qFormat/>
     <w:rsid w:val="00A03593"/>
     <w:rPr>
-      <w:rFonts w:ascii="TheSans UHH SemiLight Caps" w:hAnsi="TheSans UHH SemiLight Caps"/>
+      <w:rFonts w:ascii="Helvetica Neue" w:hAnsi="Helvetica Neue"/>
       <w:i w:val="0"/>
       <w:iCs/>
       <w:color w:themeColor="text1" w:themeTint="BF" w:val="5E8191"/>
@@ -8235,7 +8686,7 @@
       <w:spacing w:after="0" w:line="240" w:lineRule="auto"/>
     </w:pPr>
     <w:rPr>
-      <w:rFonts w:ascii="TheSans UHH SemiLight Caps" w:hAnsi="TheSans UHH SemiLight Caps"/>
+      <w:rFonts w:ascii="Helvetica Neue" w:hAnsi="Helvetica Neue"/>
     </w:rPr>
   </w:style>
   <w:style w:customStyle="1" w:styleId="HeaderChar" w:type="character">
@@ -8245,7 +8696,7 @@
     <w:uiPriority w:val="29"/>
     <w:rsid w:val="00125398"/>
     <w:rPr>
-      <w:rFonts w:ascii="TheSans UHH SemiLight Caps" w:hAnsi="TheSans UHH SemiLight Caps"/>
+      <w:rFonts w:ascii="Helvetica Neue" w:hAnsi="Helvetica Neue"/>
       <w:sz w:val="24"/>
     </w:rPr>
   </w:style>
@@ -8264,7 +8715,7 @@
       <w:spacing w:after="0" w:line="240" w:lineRule="auto"/>
     </w:pPr>
     <w:rPr>
-      <w:rFonts w:ascii="TheSans UHH SemiLight Caps" w:hAnsi="TheSans UHH SemiLight Caps"/>
+      <w:rFonts w:ascii="Helvetica Neue" w:hAnsi="Helvetica Neue"/>
     </w:rPr>
   </w:style>
   <w:style w:customStyle="1" w:styleId="FooterChar" w:type="character">
@@ -8274,7 +8725,7 @@
     <w:uiPriority w:val="30"/>
     <w:rsid w:val="00125398"/>
     <w:rPr>
-      <w:rFonts w:ascii="TheSans UHH SemiLight Caps" w:hAnsi="TheSans UHH SemiLight Caps"/>
+      <w:rFonts w:ascii="Helvetica Neue" w:hAnsi="Helvetica Neue"/>
       <w:sz w:val="24"/>
     </w:rPr>
   </w:style>
@@ -10878,14 +11329,14 @@
         <a:srgbClr val="80B8DD"/>
       </a:folHlink>
     </a:clrScheme>
-    <a:fontScheme name="UHH">
+    <a:fontScheme name="Guardant Health">
       <a:majorFont>
-        <a:latin typeface="TheSans UHH Bold Caps"/>
+        <a:latin typeface="Helvetica Neue"/>
         <a:ea typeface=""/>
         <a:cs typeface=""/>
       </a:majorFont>
       <a:minorFont>
-        <a:latin typeface="TheSans UHH"/>
+        <a:latin typeface="Helvetica Neue"/>
         <a:ea typeface=""/>
         <a:cs typeface=""/>
       </a:minorFont>
